--- a/assets/anchit-tandon-freelance-resume.docx
+++ b/assets/anchit-tandon-freelance-resume.docx
@@ -3,426 +3,221 @@
 <w:document xmlns:wpc="http://schemas.microsoft.com/office/word/2010/wordprocessingCanvas" xmlns:mo="http://schemas.microsoft.com/office/mac/office/2008/main" xmlns:mc="http://schemas.openxmlformats.org/markup-compatibility/2006" xmlns:mv="urn:schemas-microsoft-com:mac:vml" xmlns:o="urn:schemas-microsoft-com:office:office" xmlns:r="http://schemas.openxmlformats.org/officeDocument/2006/relationships" xmlns:m="http://schemas.openxmlformats.org/officeDocument/2006/math" xmlns:v="urn:schemas-microsoft-com:vml" xmlns:wp14="http://schemas.microsoft.com/office/word/2010/wordprocessingDrawing" xmlns:wp="http://schemas.openxmlformats.org/drawingml/2006/wordprocessingDrawing" xmlns:w10="urn:schemas-microsoft-com:office:word" xmlns:w="http://schemas.openxmlformats.org/wordprocessingml/2006/main" xmlns:w14="http://schemas.microsoft.com/office/word/2010/wordml" xmlns:wpg="http://schemas.microsoft.com/office/word/2010/wordprocessingGroup" xmlns:wpi="http://schemas.microsoft.com/office/word/2010/wordprocessingInk" xmlns:wne="http://schemas.microsoft.com/office/word/2006/wordml" xmlns:wps="http://schemas.microsoft.com/office/word/2010/wordprocessingShape" mc:Ignorable="w14 wp14">
   <w:body>
     <w:p>
-      <w:pPr>
-        <w:pStyle w:val="Title"/>
-      </w:pPr>
       <w:r>
-        <w:t>Anchit Tandon</w:t>
+        <w:rPr>
+          <w:b/>
+          <w:color w:val="19302B"/>
+          <w:sz w:val="36"/>
+        </w:rPr>
+        <w:t>ANCHIT TANDON</w:t>
+      </w:r>
+    </w:p>
+    <w:p>
+      <w:r>
+        <w:t>Building Parwah  |  Product, AI &amp; Growth Consulting</w:t>
+      </w:r>
+    </w:p>
+    <w:p>
+      <w:r>
+        <w:t>Delhi, India  |  anchit.tandon@gmail.com  |  linkedin.com/in/anchit-tandon  |  anchit-tandon.com</w:t>
+      </w:r>
+    </w:p>
+    <w:p>
+      <w:r>
+        <w:rPr>
+          <w:b/>
+          <w:color w:val="1B5048"/>
+          <w:sz w:val="20"/>
+        </w:rPr>
+        <w:t>PROFILE</w:t>
       </w:r>
     </w:p>
     <w:p>
       <w:pPr>
-        <w:pStyle w:val="Subtitle"/>
+        <w:ind w:left="144"/>
       </w:pPr>
       <w:r>
-        <w:t>Technical Product and Growth Builder</w:t>
+        <w:t>Building Parwah, a family care product for India with parents at the centre. Engineer turned product and growth builder with experience across consumer platforms, subscriptions, D2C ecommerce and AI workflows. Taking select consulting engagements alongside Parwah.</w:t>
       </w:r>
     </w:p>
     <w:p>
       <w:r>
-        <w:t>Delhi, India | +91 9873945238 | anchit.tandon@gmail.com</w:t>
-      </w:r>
-    </w:p>
-    <w:p>
-      <w:r>
-        <w:t>anchit-tandon.com/freelancer | linkedin.com/in/anchit-tandon</w:t>
+        <w:rPr>
+          <w:b/>
+          <w:color w:val="1B5048"/>
+          <w:sz w:val="20"/>
+        </w:rPr>
+        <w:t>CURRENT PROJECT</w:t>
       </w:r>
     </w:p>
     <w:p>
       <w:pPr>
-        <w:pStyle w:val="Heading1"/>
-      </w:pPr>
-      <w:r>
-        <w:t>Profile</w:t>
-      </w:r>
-    </w:p>
-    <w:p>
-      <w:r>
-        <w:t>Engineer turned product leader with experience across consumer platforms, subscriptions, sales operations and international ecommerce. Connects problem definition, customer journeys, AI-assisted development and experimentation to deliver useful products and improve conversion, retention and operational efficiency. Available for freelance builds and fractional product and growth engagements.</w:t>
-      </w:r>
-    </w:p>
-    <w:p>
-      <w:pPr>
-        <w:pStyle w:val="Heading1"/>
-      </w:pPr>
-      <w:r>
-        <w:t>Core capabilities</w:t>
-      </w:r>
-    </w:p>
-    <w:p>
-      <w:r>
-        <w:t>Product discovery and prioritisation • Customer journeys and conversion funnels • AI workflows and internal tools • Web MVPs • Subscription monetisation • Lifecycle and retention • Analytics and experimentation • Cross-functional delivery</w:t>
-      </w:r>
-    </w:p>
-    <w:p>
-      <w:pPr>
-        <w:pStyle w:val="Heading1"/>
-      </w:pPr>
-      <w:r>
-        <w:t>Professional experience</w:t>
-      </w:r>
-    </w:p>
-    <w:p>
-      <w:pPr>
-        <w:keepNext/>
+        <w:ind w:left="144"/>
       </w:pPr>
       <w:r>
         <w:rPr>
           <w:b/>
         </w:rPr>
-        <w:t>Vahdam India — Assistant General Manager, Product Management</w:t>
-      </w:r>
-      <w:r>
-        <w:t xml:space="preserve"> | 2026</w:t>
+        <w:t>Parwah | Solo product builder | Sep 2026–present</w:t>
       </w:r>
     </w:p>
     <w:p>
       <w:pPr>
-        <w:pStyle w:val="ListBullet"/>
-        <w:spacing w:after="80"/>
+        <w:ind w:left="144"/>
       </w:pPr>
       <w:r>
-        <w:t>Led D2C product and growth work across US, UK and global markets, covering customer experience, product performance and revenue optimisation.</w:t>
+        <w:t>Building the product, design and parent-controlled consent model. The marketing site, interactive two-phone demo and beta app are live; the product is pre-launch.</w:t>
+      </w:r>
+    </w:p>
+    <w:p>
+      <w:r>
+        <w:rPr>
+          <w:b/>
+          <w:color w:val="1B5048"/>
+          <w:sz w:val="20"/>
+        </w:rPr>
+        <w:t>PROFESSIONAL EXPERIENCE</w:t>
       </w:r>
     </w:p>
     <w:p>
       <w:pPr>
-        <w:pStyle w:val="ListBullet"/>
-        <w:spacing w:after="80"/>
-      </w:pPr>
-      <w:r>
-        <w:t>Designed and executed product and CRM experiments, including lifecycle campaigns through Klaviyo and WebEngage and customer-rating improvement initiatives.</w:t>
-      </w:r>
-    </w:p>
-    <w:p>
-      <w:pPr>
-        <w:keepNext/>
+        <w:ind w:left="144"/>
       </w:pPr>
       <w:r>
         <w:rPr>
           <w:b/>
         </w:rPr>
-        <w:t>Times Internet</w:t>
-      </w:r>
-      <w:r>
-        <w:t xml:space="preserve"> | Jun 2022 – Apr 2026</w:t>
-      </w:r>
-    </w:p>
-    <w:p>
-      <w:r>
-        <w:t>Senior Product Manager | Apr 2025 – Apr 2026</w:t>
-        <w:br/>
-        <w:t>Product Manager | Oct 2023 – Mar 2025</w:t>
-        <w:br/>
-        <w:t>Associate Product Manager | Jun 2022 – Oct 2023</w:t>
+        <w:t>Vahdam India | AGM, Product Management &amp; D2C Growth | Apr–Sep 2026</w:t>
       </w:r>
     </w:p>
     <w:p>
       <w:pPr>
-        <w:pStyle w:val="Heading2"/>
+        <w:ind w:left="144"/>
       </w:pPr>
       <w:r>
-        <w:t>Assisted conversion and subscriptions</w:t>
+        <w:t>Worked across US, UK and global D2C markets on customer experience, growth and lifecycle initiatives. Developed a retention workflow connecting analytics, segmentation, planning and mailer generation; contributed to increased UK marketing revenue.</w:t>
       </w:r>
     </w:p>
     <w:p>
       <w:pPr>
-        <w:pStyle w:val="ListBullet"/>
-        <w:spacing w:after="80"/>
-      </w:pPr>
-      <w:r>
-        <w:t>Scaled Economic Times assisted-sales monthly revenue from INR 15 lakh to INR 80 lakh through funnel redesign and continuous experimentation; delivered 400%+ ROI within six months for ET Prime’s structured assisted-conversion funnel.</w:t>
-      </w:r>
-    </w:p>
-    <w:p>
-      <w:pPr>
-        <w:pStyle w:val="ListBullet"/>
-        <w:spacing w:after="80"/>
-      </w:pPr>
-      <w:r>
-        <w:t>Built AI TeleSuite for call transcription, quality scoring and pitch assistance to support conversion consistency across high-intent traffic.</w:t>
-      </w:r>
-    </w:p>
-    <w:p>
-      <w:pPr>
-        <w:pStyle w:val="ListBullet"/>
-        <w:spacing w:after="80"/>
-      </w:pPr>
-      <w:r>
-        <w:t>Introduced Assisted Buying features, increasing qualified leads from approximately 30 to 150+ per day; improved subscriber retention by 10% through onboarding and engagement experiments.</w:t>
-      </w:r>
-    </w:p>
-    <w:p>
-      <w:pPr>
-        <w:pStyle w:val="Heading2"/>
-      </w:pPr>
-      <w:r>
-        <w:t>Consumer platforms and new product launches</w:t>
-      </w:r>
-    </w:p>
-    <w:p>
-      <w:pPr>
-        <w:pStyle w:val="ListBullet"/>
-        <w:spacing w:after="80"/>
-      </w:pPr>
-      <w:r>
-        <w:t>Led the ET Markets web and mobile-web revamp, improving engagement by 27% and unlocking INR 3 crore+ in incremental annual revenue.</w:t>
-      </w:r>
-    </w:p>
-    <w:p>
-      <w:pPr>
-        <w:pStyle w:val="ListBullet"/>
-        <w:spacing w:after="80"/>
-      </w:pPr>
-      <w:r>
-        <w:t>Revamped ET Markets Android and iOS apps, increasing daily active users by 25% and average session duration by 15%.</w:t>
-      </w:r>
-    </w:p>
-    <w:p>
-      <w:pPr>
-        <w:pStyle w:val="ListBullet"/>
-        <w:spacing w:after="80"/>
-      </w:pPr>
-      <w:r>
-        <w:t>Launched paid wellness subscriptions for Times Health Plus and led discovery, registration and acquisition journeys for the Times Internet Half Marathon.</w:t>
-      </w:r>
-    </w:p>
-    <w:p>
-      <w:r>
-        <w:br w:type="page"/>
-      </w:r>
-    </w:p>
-    <w:p>
-      <w:pPr>
-        <w:pStyle w:val="Heading1"/>
-      </w:pPr>
-      <w:r>
-        <w:t>Anchit Tandon</w:t>
-      </w:r>
-    </w:p>
-    <w:p>
-      <w:r>
-        <w:t>Technical Product and Growth Builder | anchit.tandon@gmail.com</w:t>
-      </w:r>
-    </w:p>
-    <w:p>
-      <w:pPr>
-        <w:pStyle w:val="Heading1"/>
-      </w:pPr>
-      <w:r>
-        <w:t>Earlier experience</w:t>
-      </w:r>
-    </w:p>
-    <w:p>
-      <w:pPr>
-        <w:keepNext/>
+        <w:ind w:left="144"/>
       </w:pPr>
       <w:r>
         <w:rPr>
           <w:b/>
         </w:rPr>
-        <w:t>Citymall — Software Engineer</w:t>
-      </w:r>
-      <w:r>
-        <w:t xml:space="preserve"> | Mar 2022 – Jun 2022</w:t>
+        <w:t>Times Internet | APM → PM → Senior PM | Jun 2022–Apr 2026</w:t>
       </w:r>
     </w:p>
     <w:p>
       <w:pPr>
-        <w:pStyle w:val="ListBullet"/>
-        <w:spacing w:after="80"/>
+        <w:ind w:left="144"/>
       </w:pPr>
       <w:r>
-        <w:t>Supported data pipelines and backend systems for consumer commerce platforms.</w:t>
+        <w:t>Scaled ET Prime assisted-sales monthly revenue from ₹15L to ₹80L and built an AI telesuite for call quality and conversion support. The assisted conversion funnel delivered 400%+ ROI within six months.</w:t>
       </w:r>
     </w:p>
     <w:p>
       <w:pPr>
-        <w:keepNext/>
+        <w:ind w:left="144"/>
+      </w:pPr>
+      <w:r>
+        <w:t>Led ET Markets web and mobile product improvements: +27% engagement, +25% mobile DAU and ₹3Cr+ incremental annual revenue. Launched paid Times Health+ subscriptions and helped launch the 2026 Times Internet Delhi Half Marathon for 15,000+ participants.</w:t>
+      </w:r>
+    </w:p>
+    <w:p>
+      <w:pPr>
+        <w:ind w:left="144"/>
       </w:pPr>
       <w:r>
         <w:rPr>
           <w:b/>
         </w:rPr>
-        <w:t>Tuple Technologies — Software Engineer</w:t>
-      </w:r>
-      <w:r>
-        <w:t xml:space="preserve"> | Apr 2020 – Mar 2022</w:t>
+        <w:t>Citymall | Software Engineer | 2022 — Consumer commerce backend and data pipelines.</w:t>
       </w:r>
     </w:p>
     <w:p>
       <w:pPr>
-        <w:pStyle w:val="ListBullet"/>
-        <w:spacing w:after="80"/>
-      </w:pPr>
-      <w:r>
-        <w:t>Built and scaled backend services for consumer-facing applications.</w:t>
-      </w:r>
-    </w:p>
-    <w:p>
-      <w:pPr>
-        <w:pStyle w:val="ListBullet"/>
-        <w:spacing w:after="80"/>
-      </w:pPr>
-      <w:r>
-        <w:t>Owned an early live sports commentary product, connecting product decisions with technical delivery.</w:t>
-      </w:r>
-    </w:p>
-    <w:p>
-      <w:pPr>
-        <w:pStyle w:val="Heading1"/>
-      </w:pPr>
-      <w:r>
-        <w:t>Selected independent product builds</w:t>
-      </w:r>
-    </w:p>
-    <w:p>
-      <w:r>
-        <w:t>AI-assisted development across personal products and prototypes, with scope spanning product design, application workflows and integrations.</w:t>
-      </w:r>
-    </w:p>
-    <w:p>
-      <w:pPr>
-        <w:pStyle w:val="Heading2"/>
-      </w:pPr>
-      <w:r>
-        <w:t>Third Eye — Personal AI assistant</w:t>
-      </w:r>
-    </w:p>
-    <w:p>
-      <w:pPr>
-        <w:pStyle w:val="ListBullet"/>
-        <w:spacing w:after="80"/>
-      </w:pPr>
-      <w:r>
-        <w:t>Built a Next.js and Supabase application with tool calling, memory, tasks and Google integration, exploring how a personal assistant can connect information with actions.</w:t>
-      </w:r>
-    </w:p>
-    <w:p>
-      <w:pPr>
-        <w:pStyle w:val="Heading2"/>
-      </w:pPr>
-      <w:r>
-        <w:t>Lifecycle OS — Marketing workflow application</w:t>
-      </w:r>
-    </w:p>
-    <w:p>
-      <w:pPr>
-        <w:pStyle w:val="ListBullet"/>
-        <w:spacing w:after="80"/>
-      </w:pPr>
-      <w:r>
-        <w:t>Developed multi-brand workspace and campaign workflows, including publishing and dispatch code. Focused on connecting planning, content and operational execution.</w:t>
-      </w:r>
-    </w:p>
-    <w:p>
-      <w:pPr>
-        <w:pStyle w:val="Heading2"/>
-      </w:pPr>
-      <w:r>
-        <w:t>Parwah — Family coordination and care</w:t>
-      </w:r>
-    </w:p>
-    <w:p>
-      <w:pPr>
-        <w:pStyle w:val="ListBullet"/>
-        <w:spacing w:after="80"/>
-      </w:pPr>
-      <w:r>
-        <w:t>Designed and built workflows for shared memory, care requests, reminders and family coordination, with permission-aware product requirements.</w:t>
-      </w:r>
-    </w:p>
-    <w:p>
-      <w:pPr>
-        <w:pStyle w:val="Heading2"/>
-      </w:pPr>
-      <w:r>
-        <w:t>The Passion Table — Subscription and ordering product</w:t>
-      </w:r>
-    </w:p>
-    <w:p>
-      <w:pPr>
-        <w:pStyle w:val="ListBullet"/>
-        <w:spacing w:after="80"/>
-      </w:pPr>
-      <w:r>
-        <w:t>Developed subscription, ordering and operational workflows for a food-service concept, including a test-mode payment journey. Independent product in development.</w:t>
-      </w:r>
-    </w:p>
-    <w:p>
-      <w:pPr>
-        <w:pStyle w:val="Heading1"/>
-      </w:pPr>
-      <w:r>
-        <w:t>Engagement focus</w:t>
-      </w:r>
-    </w:p>
-    <w:p>
-      <w:pPr>
-        <w:pStyle w:val="ListBullet"/>
-        <w:spacing w:after="80"/>
-      </w:pPr>
-      <w:r>
-        <w:t>AI workflows and internal tools: call review, knowledge assistants, reporting dashboards and scoped integrations with human review.</w:t>
-      </w:r>
-    </w:p>
-    <w:p>
-      <w:pPr>
-        <w:pStyle w:val="ListBullet"/>
-        <w:spacing w:after="80"/>
-      </w:pPr>
-      <w:r>
-        <w:t>Conversion-focused websites: offer clarity, enquiry or purchase journeys, integrations and measurement.</w:t>
-      </w:r>
-    </w:p>
-    <w:p>
-      <w:pPr>
-        <w:pStyle w:val="ListBullet"/>
-        <w:spacing w:after="80"/>
-      </w:pPr>
-      <w:r>
-        <w:t>Fractional product and growth: prioritisation, launches, conversion experiments and subscription or ecommerce retention.</w:t>
-      </w:r>
-    </w:p>
-    <w:p>
-      <w:pPr>
-        <w:pStyle w:val="ListBullet"/>
-        <w:spacing w:after="80"/>
-      </w:pPr>
-      <w:r>
-        <w:t>Focused web MVPs: one core customer journey, agreed acceptance criteria and a usable handover.</w:t>
-      </w:r>
-    </w:p>
-    <w:p>
-      <w:pPr>
-        <w:pStyle w:val="Heading1"/>
-      </w:pPr>
-      <w:r>
-        <w:t>Education</w:t>
-      </w:r>
-    </w:p>
-    <w:p>
-      <w:pPr>
-        <w:keepNext/>
+        <w:ind w:left="144"/>
       </w:pPr>
       <w:r>
         <w:rPr>
           <w:b/>
         </w:rPr>
-        <w:t>B.Tech in Computer Science and Engineering</w:t>
-      </w:r>
-      <w:r>
-        <w:t xml:space="preserve"> | 2016 – 2020</w:t>
+        <w:t>Tuple Technologies | Software Engineer | 2020–2022 — Backend services and live sports product ownership.</w:t>
       </w:r>
     </w:p>
     <w:p>
       <w:r>
-        <w:t>Vellore Institute of Technology, Vellore</w:t>
+        <w:rPr>
+          <w:b/>
+          <w:color w:val="1B5048"/>
+          <w:sz w:val="20"/>
+        </w:rPr>
+        <w:t>SELECTED INDEPENDENT BUILDS</w:t>
+      </w:r>
+    </w:p>
+    <w:p>
+      <w:pPr>
+        <w:ind w:left="144"/>
+      </w:pPr>
+      <w:r>
+        <w:t>Lifecycle OS — Customer lifecycle and retention planning workflows.</w:t>
+      </w:r>
+    </w:p>
+    <w:p>
+      <w:pPr>
+        <w:ind w:left="144"/>
+      </w:pPr>
+      <w:r>
+        <w:t>The Third Eye — Context-aware AI assistant with memory, tasks and voice.</w:t>
+      </w:r>
+    </w:p>
+    <w:p>
+      <w:pPr>
+        <w:ind w:left="144"/>
+      </w:pPr>
+      <w:r>
+        <w:t>Hey Yaara — Voice-first companion designed for older adults.</w:t>
+      </w:r>
+    </w:p>
+    <w:p>
+      <w:pPr>
+        <w:ind w:left="144"/>
+      </w:pPr>
+      <w:r>
+        <w:t>MusicGenAI — Text-to-music product with inspectable generation steps.</w:t>
+      </w:r>
+    </w:p>
+    <w:p>
+      <w:r>
+        <w:rPr>
+          <w:b/>
+          <w:color w:val="1B5048"/>
+          <w:sz w:val="20"/>
+        </w:rPr>
+        <w:t>SKILLS &amp; EDUCATION</w:t>
+      </w:r>
+    </w:p>
+    <w:p>
+      <w:pPr>
+        <w:ind w:left="144"/>
+      </w:pPr>
+      <w:r>
+        <w:t>Product strategy, growth funnels, subscription monetisation, lifecycle and retention, experimentation, AI workflows, React, TypeScript, Python, SQL, Shopify, Klaviyo and WebEngage.</w:t>
+      </w:r>
+    </w:p>
+    <w:p>
+      <w:pPr>
+        <w:ind w:left="144"/>
+      </w:pPr>
+      <w:r>
+        <w:t>B.Tech, Computer Science &amp; Engineering | VIT Vellore | 2016–2020</w:t>
       </w:r>
     </w:p>
     <w:sectPr>
-      <w:pgSz w:w="11909" w:h="16834"/>
-      <w:pgMar w:top="893" w:right="1008" w:bottom="864" w:left="1008" w:header="720" w:footer="720" w:gutter="0"/>
+      <w:pgSz w:w="12240" w:h="15840"/>
+      <w:pgMar w:top="936" w:right="1800" w:bottom="864" w:left="1800" w:header="720" w:footer="720" w:gutter="0"/>
       <w:cols w:space="720"/>
       <w:docGrid w:linePitch="360"/>
     </w:sectPr>
@@ -794,12 +589,11 @@
     <w:qFormat/>
     <w:rsid w:val="00FC693F"/>
     <w:pPr>
-      <w:spacing w:after="100" w:line="259" w:lineRule="auto"/>
+      <w:spacing w:after="100"/>
     </w:pPr>
     <w:rPr>
-      <w:rFonts w:ascii="Arial" w:hAnsi="Arial"/>
-      <w:color w:val="000000"/>
-      <w:sz w:val="21"/>
+      <w:rFonts w:ascii="Aptos" w:hAnsi="Aptos"/>
+      <w:sz w:val="18"/>
     </w:rPr>
   </w:style>
   <w:style w:type="paragraph" w:styleId="Header">
@@ -857,15 +651,15 @@
     <w:pPr>
       <w:keepNext/>
       <w:keepLines/>
-      <w:spacing w:before="240" w:after="100"/>
+      <w:spacing w:before="480" w:after="0"/>
       <w:outlineLvl w:val="0"/>
     </w:pPr>
     <w:rPr>
-      <w:rFonts w:asciiTheme="majorHAnsi" w:eastAsiaTheme="majorEastAsia" w:hAnsiTheme="majorHAnsi" w:cstheme="majorBidi" w:ascii="Arial" w:hAnsi="Arial"/>
+      <w:rFonts w:asciiTheme="majorHAnsi" w:eastAsiaTheme="majorEastAsia" w:hAnsiTheme="majorHAnsi" w:cstheme="majorBidi"/>
       <w:b/>
       <w:bCs/>
-      <w:color w:val="000000"/>
-      <w:sz w:val="24"/>
+      <w:color w:val="365F91" w:themeColor="accent1" w:themeShade="BF"/>
+      <w:sz w:val="28"/>
       <w:szCs w:val="28"/>
     </w:rPr>
   </w:style>
@@ -881,15 +675,15 @@
     <w:pPr>
       <w:keepNext/>
       <w:keepLines/>
-      <w:spacing w:before="140" w:after="100"/>
+      <w:spacing w:before="200" w:after="0"/>
       <w:outlineLvl w:val="1"/>
     </w:pPr>
     <w:rPr>
-      <w:rFonts w:asciiTheme="majorHAnsi" w:eastAsiaTheme="majorEastAsia" w:hAnsiTheme="majorHAnsi" w:cstheme="majorBidi" w:ascii="Arial" w:hAnsi="Arial"/>
+      <w:rFonts w:asciiTheme="majorHAnsi" w:eastAsiaTheme="majorEastAsia" w:hAnsiTheme="majorHAnsi" w:cstheme="majorBidi"/>
       <w:b/>
       <w:bCs/>
-      <w:color w:val="000000"/>
-      <w:sz w:val="22"/>
+      <w:color w:val="4F81BD" w:themeColor="accent1"/>
+      <w:sz w:val="26"/>
       <w:szCs w:val="26"/>
     </w:rPr>
   </w:style>
@@ -1143,13 +937,15 @@
     <w:qFormat/>
     <w:rsid w:val="00FC693F"/>
     <w:pPr>
-      <w:spacing w:after="100" w:line="240" w:lineRule="auto"/>
+      <w:pBdr>
+        <w:bottom w:val="single" w:sz="8" w:space="4" w:color="4F81BD" w:themeColor="accent1"/>
+      </w:pBdr>
+      <w:spacing w:after="300" w:line="240" w:lineRule="auto"/>
       <w:contextualSpacing/>
     </w:pPr>
     <w:rPr>
-      <w:rFonts w:asciiTheme="majorHAnsi" w:eastAsiaTheme="majorEastAsia" w:hAnsiTheme="majorHAnsi" w:cstheme="majorBidi" w:ascii="Arial" w:hAnsi="Arial"/>
-      <w:b/>
-      <w:color w:val="000000"/>
+      <w:rFonts w:asciiTheme="majorHAnsi" w:eastAsiaTheme="majorEastAsia" w:hAnsiTheme="majorHAnsi" w:cstheme="majorBidi"/>
+      <w:color w:val="17365D" w:themeColor="text2" w:themeShade="BF"/>
       <w:spacing w:val="5"/>
       <w:kern w:val="28"/>
       <w:sz w:val="52"/>
@@ -1183,15 +979,14 @@
       <w:numPr>
         <w:ilvl w:val="1"/>
       </w:numPr>
-      <w:spacing w:after="100"/>
     </w:pPr>
     <w:rPr>
-      <w:rFonts w:asciiTheme="majorHAnsi" w:eastAsiaTheme="majorEastAsia" w:hAnsiTheme="majorHAnsi" w:cstheme="majorBidi" w:ascii="Arial" w:hAnsi="Arial"/>
+      <w:rFonts w:asciiTheme="majorHAnsi" w:eastAsiaTheme="majorEastAsia" w:hAnsiTheme="majorHAnsi" w:cstheme="majorBidi"/>
       <w:i/>
       <w:iCs/>
-      <w:color w:val="000000"/>
+      <w:color w:val="4F81BD" w:themeColor="accent1"/>
       <w:spacing w:val="15"/>
-      <w:sz w:val="21"/>
+      <w:sz w:val="24"/>
       <w:szCs w:val="24"/>
     </w:rPr>
   </w:style>
@@ -1327,14 +1122,8 @@
       <w:numPr>
         <w:numId w:val="1"/>
       </w:numPr>
-      <w:spacing w:after="100"/>
       <w:contextualSpacing/>
     </w:pPr>
-    <w:rPr>
-      <w:rFonts w:ascii="Arial" w:hAnsi="Arial"/>
-      <w:color w:val="000000"/>
-      <w:sz w:val="21"/>
-    </w:rPr>
   </w:style>
   <w:style w:type="paragraph" w:styleId="ListBullet2">
     <w:name w:val="List Bullet 2"/>
@@ -1635,6 +1424,9 @@
     <w:qFormat/>
     <w:rsid w:val="00FC693F"/>
     <w:pPr>
+      <w:pBdr>
+        <w:bottom w:val="single" w:sz="4" w:space="4" w:color="4F81BD" w:themeColor="accent1"/>
+      </w:pBdr>
       <w:spacing w:before="200" w:after="280"/>
       <w:ind w:left="936" w:right="936"/>
     </w:pPr>

--- a/assets/anchit-tandon-freelance-resume.docx
+++ b/assets/anchit-tandon-freelance-resume.docx
@@ -66,7 +66,7 @@
         <w:ind w:left="144"/>
       </w:pPr>
       <w:r>
-        <w:t>Building the product, design and parent-controlled consent model. The marketing site, interactive two-phone demo and beta app are live; the product is pre-launch.</w:t>
+        <w:t>Building the product, design and parent-controlled consent model. Parwah is a live, working website that I am continuing to improve.</w:t>
       </w:r>
     </w:p>
     <w:p>

--- a/assets/anchit-tandon-freelance-resume.docx
+++ b/assets/anchit-tandon-freelance-resume.docx
@@ -9,17 +9,22 @@
           <w:color w:val="19302B"/>
           <w:sz w:val="36"/>
         </w:rPr>
-        <w:t>ANCHIT TANDON</w:t>
+        <w:t xml:space="preserve">ANCHIT TANDON</w:t>
       </w:r>
     </w:p>
     <w:p>
       <w:r>
-        <w:t>Building Parwah  |  Product, AI &amp; Growth Consulting</w:t>
+        <w:t xml:space="preserve">Technical Product and Growth Builder</w:t>
       </w:r>
     </w:p>
     <w:p>
       <w:r>
-        <w:t>Delhi, India  |  anchit.tandon@gmail.com  |  linkedin.com/in/anchit-tandon  |  anchit-tandon.com</w:t>
+        <w:t xml:space="preserve">Delhi, India  |  +91 9873945238  |  anchit.tandon@gmail.com</w:t>
+      </w:r>
+    </w:p>
+    <w:p>
+      <w:r>
+        <w:t xml:space="preserve">anchit-tandon.com/freelancer  |  linkedin.com/in/anchit-tandon</w:t>
       </w:r>
     </w:p>
     <w:p>
@@ -29,7 +34,7 @@
           <w:color w:val="1B5048"/>
           <w:sz w:val="20"/>
         </w:rPr>
-        <w:t>PROFILE</w:t>
+        <w:t xml:space="preserve">PROFILE</w:t>
       </w:r>
     </w:p>
     <w:p>
@@ -37,7 +42,7 @@
         <w:ind w:left="144"/>
       </w:pPr>
       <w:r>
-        <w:t>Building Parwah, a family care product for India with parents at the centre. Engineer turned product and growth builder with experience across consumer platforms, subscriptions, D2C ecommerce and AI workflows. Taking select consulting engagements alongside Parwah.</w:t>
+        <w:t xml:space="preserve">Engineer turned product leader with experience across consumer platforms, subscriptions, sales operations and international ecommerce. Connects problem definition, customer journeys, AI-assisted development and experimentation to deliver useful products and improve conversion, retention and operational efficiency. Available for freelance builds and fractional product and growth engagements.</w:t>
       </w:r>
     </w:p>
     <w:p>
@@ -47,7 +52,25 @@
           <w:color w:val="1B5048"/>
           <w:sz w:val="20"/>
         </w:rPr>
-        <w:t>CURRENT PROJECT</w:t>
+        <w:t xml:space="preserve">CORE CAPABILITIES</w:t>
+      </w:r>
+    </w:p>
+    <w:p>
+      <w:pPr>
+        <w:ind w:left="144"/>
+      </w:pPr>
+      <w:r>
+        <w:t xml:space="preserve">Product discovery and prioritisation • Customer journeys and conversion funnels • AI workflows and internal tools • Web MVPs • Subscription monetisation • Lifecycle and retention • Analytics and experimentation • Cross-functional delivery</w:t>
+      </w:r>
+    </w:p>
+    <w:p>
+      <w:r>
+        <w:rPr>
+          <w:b/>
+          <w:color w:val="1B5048"/>
+          <w:sz w:val="20"/>
+        </w:rPr>
+        <w:t xml:space="preserve">PROFESSIONAL EXPERIENCE</w:t>
       </w:r>
     </w:p>
     <w:p>
@@ -58,25 +81,23 @@
         <w:rPr>
           <w:b/>
         </w:rPr>
-        <w:t>Parwah | Solo product builder | Sep 2026–present</w:t>
+        <w:t xml:space="preserve">Vahdam India — Assistant General Manager, Product Management  |  2026</w:t>
       </w:r>
     </w:p>
     <w:p>
       <w:pPr>
-        <w:ind w:left="144"/>
+        <w:ind w:left="360"/>
       </w:pPr>
       <w:r>
-        <w:t>Building the product, design and parent-controlled consent model. Parwah is a live, working website that I am continuing to improve.</w:t>
+        <w:t xml:space="preserve">•  Led D2C product and growth work across US, UK and global markets, covering customer experience, product performance and revenue optimisation.</w:t>
       </w:r>
     </w:p>
     <w:p>
+      <w:pPr>
+        <w:ind w:left="360"/>
+      </w:pPr>
       <w:r>
-        <w:rPr>
-          <w:b/>
-          <w:color w:val="1B5048"/>
-          <w:sz w:val="20"/>
-        </w:rPr>
-        <w:t>PROFESSIONAL EXPERIENCE</w:t>
+        <w:t xml:space="preserve">•  Designed and executed product and CRM experiments, including lifecycle campaigns through Klaviyo and WebEngage and customer-rating improvement initiatives.</w:t>
       </w:r>
     </w:p>
     <w:p>
@@ -87,7 +108,7 @@
         <w:rPr>
           <w:b/>
         </w:rPr>
-        <w:t>Vahdam India | AGM, Product Management &amp; D2C Growth | Apr–Sep 2026</w:t>
+        <w:t xml:space="preserve">Times Internet  |  Jun 2022 – Apr 2026</w:t>
       </w:r>
     </w:p>
     <w:p>
@@ -95,7 +116,23 @@
         <w:ind w:left="144"/>
       </w:pPr>
       <w:r>
-        <w:t>Worked across US, UK and global D2C markets on customer experience, growth and lifecycle initiatives. Developed a retention workflow connecting analytics, segmentation, planning and mailer generation; contributed to increased UK marketing revenue.</w:t>
+        <w:t xml:space="preserve">Senior Product Manager  |  Apr 2025 – Apr 2026</w:t>
+      </w:r>
+    </w:p>
+    <w:p>
+      <w:pPr>
+        <w:ind w:left="144"/>
+      </w:pPr>
+      <w:r>
+        <w:t xml:space="preserve">Product Manager  |  Oct 2023 – Mar 2025</w:t>
+      </w:r>
+    </w:p>
+    <w:p>
+      <w:pPr>
+        <w:ind w:left="144"/>
+      </w:pPr>
+      <w:r>
+        <w:t xml:space="preserve">Associate Product Manager  |  Jun 2022 – Oct 2023</w:t>
       </w:r>
     </w:p>
     <w:p>
@@ -106,23 +143,31 @@
         <w:rPr>
           <w:b/>
         </w:rPr>
-        <w:t>Times Internet | APM → PM → Senior PM | Jun 2022–Apr 2026</w:t>
+        <w:t xml:space="preserve">Assisted conversion and subscriptions</w:t>
       </w:r>
     </w:p>
     <w:p>
       <w:pPr>
-        <w:ind w:left="144"/>
+        <w:ind w:left="360"/>
       </w:pPr>
       <w:r>
-        <w:t>Scaled ET Prime assisted-sales monthly revenue from ₹15L to ₹80L and built an AI telesuite for call quality and conversion support. The assisted conversion funnel delivered 400%+ ROI within six months.</w:t>
+        <w:t xml:space="preserve">•  Scaled Economic Times assisted-sales monthly revenue from INR 15 lakh to INR 80 lakh through funnel redesign and continuous experimentation; delivered 400%+ ROI within six months for ET Prime’s structured assisted-conversion funnel.</w:t>
       </w:r>
     </w:p>
     <w:p>
       <w:pPr>
-        <w:ind w:left="144"/>
+        <w:ind w:left="360"/>
       </w:pPr>
       <w:r>
-        <w:t>Led ET Markets web and mobile product improvements: +27% engagement, +25% mobile DAU and ₹3Cr+ incremental annual revenue. Launched paid Times Health+ subscriptions and helped launch the 2026 Times Internet Delhi Half Marathon for 15,000+ participants.</w:t>
+        <w:t xml:space="preserve">•  Built AI TeleSuite for call transcription, quality scoring and pitch assistance to support conversion consistency across high-intent traffic.</w:t>
+      </w:r>
+    </w:p>
+    <w:p>
+      <w:pPr>
+        <w:ind w:left="360"/>
+      </w:pPr>
+      <w:r>
+        <w:t xml:space="preserve">•  Introduced Assisted Buying features, increasing qualified leads from approximately 30 to 150+ per day; improved subscriber retention by 10% through onboarding and engagement experiments.</w:t>
       </w:r>
     </w:p>
     <w:p>
@@ -133,7 +178,41 @@
         <w:rPr>
           <w:b/>
         </w:rPr>
-        <w:t>Citymall | Software Engineer | 2022 — Consumer commerce backend and data pipelines.</w:t>
+        <w:t xml:space="preserve">Consumer platforms and new product launches</w:t>
+      </w:r>
+    </w:p>
+    <w:p>
+      <w:pPr>
+        <w:ind w:left="360"/>
+      </w:pPr>
+      <w:r>
+        <w:t xml:space="preserve">•  Led the ET Markets web and mobile-web revamp, improving engagement by 27% and unlocking INR 3 crore+ in incremental annual revenue.</w:t>
+      </w:r>
+    </w:p>
+    <w:p>
+      <w:pPr>
+        <w:ind w:left="360"/>
+      </w:pPr>
+      <w:r>
+        <w:t xml:space="preserve">•  Revamped ET Markets Android and iOS apps, increasing daily active users by 25% and average session duration by 15%.</w:t>
+      </w:r>
+    </w:p>
+    <w:p>
+      <w:pPr>
+        <w:ind w:left="360"/>
+      </w:pPr>
+      <w:r>
+        <w:t xml:space="preserve">•  Launched paid wellness subscriptions for Times Health Plus and led discovery, registration and acquisition journeys for the Times Internet Half Marathon.</w:t>
+      </w:r>
+    </w:p>
+    <w:p>
+      <w:r>
+        <w:rPr>
+          <w:b/>
+          <w:color w:val="1B5048"/>
+          <w:sz w:val="20"/>
+        </w:rPr>
+        <w:t xml:space="preserve">EARLIER EXPERIENCE</w:t>
       </w:r>
     </w:p>
     <w:p>
@@ -144,7 +223,42 @@
         <w:rPr>
           <w:b/>
         </w:rPr>
-        <w:t>Tuple Technologies | Software Engineer | 2020–2022 — Backend services and live sports product ownership.</w:t>
+        <w:t xml:space="preserve">Citymall — Software Engineer  |  Mar 2022 – Jun 2022</w:t>
+      </w:r>
+    </w:p>
+    <w:p>
+      <w:pPr>
+        <w:ind w:left="360"/>
+      </w:pPr>
+      <w:r>
+        <w:t xml:space="preserve">•  Supported data pipelines and backend systems for consumer commerce platforms.</w:t>
+      </w:r>
+    </w:p>
+    <w:p>
+      <w:pPr>
+        <w:ind w:left="144"/>
+      </w:pPr>
+      <w:r>
+        <w:rPr>
+          <w:b/>
+        </w:rPr>
+        <w:t xml:space="preserve">Tuple Technologies — Software Engineer  |  Apr 2020 – Mar 2022</w:t>
+      </w:r>
+    </w:p>
+    <w:p>
+      <w:pPr>
+        <w:ind w:left="360"/>
+      </w:pPr>
+      <w:r>
+        <w:t xml:space="preserve">•  Built and scaled backend services for consumer-facing applications.</w:t>
+      </w:r>
+    </w:p>
+    <w:p>
+      <w:pPr>
+        <w:ind w:left="360"/>
+      </w:pPr>
+      <w:r>
+        <w:t xml:space="preserve">•  Owned an early live sports commentary product, connecting product decisions with technical delivery.</w:t>
       </w:r>
     </w:p>
     <w:p>
@@ -154,7 +268,7 @@
           <w:color w:val="1B5048"/>
           <w:sz w:val="20"/>
         </w:rPr>
-        <w:t>SELECTED INDEPENDENT BUILDS</w:t>
+        <w:t xml:space="preserve">SELECTED INDEPENDENT PRODUCT BUILDS</w:t>
       </w:r>
     </w:p>
     <w:p>
@@ -162,7 +276,7 @@
         <w:ind w:left="144"/>
       </w:pPr>
       <w:r>
-        <w:t>Lifecycle OS — Customer lifecycle and retention planning workflows.</w:t>
+        <w:t xml:space="preserve">AI-assisted development across personal products and prototypes, with scope spanning product design, application workflows and integrations.</w:t>
       </w:r>
     </w:p>
     <w:p>
@@ -170,7 +284,18 @@
         <w:ind w:left="144"/>
       </w:pPr>
       <w:r>
-        <w:t>The Third Eye — Context-aware AI assistant with memory, tasks and voice.</w:t>
+        <w:rPr>
+          <w:b/>
+        </w:rPr>
+        <w:t xml:space="preserve">Third Eye — Personal AI assistant</w:t>
+      </w:r>
+    </w:p>
+    <w:p>
+      <w:pPr>
+        <w:ind w:left="360"/>
+      </w:pPr>
+      <w:r>
+        <w:t xml:space="preserve">•  Built a Next.js and Supabase application with tool calling, memory, tasks and Google integration, exploring how a personal assistant can connect information with actions.</w:t>
       </w:r>
     </w:p>
     <w:p>
@@ -178,7 +303,18 @@
         <w:ind w:left="144"/>
       </w:pPr>
       <w:r>
-        <w:t>Hey Yaara — Voice-first companion designed for older adults.</w:t>
+        <w:rPr>
+          <w:b/>
+        </w:rPr>
+        <w:t xml:space="preserve">Lifecycle OS — Marketing workflow application</w:t>
+      </w:r>
+    </w:p>
+    <w:p>
+      <w:pPr>
+        <w:ind w:left="360"/>
+      </w:pPr>
+      <w:r>
+        <w:t xml:space="preserve">•  Developed multi-brand workspace and campaign workflows, including publishing and dispatch code. Focused on connecting planning, content and operational execution.</w:t>
       </w:r>
     </w:p>
     <w:p>
@@ -186,7 +322,37 @@
         <w:ind w:left="144"/>
       </w:pPr>
       <w:r>
-        <w:t>MusicGenAI — Text-to-music product with inspectable generation steps.</w:t>
+        <w:rPr>
+          <w:b/>
+        </w:rPr>
+        <w:t xml:space="preserve">Parwah — Family coordination and care</w:t>
+      </w:r>
+    </w:p>
+    <w:p>
+      <w:pPr>
+        <w:ind w:left="360"/>
+      </w:pPr>
+      <w:r>
+        <w:t xml:space="preserve">•  Designed and built workflows for shared memory, care requests, reminders and family coordination, with permission-aware product requirements.</w:t>
+      </w:r>
+    </w:p>
+    <w:p>
+      <w:pPr>
+        <w:ind w:left="144"/>
+      </w:pPr>
+      <w:r>
+        <w:rPr>
+          <w:b/>
+        </w:rPr>
+        <w:t xml:space="preserve">The Passion Table — Subscription and ordering product</w:t>
+      </w:r>
+    </w:p>
+    <w:p>
+      <w:pPr>
+        <w:ind w:left="360"/>
+      </w:pPr>
+      <w:r>
+        <w:t xml:space="preserve">•  Developed subscription, ordering and operational workflows for a food-service concept, including a test-mode payment journey. Independent product in development.</w:t>
       </w:r>
     </w:p>
     <w:p>
@@ -196,7 +362,49 @@
           <w:color w:val="1B5048"/>
           <w:sz w:val="20"/>
         </w:rPr>
-        <w:t>SKILLS &amp; EDUCATION</w:t>
+        <w:t xml:space="preserve">ENGAGEMENT FOCUS</w:t>
+      </w:r>
+    </w:p>
+    <w:p>
+      <w:pPr>
+        <w:ind w:left="360"/>
+      </w:pPr>
+      <w:r>
+        <w:t xml:space="preserve">•  AI workflows and internal tools: call review, knowledge assistants, reporting dashboards and scoped integrations with human review.</w:t>
+      </w:r>
+    </w:p>
+    <w:p>
+      <w:pPr>
+        <w:ind w:left="360"/>
+      </w:pPr>
+      <w:r>
+        <w:t xml:space="preserve">•  Conversion-focused websites: offer clarity, enquiry or purchase journeys, integrations and measurement.</w:t>
+      </w:r>
+    </w:p>
+    <w:p>
+      <w:pPr>
+        <w:ind w:left="360"/>
+      </w:pPr>
+      <w:r>
+        <w:t xml:space="preserve">•  Fractional product and growth: prioritisation, launches, conversion experiments and subscription or ecommerce retention.</w:t>
+      </w:r>
+    </w:p>
+    <w:p>
+      <w:pPr>
+        <w:ind w:left="360"/>
+      </w:pPr>
+      <w:r>
+        <w:t xml:space="preserve">•  Focused web MVPs: one core customer journey, agreed acceptance criteria and a usable handover.</w:t>
+      </w:r>
+    </w:p>
+    <w:p>
+      <w:r>
+        <w:rPr>
+          <w:b/>
+          <w:color w:val="1B5048"/>
+          <w:sz w:val="20"/>
+        </w:rPr>
+        <w:t xml:space="preserve">EDUCATION</w:t>
       </w:r>
     </w:p>
     <w:p>
@@ -204,7 +412,10 @@
         <w:ind w:left="144"/>
       </w:pPr>
       <w:r>
-        <w:t>Product strategy, growth funnels, subscription monetisation, lifecycle and retention, experimentation, AI workflows, React, TypeScript, Python, SQL, Shopify, Klaviyo and WebEngage.</w:t>
+        <w:rPr>
+          <w:b/>
+        </w:rPr>
+        <w:t xml:space="preserve">B.Tech in Computer Science and Engineering  |  2016 – 2020</w:t>
       </w:r>
     </w:p>
     <w:p>
@@ -212,7 +423,7 @@
         <w:ind w:left="144"/>
       </w:pPr>
       <w:r>
-        <w:t>B.Tech, Computer Science &amp; Engineering | VIT Vellore | 2016–2020</w:t>
+        <w:t xml:space="preserve">Vellore Institute of Technology, Vellore</w:t>
       </w:r>
     </w:p>
     <w:sectPr>

--- a/assets/anchit-tandon-freelance-resume.docx
+++ b/assets/anchit-tandon-freelance-resume.docx
@@ -42,7 +42,7 @@
         <w:ind w:left="144"/>
       </w:pPr>
       <w:r>
-        <w:t xml:space="preserve">Engineer turned product leader with experience across consumer platforms, subscriptions, sales operations and international ecommerce. Connects problem definition, customer journeys, AI-assisted development and experimentation to deliver useful products and improve conversion, retention and operational efficiency. Available for freelance builds and fractional product and growth engagements.</w:t>
+        <w:t xml:space="preserve">Engineer turned product leader with experience across consumer platforms, subscriptions, sales operations and international ecommerce. Connects problem definition, customer journeys, AI-assisted development and experimentation to deliver useful products and improve conversion, retention and operational efficiency. Currently building Parwah, a family care product for India, and available for freelance builds and fractional product and growth engagements.</w:t>
       </w:r>
     </w:p>
     <w:p>
@@ -81,7 +81,34 @@
         <w:rPr>
           <w:b/>
         </w:rPr>
-        <w:t xml:space="preserve">Vahdam India — Assistant General Manager, Product Management  |  2026</w:t>
+        <w:t xml:space="preserve">Parwah, family care for India  |  Sep 2026 – Present</w:t>
+      </w:r>
+    </w:p>
+    <w:p>
+      <w:pPr>
+        <w:ind w:left="360"/>
+      </w:pPr>
+      <w:r>
+        <w:t xml:space="preserve">•  Building one app for the whole family with parents at the centre: daily check-in, SOS, booking anything for them, sending money safely. Designed senior-first, with every share chosen by the parent, visible to them and revocable in one tap.</w:t>
+      </w:r>
+    </w:p>
+    <w:p>
+      <w:pPr>
+        <w:ind w:left="360"/>
+      </w:pPr>
+      <w:r>
+        <w:t xml:space="preserve">•  Working website live at parwah-hq.anchit-tandon.com; taking select freelance and consulting work alongside it.</w:t>
+      </w:r>
+    </w:p>
+    <w:p>
+      <w:pPr>
+        <w:ind w:left="144"/>
+      </w:pPr>
+      <w:r>
+        <w:rPr>
+          <w:b/>
+        </w:rPr>
+        <w:t xml:space="preserve">Vahdam India, AGM, Product Management and D2C Growth  |  Apr 2026 – Sep 2026</w:t>
       </w:r>
     </w:p>
     <w:p>
@@ -98,6 +125,14 @@
       </w:pPr>
       <w:r>
         <w:t xml:space="preserve">•  Designed and executed product and CRM experiments, including lifecycle campaigns through Klaviyo and WebEngage and customer-rating improvement initiatives.</w:t>
+      </w:r>
+    </w:p>
+    <w:p>
+      <w:pPr>
+        <w:ind w:left="360"/>
+      </w:pPr>
+      <w:r>
+        <w:t xml:space="preserve">•  Helped build a customer lifecycle and retention OS that links analytics, planning, segmentation and mailer generation in one loop, and helped lift UK marketing revenue in the first two months.</w:t>
       </w:r>
     </w:p>
     <w:p>
@@ -223,7 +258,7 @@
         <w:rPr>
           <w:b/>
         </w:rPr>
-        <w:t xml:space="preserve">Citymall — Software Engineer  |  Mar 2022 – Jun 2022</w:t>
+        <w:t xml:space="preserve">Citymall, Software Engineer  |  Mar 2022 – Jun 2022</w:t>
       </w:r>
     </w:p>
     <w:p>
@@ -242,7 +277,7 @@
         <w:rPr>
           <w:b/>
         </w:rPr>
-        <w:t xml:space="preserve">Tuple Technologies — Software Engineer  |  Apr 2020 – Mar 2022</w:t>
+        <w:t xml:space="preserve">Tuple Technologies, Software Engineer  |  Apr 2020 – Mar 2022</w:t>
       </w:r>
     </w:p>
     <w:p>
@@ -287,7 +322,7 @@
         <w:rPr>
           <w:b/>
         </w:rPr>
-        <w:t xml:space="preserve">Third Eye — Personal AI assistant</w:t>
+        <w:t xml:space="preserve">Third Eye, Personal AI assistant</w:t>
       </w:r>
     </w:p>
     <w:p>
@@ -306,7 +341,7 @@
         <w:rPr>
           <w:b/>
         </w:rPr>
-        <w:t xml:space="preserve">Lifecycle OS — Marketing workflow application</w:t>
+        <w:t xml:space="preserve">Lifecycle OS, Marketing workflow application</w:t>
       </w:r>
     </w:p>
     <w:p>
@@ -325,26 +360,7 @@
         <w:rPr>
           <w:b/>
         </w:rPr>
-        <w:t xml:space="preserve">Parwah — Family coordination and care</w:t>
-      </w:r>
-    </w:p>
-    <w:p>
-      <w:pPr>
-        <w:ind w:left="360"/>
-      </w:pPr>
-      <w:r>
-        <w:t xml:space="preserve">•  Designed and built workflows for shared memory, care requests, reminders and family coordination, with permission-aware product requirements.</w:t>
-      </w:r>
-    </w:p>
-    <w:p>
-      <w:pPr>
-        <w:ind w:left="144"/>
-      </w:pPr>
-      <w:r>
-        <w:rPr>
-          <w:b/>
-        </w:rPr>
-        <w:t xml:space="preserve">The Passion Table — Subscription and ordering product</w:t>
+        <w:t xml:space="preserve">The Passion Table, Subscription and ordering product</w:t>
       </w:r>
     </w:p>
     <w:p>

--- a/assets/anchit-tandon-freelance-resume.docx
+++ b/assets/anchit-tandon-freelance-resume.docx
@@ -47,7 +47,7 @@
         </w:rPr>
         <w:t xml:space="preserve">Delhi, India  |  +91 9873945238  |  </w:t>
       </w:r>
-      <w:hyperlink w:history="1" r:id="rId2re21yybnpjkrhlaq-d05">
+      <w:hyperlink w:history="1" r:id="rIdxx57bc3wuqgsvj5rnxemv">
         <w:r>
           <w:rPr>
             <w:rFonts w:ascii="Calibri" w:cs="Calibri" w:eastAsia="Calibri" w:hAnsi="Calibri"/>
@@ -67,7 +67,7 @@
         </w:rPr>
         <w:t xml:space="preserve">  |  </w:t>
       </w:r>
-      <w:hyperlink w:history="1" r:id="rIdzfqmygtdfuhiy1tkewidk">
+      <w:hyperlink w:history="1" r:id="rIdlut16swgj_rk-d97zosma">
         <w:r>
           <w:rPr>
             <w:rFonts w:ascii="Calibri" w:cs="Calibri" w:eastAsia="Calibri" w:hAnsi="Calibri"/>
@@ -87,7 +87,7 @@
         </w:rPr>
         <w:t xml:space="preserve">  |  </w:t>
       </w:r>
-      <w:hyperlink w:history="1" r:id="rId0z9mcnzho--chdigwut6f">
+      <w:hyperlink w:history="1" r:id="rIdvvptbu_nsot7epzh8rzrw">
         <w:r>
           <w:rPr>
             <w:rFonts w:ascii="Calibri" w:cs="Calibri" w:eastAsia="Calibri" w:hAnsi="Calibri"/>
@@ -131,7 +131,7 @@
           <w:sz w:val="20"/>
           <w:szCs w:val="20"/>
         </w:rPr>
-        <w:t xml:space="preserve">Engineer turned product leader with experience across consumer platforms, subscriptions, sales operations and international ecommerce. I connect problem definition, customer journeys, AI-assisted development and experimentation to ship useful products and improve conversion, retention and operational efficiency. Currently building Parwah, a family care product for India, and available for freelance builds and fractional product and growth engagements.</w:t>
+        <w:t xml:space="preserve">Engineer turned product leader across consumer platforms, subscriptions, sales operations and international ecommerce. I connect problem definition, customer journeys, AI-assisted development and experimentation to ship products that lift conversion, retention and operational efficiency. Currently building Parwah, a family care product for India, and available for freelance builds and fractional product and growth engagements.</w:t>
       </w:r>
     </w:p>
     <w:p>
@@ -235,7 +235,26 @@
           <w:sz w:val="20"/>
           <w:szCs w:val="20"/>
         </w:rPr>
-        <w:t xml:space="preserve">Building one app for the whole family with parents at the centre: daily check-in, SOS, booking anything for them and sending money safely. Designed senior-first, with every share chosen by the parent, visible to them and revocable in one tap.</w:t>
+        <w:t xml:space="preserve">Designing and building one app for the whole family with parents at the centre: daily check-in, SOS, booking anything for them and sending money safely.</w:t>
+      </w:r>
+    </w:p>
+    <w:p>
+      <w:pPr>
+        <w:pStyle w:val="ListParagraph"/>
+        <w:numPr>
+          <w:ilvl w:val="0"/>
+          <w:numId w:val="2"/>
+        </w:numPr>
+        <w:spacing w:after="30" w:before="0" w:line="264"/>
+      </w:pPr>
+      <w:r>
+        <w:rPr>
+          <w:rFonts w:ascii="Calibri" w:cs="Calibri" w:eastAsia="Calibri" w:hAnsi="Calibri"/>
+          <w:color w:val="161312"/>
+          <w:sz w:val="20"/>
+          <w:szCs w:val="20"/>
+        </w:rPr>
+        <w:t xml:space="preserve">Built senior-first (big type, voice-first, three actions per screen) with consent as the product: every share is chosen by the parent, visible to them and revocable in one tap.</w:t>
       </w:r>
     </w:p>
     <w:p>
@@ -331,45 +350,45 @@
           <w:sz w:val="20"/>
           <w:szCs w:val="20"/>
         </w:rPr>
-        <w:t xml:space="preserve">Led D2C product and growth work across US, UK and global markets, covering customer experience, product performance and revenue optimisation.</w:t>
-      </w:r>
-    </w:p>
-    <w:p>
-      <w:pPr>
-        <w:pStyle w:val="ListParagraph"/>
-        <w:numPr>
-          <w:ilvl w:val="0"/>
-          <w:numId w:val="2"/>
-        </w:numPr>
-        <w:spacing w:after="30" w:before="0" w:line="264"/>
-      </w:pPr>
-      <w:r>
-        <w:rPr>
-          <w:rFonts w:ascii="Calibri" w:cs="Calibri" w:eastAsia="Calibri" w:hAnsi="Calibri"/>
-          <w:color w:val="161312"/>
-          <w:sz w:val="20"/>
-          <w:szCs w:val="20"/>
-        </w:rPr>
-        <w:t xml:space="preserve">Designed and executed product and CRM experiments, including lifecycle campaigns through Klaviyo and WebEngage and customer-rating improvement initiatives.</w:t>
-      </w:r>
-    </w:p>
-    <w:p>
-      <w:pPr>
-        <w:pStyle w:val="ListParagraph"/>
-        <w:numPr>
-          <w:ilvl w:val="0"/>
-          <w:numId w:val="2"/>
-        </w:numPr>
-        <w:spacing w:after="30" w:before="0" w:line="264"/>
-      </w:pPr>
-      <w:r>
-        <w:rPr>
-          <w:rFonts w:ascii="Calibri" w:cs="Calibri" w:eastAsia="Calibri" w:hAnsi="Calibri"/>
-          <w:color w:val="161312"/>
-          <w:sz w:val="20"/>
-          <w:szCs w:val="20"/>
-        </w:rPr>
-        <w:t xml:space="preserve">Helped build a customer lifecycle and retention OS that links analytics, planning, segmentation and mailer generation in one loop, and helped lift UK marketing revenue in the first two months.</w:t>
+        <w:t xml:space="preserve">Led D2C product and growth across US, UK and global markets, covering customer experience, product performance and revenue optimisation.</w:t>
+      </w:r>
+    </w:p>
+    <w:p>
+      <w:pPr>
+        <w:pStyle w:val="ListParagraph"/>
+        <w:numPr>
+          <w:ilvl w:val="0"/>
+          <w:numId w:val="2"/>
+        </w:numPr>
+        <w:spacing w:after="30" w:before="0" w:line="264"/>
+      </w:pPr>
+      <w:r>
+        <w:rPr>
+          <w:rFonts w:ascii="Calibri" w:cs="Calibri" w:eastAsia="Calibri" w:hAnsi="Calibri"/>
+          <w:color w:val="161312"/>
+          <w:sz w:val="20"/>
+          <w:szCs w:val="20"/>
+        </w:rPr>
+        <w:t xml:space="preserve">Ran product and CRM experiments, including lifecycle campaigns on Klaviyo and WebEngage and customer-rating improvement initiatives.</w:t>
+      </w:r>
+    </w:p>
+    <w:p>
+      <w:pPr>
+        <w:pStyle w:val="ListParagraph"/>
+        <w:numPr>
+          <w:ilvl w:val="0"/>
+          <w:numId w:val="2"/>
+        </w:numPr>
+        <w:spacing w:after="30" w:before="0" w:line="264"/>
+      </w:pPr>
+      <w:r>
+        <w:rPr>
+          <w:rFonts w:ascii="Calibri" w:cs="Calibri" w:eastAsia="Calibri" w:hAnsi="Calibri"/>
+          <w:color w:val="161312"/>
+          <w:sz w:val="20"/>
+          <w:szCs w:val="20"/>
+        </w:rPr>
+        <w:t xml:space="preserve">Helped build a customer lifecycle and retention OS that links analytics, planning, segmentation and mailer generation in one loop, and helped lift UK marketing revenue within the first two months.</w:t>
       </w:r>
     </w:p>
     <w:p>
@@ -521,45 +540,45 @@
           <w:sz w:val="20"/>
           <w:szCs w:val="20"/>
         </w:rPr>
-        <w:t xml:space="preserve">Scaled Economic Times assisted-sales monthly revenue from INR 15 lakh to INR 80 lakh through funnel redesign and continuous experimentation; delivered 400%+ ROI within six months for ET Prime’s structured assisted-conversion funnel.</w:t>
-      </w:r>
-    </w:p>
-    <w:p>
-      <w:pPr>
-        <w:pStyle w:val="ListParagraph"/>
-        <w:numPr>
-          <w:ilvl w:val="0"/>
-          <w:numId w:val="2"/>
-        </w:numPr>
-        <w:spacing w:after="30" w:before="0" w:line="264"/>
-      </w:pPr>
-      <w:r>
-        <w:rPr>
-          <w:rFonts w:ascii="Calibri" w:cs="Calibri" w:eastAsia="Calibri" w:hAnsi="Calibri"/>
-          <w:color w:val="161312"/>
-          <w:sz w:val="20"/>
-          <w:szCs w:val="20"/>
-        </w:rPr>
-        <w:t xml:space="preserve">Built AI TeleSuite for call transcription, quality scoring and pitch assistance to support conversion consistency across high-intent traffic.</w:t>
-      </w:r>
-    </w:p>
-    <w:p>
-      <w:pPr>
-        <w:pStyle w:val="ListParagraph"/>
-        <w:numPr>
-          <w:ilvl w:val="0"/>
-          <w:numId w:val="2"/>
-        </w:numPr>
-        <w:spacing w:after="30" w:before="0" w:line="264"/>
-      </w:pPr>
-      <w:r>
-        <w:rPr>
-          <w:rFonts w:ascii="Calibri" w:cs="Calibri" w:eastAsia="Calibri" w:hAnsi="Calibri"/>
-          <w:color w:val="161312"/>
-          <w:sz w:val="20"/>
-          <w:szCs w:val="20"/>
-        </w:rPr>
-        <w:t xml:space="preserve">Introduced Assisted Buying features, increasing qualified leads from approximately 30 to 150+ per day; improved subscriber retention by 10% through onboarding and engagement experiments.</w:t>
+        <w:t xml:space="preserve">Scaled Economic Times assisted-sales monthly revenue 5×, from INR 15 lakh to INR 80 lakh, through funnel redesign and continuous experimentation; delivered 400%+ ROI within six months on ET Prime’s structured assisted-conversion funnel.</w:t>
+      </w:r>
+    </w:p>
+    <w:p>
+      <w:pPr>
+        <w:pStyle w:val="ListParagraph"/>
+        <w:numPr>
+          <w:ilvl w:val="0"/>
+          <w:numId w:val="2"/>
+        </w:numPr>
+        <w:spacing w:after="30" w:before="0" w:line="264"/>
+      </w:pPr>
+      <w:r>
+        <w:rPr>
+          <w:rFonts w:ascii="Calibri" w:cs="Calibri" w:eastAsia="Calibri" w:hAnsi="Calibri"/>
+          <w:color w:val="161312"/>
+          <w:sz w:val="20"/>
+          <w:szCs w:val="20"/>
+        </w:rPr>
+        <w:t xml:space="preserve">Built AI TeleSuite for call transcription, quality scoring and pitch assistance, standardising conversion execution across high-intent traffic.</w:t>
+      </w:r>
+    </w:p>
+    <w:p>
+      <w:pPr>
+        <w:pStyle w:val="ListParagraph"/>
+        <w:numPr>
+          <w:ilvl w:val="0"/>
+          <w:numId w:val="2"/>
+        </w:numPr>
+        <w:spacing w:after="30" w:before="0" w:line="264"/>
+      </w:pPr>
+      <w:r>
+        <w:rPr>
+          <w:rFonts w:ascii="Calibri" w:cs="Calibri" w:eastAsia="Calibri" w:hAnsi="Calibri"/>
+          <w:color w:val="161312"/>
+          <w:sz w:val="20"/>
+          <w:szCs w:val="20"/>
+        </w:rPr>
+        <w:t xml:space="preserve">Launched Assisted Buying, growing qualified leads from about 30 to 150+ a day; lifted subscriber retention by 10% through onboarding and engagement experiments.</w:t>
       </w:r>
     </w:p>
     <w:p>
@@ -595,45 +614,45 @@
           <w:sz w:val="20"/>
           <w:szCs w:val="20"/>
         </w:rPr>
-        <w:t xml:space="preserve">Led the ET Markets web and mobile-web revamp, improving engagement by 27% and unlocking INR 3 crore+ in incremental annual revenue.</w:t>
-      </w:r>
-    </w:p>
-    <w:p>
-      <w:pPr>
-        <w:pStyle w:val="ListParagraph"/>
-        <w:numPr>
-          <w:ilvl w:val="0"/>
-          <w:numId w:val="2"/>
-        </w:numPr>
-        <w:spacing w:after="30" w:before="0" w:line="264"/>
-      </w:pPr>
-      <w:r>
-        <w:rPr>
-          <w:rFonts w:ascii="Calibri" w:cs="Calibri" w:eastAsia="Calibri" w:hAnsi="Calibri"/>
-          <w:color w:val="161312"/>
-          <w:sz w:val="20"/>
-          <w:szCs w:val="20"/>
-        </w:rPr>
-        <w:t xml:space="preserve">Revamped ET Markets Android and iOS apps, increasing daily active users by 25% and average session duration by 15%.</w:t>
-      </w:r>
-    </w:p>
-    <w:p>
-      <w:pPr>
-        <w:pStyle w:val="ListParagraph"/>
-        <w:numPr>
-          <w:ilvl w:val="0"/>
-          <w:numId w:val="2"/>
-        </w:numPr>
-        <w:spacing w:after="30" w:before="0" w:line="264"/>
-      </w:pPr>
-      <w:r>
-        <w:rPr>
-          <w:rFonts w:ascii="Calibri" w:cs="Calibri" w:eastAsia="Calibri" w:hAnsi="Calibri"/>
-          <w:color w:val="161312"/>
-          <w:sz w:val="20"/>
-          <w:szCs w:val="20"/>
-        </w:rPr>
-        <w:t xml:space="preserve">Launched paid wellness subscriptions for Times Health Plus and led discovery, registration and acquisition journeys for the Times Internet Half Marathon.</w:t>
+        <w:t xml:space="preserve">Led the ET Markets web and mobile-web revamp, lifting engagement by 27% and unlocking INR 3 crore+ in incremental annual revenue.</w:t>
+      </w:r>
+    </w:p>
+    <w:p>
+      <w:pPr>
+        <w:pStyle w:val="ListParagraph"/>
+        <w:numPr>
+          <w:ilvl w:val="0"/>
+          <w:numId w:val="2"/>
+        </w:numPr>
+        <w:spacing w:after="30" w:before="0" w:line="264"/>
+      </w:pPr>
+      <w:r>
+        <w:rPr>
+          <w:rFonts w:ascii="Calibri" w:cs="Calibri" w:eastAsia="Calibri" w:hAnsi="Calibri"/>
+          <w:color w:val="161312"/>
+          <w:sz w:val="20"/>
+          <w:szCs w:val="20"/>
+        </w:rPr>
+        <w:t xml:space="preserve">Revamped the ET Markets Android and iOS apps, growing daily active users by 25% and average session duration by 15%.</w:t>
+      </w:r>
+    </w:p>
+    <w:p>
+      <w:pPr>
+        <w:pStyle w:val="ListParagraph"/>
+        <w:numPr>
+          <w:ilvl w:val="0"/>
+          <w:numId w:val="2"/>
+        </w:numPr>
+        <w:spacing w:after="30" w:before="0" w:line="264"/>
+      </w:pPr>
+      <w:r>
+        <w:rPr>
+          <w:rFonts w:ascii="Calibri" w:cs="Calibri" w:eastAsia="Calibri" w:hAnsi="Calibri"/>
+          <w:color w:val="161312"/>
+          <w:sz w:val="20"/>
+          <w:szCs w:val="20"/>
+        </w:rPr>
+        <w:t xml:space="preserve">Launched paid wellness subscriptions for Times Health Plus, and drove discovery, registration and acquisition journeys for the Times Internet Half Marathon.</w:t>
       </w:r>
     </w:p>
     <w:p>
@@ -891,26 +910,26 @@
           <w:sz w:val="19"/>
           <w:szCs w:val="19"/>
         </w:rPr>
-        <w:t xml:space="preserve">	</w:t>
-      </w:r>
-    </w:p>
-    <w:p>
-      <w:pPr>
-        <w:pStyle w:val="ListParagraph"/>
-        <w:numPr>
-          <w:ilvl w:val="0"/>
-          <w:numId w:val="2"/>
-        </w:numPr>
-        <w:spacing w:after="30" w:before="0" w:line="264"/>
-      </w:pPr>
-      <w:r>
-        <w:rPr>
-          <w:rFonts w:ascii="Calibri" w:cs="Calibri" w:eastAsia="Calibri" w:hAnsi="Calibri"/>
-          <w:color w:val="161312"/>
-          <w:sz w:val="20"/>
-          <w:szCs w:val="20"/>
-        </w:rPr>
-        <w:t xml:space="preserve">Built a Next.js and Supabase application with tool calling, memory, tasks and Google integration, exploring how a personal assistant can connect information with actions.</w:t>
+        <w:t xml:space="preserve">	the-third-eye.anchit-tandon.com</w:t>
+      </w:r>
+    </w:p>
+    <w:p>
+      <w:pPr>
+        <w:pStyle w:val="ListParagraph"/>
+        <w:numPr>
+          <w:ilvl w:val="0"/>
+          <w:numId w:val="2"/>
+        </w:numPr>
+        <w:spacing w:after="30" w:before="0" w:line="264"/>
+      </w:pPr>
+      <w:r>
+        <w:rPr>
+          <w:rFonts w:ascii="Calibri" w:cs="Calibri" w:eastAsia="Calibri" w:hAnsi="Calibri"/>
+          <w:color w:val="161312"/>
+          <w:sz w:val="20"/>
+          <w:szCs w:val="20"/>
+        </w:rPr>
+        <w:t xml:space="preserve">Built a full-stack Next.js and Supabase assistant with tool calling, memory, tasks and Google integration, connecting personal context with actions it can take.</w:t>
       </w:r>
     </w:p>
     <w:p>
@@ -939,26 +958,26 @@
           <w:sz w:val="19"/>
           <w:szCs w:val="19"/>
         </w:rPr>
-        <w:t xml:space="preserve">	</w:t>
-      </w:r>
-    </w:p>
-    <w:p>
-      <w:pPr>
-        <w:pStyle w:val="ListParagraph"/>
-        <w:numPr>
-          <w:ilvl w:val="0"/>
-          <w:numId w:val="2"/>
-        </w:numPr>
-        <w:spacing w:after="30" w:before="0" w:line="264"/>
-      </w:pPr>
-      <w:r>
-        <w:rPr>
-          <w:rFonts w:ascii="Calibri" w:cs="Calibri" w:eastAsia="Calibri" w:hAnsi="Calibri"/>
-          <w:color w:val="161312"/>
-          <w:sz w:val="20"/>
-          <w:szCs w:val="20"/>
-        </w:rPr>
-        <w:t xml:space="preserve">Developed multi-brand workspace and campaign workflows, including publishing and dispatch, connecting planning, content and operational execution.</w:t>
+        <w:t xml:space="preserve">	lifecycle-os.anchit-tandon.com</w:t>
+      </w:r>
+    </w:p>
+    <w:p>
+      <w:pPr>
+        <w:pStyle w:val="ListParagraph"/>
+        <w:numPr>
+          <w:ilvl w:val="0"/>
+          <w:numId w:val="2"/>
+        </w:numPr>
+        <w:spacing w:after="30" w:before="0" w:line="264"/>
+      </w:pPr>
+      <w:r>
+        <w:rPr>
+          <w:rFonts w:ascii="Calibri" w:cs="Calibri" w:eastAsia="Calibri" w:hAnsi="Calibri"/>
+          <w:color w:val="161312"/>
+          <w:sz w:val="20"/>
+          <w:szCs w:val="20"/>
+        </w:rPr>
+        <w:t xml:space="preserve">Built a multi-brand workspace and campaign workflow that links planning, segmentation, content and dispatch in one pipeline.</w:t>
       </w:r>
     </w:p>
     <w:p>
@@ -987,26 +1006,26 @@
           <w:sz w:val="19"/>
           <w:szCs w:val="19"/>
         </w:rPr>
-        <w:t xml:space="preserve">	</w:t>
-      </w:r>
-    </w:p>
-    <w:p>
-      <w:pPr>
-        <w:pStyle w:val="ListParagraph"/>
-        <w:numPr>
-          <w:ilvl w:val="0"/>
-          <w:numId w:val="2"/>
-        </w:numPr>
-        <w:spacing w:after="30" w:before="0" w:line="264"/>
-      </w:pPr>
-      <w:r>
-        <w:rPr>
-          <w:rFonts w:ascii="Calibri" w:cs="Calibri" w:eastAsia="Calibri" w:hAnsi="Calibri"/>
-          <w:color w:val="161312"/>
-          <w:sz w:val="20"/>
-          <w:szCs w:val="20"/>
-        </w:rPr>
-        <w:t xml:space="preserve">Developed subscription, ordering and operational workflows for a food-service concept, including a test-mode payment journey. Independent product in development.</w:t>
+        <w:t xml:space="preserve">	In development</w:t>
+      </w:r>
+    </w:p>
+    <w:p>
+      <w:pPr>
+        <w:pStyle w:val="ListParagraph"/>
+        <w:numPr>
+          <w:ilvl w:val="0"/>
+          <w:numId w:val="2"/>
+        </w:numPr>
+        <w:spacing w:after="30" w:before="0" w:line="264"/>
+      </w:pPr>
+      <w:r>
+        <w:rPr>
+          <w:rFonts w:ascii="Calibri" w:cs="Calibri" w:eastAsia="Calibri" w:hAnsi="Calibri"/>
+          <w:color w:val="161312"/>
+          <w:sz w:val="20"/>
+          <w:szCs w:val="20"/>
+        </w:rPr>
+        <w:t xml:space="preserve">Built subscription, ordering and fulfilment workflows for a food-service concept, including a test-mode payment journey.</w:t>
       </w:r>
     </w:p>
     <w:p>
@@ -1065,45 +1084,45 @@
           <w:sz w:val="20"/>
           <w:szCs w:val="20"/>
         </w:rPr>
-        <w:t xml:space="preserve">Conversion-focused websites: offer clarity, enquiry or purchase journeys, integrations and measurement.</w:t>
-      </w:r>
-    </w:p>
-    <w:p>
-      <w:pPr>
-        <w:pStyle w:val="ListParagraph"/>
-        <w:numPr>
-          <w:ilvl w:val="0"/>
-          <w:numId w:val="2"/>
-        </w:numPr>
-        <w:spacing w:after="30" w:before="0" w:line="264"/>
-      </w:pPr>
-      <w:r>
-        <w:rPr>
-          <w:rFonts w:ascii="Calibri" w:cs="Calibri" w:eastAsia="Calibri" w:hAnsi="Calibri"/>
-          <w:color w:val="161312"/>
-          <w:sz w:val="20"/>
-          <w:szCs w:val="20"/>
-        </w:rPr>
-        <w:t xml:space="preserve">Fractional product and growth: prioritisation, launches, conversion experiments and subscription or ecommerce retention.</w:t>
-      </w:r>
-    </w:p>
-    <w:p>
-      <w:pPr>
-        <w:pStyle w:val="ListParagraph"/>
-        <w:numPr>
-          <w:ilvl w:val="0"/>
-          <w:numId w:val="2"/>
-        </w:numPr>
-        <w:spacing w:after="30" w:before="0" w:line="264"/>
-      </w:pPr>
-      <w:r>
-        <w:rPr>
-          <w:rFonts w:ascii="Calibri" w:cs="Calibri" w:eastAsia="Calibri" w:hAnsi="Calibri"/>
-          <w:color w:val="161312"/>
-          <w:sz w:val="20"/>
-          <w:szCs w:val="20"/>
-        </w:rPr>
-        <w:t xml:space="preserve">Focused web MVPs: one core customer journey, agreed acceptance criteria and a usable handover.</w:t>
+        <w:t xml:space="preserve">Conversion-focused websites: clear offer positioning, enquiry or purchase journeys, CRM integrations and full-funnel measurement.</w:t>
+      </w:r>
+    </w:p>
+    <w:p>
+      <w:pPr>
+        <w:pStyle w:val="ListParagraph"/>
+        <w:numPr>
+          <w:ilvl w:val="0"/>
+          <w:numId w:val="2"/>
+        </w:numPr>
+        <w:spacing w:after="30" w:before="0" w:line="264"/>
+      </w:pPr>
+      <w:r>
+        <w:rPr>
+          <w:rFonts w:ascii="Calibri" w:cs="Calibri" w:eastAsia="Calibri" w:hAnsi="Calibri"/>
+          <w:color w:val="161312"/>
+          <w:sz w:val="20"/>
+          <w:szCs w:val="20"/>
+        </w:rPr>
+        <w:t xml:space="preserve">Fractional product and growth: roadmap prioritisation, zero-to-one launches, conversion experiments and subscription or ecommerce retention.</w:t>
+      </w:r>
+    </w:p>
+    <w:p>
+      <w:pPr>
+        <w:pStyle w:val="ListParagraph"/>
+        <w:numPr>
+          <w:ilvl w:val="0"/>
+          <w:numId w:val="2"/>
+        </w:numPr>
+        <w:spacing w:after="30" w:before="0" w:line="264"/>
+      </w:pPr>
+      <w:r>
+        <w:rPr>
+          <w:rFonts w:ascii="Calibri" w:cs="Calibri" w:eastAsia="Calibri" w:hAnsi="Calibri"/>
+          <w:color w:val="161312"/>
+          <w:sz w:val="20"/>
+          <w:szCs w:val="20"/>
+        </w:rPr>
+        <w:t xml:space="preserve">Focused web MVPs: one core customer journey shipped end to end, with agreed acceptance criteria and a clean handover.</w:t>
       </w:r>
     </w:p>
     <w:p>

--- a/assets/anchit-tandon-freelance-resume.docx
+++ b/assets/anchit-tandon-freelance-resume.docx
@@ -47,7 +47,7 @@
         </w:rPr>
         <w:t xml:space="preserve">Delhi, India  |  +91 9873945238  |  </w:t>
       </w:r>
-      <w:hyperlink w:history="1" r:id="rIdxx57bc3wuqgsvj5rnxemv">
+      <w:hyperlink w:history="1" r:id="rId3tcycaoeyad3yemfvv48h">
         <w:r>
           <w:rPr>
             <w:rFonts w:ascii="Calibri" w:cs="Calibri" w:eastAsia="Calibri" w:hAnsi="Calibri"/>
@@ -67,7 +67,7 @@
         </w:rPr>
         <w:t xml:space="preserve">  |  </w:t>
       </w:r>
-      <w:hyperlink w:history="1" r:id="rIdlut16swgj_rk-d97zosma">
+      <w:hyperlink w:history="1" r:id="rIdzqahqfy0upd-hp0qq8zgt">
         <w:r>
           <w:rPr>
             <w:rFonts w:ascii="Calibri" w:cs="Calibri" w:eastAsia="Calibri" w:hAnsi="Calibri"/>
@@ -87,7 +87,7 @@
         </w:rPr>
         <w:t xml:space="preserve">  |  </w:t>
       </w:r>
-      <w:hyperlink w:history="1" r:id="rIdvvptbu_nsot7epzh8rzrw">
+      <w:hyperlink w:history="1" r:id="rIdrzjyrgu_llrdwkkbfs8vu">
         <w:r>
           <w:rPr>
             <w:rFonts w:ascii="Calibri" w:cs="Calibri" w:eastAsia="Calibri" w:hAnsi="Calibri"/>
@@ -1056,73 +1056,153 @@
           <w:ilvl w:val="0"/>
           <w:numId w:val="2"/>
         </w:numPr>
-        <w:spacing w:after="30" w:before="0" w:line="264"/>
-      </w:pPr>
-      <w:r>
-        <w:rPr>
-          <w:rFonts w:ascii="Calibri" w:cs="Calibri" w:eastAsia="Calibri" w:hAnsi="Calibri"/>
-          <w:color w:val="161312"/>
-          <w:sz w:val="20"/>
-          <w:szCs w:val="20"/>
-        </w:rPr>
-        <w:t xml:space="preserve">AI workflows and internal tools: call review, knowledge assistants, reporting dashboards and scoped integrations with human review.</w:t>
-      </w:r>
-    </w:p>
-    <w:p>
-      <w:pPr>
-        <w:pStyle w:val="ListParagraph"/>
-        <w:numPr>
-          <w:ilvl w:val="0"/>
-          <w:numId w:val="2"/>
-        </w:numPr>
-        <w:spacing w:after="30" w:before="0" w:line="264"/>
-      </w:pPr>
-      <w:r>
-        <w:rPr>
-          <w:rFonts w:ascii="Calibri" w:cs="Calibri" w:eastAsia="Calibri" w:hAnsi="Calibri"/>
-          <w:color w:val="161312"/>
-          <w:sz w:val="20"/>
-          <w:szCs w:val="20"/>
-        </w:rPr>
-        <w:t xml:space="preserve">Conversion-focused websites: clear offer positioning, enquiry or purchase journeys, CRM integrations and full-funnel measurement.</w:t>
-      </w:r>
-    </w:p>
-    <w:p>
-      <w:pPr>
-        <w:pStyle w:val="ListParagraph"/>
-        <w:numPr>
-          <w:ilvl w:val="0"/>
-          <w:numId w:val="2"/>
-        </w:numPr>
-        <w:spacing w:after="30" w:before="0" w:line="264"/>
-      </w:pPr>
-      <w:r>
-        <w:rPr>
-          <w:rFonts w:ascii="Calibri" w:cs="Calibri" w:eastAsia="Calibri" w:hAnsi="Calibri"/>
-          <w:color w:val="161312"/>
-          <w:sz w:val="20"/>
-          <w:szCs w:val="20"/>
-        </w:rPr>
-        <w:t xml:space="preserve">Fractional product and growth: roadmap prioritisation, zero-to-one launches, conversion experiments and subscription or ecommerce retention.</w:t>
-      </w:r>
-    </w:p>
-    <w:p>
-      <w:pPr>
-        <w:pStyle w:val="ListParagraph"/>
-        <w:numPr>
-          <w:ilvl w:val="0"/>
-          <w:numId w:val="2"/>
-        </w:numPr>
-        <w:spacing w:after="30" w:before="0" w:line="264"/>
-      </w:pPr>
-      <w:r>
-        <w:rPr>
-          <w:rFonts w:ascii="Calibri" w:cs="Calibri" w:eastAsia="Calibri" w:hAnsi="Calibri"/>
-          <w:color w:val="161312"/>
-          <w:sz w:val="20"/>
-          <w:szCs w:val="20"/>
-        </w:rPr>
-        <w:t xml:space="preserve">Focused web MVPs: one core customer journey shipped end to end, with agreed acceptance criteria and a clean handover.</w:t>
+        <w:spacing w:after="40" w:before="0" w:line="264"/>
+      </w:pPr>
+      <w:r>
+        <w:rPr>
+          <w:rFonts w:ascii="Calibri" w:cs="Calibri" w:eastAsia="Calibri" w:hAnsi="Calibri"/>
+          <w:color w:val="161312"/>
+          <w:sz w:val="20"/>
+          <w:szCs w:val="20"/>
+        </w:rPr>
+        <w:t xml:space="preserve">AI workflows and internal tools: call review, knowledge assistants, reporting dashboards and scoped integrations with human review. </w:t>
+      </w:r>
+      <w:r>
+        <w:rPr>
+          <w:rFonts w:ascii="Calibri" w:cs="Calibri" w:eastAsia="Calibri" w:hAnsi="Calibri"/>
+          <w:b/>
+          <w:bCs/>
+          <w:color w:val="8A6D2F"/>
+          <w:sz w:val="20"/>
+          <w:szCs w:val="20"/>
+        </w:rPr>
+        <w:t xml:space="preserve">Proof: </w:t>
+      </w:r>
+      <w:r>
+        <w:rPr>
+          <w:rFonts w:ascii="Calibri" w:cs="Calibri" w:eastAsia="Calibri" w:hAnsi="Calibri"/>
+          <w:color w:val="161312"/>
+          <w:sz w:val="20"/>
+          <w:szCs w:val="20"/>
+        </w:rPr>
+        <w:t xml:space="preserve">AI TeleSuite helped scale assisted-sales revenue from INR 15 lakh to INR 80 lakh a month.</w:t>
+      </w:r>
+    </w:p>
+    <w:p>
+      <w:pPr>
+        <w:pStyle w:val="ListParagraph"/>
+        <w:numPr>
+          <w:ilvl w:val="0"/>
+          <w:numId w:val="2"/>
+        </w:numPr>
+        <w:spacing w:after="40" w:before="0" w:line="264"/>
+      </w:pPr>
+      <w:r>
+        <w:rPr>
+          <w:rFonts w:ascii="Calibri" w:cs="Calibri" w:eastAsia="Calibri" w:hAnsi="Calibri"/>
+          <w:color w:val="161312"/>
+          <w:sz w:val="20"/>
+          <w:szCs w:val="20"/>
+        </w:rPr>
+        <w:t xml:space="preserve">Conversion-focused websites: clear offer positioning, enquiry or purchase journeys, CRM integrations and full-funnel measurement. </w:t>
+      </w:r>
+      <w:r>
+        <w:rPr>
+          <w:rFonts w:ascii="Calibri" w:cs="Calibri" w:eastAsia="Calibri" w:hAnsi="Calibri"/>
+          <w:b/>
+          <w:bCs/>
+          <w:color w:val="8A6D2F"/>
+          <w:sz w:val="20"/>
+          <w:szCs w:val="20"/>
+        </w:rPr>
+        <w:t xml:space="preserve">Proof: </w:t>
+      </w:r>
+      <w:r>
+        <w:rPr>
+          <w:rFonts w:ascii="Calibri" w:cs="Calibri" w:eastAsia="Calibri" w:hAnsi="Calibri"/>
+          <w:color w:val="161312"/>
+          <w:sz w:val="20"/>
+          <w:szCs w:val="20"/>
+        </w:rPr>
+        <w:t xml:space="preserve">The ET Markets web revamp lifted engagement 27% and unlocked INR 3 crore+ in incremental annual revenue.</w:t>
+      </w:r>
+    </w:p>
+    <w:p>
+      <w:pPr>
+        <w:pStyle w:val="ListParagraph"/>
+        <w:numPr>
+          <w:ilvl w:val="0"/>
+          <w:numId w:val="2"/>
+        </w:numPr>
+        <w:spacing w:after="40" w:before="0" w:line="264"/>
+      </w:pPr>
+      <w:r>
+        <w:rPr>
+          <w:rFonts w:ascii="Calibri" w:cs="Calibri" w:eastAsia="Calibri" w:hAnsi="Calibri"/>
+          <w:color w:val="161312"/>
+          <w:sz w:val="20"/>
+          <w:szCs w:val="20"/>
+        </w:rPr>
+        <w:t xml:space="preserve">Fractional product and growth: roadmap prioritisation, zero-to-one launches, conversion experiments and subscription or ecommerce retention. </w:t>
+      </w:r>
+      <w:r>
+        <w:rPr>
+          <w:rFonts w:ascii="Calibri" w:cs="Calibri" w:eastAsia="Calibri" w:hAnsi="Calibri"/>
+          <w:b/>
+          <w:bCs/>
+          <w:color w:val="8A6D2F"/>
+          <w:sz w:val="20"/>
+          <w:szCs w:val="20"/>
+        </w:rPr>
+        <w:t xml:space="preserve">Proof: </w:t>
+      </w:r>
+      <w:r>
+        <w:rPr>
+          <w:rFonts w:ascii="Calibri" w:cs="Calibri" w:eastAsia="Calibri" w:hAnsi="Calibri"/>
+          <w:color w:val="161312"/>
+          <w:sz w:val="20"/>
+          <w:szCs w:val="20"/>
+        </w:rPr>
+        <w:t xml:space="preserve">400%+ ROI within six months on an assisted-conversion funnel; subscriber retention up 10%.</w:t>
+      </w:r>
+    </w:p>
+    <w:p>
+      <w:pPr>
+        <w:pStyle w:val="ListParagraph"/>
+        <w:numPr>
+          <w:ilvl w:val="0"/>
+          <w:numId w:val="2"/>
+        </w:numPr>
+        <w:spacing w:after="40" w:before="0" w:line="264"/>
+      </w:pPr>
+      <w:r>
+        <w:rPr>
+          <w:rFonts w:ascii="Calibri" w:cs="Calibri" w:eastAsia="Calibri" w:hAnsi="Calibri"/>
+          <w:color w:val="161312"/>
+          <w:sz w:val="20"/>
+          <w:szCs w:val="20"/>
+        </w:rPr>
+        <w:t xml:space="preserve">Focused web MVPs and journeys: one core customer journey shipped end to end, with agreed acceptance criteria and a clean handover. </w:t>
+      </w:r>
+      <w:r>
+        <w:rPr>
+          <w:rFonts w:ascii="Calibri" w:cs="Calibri" w:eastAsia="Calibri" w:hAnsi="Calibri"/>
+          <w:b/>
+          <w:bCs/>
+          <w:color w:val="8A6D2F"/>
+          <w:sz w:val="20"/>
+          <w:szCs w:val="20"/>
+        </w:rPr>
+        <w:t xml:space="preserve">Proof: </w:t>
+      </w:r>
+      <w:r>
+        <w:rPr>
+          <w:rFonts w:ascii="Calibri" w:cs="Calibri" w:eastAsia="Calibri" w:hAnsi="Calibri"/>
+          <w:color w:val="161312"/>
+          <w:sz w:val="20"/>
+          <w:szCs w:val="20"/>
+        </w:rPr>
+        <w:t xml:space="preserve">Assisted Buying took qualified leads from about 30 to 150+ a day; the app revamp grew daily active users 25%.</w:t>
       </w:r>
     </w:p>
     <w:p>

--- a/assets/anchit-tandon-freelance-resume.docx
+++ b/assets/anchit-tandon-freelance-resume.docx
@@ -47,7 +47,7 @@
         </w:rPr>
         <w:t xml:space="preserve">Delhi, India  |  +91 9873945238  |  </w:t>
       </w:r>
-      <w:hyperlink w:history="1" r:id="rId3tcycaoeyad3yemfvv48h">
+      <w:hyperlink w:history="1" r:id="rId4muqldq5wbfdhjzsb47s6">
         <w:r>
           <w:rPr>
             <w:rFonts w:ascii="Calibri" w:cs="Calibri" w:eastAsia="Calibri" w:hAnsi="Calibri"/>
@@ -67,7 +67,7 @@
         </w:rPr>
         <w:t xml:space="preserve">  |  </w:t>
       </w:r>
-      <w:hyperlink w:history="1" r:id="rIdzqahqfy0upd-hp0qq8zgt">
+      <w:hyperlink w:history="1" r:id="rId2yzcm8q5w66qpvq5gjljq">
         <w:r>
           <w:rPr>
             <w:rFonts w:ascii="Calibri" w:cs="Calibri" w:eastAsia="Calibri" w:hAnsi="Calibri"/>
@@ -87,7 +87,7 @@
         </w:rPr>
         <w:t xml:space="preserve">  |  </w:t>
       </w:r>
-      <w:hyperlink w:history="1" r:id="rIdrzjyrgu_llrdwkkbfs8vu">
+      <w:hyperlink w:history="1" r:id="rId9gpnirje5pejaphl6yag7">
         <w:r>
           <w:rPr>
             <w:rFonts w:ascii="Calibri" w:cs="Calibri" w:eastAsia="Calibri" w:hAnsi="Calibri"/>
@@ -131,7 +131,7 @@
           <w:sz w:val="20"/>
           <w:szCs w:val="20"/>
         </w:rPr>
-        <w:t xml:space="preserve">Engineer turned product leader across consumer platforms, subscriptions, sales operations and international ecommerce. I connect problem definition, customer journeys, AI-assisted development and experimentation to ship products that lift conversion, retention and operational efficiency. Currently building Parwah, a family care product for India, and available for freelance builds and fractional product and growth engagements.</w:t>
+        <w:t xml:space="preserve">Engineer turned product leader across consumer platforms, subscriptions, sales operations and international ecommerce. I connect problem definition, customer journeys, AI-assisted development and experimentation to ship products that lift conversion, retention and operational efficiency. Currently building Parwah, a family-care app for Indian families looking after ageing parents, and available for freelance builds and fractional product and growth engagements.</w:t>
       </w:r>
     </w:p>
     <w:p>
@@ -207,7 +207,7 @@
           <w:sz w:val="21"/>
           <w:szCs w:val="21"/>
         </w:rPr>
-        <w:t xml:space="preserve">Parwah, family care for India</w:t>
+        <w:t xml:space="preserve">Parwah, family-care app for India</w:t>
       </w:r>
       <w:r>
         <w:rPr>
@@ -235,7 +235,7 @@
           <w:sz w:val="20"/>
           <w:szCs w:val="20"/>
         </w:rPr>
-        <w:t xml:space="preserve">Designing and building one app for the whole family with parents at the centre: daily check-in, SOS, booking anything for them and sending money safely.</w:t>
+        <w:t xml:space="preserve">Building a family-care app for Indian families looking after ageing parents, so siblings in different cities can share their parents’ care without anything slipping.</w:t>
       </w:r>
     </w:p>
     <w:p>
@@ -254,7 +254,7 @@
           <w:sz w:val="20"/>
           <w:szCs w:val="20"/>
         </w:rPr>
-        <w:t xml:space="preserve">Built senior-first (big type, voice-first, three actions per screen) with consent as the product: every share is chosen by the parent, visible to them and revocable in one tap.</w:t>
+        <w:t xml:space="preserve">Treated care as a task problem, not a chat problem: every need moves from open to assigned, claimed and done, with one tap to say “I’m on it”, ending the family WhatsApp group’s “I thought you did”.</w:t>
       </w:r>
     </w:p>
     <w:p>
@@ -273,7 +273,7 @@
           <w:sz w:val="20"/>
           <w:szCs w:val="20"/>
         </w:rPr>
-        <w:t xml:space="preserve">Working website live at parwah-hq.anchit-tandon.com, with a real person to talk to on WhatsApp.</w:t>
+        <w:t xml:space="preserve">Made handing a task back normal: anyone can reopen a need with its full history kept, and every action checks that the right family member is making the change. Live at parwah-hq.anchit-tandon.com.</w:t>
       </w:r>
     </w:p>
     <w:p>
@@ -652,7 +652,7 @@
           <w:sz w:val="20"/>
           <w:szCs w:val="20"/>
         </w:rPr>
-        <w:t xml:space="preserve">Launched paid wellness subscriptions for Times Health Plus, and drove discovery, registration and acquisition journeys for the Times Internet Half Marathon.</w:t>
+        <w:t xml:space="preserve">Launched paid wellness subscriptions for Times Health Plus, and led discovery, registration and acquisition journeys for the inaugural Times Internet Delhi Half Marathon (18K+ runners).</w:t>
       </w:r>
     </w:p>
     <w:p>
@@ -901,7 +901,7 @@
           <w:sz w:val="21"/>
           <w:szCs w:val="21"/>
         </w:rPr>
-        <w:t xml:space="preserve">Third Eye, personal AI assistant</w:t>
+        <w:t xml:space="preserve">The Third Eye, personal AI operating system</w:t>
       </w:r>
       <w:r>
         <w:rPr>
@@ -929,7 +929,7 @@
           <w:sz w:val="20"/>
           <w:szCs w:val="20"/>
         </w:rPr>
-        <w:t xml:space="preserve">Built a full-stack Next.js and Supabase assistant with tool calling, memory, tasks and Google integration, connecting personal context with actions it can take.</w:t>
+        <w:t xml:space="preserve">One assistant across tasks, notes, goals, calendar and email that acts by voice and camera and checks a personal knowledge base before answering: 24 tools built plus 76 linked apps, four assistant modes and Razorpay credit packs. Web and Android/iPhone apps.</w:t>
       </w:r>
     </w:p>
     <w:p>
@@ -949,7 +949,7 @@
           <w:sz w:val="21"/>
           <w:szCs w:val="21"/>
         </w:rPr>
-        <w:t xml:space="preserve">Lifecycle OS, marketing workflow application</w:t>
+        <w:t xml:space="preserve">LifeCycle-OS, lifecycle marketing platform</w:t>
       </w:r>
       <w:r>
         <w:rPr>
@@ -977,7 +977,7 @@
           <w:sz w:val="20"/>
           <w:szCs w:val="20"/>
         </w:rPr>
-        <w:t xml:space="preserve">Built a multi-brand workspace and campaign workflow that links planning, segmentation, content and dispatch in one pipeline.</w:t>
+        <w:t xml:space="preserve">Enter any brand and get a full lifecycle plan in seconds, then turn real customer data into on-brand mailers, ads and landing pages. Missing facts are marked “data required” instead of invented, and brand isolation is enforced in code and tested on every change.</w:t>
       </w:r>
     </w:p>
     <w:p>
@@ -997,7 +997,7 @@
           <w:sz w:val="21"/>
           <w:szCs w:val="21"/>
         </w:rPr>
-        <w:t xml:space="preserve">The Passion Table, subscription and ordering product</w:t>
+        <w:t xml:space="preserve">The Passion Table, home-style food service</w:t>
       </w:r>
       <w:r>
         <w:rPr>
@@ -1025,7 +1025,7 @@
           <w:sz w:val="20"/>
           <w:szCs w:val="20"/>
         </w:rPr>
-        <w:t xml:space="preserve">Built subscription, ordering and fulfilment workflows for a food-service concept, including a test-mode payment journey.</w:t>
+        <w:t xml:space="preserve">Daily home-style meals from neighbourhood kitchens, with three ways to eat from one kitchen: a meal subscription you can pause or change, on-demand ordering with live tracking, or a reserved table.</w:t>
       </w:r>
     </w:p>
     <w:p>

--- a/assets/anchit-tandon-freelance-resume.docx
+++ b/assets/anchit-tandon-freelance-resume.docx
@@ -47,7 +47,7 @@
         </w:rPr>
         <w:t xml:space="preserve">Delhi, India  |  +91 9873945238  |  </w:t>
       </w:r>
-      <w:hyperlink w:history="1" r:id="rIdxx57bc3wuqgsvj5rnxemv">
+      <w:hyperlink w:history="1" r:id="rId4muqldq5wbfdhjzsb47s6">
         <w:r>
           <w:rPr>
             <w:rFonts w:ascii="Calibri" w:cs="Calibri" w:eastAsia="Calibri" w:hAnsi="Calibri"/>
@@ -67,7 +67,7 @@
         </w:rPr>
         <w:t xml:space="preserve">  |  </w:t>
       </w:r>
-      <w:hyperlink w:history="1" r:id="rIdlut16swgj_rk-d97zosma">
+      <w:hyperlink w:history="1" r:id="rId2yzcm8q5w66qpvq5gjljq">
         <w:r>
           <w:rPr>
             <w:rFonts w:ascii="Calibri" w:cs="Calibri" w:eastAsia="Calibri" w:hAnsi="Calibri"/>
@@ -87,7 +87,7 @@
         </w:rPr>
         <w:t xml:space="preserve">  |  </w:t>
       </w:r>
-      <w:hyperlink w:history="1" r:id="rIdvvptbu_nsot7epzh8rzrw">
+      <w:hyperlink w:history="1" r:id="rId9gpnirje5pejaphl6yag7">
         <w:r>
           <w:rPr>
             <w:rFonts w:ascii="Calibri" w:cs="Calibri" w:eastAsia="Calibri" w:hAnsi="Calibri"/>
@@ -131,7 +131,7 @@
           <w:sz w:val="20"/>
           <w:szCs w:val="20"/>
         </w:rPr>
-        <w:t xml:space="preserve">Engineer turned product leader across consumer platforms, subscriptions, sales operations and international ecommerce. I connect problem definition, customer journeys, AI-assisted development and experimentation to ship products that lift conversion, retention and operational efficiency. Currently building Parwah, a family care product for India, and available for freelance builds and fractional product and growth engagements.</w:t>
+        <w:t xml:space="preserve">Engineer turned product leader across consumer platforms, subscriptions, sales operations and international ecommerce. I connect problem definition, customer journeys, AI-assisted development and experimentation to ship products that lift conversion, retention and operational efficiency. Currently building Parwah, a family-care app for Indian families looking after ageing parents, and available for freelance builds and fractional product and growth engagements.</w:t>
       </w:r>
     </w:p>
     <w:p>
@@ -207,7 +207,7 @@
           <w:sz w:val="21"/>
           <w:szCs w:val="21"/>
         </w:rPr>
-        <w:t xml:space="preserve">Parwah, family care for India</w:t>
+        <w:t xml:space="preserve">Parwah, family-care app for India</w:t>
       </w:r>
       <w:r>
         <w:rPr>
@@ -235,7 +235,7 @@
           <w:sz w:val="20"/>
           <w:szCs w:val="20"/>
         </w:rPr>
-        <w:t xml:space="preserve">Designing and building one app for the whole family with parents at the centre: daily check-in, SOS, booking anything for them and sending money safely.</w:t>
+        <w:t xml:space="preserve">Building a family-care app for Indian families looking after ageing parents, so siblings in different cities can share their parents’ care without anything slipping.</w:t>
       </w:r>
     </w:p>
     <w:p>
@@ -254,7 +254,7 @@
           <w:sz w:val="20"/>
           <w:szCs w:val="20"/>
         </w:rPr>
-        <w:t xml:space="preserve">Built senior-first (big type, voice-first, three actions per screen) with consent as the product: every share is chosen by the parent, visible to them and revocable in one tap.</w:t>
+        <w:t xml:space="preserve">Treated care as a task problem, not a chat problem: every need moves from open to assigned, claimed and done, with one tap to say “I’m on it”, ending the family WhatsApp group’s “I thought you did”.</w:t>
       </w:r>
     </w:p>
     <w:p>
@@ -273,7 +273,7 @@
           <w:sz w:val="20"/>
           <w:szCs w:val="20"/>
         </w:rPr>
-        <w:t xml:space="preserve">Working website live at parwah-hq.anchit-tandon.com, with a real person to talk to on WhatsApp.</w:t>
+        <w:t xml:space="preserve">Made handing a task back normal: anyone can reopen a need with its full history kept, and every action checks that the right family member is making the change. Live at parwah-hq.anchit-tandon.com.</w:t>
       </w:r>
     </w:p>
     <w:p>
@@ -652,7 +652,7 @@
           <w:sz w:val="20"/>
           <w:szCs w:val="20"/>
         </w:rPr>
-        <w:t xml:space="preserve">Launched paid wellness subscriptions for Times Health Plus, and drove discovery, registration and acquisition journeys for the Times Internet Half Marathon.</w:t>
+        <w:t xml:space="preserve">Launched paid wellness subscriptions for Times Health Plus, and led discovery, registration and acquisition journeys for the inaugural Times Internet Delhi Half Marathon (18K+ runners).</w:t>
       </w:r>
     </w:p>
     <w:p>
@@ -901,7 +901,7 @@
           <w:sz w:val="21"/>
           <w:szCs w:val="21"/>
         </w:rPr>
-        <w:t xml:space="preserve">Third Eye, personal AI assistant</w:t>
+        <w:t xml:space="preserve">The Third Eye, personal AI operating system</w:t>
       </w:r>
       <w:r>
         <w:rPr>
@@ -929,7 +929,7 @@
           <w:sz w:val="20"/>
           <w:szCs w:val="20"/>
         </w:rPr>
-        <w:t xml:space="preserve">Built a full-stack Next.js and Supabase assistant with tool calling, memory, tasks and Google integration, connecting personal context with actions it can take.</w:t>
+        <w:t xml:space="preserve">One assistant across tasks, notes, goals, calendar and email that acts by voice and camera and checks a personal knowledge base before answering: 24 tools built plus 76 linked apps, four assistant modes and Razorpay credit packs. Web and Android/iPhone apps.</w:t>
       </w:r>
     </w:p>
     <w:p>
@@ -949,7 +949,7 @@
           <w:sz w:val="21"/>
           <w:szCs w:val="21"/>
         </w:rPr>
-        <w:t xml:space="preserve">Lifecycle OS, marketing workflow application</w:t>
+        <w:t xml:space="preserve">LifeCycle-OS, lifecycle marketing platform</w:t>
       </w:r>
       <w:r>
         <w:rPr>
@@ -977,7 +977,7 @@
           <w:sz w:val="20"/>
           <w:szCs w:val="20"/>
         </w:rPr>
-        <w:t xml:space="preserve">Built a multi-brand workspace and campaign workflow that links planning, segmentation, content and dispatch in one pipeline.</w:t>
+        <w:t xml:space="preserve">Enter any brand and get a full lifecycle plan in seconds, then turn real customer data into on-brand mailers, ads and landing pages. Missing facts are marked “data required” instead of invented, and brand isolation is enforced in code and tested on every change.</w:t>
       </w:r>
     </w:p>
     <w:p>
@@ -997,7 +997,7 @@
           <w:sz w:val="21"/>
           <w:szCs w:val="21"/>
         </w:rPr>
-        <w:t xml:space="preserve">The Passion Table, subscription and ordering product</w:t>
+        <w:t xml:space="preserve">The Passion Table, home-style food service</w:t>
       </w:r>
       <w:r>
         <w:rPr>
@@ -1025,7 +1025,7 @@
           <w:sz w:val="20"/>
           <w:szCs w:val="20"/>
         </w:rPr>
-        <w:t xml:space="preserve">Built subscription, ordering and fulfilment workflows for a food-service concept, including a test-mode payment journey.</w:t>
+        <w:t xml:space="preserve">Daily home-style meals from neighbourhood kitchens, with three ways to eat from one kitchen: a meal subscription you can pause or change, on-demand ordering with live tracking, or a reserved table.</w:t>
       </w:r>
     </w:p>
     <w:p>
@@ -1056,73 +1056,153 @@
           <w:ilvl w:val="0"/>
           <w:numId w:val="2"/>
         </w:numPr>
-        <w:spacing w:after="30" w:before="0" w:line="264"/>
-      </w:pPr>
-      <w:r>
-        <w:rPr>
-          <w:rFonts w:ascii="Calibri" w:cs="Calibri" w:eastAsia="Calibri" w:hAnsi="Calibri"/>
-          <w:color w:val="161312"/>
-          <w:sz w:val="20"/>
-          <w:szCs w:val="20"/>
-        </w:rPr>
-        <w:t xml:space="preserve">AI workflows and internal tools: call review, knowledge assistants, reporting dashboards and scoped integrations with human review.</w:t>
-      </w:r>
-    </w:p>
-    <w:p>
-      <w:pPr>
-        <w:pStyle w:val="ListParagraph"/>
-        <w:numPr>
-          <w:ilvl w:val="0"/>
-          <w:numId w:val="2"/>
-        </w:numPr>
-        <w:spacing w:after="30" w:before="0" w:line="264"/>
-      </w:pPr>
-      <w:r>
-        <w:rPr>
-          <w:rFonts w:ascii="Calibri" w:cs="Calibri" w:eastAsia="Calibri" w:hAnsi="Calibri"/>
-          <w:color w:val="161312"/>
-          <w:sz w:val="20"/>
-          <w:szCs w:val="20"/>
-        </w:rPr>
-        <w:t xml:space="preserve">Conversion-focused websites: clear offer positioning, enquiry or purchase journeys, CRM integrations and full-funnel measurement.</w:t>
-      </w:r>
-    </w:p>
-    <w:p>
-      <w:pPr>
-        <w:pStyle w:val="ListParagraph"/>
-        <w:numPr>
-          <w:ilvl w:val="0"/>
-          <w:numId w:val="2"/>
-        </w:numPr>
-        <w:spacing w:after="30" w:before="0" w:line="264"/>
-      </w:pPr>
-      <w:r>
-        <w:rPr>
-          <w:rFonts w:ascii="Calibri" w:cs="Calibri" w:eastAsia="Calibri" w:hAnsi="Calibri"/>
-          <w:color w:val="161312"/>
-          <w:sz w:val="20"/>
-          <w:szCs w:val="20"/>
-        </w:rPr>
-        <w:t xml:space="preserve">Fractional product and growth: roadmap prioritisation, zero-to-one launches, conversion experiments and subscription or ecommerce retention.</w:t>
-      </w:r>
-    </w:p>
-    <w:p>
-      <w:pPr>
-        <w:pStyle w:val="ListParagraph"/>
-        <w:numPr>
-          <w:ilvl w:val="0"/>
-          <w:numId w:val="2"/>
-        </w:numPr>
-        <w:spacing w:after="30" w:before="0" w:line="264"/>
-      </w:pPr>
-      <w:r>
-        <w:rPr>
-          <w:rFonts w:ascii="Calibri" w:cs="Calibri" w:eastAsia="Calibri" w:hAnsi="Calibri"/>
-          <w:color w:val="161312"/>
-          <w:sz w:val="20"/>
-          <w:szCs w:val="20"/>
-        </w:rPr>
-        <w:t xml:space="preserve">Focused web MVPs: one core customer journey shipped end to end, with agreed acceptance criteria and a clean handover.</w:t>
+        <w:spacing w:after="40" w:before="0" w:line="264"/>
+      </w:pPr>
+      <w:r>
+        <w:rPr>
+          <w:rFonts w:ascii="Calibri" w:cs="Calibri" w:eastAsia="Calibri" w:hAnsi="Calibri"/>
+          <w:color w:val="161312"/>
+          <w:sz w:val="20"/>
+          <w:szCs w:val="20"/>
+        </w:rPr>
+        <w:t xml:space="preserve">AI workflows and internal tools: call review, knowledge assistants, reporting dashboards and scoped integrations with human review. </w:t>
+      </w:r>
+      <w:r>
+        <w:rPr>
+          <w:rFonts w:ascii="Calibri" w:cs="Calibri" w:eastAsia="Calibri" w:hAnsi="Calibri"/>
+          <w:b/>
+          <w:bCs/>
+          <w:color w:val="8A6D2F"/>
+          <w:sz w:val="20"/>
+          <w:szCs w:val="20"/>
+        </w:rPr>
+        <w:t xml:space="preserve">Proof: </w:t>
+      </w:r>
+      <w:r>
+        <w:rPr>
+          <w:rFonts w:ascii="Calibri" w:cs="Calibri" w:eastAsia="Calibri" w:hAnsi="Calibri"/>
+          <w:color w:val="161312"/>
+          <w:sz w:val="20"/>
+          <w:szCs w:val="20"/>
+        </w:rPr>
+        <w:t xml:space="preserve">AI TeleSuite helped scale assisted-sales revenue from INR 15 lakh to INR 80 lakh a month.</w:t>
+      </w:r>
+    </w:p>
+    <w:p>
+      <w:pPr>
+        <w:pStyle w:val="ListParagraph"/>
+        <w:numPr>
+          <w:ilvl w:val="0"/>
+          <w:numId w:val="2"/>
+        </w:numPr>
+        <w:spacing w:after="40" w:before="0" w:line="264"/>
+      </w:pPr>
+      <w:r>
+        <w:rPr>
+          <w:rFonts w:ascii="Calibri" w:cs="Calibri" w:eastAsia="Calibri" w:hAnsi="Calibri"/>
+          <w:color w:val="161312"/>
+          <w:sz w:val="20"/>
+          <w:szCs w:val="20"/>
+        </w:rPr>
+        <w:t xml:space="preserve">Conversion-focused websites: clear offer positioning, enquiry or purchase journeys, CRM integrations and full-funnel measurement. </w:t>
+      </w:r>
+      <w:r>
+        <w:rPr>
+          <w:rFonts w:ascii="Calibri" w:cs="Calibri" w:eastAsia="Calibri" w:hAnsi="Calibri"/>
+          <w:b/>
+          <w:bCs/>
+          <w:color w:val="8A6D2F"/>
+          <w:sz w:val="20"/>
+          <w:szCs w:val="20"/>
+        </w:rPr>
+        <w:t xml:space="preserve">Proof: </w:t>
+      </w:r>
+      <w:r>
+        <w:rPr>
+          <w:rFonts w:ascii="Calibri" w:cs="Calibri" w:eastAsia="Calibri" w:hAnsi="Calibri"/>
+          <w:color w:val="161312"/>
+          <w:sz w:val="20"/>
+          <w:szCs w:val="20"/>
+        </w:rPr>
+        <w:t xml:space="preserve">The ET Markets web revamp lifted engagement 27% and unlocked INR 3 crore+ in incremental annual revenue.</w:t>
+      </w:r>
+    </w:p>
+    <w:p>
+      <w:pPr>
+        <w:pStyle w:val="ListParagraph"/>
+        <w:numPr>
+          <w:ilvl w:val="0"/>
+          <w:numId w:val="2"/>
+        </w:numPr>
+        <w:spacing w:after="40" w:before="0" w:line="264"/>
+      </w:pPr>
+      <w:r>
+        <w:rPr>
+          <w:rFonts w:ascii="Calibri" w:cs="Calibri" w:eastAsia="Calibri" w:hAnsi="Calibri"/>
+          <w:color w:val="161312"/>
+          <w:sz w:val="20"/>
+          <w:szCs w:val="20"/>
+        </w:rPr>
+        <w:t xml:space="preserve">Fractional product and growth: roadmap prioritisation, zero-to-one launches, conversion experiments and subscription or ecommerce retention. </w:t>
+      </w:r>
+      <w:r>
+        <w:rPr>
+          <w:rFonts w:ascii="Calibri" w:cs="Calibri" w:eastAsia="Calibri" w:hAnsi="Calibri"/>
+          <w:b/>
+          <w:bCs/>
+          <w:color w:val="8A6D2F"/>
+          <w:sz w:val="20"/>
+          <w:szCs w:val="20"/>
+        </w:rPr>
+        <w:t xml:space="preserve">Proof: </w:t>
+      </w:r>
+      <w:r>
+        <w:rPr>
+          <w:rFonts w:ascii="Calibri" w:cs="Calibri" w:eastAsia="Calibri" w:hAnsi="Calibri"/>
+          <w:color w:val="161312"/>
+          <w:sz w:val="20"/>
+          <w:szCs w:val="20"/>
+        </w:rPr>
+        <w:t xml:space="preserve">400%+ ROI within six months on an assisted-conversion funnel; subscriber retention up 10%.</w:t>
+      </w:r>
+    </w:p>
+    <w:p>
+      <w:pPr>
+        <w:pStyle w:val="ListParagraph"/>
+        <w:numPr>
+          <w:ilvl w:val="0"/>
+          <w:numId w:val="2"/>
+        </w:numPr>
+        <w:spacing w:after="40" w:before="0" w:line="264"/>
+      </w:pPr>
+      <w:r>
+        <w:rPr>
+          <w:rFonts w:ascii="Calibri" w:cs="Calibri" w:eastAsia="Calibri" w:hAnsi="Calibri"/>
+          <w:color w:val="161312"/>
+          <w:sz w:val="20"/>
+          <w:szCs w:val="20"/>
+        </w:rPr>
+        <w:t xml:space="preserve">Focused web MVPs and journeys: one core customer journey shipped end to end, with agreed acceptance criteria and a clean handover. </w:t>
+      </w:r>
+      <w:r>
+        <w:rPr>
+          <w:rFonts w:ascii="Calibri" w:cs="Calibri" w:eastAsia="Calibri" w:hAnsi="Calibri"/>
+          <w:b/>
+          <w:bCs/>
+          <w:color w:val="8A6D2F"/>
+          <w:sz w:val="20"/>
+          <w:szCs w:val="20"/>
+        </w:rPr>
+        <w:t xml:space="preserve">Proof: </w:t>
+      </w:r>
+      <w:r>
+        <w:rPr>
+          <w:rFonts w:ascii="Calibri" w:cs="Calibri" w:eastAsia="Calibri" w:hAnsi="Calibri"/>
+          <w:color w:val="161312"/>
+          <w:sz w:val="20"/>
+          <w:szCs w:val="20"/>
+        </w:rPr>
+        <w:t xml:space="preserve">Assisted Buying took qualified leads from about 30 to 150+ a day; the app revamp grew daily active users 25%.</w:t>
       </w:r>
     </w:p>
     <w:p>

--- a/assets/anchit-tandon-freelance-resume.docx
+++ b/assets/anchit-tandon-freelance-resume.docx
@@ -4,23 +4,23 @@
   <w:body>
     <w:p>
       <w:pPr>
-        <w:spacing w:after="20"/>
-      </w:pPr>
-      <w:r>
-        <w:rPr>
-          <w:rFonts w:ascii="Calibri" w:cs="Calibri" w:eastAsia="Calibri" w:hAnsi="Calibri"/>
-          <w:b/>
-          <w:bCs/>
-          <w:color w:val="161312"/>
-          <w:sz w:val="44"/>
-          <w:szCs w:val="44"/>
+        <w:spacing w:after="10"/>
+      </w:pPr>
+      <w:r>
+        <w:rPr>
+          <w:rFonts w:ascii="Calibri" w:cs="Calibri" w:eastAsia="Calibri" w:hAnsi="Calibri"/>
+          <w:b/>
+          <w:bCs/>
+          <w:color w:val="161312"/>
+          <w:sz w:val="46"/>
+          <w:szCs w:val="46"/>
         </w:rPr>
         <w:t xml:space="preserve">Anchit Tandon</w:t>
       </w:r>
     </w:p>
     <w:p>
       <w:pPr>
-        <w:spacing w:after="60"/>
+        <w:spacing w:after="50"/>
       </w:pPr>
       <w:r>
         <w:rPr>
@@ -28,26 +28,35 @@
           <w:b/>
           <w:bCs/>
           <w:color w:val="8A6D2F"/>
-          <w:sz w:val="23"/>
-          <w:szCs w:val="23"/>
+          <w:sz w:val="24"/>
+          <w:szCs w:val="24"/>
         </w:rPr>
         <w:t xml:space="preserve">Technical Product and Growth Builder</w:t>
       </w:r>
-    </w:p>
-    <w:p>
-      <w:pPr>
-        <w:spacing w:after="0"/>
-      </w:pPr>
       <w:r>
         <w:rPr>
           <w:rFonts w:ascii="Calibri" w:cs="Calibri" w:eastAsia="Calibri" w:hAnsi="Calibri"/>
           <w:color w:val="5A554E"/>
+          <w:sz w:val="20"/>
+          <w:szCs w:val="20"/>
+        </w:rPr>
+        <w:t xml:space="preserve"/>
+      </w:r>
+    </w:p>
+    <w:p>
+      <w:pPr>
+        <w:spacing w:after="110"/>
+      </w:pPr>
+      <w:r>
+        <w:rPr>
+          <w:rFonts w:ascii="Calibri" w:cs="Calibri" w:eastAsia="Calibri" w:hAnsi="Calibri"/>
+          <w:color w:val="5A554E"/>
           <w:sz w:val="19"/>
           <w:szCs w:val="19"/>
         </w:rPr>
         <w:t xml:space="preserve">Delhi, India  |  +91 9873945238  |  </w:t>
       </w:r>
-      <w:hyperlink w:history="1" r:id="rId4muqldq5wbfdhjzsb47s6">
+      <w:hyperlink w:history="1" r:id="rIdtykdznyxpmyyzmnowmn1b">
         <w:r>
           <w:rPr>
             <w:rFonts w:ascii="Calibri" w:cs="Calibri" w:eastAsia="Calibri" w:hAnsi="Calibri"/>
@@ -67,7 +76,7 @@
         </w:rPr>
         <w:t xml:space="preserve">  |  </w:t>
       </w:r>
-      <w:hyperlink w:history="1" r:id="rId2yzcm8q5w66qpvq5gjljq">
+      <w:hyperlink w:history="1" r:id="rId7ggnrzdgyizxfdexmawc9">
         <w:r>
           <w:rPr>
             <w:rFonts w:ascii="Calibri" w:cs="Calibri" w:eastAsia="Calibri" w:hAnsi="Calibri"/>
@@ -87,7 +96,7 @@
         </w:rPr>
         <w:t xml:space="preserve">  |  </w:t>
       </w:r>
-      <w:hyperlink w:history="1" r:id="rId9gpnirje5pejaphl6yag7">
+      <w:hyperlink w:history="1" r:id="rIdgrtraxd2_xjyimis07hbj">
         <w:r>
           <w:rPr>
             <w:rFonts w:ascii="Calibri" w:cs="Calibri" w:eastAsia="Calibri" w:hAnsi="Calibri"/>
@@ -99,13 +108,260 @@
         </w:r>
       </w:hyperlink>
     </w:p>
+    <w:tbl>
+      <w:tblPr>
+        <w:tblW w:type="dxa" w:w="10280"/>
+        <w:tblBorders>
+          <w:top w:val="none" w:color="FFFFFF" w:sz="0"/>
+          <w:left w:val="none" w:color="FFFFFF" w:sz="0"/>
+          <w:bottom w:val="none" w:color="FFFFFF" w:sz="0"/>
+          <w:right w:val="none" w:color="FFFFFF" w:sz="0"/>
+          <w:insideH w:val="none" w:color="FFFFFF" w:sz="0"/>
+          <w:insideV w:val="single" w:color="E5DCC7" w:sz="4"/>
+        </w:tblBorders>
+      </w:tblPr>
+      <w:tblGrid>
+        <w:gridCol w:w="2056"/>
+        <w:gridCol w:w="2056"/>
+        <w:gridCol w:w="2056"/>
+        <w:gridCol w:w="2056"/>
+        <w:gridCol w:w="2056"/>
+      </w:tblGrid>
+      <w:tr>
+        <w:tc>
+          <w:tcPr>
+            <w:tcW w:type="dxa" w:w="2056"/>
+            <w:shd w:fill="F6F1E7" w:color="auto" w:val="clear"/>
+            <w:tcMar>
+              <w:top w:type="dxa" w:w="90"/>
+              <w:left w:type="dxa" w:w="80"/>
+              <w:bottom w:type="dxa" w:w="90"/>
+              <w:right w:type="dxa" w:w="80"/>
+            </w:tcMar>
+            <w:vAlign w:val="center"/>
+          </w:tcPr>
+          <w:p>
+            <w:pPr>
+              <w:spacing w:after="10"/>
+              <w:jc w:val="center"/>
+            </w:pPr>
+            <w:r>
+              <w:rPr>
+                <w:rFonts w:ascii="Calibri" w:cs="Calibri" w:eastAsia="Calibri" w:hAnsi="Calibri"/>
+                <w:b/>
+                <w:bCs/>
+                <w:color w:val="8A6D2F"/>
+                <w:sz w:val="27"/>
+                <w:szCs w:val="27"/>
+              </w:rPr>
+              <w:t xml:space="preserve">₹15L → ₹80L</w:t>
+            </w:r>
+          </w:p>
+          <w:p>
+            <w:pPr>
+              <w:spacing w:after="0"/>
+              <w:jc w:val="center"/>
+            </w:pPr>
+            <w:r>
+              <w:rPr>
+                <w:rFonts w:ascii="Calibri" w:cs="Calibri" w:eastAsia="Calibri" w:hAnsi="Calibri"/>
+                <w:color w:val="5A554E"/>
+                <w:sz w:val="16"/>
+                <w:szCs w:val="16"/>
+              </w:rPr>
+              <w:t xml:space="preserve">monthly assisted-sales revenue</w:t>
+            </w:r>
+          </w:p>
+        </w:tc>
+        <w:tc>
+          <w:tcPr>
+            <w:tcW w:type="dxa" w:w="2056"/>
+            <w:shd w:fill="F6F1E7" w:color="auto" w:val="clear"/>
+            <w:tcMar>
+              <w:top w:type="dxa" w:w="90"/>
+              <w:left w:type="dxa" w:w="80"/>
+              <w:bottom w:type="dxa" w:w="90"/>
+              <w:right w:type="dxa" w:w="80"/>
+            </w:tcMar>
+            <w:vAlign w:val="center"/>
+          </w:tcPr>
+          <w:p>
+            <w:pPr>
+              <w:spacing w:after="10"/>
+              <w:jc w:val="center"/>
+            </w:pPr>
+            <w:r>
+              <w:rPr>
+                <w:rFonts w:ascii="Calibri" w:cs="Calibri" w:eastAsia="Calibri" w:hAnsi="Calibri"/>
+                <w:b/>
+                <w:bCs/>
+                <w:color w:val="8A6D2F"/>
+                <w:sz w:val="27"/>
+                <w:szCs w:val="27"/>
+              </w:rPr>
+              <w:t xml:space="preserve">400%+</w:t>
+            </w:r>
+          </w:p>
+          <w:p>
+            <w:pPr>
+              <w:spacing w:after="0"/>
+              <w:jc w:val="center"/>
+            </w:pPr>
+            <w:r>
+              <w:rPr>
+                <w:rFonts w:ascii="Calibri" w:cs="Calibri" w:eastAsia="Calibri" w:hAnsi="Calibri"/>
+                <w:color w:val="5A554E"/>
+                <w:sz w:val="16"/>
+                <w:szCs w:val="16"/>
+              </w:rPr>
+              <w:t xml:space="preserve">ROI within six months</w:t>
+            </w:r>
+          </w:p>
+        </w:tc>
+        <w:tc>
+          <w:tcPr>
+            <w:tcW w:type="dxa" w:w="2056"/>
+            <w:shd w:fill="F6F1E7" w:color="auto" w:val="clear"/>
+            <w:tcMar>
+              <w:top w:type="dxa" w:w="90"/>
+              <w:left w:type="dxa" w:w="80"/>
+              <w:bottom w:type="dxa" w:w="90"/>
+              <w:right w:type="dxa" w:w="80"/>
+            </w:tcMar>
+            <w:vAlign w:val="center"/>
+          </w:tcPr>
+          <w:p>
+            <w:pPr>
+              <w:spacing w:after="10"/>
+              <w:jc w:val="center"/>
+            </w:pPr>
+            <w:r>
+              <w:rPr>
+                <w:rFonts w:ascii="Calibri" w:cs="Calibri" w:eastAsia="Calibri" w:hAnsi="Calibri"/>
+                <w:b/>
+                <w:bCs/>
+                <w:color w:val="8A6D2F"/>
+                <w:sz w:val="27"/>
+                <w:szCs w:val="27"/>
+              </w:rPr>
+              <w:t xml:space="preserve">₹3Cr+</w:t>
+            </w:r>
+          </w:p>
+          <w:p>
+            <w:pPr>
+              <w:spacing w:after="0"/>
+              <w:jc w:val="center"/>
+            </w:pPr>
+            <w:r>
+              <w:rPr>
+                <w:rFonts w:ascii="Calibri" w:cs="Calibri" w:eastAsia="Calibri" w:hAnsi="Calibri"/>
+                <w:color w:val="5A554E"/>
+                <w:sz w:val="16"/>
+                <w:szCs w:val="16"/>
+              </w:rPr>
+              <w:t xml:space="preserve">new annual revenue, ET Markets</w:t>
+            </w:r>
+          </w:p>
+        </w:tc>
+        <w:tc>
+          <w:tcPr>
+            <w:tcW w:type="dxa" w:w="2056"/>
+            <w:shd w:fill="F6F1E7" w:color="auto" w:val="clear"/>
+            <w:tcMar>
+              <w:top w:type="dxa" w:w="90"/>
+              <w:left w:type="dxa" w:w="80"/>
+              <w:bottom w:type="dxa" w:w="90"/>
+              <w:right w:type="dxa" w:w="80"/>
+            </w:tcMar>
+            <w:vAlign w:val="center"/>
+          </w:tcPr>
+          <w:p>
+            <w:pPr>
+              <w:spacing w:after="10"/>
+              <w:jc w:val="center"/>
+            </w:pPr>
+            <w:r>
+              <w:rPr>
+                <w:rFonts w:ascii="Calibri" w:cs="Calibri" w:eastAsia="Calibri" w:hAnsi="Calibri"/>
+                <w:b/>
+                <w:bCs/>
+                <w:color w:val="8A6D2F"/>
+                <w:sz w:val="27"/>
+                <w:szCs w:val="27"/>
+              </w:rPr>
+              <w:t xml:space="preserve">18K+</w:t>
+            </w:r>
+          </w:p>
+          <w:p>
+            <w:pPr>
+              <w:spacing w:after="0"/>
+              <w:jc w:val="center"/>
+            </w:pPr>
+            <w:r>
+              <w:rPr>
+                <w:rFonts w:ascii="Calibri" w:cs="Calibri" w:eastAsia="Calibri" w:hAnsi="Calibri"/>
+                <w:color w:val="5A554E"/>
+                <w:sz w:val="16"/>
+                <w:szCs w:val="16"/>
+              </w:rPr>
+              <w:t xml:space="preserve">runners, Delhi Half Marathon</w:t>
+            </w:r>
+          </w:p>
+        </w:tc>
+        <w:tc>
+          <w:tcPr>
+            <w:tcW w:type="dxa" w:w="2056"/>
+            <w:shd w:fill="F6F1E7" w:color="auto" w:val="clear"/>
+            <w:tcMar>
+              <w:top w:type="dxa" w:w="90"/>
+              <w:left w:type="dxa" w:w="80"/>
+              <w:bottom w:type="dxa" w:w="90"/>
+              <w:right w:type="dxa" w:w="80"/>
+            </w:tcMar>
+            <w:vAlign w:val="center"/>
+          </w:tcPr>
+          <w:p>
+            <w:pPr>
+              <w:spacing w:after="10"/>
+              <w:jc w:val="center"/>
+            </w:pPr>
+            <w:r>
+              <w:rPr>
+                <w:rFonts w:ascii="Calibri" w:cs="Calibri" w:eastAsia="Calibri" w:hAnsi="Calibri"/>
+                <w:b/>
+                <w:bCs/>
+                <w:color w:val="8A6D2F"/>
+                <w:sz w:val="27"/>
+                <w:szCs w:val="27"/>
+              </w:rPr>
+              <w:t xml:space="preserve">20</w:t>
+            </w:r>
+          </w:p>
+          <w:p>
+            <w:pPr>
+              <w:spacing w:after="0"/>
+              <w:jc w:val="center"/>
+            </w:pPr>
+            <w:r>
+              <w:rPr>
+                <w:rFonts w:ascii="Calibri" w:cs="Calibri" w:eastAsia="Calibri" w:hAnsi="Calibri"/>
+                <w:color w:val="5A554E"/>
+                <w:sz w:val="16"/>
+                <w:szCs w:val="16"/>
+              </w:rPr>
+              <w:t xml:space="preserve">products built in 5‑6 months</w:t>
+            </w:r>
+          </w:p>
+        </w:tc>
+      </w:tr>
+    </w:tbl>
     <w:p>
       <w:pPr>
         <w:keepNext/>
         <w:pBdr>
           <w:bottom w:val="single" w:color="8A6D2F" w:sz="6" w:space="2"/>
         </w:pBdr>
-        <w:spacing w:after="80" w:before="200"/>
+        <w:spacing w:after="70" w:before="190"/>
       </w:pPr>
       <w:r>
         <w:rPr>
@@ -122,16 +378,36 @@
     </w:p>
     <w:p>
       <w:pPr>
-        <w:spacing w:after="40" w:before="0" w:line="264"/>
-      </w:pPr>
-      <w:r>
-        <w:rPr>
-          <w:rFonts w:ascii="Calibri" w:cs="Calibri" w:eastAsia="Calibri" w:hAnsi="Calibri"/>
-          <w:color w:val="161312"/>
-          <w:sz w:val="20"/>
-          <w:szCs w:val="20"/>
-        </w:rPr>
-        <w:t xml:space="preserve">Engineer turned product leader across consumer platforms, subscriptions, sales operations and international ecommerce. I connect problem definition, customer journeys, AI-assisted development and experimentation to ship products that lift conversion, retention and operational efficiency. Currently building Parwah, a family-care app for Indian families looking after ageing parents, and available for freelance builds and fractional product and growth engagements.</w:t>
+        <w:spacing w:after="40" w:before="0" w:line="259"/>
+      </w:pPr>
+      <w:r>
+        <w:rPr>
+          <w:rFonts w:ascii="Calibri" w:cs="Calibri" w:eastAsia="Calibri" w:hAnsi="Calibri"/>
+          <w:color w:val="161312"/>
+          <w:sz w:val="20"/>
+          <w:szCs w:val="20"/>
+        </w:rPr>
+        <w:t xml:space="preserve">Engineer turned product leader across consumer platforms, subscriptions, sales operations and international ecommerce. I connect problem definition, customer journeys, AI-assisted development and experimentation to ship products that lift conversion, retention and operational efficiency. Currently building </w:t>
+      </w:r>
+      <w:r>
+        <w:rPr>
+          <w:rFonts w:ascii="Calibri" w:cs="Calibri" w:eastAsia="Calibri" w:hAnsi="Calibri"/>
+          <w:b/>
+          <w:bCs/>
+          <w:color w:val="161312"/>
+          <w:sz w:val="20"/>
+          <w:szCs w:val="20"/>
+        </w:rPr>
+        <w:t xml:space="preserve">Parwah</w:t>
+      </w:r>
+      <w:r>
+        <w:rPr>
+          <w:rFonts w:ascii="Calibri" w:cs="Calibri" w:eastAsia="Calibri" w:hAnsi="Calibri"/>
+          <w:color w:val="161312"/>
+          <w:sz w:val="20"/>
+          <w:szCs w:val="20"/>
+        </w:rPr>
+        <w:t xml:space="preserve">, a family-care app for Indian families looking after ageing parents, and available for freelance builds and fractional product and growth engagements.</w:t>
       </w:r>
     </w:p>
     <w:p>
@@ -140,7 +416,7 @@
         <w:pBdr>
           <w:bottom w:val="single" w:color="8A6D2F" w:sz="6" w:space="2"/>
         </w:pBdr>
-        <w:spacing w:after="80" w:before="200"/>
+        <w:spacing w:after="70" w:before="190"/>
       </w:pPr>
       <w:r>
         <w:rPr>
@@ -152,21 +428,82 @@
           <w:sz w:val="21"/>
           <w:szCs w:val="21"/>
         </w:rPr>
-        <w:t xml:space="preserve">CORE CAPABILITIES</w:t>
-      </w:r>
-    </w:p>
-    <w:p>
-      <w:pPr>
-        <w:spacing w:after="40" w:before="0" w:line="264"/>
-      </w:pPr>
-      <w:r>
-        <w:rPr>
-          <w:rFonts w:ascii="Calibri" w:cs="Calibri" w:eastAsia="Calibri" w:hAnsi="Calibri"/>
-          <w:color w:val="161312"/>
-          <w:sz w:val="20"/>
-          <w:szCs w:val="20"/>
-        </w:rPr>
-        <w:t xml:space="preserve">Product discovery and prioritisation  ·  Customer journeys and conversion funnels  ·  AI workflows and internal tools  ·  Web MVPs  ·  Subscription monetisation  ·  Lifecycle and retention  ·  Analytics and experimentation  ·  Cross‑functional delivery</w:t>
+        <w:t xml:space="preserve">SKILLS</w:t>
+      </w:r>
+    </w:p>
+    <w:p>
+      <w:pPr>
+        <w:spacing w:after="30" w:before="0" w:line="259"/>
+      </w:pPr>
+      <w:r>
+        <w:rPr>
+          <w:rFonts w:ascii="Calibri" w:cs="Calibri" w:eastAsia="Calibri" w:hAnsi="Calibri"/>
+          <w:b/>
+          <w:bCs/>
+          <w:color w:val="161312"/>
+          <w:sz w:val="20"/>
+          <w:szCs w:val="20"/>
+        </w:rPr>
+        <w:t xml:space="preserve">Product:  </w:t>
+      </w:r>
+      <w:r>
+        <w:rPr>
+          <w:rFonts w:ascii="Calibri" w:cs="Calibri" w:eastAsia="Calibri" w:hAnsi="Calibri"/>
+          <w:color w:val="161312"/>
+          <w:sz w:val="20"/>
+          <w:szCs w:val="20"/>
+        </w:rPr>
+        <w:t xml:space="preserve">Discovery and prioritisation  ·  Roadmaps  ·  Experimentation  ·  Subscription monetisation  ·  Conversion funnels</w:t>
+      </w:r>
+    </w:p>
+    <w:p>
+      <w:pPr>
+        <w:spacing w:after="30" w:before="0" w:line="259"/>
+      </w:pPr>
+      <w:r>
+        <w:rPr>
+          <w:rFonts w:ascii="Calibri" w:cs="Calibri" w:eastAsia="Calibri" w:hAnsi="Calibri"/>
+          <w:b/>
+          <w:bCs/>
+          <w:color w:val="161312"/>
+          <w:sz w:val="20"/>
+          <w:szCs w:val="20"/>
+        </w:rPr>
+        <w:t xml:space="preserve">Growth:  </w:t>
+      </w:r>
+      <w:r>
+        <w:rPr>
+          <w:rFonts w:ascii="Calibri" w:cs="Calibri" w:eastAsia="Calibri" w:hAnsi="Calibri"/>
+          <w:color w:val="161312"/>
+          <w:sz w:val="20"/>
+          <w:szCs w:val="20"/>
+        </w:rPr>
+        <w:t xml:space="preserve">Lifecycle and retention  ·  CRM (Klaviyo, WebEngage)  ·  D2C across US, UK and global markets  ·  Analytics</w:t>
+      </w:r>
+    </w:p>
+    <w:p>
+      <w:pPr>
+        <w:spacing w:after="30" w:before="0" w:line="259"/>
+      </w:pPr>
+      <w:r>
+        <w:rPr>
+          <w:rFonts w:ascii="Calibri" w:cs="Calibri" w:eastAsia="Calibri" w:hAnsi="Calibri"/>
+          <w:b/>
+          <w:bCs/>
+          <w:color w:val="161312"/>
+          <w:sz w:val="20"/>
+          <w:szCs w:val="20"/>
+        </w:rPr>
+        <w:t xml:space="preserve">AI and build:  </w:t>
+      </w:r>
+      <w:r>
+        <w:rPr>
+          <w:rFonts w:ascii="Calibri" w:cs="Calibri" w:eastAsia="Calibri" w:hAnsi="Calibri"/>
+          <w:color w:val="161312"/>
+          <w:sz w:val="20"/>
+          <w:szCs w:val="20"/>
+        </w:rPr>
+        <w:t xml:space="preserve">AI agents and workflows  ·  Next.js  ·  Supabase  ·  Vercel  ·  Android and iPhone apps  ·  Cross‑functional delivery</w:t>
       </w:r>
     </w:p>
     <w:p>
@@ -175,7 +512,7 @@
         <w:pBdr>
           <w:bottom w:val="single" w:color="8A6D2F" w:sz="6" w:space="2"/>
         </w:pBdr>
-        <w:spacing w:after="80" w:before="200"/>
+        <w:spacing w:after="70" w:before="190"/>
       </w:pPr>
       <w:r>
         <w:rPr>
@@ -194,7 +531,7 @@
       <w:pPr>
         <w:keepNext/>
         <w:tabs>
-          <w:tab w:val="right" w:pos="10224"/>
+          <w:tab w:val="right" w:pos="10282"/>
         </w:tabs>
         <w:spacing w:after="20" w:before="40"/>
       </w:pPr>
@@ -226,7 +563,7 @@
           <w:ilvl w:val="0"/>
           <w:numId w:val="2"/>
         </w:numPr>
-        <w:spacing w:after="30" w:before="0" w:line="264"/>
+        <w:spacing w:after="30" w:before="0" w:line="259"/>
       </w:pPr>
       <w:r>
         <w:rPr>
@@ -245,16 +582,36 @@
           <w:ilvl w:val="0"/>
           <w:numId w:val="2"/>
         </w:numPr>
-        <w:spacing w:after="30" w:before="0" w:line="264"/>
-      </w:pPr>
-      <w:r>
-        <w:rPr>
-          <w:rFonts w:ascii="Calibri" w:cs="Calibri" w:eastAsia="Calibri" w:hAnsi="Calibri"/>
-          <w:color w:val="161312"/>
-          <w:sz w:val="20"/>
-          <w:szCs w:val="20"/>
-        </w:rPr>
-        <w:t xml:space="preserve">Treated care as a task problem, not a chat problem: every need moves from open to assigned, claimed and done, with one tap to say “I’m on it”, ending the family WhatsApp group’s “I thought you did”.</w:t>
+        <w:spacing w:after="30" w:before="0" w:line="259"/>
+      </w:pPr>
+      <w:r>
+        <w:rPr>
+          <w:rFonts w:ascii="Calibri" w:cs="Calibri" w:eastAsia="Calibri" w:hAnsi="Calibri"/>
+          <w:color w:val="161312"/>
+          <w:sz w:val="20"/>
+          <w:szCs w:val="20"/>
+        </w:rPr>
+        <w:t xml:space="preserve">Treated care as </w:t>
+      </w:r>
+      <w:r>
+        <w:rPr>
+          <w:rFonts w:ascii="Calibri" w:cs="Calibri" w:eastAsia="Calibri" w:hAnsi="Calibri"/>
+          <w:b/>
+          <w:bCs/>
+          <w:color w:val="161312"/>
+          <w:sz w:val="20"/>
+          <w:szCs w:val="20"/>
+        </w:rPr>
+        <w:t xml:space="preserve">a task problem, not a chat problem</w:t>
+      </w:r>
+      <w:r>
+        <w:rPr>
+          <w:rFonts w:ascii="Calibri" w:cs="Calibri" w:eastAsia="Calibri" w:hAnsi="Calibri"/>
+          <w:color w:val="161312"/>
+          <w:sz w:val="20"/>
+          <w:szCs w:val="20"/>
+        </w:rPr>
+        <w:t xml:space="preserve">: every need moves from open to assigned, claimed and done, with one tap to say “I’m on it”, ending the family WhatsApp group’s “I thought you did”.</w:t>
       </w:r>
     </w:p>
     <w:p>
@@ -264,25 +621,36 @@
           <w:ilvl w:val="0"/>
           <w:numId w:val="2"/>
         </w:numPr>
-        <w:spacing w:after="30" w:before="0" w:line="264"/>
-      </w:pPr>
-      <w:r>
-        <w:rPr>
-          <w:rFonts w:ascii="Calibri" w:cs="Calibri" w:eastAsia="Calibri" w:hAnsi="Calibri"/>
-          <w:color w:val="161312"/>
-          <w:sz w:val="20"/>
-          <w:szCs w:val="20"/>
-        </w:rPr>
-        <w:t xml:space="preserve">Made handing a task back normal: anyone can reopen a need with its full history kept, and every action checks that the right family member is making the change. Live at parwah-hq.anchit-tandon.com.</w:t>
+        <w:spacing w:after="30" w:before="0" w:line="259"/>
+      </w:pPr>
+      <w:r>
+        <w:rPr>
+          <w:rFonts w:ascii="Calibri" w:cs="Calibri" w:eastAsia="Calibri" w:hAnsi="Calibri"/>
+          <w:color w:val="161312"/>
+          <w:sz w:val="20"/>
+          <w:szCs w:val="20"/>
+        </w:rPr>
+        <w:t xml:space="preserve">Made handing a task back normal, with full history kept, and every action checks that the right family member is making the change. </w:t>
+      </w:r>
+      <w:r>
+        <w:rPr>
+          <w:rFonts w:ascii="Calibri" w:cs="Calibri" w:eastAsia="Calibri" w:hAnsi="Calibri"/>
+          <w:b/>
+          <w:bCs/>
+          <w:color w:val="161312"/>
+          <w:sz w:val="20"/>
+          <w:szCs w:val="20"/>
+        </w:rPr>
+        <w:t xml:space="preserve">Live at parwah-hq.anchit-tandon.com.</w:t>
       </w:r>
     </w:p>
     <w:p>
       <w:pPr>
         <w:keepNext/>
         <w:tabs>
-          <w:tab w:val="right" w:pos="10224"/>
+          <w:tab w:val="right" w:pos="10282"/>
         </w:tabs>
-        <w:spacing w:after="20" w:before="110"/>
+        <w:spacing w:after="20" w:before="100"/>
       </w:pPr>
       <w:r>
         <w:rPr>
@@ -309,7 +677,7 @@
       <w:pPr>
         <w:keepNext/>
         <w:tabs>
-          <w:tab w:val="right" w:pos="10224"/>
+          <w:tab w:val="right" w:pos="10282"/>
         </w:tabs>
         <w:spacing w:after="20" w:before="0"/>
       </w:pPr>
@@ -341,16 +709,36 @@
           <w:ilvl w:val="0"/>
           <w:numId w:val="2"/>
         </w:numPr>
-        <w:spacing w:after="30" w:before="0" w:line="264"/>
-      </w:pPr>
-      <w:r>
-        <w:rPr>
-          <w:rFonts w:ascii="Calibri" w:cs="Calibri" w:eastAsia="Calibri" w:hAnsi="Calibri"/>
-          <w:color w:val="161312"/>
-          <w:sz w:val="20"/>
-          <w:szCs w:val="20"/>
-        </w:rPr>
-        <w:t xml:space="preserve">Led D2C product and growth across US, UK and global markets, covering customer experience, product performance and revenue optimisation.</w:t>
+        <w:spacing w:after="30" w:before="0" w:line="259"/>
+      </w:pPr>
+      <w:r>
+        <w:rPr>
+          <w:rFonts w:ascii="Calibri" w:cs="Calibri" w:eastAsia="Calibri" w:hAnsi="Calibri"/>
+          <w:color w:val="161312"/>
+          <w:sz w:val="20"/>
+          <w:szCs w:val="20"/>
+        </w:rPr>
+        <w:t xml:space="preserve">Led D2C product and growth across </w:t>
+      </w:r>
+      <w:r>
+        <w:rPr>
+          <w:rFonts w:ascii="Calibri" w:cs="Calibri" w:eastAsia="Calibri" w:hAnsi="Calibri"/>
+          <w:b/>
+          <w:bCs/>
+          <w:color w:val="161312"/>
+          <w:sz w:val="20"/>
+          <w:szCs w:val="20"/>
+        </w:rPr>
+        <w:t xml:space="preserve">US, UK and global markets</w:t>
+      </w:r>
+      <w:r>
+        <w:rPr>
+          <w:rFonts w:ascii="Calibri" w:cs="Calibri" w:eastAsia="Calibri" w:hAnsi="Calibri"/>
+          <w:color w:val="161312"/>
+          <w:sz w:val="20"/>
+          <w:szCs w:val="20"/>
+        </w:rPr>
+        <w:t xml:space="preserve">, covering customer experience, product performance and revenue optimisation.</w:t>
       </w:r>
     </w:p>
     <w:p>
@@ -360,16 +748,36 @@
           <w:ilvl w:val="0"/>
           <w:numId w:val="2"/>
         </w:numPr>
-        <w:spacing w:after="30" w:before="0" w:line="264"/>
-      </w:pPr>
-      <w:r>
-        <w:rPr>
-          <w:rFonts w:ascii="Calibri" w:cs="Calibri" w:eastAsia="Calibri" w:hAnsi="Calibri"/>
-          <w:color w:val="161312"/>
-          <w:sz w:val="20"/>
-          <w:szCs w:val="20"/>
-        </w:rPr>
-        <w:t xml:space="preserve">Ran product and CRM experiments, including lifecycle campaigns on Klaviyo and WebEngage and customer-rating improvement initiatives.</w:t>
+        <w:spacing w:after="30" w:before="0" w:line="259"/>
+      </w:pPr>
+      <w:r>
+        <w:rPr>
+          <w:rFonts w:ascii="Calibri" w:cs="Calibri" w:eastAsia="Calibri" w:hAnsi="Calibri"/>
+          <w:color w:val="161312"/>
+          <w:sz w:val="20"/>
+          <w:szCs w:val="20"/>
+        </w:rPr>
+        <w:t xml:space="preserve">Ran product and CRM experiments, including lifecycle campaigns on </w:t>
+      </w:r>
+      <w:r>
+        <w:rPr>
+          <w:rFonts w:ascii="Calibri" w:cs="Calibri" w:eastAsia="Calibri" w:hAnsi="Calibri"/>
+          <w:b/>
+          <w:bCs/>
+          <w:color w:val="161312"/>
+          <w:sz w:val="20"/>
+          <w:szCs w:val="20"/>
+        </w:rPr>
+        <w:t xml:space="preserve">Klaviyo and WebEngage</w:t>
+      </w:r>
+      <w:r>
+        <w:rPr>
+          <w:rFonts w:ascii="Calibri" w:cs="Calibri" w:eastAsia="Calibri" w:hAnsi="Calibri"/>
+          <w:color w:val="161312"/>
+          <w:sz w:val="20"/>
+          <w:szCs w:val="20"/>
+        </w:rPr>
+        <w:t xml:space="preserve"> and customer-rating improvement initiatives.</w:t>
       </w:r>
     </w:p>
     <w:p>
@@ -379,25 +787,65 @@
           <w:ilvl w:val="0"/>
           <w:numId w:val="2"/>
         </w:numPr>
-        <w:spacing w:after="30" w:before="0" w:line="264"/>
-      </w:pPr>
-      <w:r>
-        <w:rPr>
-          <w:rFonts w:ascii="Calibri" w:cs="Calibri" w:eastAsia="Calibri" w:hAnsi="Calibri"/>
-          <w:color w:val="161312"/>
-          <w:sz w:val="20"/>
-          <w:szCs w:val="20"/>
-        </w:rPr>
-        <w:t xml:space="preserve">Helped build a customer lifecycle and retention OS that links analytics, planning, segmentation and mailer generation in one loop, and helped lift UK marketing revenue within the first two months.</w:t>
+        <w:spacing w:after="30" w:before="0" w:line="259"/>
+      </w:pPr>
+      <w:r>
+        <w:rPr>
+          <w:rFonts w:ascii="Calibri" w:cs="Calibri" w:eastAsia="Calibri" w:hAnsi="Calibri"/>
+          <w:color w:val="161312"/>
+          <w:sz w:val="20"/>
+          <w:szCs w:val="20"/>
+        </w:rPr>
+        <w:t xml:space="preserve">Helped build a </w:t>
+      </w:r>
+      <w:r>
+        <w:rPr>
+          <w:rFonts w:ascii="Calibri" w:cs="Calibri" w:eastAsia="Calibri" w:hAnsi="Calibri"/>
+          <w:b/>
+          <w:bCs/>
+          <w:color w:val="161312"/>
+          <w:sz w:val="20"/>
+          <w:szCs w:val="20"/>
+        </w:rPr>
+        <w:t xml:space="preserve">customer lifecycle and retention OS</w:t>
+      </w:r>
+      <w:r>
+        <w:rPr>
+          <w:rFonts w:ascii="Calibri" w:cs="Calibri" w:eastAsia="Calibri" w:hAnsi="Calibri"/>
+          <w:color w:val="161312"/>
+          <w:sz w:val="20"/>
+          <w:szCs w:val="20"/>
+        </w:rPr>
+        <w:t xml:space="preserve"> that links analytics, planning, segmentation and mailer generation in one loop, and helped </w:t>
+      </w:r>
+      <w:r>
+        <w:rPr>
+          <w:rFonts w:ascii="Calibri" w:cs="Calibri" w:eastAsia="Calibri" w:hAnsi="Calibri"/>
+          <w:b/>
+          <w:bCs/>
+          <w:color w:val="161312"/>
+          <w:sz w:val="20"/>
+          <w:szCs w:val="20"/>
+        </w:rPr>
+        <w:t xml:space="preserve">lift UK marketing revenue within the first two months</w:t>
+      </w:r>
+      <w:r>
+        <w:rPr>
+          <w:rFonts w:ascii="Calibri" w:cs="Calibri" w:eastAsia="Calibri" w:hAnsi="Calibri"/>
+          <w:color w:val="161312"/>
+          <w:sz w:val="20"/>
+          <w:szCs w:val="20"/>
+        </w:rPr>
+        <w:t xml:space="preserve">.</w:t>
       </w:r>
     </w:p>
     <w:p>
       <w:pPr>
         <w:keepNext/>
         <w:tabs>
-          <w:tab w:val="right" w:pos="10224"/>
+          <w:tab w:val="right" w:pos="10282"/>
         </w:tabs>
-        <w:spacing w:after="20" w:before="110"/>
+        <w:spacing w:after="20" w:before="100"/>
       </w:pPr>
       <w:r>
         <w:rPr>
@@ -424,7 +872,7 @@
       <w:pPr>
         <w:keepNext/>
         <w:tabs>
-          <w:tab w:val="right" w:pos="10224"/>
+          <w:tab w:val="right" w:pos="10282"/>
         </w:tabs>
         <w:spacing w:after="20" w:before="0"/>
       </w:pPr>
@@ -453,7 +901,7 @@
       <w:pPr>
         <w:keepNext/>
         <w:tabs>
-          <w:tab w:val="right" w:pos="10224"/>
+          <w:tab w:val="right" w:pos="10282"/>
         </w:tabs>
         <w:spacing w:after="20" w:before="0"/>
       </w:pPr>
@@ -482,7 +930,7 @@
       <w:pPr>
         <w:keepNext/>
         <w:tabs>
-          <w:tab w:val="right" w:pos="10224"/>
+          <w:tab w:val="right" w:pos="10282"/>
         </w:tabs>
         <w:spacing w:after="20" w:before="0"/>
       </w:pPr>
@@ -510,14 +958,14 @@
     <w:p>
       <w:pPr>
         <w:keepNext/>
-        <w:spacing w:after="20" w:before="70"/>
-      </w:pPr>
-      <w:r>
-        <w:rPr>
-          <w:rFonts w:ascii="Calibri" w:cs="Calibri" w:eastAsia="Calibri" w:hAnsi="Calibri"/>
-          <w:b/>
-          <w:bCs/>
-          <w:color w:val="5A554E"/>
+        <w:spacing w:after="20" w:before="60"/>
+      </w:pPr>
+      <w:r>
+        <w:rPr>
+          <w:rFonts w:ascii="Calibri" w:cs="Calibri" w:eastAsia="Calibri" w:hAnsi="Calibri"/>
+          <w:b/>
+          <w:bCs/>
+          <w:color w:val="8A6D2F"/>
           <w:sz w:val="19"/>
           <w:szCs w:val="19"/>
         </w:rPr>
@@ -531,16 +979,56 @@
           <w:ilvl w:val="0"/>
           <w:numId w:val="2"/>
         </w:numPr>
-        <w:spacing w:after="30" w:before="0" w:line="264"/>
-      </w:pPr>
-      <w:r>
-        <w:rPr>
-          <w:rFonts w:ascii="Calibri" w:cs="Calibri" w:eastAsia="Calibri" w:hAnsi="Calibri"/>
-          <w:color w:val="161312"/>
-          <w:sz w:val="20"/>
-          <w:szCs w:val="20"/>
-        </w:rPr>
-        <w:t xml:space="preserve">Scaled Economic Times assisted-sales monthly revenue 5×, from INR 15 lakh to INR 80 lakh, through funnel redesign and continuous experimentation; delivered 400%+ ROI within six months on ET Prime’s structured assisted-conversion funnel.</w:t>
+        <w:spacing w:after="30" w:before="0" w:line="259"/>
+      </w:pPr>
+      <w:r>
+        <w:rPr>
+          <w:rFonts w:ascii="Calibri" w:cs="Calibri" w:eastAsia="Calibri" w:hAnsi="Calibri"/>
+          <w:color w:val="161312"/>
+          <w:sz w:val="20"/>
+          <w:szCs w:val="20"/>
+        </w:rPr>
+        <w:t xml:space="preserve">Scaled Economic Times assisted-sales monthly revenue </w:t>
+      </w:r>
+      <w:r>
+        <w:rPr>
+          <w:rFonts w:ascii="Calibri" w:cs="Calibri" w:eastAsia="Calibri" w:hAnsi="Calibri"/>
+          <w:b/>
+          <w:bCs/>
+          <w:color w:val="161312"/>
+          <w:sz w:val="20"/>
+          <w:szCs w:val="20"/>
+        </w:rPr>
+        <w:t xml:space="preserve">5×, from INR 15 lakh to INR 80 lakh</w:t>
+      </w:r>
+      <w:r>
+        <w:rPr>
+          <w:rFonts w:ascii="Calibri" w:cs="Calibri" w:eastAsia="Calibri" w:hAnsi="Calibri"/>
+          <w:color w:val="161312"/>
+          <w:sz w:val="20"/>
+          <w:szCs w:val="20"/>
+        </w:rPr>
+        <w:t xml:space="preserve">, through funnel redesign and continuous experimentation; delivered </w:t>
+      </w:r>
+      <w:r>
+        <w:rPr>
+          <w:rFonts w:ascii="Calibri" w:cs="Calibri" w:eastAsia="Calibri" w:hAnsi="Calibri"/>
+          <w:b/>
+          <w:bCs/>
+          <w:color w:val="161312"/>
+          <w:sz w:val="20"/>
+          <w:szCs w:val="20"/>
+        </w:rPr>
+        <w:t xml:space="preserve">400%+ ROI within six months</w:t>
+      </w:r>
+      <w:r>
+        <w:rPr>
+          <w:rFonts w:ascii="Calibri" w:cs="Calibri" w:eastAsia="Calibri" w:hAnsi="Calibri"/>
+          <w:color w:val="161312"/>
+          <w:sz w:val="20"/>
+          <w:szCs w:val="20"/>
+        </w:rPr>
+        <w:t xml:space="preserve"> on ET Prime’s structured assisted-conversion funnel.</w:t>
       </w:r>
     </w:p>
     <w:p>
@@ -550,16 +1038,36 @@
           <w:ilvl w:val="0"/>
           <w:numId w:val="2"/>
         </w:numPr>
-        <w:spacing w:after="30" w:before="0" w:line="264"/>
-      </w:pPr>
-      <w:r>
-        <w:rPr>
-          <w:rFonts w:ascii="Calibri" w:cs="Calibri" w:eastAsia="Calibri" w:hAnsi="Calibri"/>
-          <w:color w:val="161312"/>
-          <w:sz w:val="20"/>
-          <w:szCs w:val="20"/>
-        </w:rPr>
-        <w:t xml:space="preserve">Built AI TeleSuite for call transcription, quality scoring and pitch assistance, standardising conversion execution across high-intent traffic.</w:t>
+        <w:spacing w:after="30" w:before="0" w:line="259"/>
+      </w:pPr>
+      <w:r>
+        <w:rPr>
+          <w:rFonts w:ascii="Calibri" w:cs="Calibri" w:eastAsia="Calibri" w:hAnsi="Calibri"/>
+          <w:color w:val="161312"/>
+          <w:sz w:val="20"/>
+          <w:szCs w:val="20"/>
+        </w:rPr>
+        <w:t xml:space="preserve">Built </w:t>
+      </w:r>
+      <w:r>
+        <w:rPr>
+          <w:rFonts w:ascii="Calibri" w:cs="Calibri" w:eastAsia="Calibri" w:hAnsi="Calibri"/>
+          <w:b/>
+          <w:bCs/>
+          <w:color w:val="161312"/>
+          <w:sz w:val="20"/>
+          <w:szCs w:val="20"/>
+        </w:rPr>
+        <w:t xml:space="preserve">AI TeleSuite</w:t>
+      </w:r>
+      <w:r>
+        <w:rPr>
+          <w:rFonts w:ascii="Calibri" w:cs="Calibri" w:eastAsia="Calibri" w:hAnsi="Calibri"/>
+          <w:color w:val="161312"/>
+          <w:sz w:val="20"/>
+          <w:szCs w:val="20"/>
+        </w:rPr>
+        <w:t xml:space="preserve"> for call transcription, quality scoring and pitch assistance, standardising conversion execution across high-intent traffic.</w:t>
       </w:r>
     </w:p>
     <w:p>
@@ -569,29 +1077,69 @@
           <w:ilvl w:val="0"/>
           <w:numId w:val="2"/>
         </w:numPr>
-        <w:spacing w:after="30" w:before="0" w:line="264"/>
-      </w:pPr>
-      <w:r>
-        <w:rPr>
-          <w:rFonts w:ascii="Calibri" w:cs="Calibri" w:eastAsia="Calibri" w:hAnsi="Calibri"/>
-          <w:color w:val="161312"/>
-          <w:sz w:val="20"/>
-          <w:szCs w:val="20"/>
-        </w:rPr>
-        <w:t xml:space="preserve">Launched Assisted Buying, growing qualified leads from about 30 to 150+ a day; lifted subscriber retention by 10% through onboarding and engagement experiments.</w:t>
+        <w:spacing w:after="30" w:before="0" w:line="259"/>
+      </w:pPr>
+      <w:r>
+        <w:rPr>
+          <w:rFonts w:ascii="Calibri" w:cs="Calibri" w:eastAsia="Calibri" w:hAnsi="Calibri"/>
+          <w:color w:val="161312"/>
+          <w:sz w:val="20"/>
+          <w:szCs w:val="20"/>
+        </w:rPr>
+        <w:t xml:space="preserve">Launched Assisted Buying, growing qualified leads from </w:t>
+      </w:r>
+      <w:r>
+        <w:rPr>
+          <w:rFonts w:ascii="Calibri" w:cs="Calibri" w:eastAsia="Calibri" w:hAnsi="Calibri"/>
+          <w:b/>
+          <w:bCs/>
+          <w:color w:val="161312"/>
+          <w:sz w:val="20"/>
+          <w:szCs w:val="20"/>
+        </w:rPr>
+        <w:t xml:space="preserve">about 30 to 150+ a day</w:t>
+      </w:r>
+      <w:r>
+        <w:rPr>
+          <w:rFonts w:ascii="Calibri" w:cs="Calibri" w:eastAsia="Calibri" w:hAnsi="Calibri"/>
+          <w:color w:val="161312"/>
+          <w:sz w:val="20"/>
+          <w:szCs w:val="20"/>
+        </w:rPr>
+        <w:t xml:space="preserve">; lifted subscriber retention by </w:t>
+      </w:r>
+      <w:r>
+        <w:rPr>
+          <w:rFonts w:ascii="Calibri" w:cs="Calibri" w:eastAsia="Calibri" w:hAnsi="Calibri"/>
+          <w:b/>
+          <w:bCs/>
+          <w:color w:val="161312"/>
+          <w:sz w:val="20"/>
+          <w:szCs w:val="20"/>
+        </w:rPr>
+        <w:t xml:space="preserve">10%</w:t>
+      </w:r>
+      <w:r>
+        <w:rPr>
+          <w:rFonts w:ascii="Calibri" w:cs="Calibri" w:eastAsia="Calibri" w:hAnsi="Calibri"/>
+          <w:color w:val="161312"/>
+          <w:sz w:val="20"/>
+          <w:szCs w:val="20"/>
+        </w:rPr>
+        <w:t xml:space="preserve"> through onboarding and engagement experiments.</w:t>
       </w:r>
     </w:p>
     <w:p>
       <w:pPr>
         <w:keepNext/>
-        <w:spacing w:after="20" w:before="70"/>
-      </w:pPr>
-      <w:r>
-        <w:rPr>
-          <w:rFonts w:ascii="Calibri" w:cs="Calibri" w:eastAsia="Calibri" w:hAnsi="Calibri"/>
-          <w:b/>
-          <w:bCs/>
-          <w:color w:val="5A554E"/>
+        <w:spacing w:after="20" w:before="60"/>
+      </w:pPr>
+      <w:r>
+        <w:rPr>
+          <w:rFonts w:ascii="Calibri" w:cs="Calibri" w:eastAsia="Calibri" w:hAnsi="Calibri"/>
+          <w:b/>
+          <w:bCs/>
+          <w:color w:val="8A6D2F"/>
           <w:sz w:val="19"/>
           <w:szCs w:val="19"/>
         </w:rPr>
@@ -605,16 +1153,56 @@
           <w:ilvl w:val="0"/>
           <w:numId w:val="2"/>
         </w:numPr>
-        <w:spacing w:after="30" w:before="0" w:line="264"/>
-      </w:pPr>
-      <w:r>
-        <w:rPr>
-          <w:rFonts w:ascii="Calibri" w:cs="Calibri" w:eastAsia="Calibri" w:hAnsi="Calibri"/>
-          <w:color w:val="161312"/>
-          <w:sz w:val="20"/>
-          <w:szCs w:val="20"/>
-        </w:rPr>
-        <w:t xml:space="preserve">Led the ET Markets web and mobile-web revamp, lifting engagement by 27% and unlocking INR 3 crore+ in incremental annual revenue.</w:t>
+        <w:spacing w:after="30" w:before="0" w:line="259"/>
+      </w:pPr>
+      <w:r>
+        <w:rPr>
+          <w:rFonts w:ascii="Calibri" w:cs="Calibri" w:eastAsia="Calibri" w:hAnsi="Calibri"/>
+          <w:color w:val="161312"/>
+          <w:sz w:val="20"/>
+          <w:szCs w:val="20"/>
+        </w:rPr>
+        <w:t xml:space="preserve">Led the ET Markets web and mobile-web revamp, lifting engagement by </w:t>
+      </w:r>
+      <w:r>
+        <w:rPr>
+          <w:rFonts w:ascii="Calibri" w:cs="Calibri" w:eastAsia="Calibri" w:hAnsi="Calibri"/>
+          <w:b/>
+          <w:bCs/>
+          <w:color w:val="161312"/>
+          <w:sz w:val="20"/>
+          <w:szCs w:val="20"/>
+        </w:rPr>
+        <w:t xml:space="preserve">27%</w:t>
+      </w:r>
+      <w:r>
+        <w:rPr>
+          <w:rFonts w:ascii="Calibri" w:cs="Calibri" w:eastAsia="Calibri" w:hAnsi="Calibri"/>
+          <w:color w:val="161312"/>
+          <w:sz w:val="20"/>
+          <w:szCs w:val="20"/>
+        </w:rPr>
+        <w:t xml:space="preserve"> and unlocking </w:t>
+      </w:r>
+      <w:r>
+        <w:rPr>
+          <w:rFonts w:ascii="Calibri" w:cs="Calibri" w:eastAsia="Calibri" w:hAnsi="Calibri"/>
+          <w:b/>
+          <w:bCs/>
+          <w:color w:val="161312"/>
+          <w:sz w:val="20"/>
+          <w:szCs w:val="20"/>
+        </w:rPr>
+        <w:t xml:space="preserve">INR 3 crore+</w:t>
+      </w:r>
+      <w:r>
+        <w:rPr>
+          <w:rFonts w:ascii="Calibri" w:cs="Calibri" w:eastAsia="Calibri" w:hAnsi="Calibri"/>
+          <w:color w:val="161312"/>
+          <w:sz w:val="20"/>
+          <w:szCs w:val="20"/>
+        </w:rPr>
+        <w:t xml:space="preserve"> in incremental annual revenue.</w:t>
       </w:r>
     </w:p>
     <w:p>
@@ -624,16 +1212,56 @@
           <w:ilvl w:val="0"/>
           <w:numId w:val="2"/>
         </w:numPr>
-        <w:spacing w:after="30" w:before="0" w:line="264"/>
-      </w:pPr>
-      <w:r>
-        <w:rPr>
-          <w:rFonts w:ascii="Calibri" w:cs="Calibri" w:eastAsia="Calibri" w:hAnsi="Calibri"/>
-          <w:color w:val="161312"/>
-          <w:sz w:val="20"/>
-          <w:szCs w:val="20"/>
-        </w:rPr>
-        <w:t xml:space="preserve">Revamped the ET Markets Android and iOS apps, growing daily active users by 25% and average session duration by 15%.</w:t>
+        <w:spacing w:after="30" w:before="0" w:line="259"/>
+      </w:pPr>
+      <w:r>
+        <w:rPr>
+          <w:rFonts w:ascii="Calibri" w:cs="Calibri" w:eastAsia="Calibri" w:hAnsi="Calibri"/>
+          <w:color w:val="161312"/>
+          <w:sz w:val="20"/>
+          <w:szCs w:val="20"/>
+        </w:rPr>
+        <w:t xml:space="preserve">Revamped the ET Markets Android and iOS apps, growing daily active users by </w:t>
+      </w:r>
+      <w:r>
+        <w:rPr>
+          <w:rFonts w:ascii="Calibri" w:cs="Calibri" w:eastAsia="Calibri" w:hAnsi="Calibri"/>
+          <w:b/>
+          <w:bCs/>
+          <w:color w:val="161312"/>
+          <w:sz w:val="20"/>
+          <w:szCs w:val="20"/>
+        </w:rPr>
+        <w:t xml:space="preserve">25%</w:t>
+      </w:r>
+      <w:r>
+        <w:rPr>
+          <w:rFonts w:ascii="Calibri" w:cs="Calibri" w:eastAsia="Calibri" w:hAnsi="Calibri"/>
+          <w:color w:val="161312"/>
+          <w:sz w:val="20"/>
+          <w:szCs w:val="20"/>
+        </w:rPr>
+        <w:t xml:space="preserve"> and average session duration by </w:t>
+      </w:r>
+      <w:r>
+        <w:rPr>
+          <w:rFonts w:ascii="Calibri" w:cs="Calibri" w:eastAsia="Calibri" w:hAnsi="Calibri"/>
+          <w:b/>
+          <w:bCs/>
+          <w:color w:val="161312"/>
+          <w:sz w:val="20"/>
+          <w:szCs w:val="20"/>
+        </w:rPr>
+        <w:t xml:space="preserve">15%</w:t>
+      </w:r>
+      <w:r>
+        <w:rPr>
+          <w:rFonts w:ascii="Calibri" w:cs="Calibri" w:eastAsia="Calibri" w:hAnsi="Calibri"/>
+          <w:color w:val="161312"/>
+          <w:sz w:val="20"/>
+          <w:szCs w:val="20"/>
+        </w:rPr>
+        <w:t xml:space="preserve">.</w:t>
       </w:r>
     </w:p>
     <w:p>
@@ -643,16 +1271,56 @@
           <w:ilvl w:val="0"/>
           <w:numId w:val="2"/>
         </w:numPr>
-        <w:spacing w:after="30" w:before="0" w:line="264"/>
-      </w:pPr>
-      <w:r>
-        <w:rPr>
-          <w:rFonts w:ascii="Calibri" w:cs="Calibri" w:eastAsia="Calibri" w:hAnsi="Calibri"/>
-          <w:color w:val="161312"/>
-          <w:sz w:val="20"/>
-          <w:szCs w:val="20"/>
-        </w:rPr>
-        <w:t xml:space="preserve">Launched paid wellness subscriptions for Times Health Plus, and led discovery, registration and acquisition journeys for the inaugural Times Internet Delhi Half Marathon (18K+ runners).</w:t>
+        <w:spacing w:after="30" w:before="0" w:line="259"/>
+      </w:pPr>
+      <w:r>
+        <w:rPr>
+          <w:rFonts w:ascii="Calibri" w:cs="Calibri" w:eastAsia="Calibri" w:hAnsi="Calibri"/>
+          <w:color w:val="161312"/>
+          <w:sz w:val="20"/>
+          <w:szCs w:val="20"/>
+        </w:rPr>
+        <w:t xml:space="preserve">Launched paid wellness subscriptions for </w:t>
+      </w:r>
+      <w:r>
+        <w:rPr>
+          <w:rFonts w:ascii="Calibri" w:cs="Calibri" w:eastAsia="Calibri" w:hAnsi="Calibri"/>
+          <w:b/>
+          <w:bCs/>
+          <w:color w:val="161312"/>
+          <w:sz w:val="20"/>
+          <w:szCs w:val="20"/>
+        </w:rPr>
+        <w:t xml:space="preserve">Times Health+</w:t>
+      </w:r>
+      <w:r>
+        <w:rPr>
+          <w:rFonts w:ascii="Calibri" w:cs="Calibri" w:eastAsia="Calibri" w:hAnsi="Calibri"/>
+          <w:color w:val="161312"/>
+          <w:sz w:val="20"/>
+          <w:szCs w:val="20"/>
+        </w:rPr>
+        <w:t xml:space="preserve">, and led discovery, registration and acquisition journeys for the inaugural </w:t>
+      </w:r>
+      <w:r>
+        <w:rPr>
+          <w:rFonts w:ascii="Calibri" w:cs="Calibri" w:eastAsia="Calibri" w:hAnsi="Calibri"/>
+          <w:b/>
+          <w:bCs/>
+          <w:color w:val="161312"/>
+          <w:sz w:val="20"/>
+          <w:szCs w:val="20"/>
+        </w:rPr>
+        <w:t xml:space="preserve">Times Internet Delhi Half Marathon (18K+ runners)</w:t>
+      </w:r>
+      <w:r>
+        <w:rPr>
+          <w:rFonts w:ascii="Calibri" w:cs="Calibri" w:eastAsia="Calibri" w:hAnsi="Calibri"/>
+          <w:color w:val="161312"/>
+          <w:sz w:val="20"/>
+          <w:szCs w:val="20"/>
+        </w:rPr>
+        <w:t xml:space="preserve">.</w:t>
       </w:r>
     </w:p>
     <w:p>
@@ -661,7 +1329,7 @@
         <w:pBdr>
           <w:bottom w:val="single" w:color="8A6D2F" w:sz="6" w:space="2"/>
         </w:pBdr>
-        <w:spacing w:after="80" w:before="200"/>
+        <w:spacing w:after="70" w:before="190"/>
       </w:pPr>
       <w:r>
         <w:rPr>
@@ -680,7 +1348,7 @@
       <w:pPr>
         <w:keepNext/>
         <w:tabs>
-          <w:tab w:val="right" w:pos="10224"/>
+          <w:tab w:val="right" w:pos="10282"/>
         </w:tabs>
         <w:spacing w:after="20" w:before="40"/>
       </w:pPr>
@@ -693,7 +1361,7 @@
           <w:sz w:val="21"/>
           <w:szCs w:val="21"/>
         </w:rPr>
-        <w:t xml:space="preserve">Citymall</w:t>
+        <w:t xml:space="preserve">Tuple Technologies, Software Engineer</w:t>
       </w:r>
       <w:r>
         <w:rPr>
@@ -702,36 +1370,7 @@
           <w:sz w:val="19"/>
           <w:szCs w:val="19"/>
         </w:rPr>
-        <w:t xml:space="preserve">	Mar 2022 to Jun 2022</w:t>
-      </w:r>
-    </w:p>
-    <w:p>
-      <w:pPr>
-        <w:keepNext/>
-        <w:tabs>
-          <w:tab w:val="right" w:pos="10224"/>
-        </w:tabs>
-        <w:spacing w:after="20" w:before="0"/>
-      </w:pPr>
-      <w:r>
-        <w:rPr>
-          <w:rFonts w:ascii="Calibri" w:cs="Calibri" w:eastAsia="Calibri" w:hAnsi="Calibri"/>
-          <w:i/>
-          <w:iCs/>
-          <w:color w:val="161312"/>
-          <w:sz w:val="20"/>
-          <w:szCs w:val="20"/>
-        </w:rPr>
-        <w:t xml:space="preserve">Software Engineer</w:t>
-      </w:r>
-      <w:r>
-        <w:rPr>
-          <w:rFonts w:ascii="Calibri" w:cs="Calibri" w:eastAsia="Calibri" w:hAnsi="Calibri"/>
-          <w:color w:val="5A554E"/>
-          <w:sz w:val="19"/>
-          <w:szCs w:val="19"/>
-        </w:rPr>
-        <w:t xml:space="preserve">	</w:t>
+        <w:t xml:space="preserve">	Apr 2020 to Mar 2022</w:t>
       </w:r>
     </w:p>
     <w:p>
@@ -741,25 +1380,45 @@
           <w:ilvl w:val="0"/>
           <w:numId w:val="2"/>
         </w:numPr>
-        <w:spacing w:after="30" w:before="0" w:line="264"/>
-      </w:pPr>
-      <w:r>
-        <w:rPr>
-          <w:rFonts w:ascii="Calibri" w:cs="Calibri" w:eastAsia="Calibri" w:hAnsi="Calibri"/>
-          <w:color w:val="161312"/>
-          <w:sz w:val="20"/>
-          <w:szCs w:val="20"/>
-        </w:rPr>
-        <w:t xml:space="preserve">Supported data pipelines and backend systems for consumer commerce platforms.</w:t>
+        <w:spacing w:after="30" w:before="0" w:line="259"/>
+      </w:pPr>
+      <w:r>
+        <w:rPr>
+          <w:rFonts w:ascii="Calibri" w:cs="Calibri" w:eastAsia="Calibri" w:hAnsi="Calibri"/>
+          <w:color w:val="161312"/>
+          <w:sz w:val="20"/>
+          <w:szCs w:val="20"/>
+        </w:rPr>
+        <w:t xml:space="preserve">Built and scaled backend services for consumer-facing applications, and owned an early </w:t>
+      </w:r>
+      <w:r>
+        <w:rPr>
+          <w:rFonts w:ascii="Calibri" w:cs="Calibri" w:eastAsia="Calibri" w:hAnsi="Calibri"/>
+          <w:b/>
+          <w:bCs/>
+          <w:color w:val="161312"/>
+          <w:sz w:val="20"/>
+          <w:szCs w:val="20"/>
+        </w:rPr>
+        <w:t xml:space="preserve">live sports commentary product</w:t>
+      </w:r>
+      <w:r>
+        <w:rPr>
+          <w:rFonts w:ascii="Calibri" w:cs="Calibri" w:eastAsia="Calibri" w:hAnsi="Calibri"/>
+          <w:color w:val="161312"/>
+          <w:sz w:val="20"/>
+          <w:szCs w:val="20"/>
+        </w:rPr>
+        <w:t xml:space="preserve">, connecting product decisions with technical delivery.</w:t>
       </w:r>
     </w:p>
     <w:p>
       <w:pPr>
         <w:keepNext/>
         <w:tabs>
-          <w:tab w:val="right" w:pos="10224"/>
+          <w:tab w:val="right" w:pos="10282"/>
         </w:tabs>
-        <w:spacing w:after="20" w:before="110"/>
+        <w:spacing w:after="20" w:before="100"/>
       </w:pPr>
       <w:r>
         <w:rPr>
@@ -770,7 +1429,7 @@
           <w:sz w:val="21"/>
           <w:szCs w:val="21"/>
         </w:rPr>
-        <w:t xml:space="preserve">Tuple Technologies</w:t>
+        <w:t xml:space="preserve">Citymall, Software Engineer</w:t>
       </w:r>
       <w:r>
         <w:rPr>
@@ -779,36 +1438,7 @@
           <w:sz w:val="19"/>
           <w:szCs w:val="19"/>
         </w:rPr>
-        <w:t xml:space="preserve">	Apr 2020 to Mar 2022</w:t>
-      </w:r>
-    </w:p>
-    <w:p>
-      <w:pPr>
-        <w:keepNext/>
-        <w:tabs>
-          <w:tab w:val="right" w:pos="10224"/>
-        </w:tabs>
-        <w:spacing w:after="20" w:before="0"/>
-      </w:pPr>
-      <w:r>
-        <w:rPr>
-          <w:rFonts w:ascii="Calibri" w:cs="Calibri" w:eastAsia="Calibri" w:hAnsi="Calibri"/>
-          <w:i/>
-          <w:iCs/>
-          <w:color w:val="161312"/>
-          <w:sz w:val="20"/>
-          <w:szCs w:val="20"/>
-        </w:rPr>
-        <w:t xml:space="preserve">Software Engineer</w:t>
-      </w:r>
-      <w:r>
-        <w:rPr>
-          <w:rFonts w:ascii="Calibri" w:cs="Calibri" w:eastAsia="Calibri" w:hAnsi="Calibri"/>
-          <w:color w:val="5A554E"/>
-          <w:sz w:val="19"/>
-          <w:szCs w:val="19"/>
-        </w:rPr>
-        <w:t xml:space="preserve">	</w:t>
+        <w:t xml:space="preserve">	Mar 2022 to Jun 2022</w:t>
       </w:r>
     </w:p>
     <w:p>
@@ -818,16 +1448,334 @@
           <w:ilvl w:val="0"/>
           <w:numId w:val="2"/>
         </w:numPr>
-        <w:spacing w:after="30" w:before="0" w:line="264"/>
-      </w:pPr>
-      <w:r>
-        <w:rPr>
-          <w:rFonts w:ascii="Calibri" w:cs="Calibri" w:eastAsia="Calibri" w:hAnsi="Calibri"/>
-          <w:color w:val="161312"/>
-          <w:sz w:val="20"/>
-          <w:szCs w:val="20"/>
-        </w:rPr>
-        <w:t xml:space="preserve">Built and scaled backend services for consumer-facing applications.</w:t>
+        <w:spacing w:after="30" w:before="0" w:line="259"/>
+      </w:pPr>
+      <w:r>
+        <w:rPr>
+          <w:rFonts w:ascii="Calibri" w:cs="Calibri" w:eastAsia="Calibri" w:hAnsi="Calibri"/>
+          <w:color w:val="161312"/>
+          <w:sz w:val="20"/>
+          <w:szCs w:val="20"/>
+        </w:rPr>
+        <w:t xml:space="preserve">Supported data pipelines and backend systems for consumer commerce platforms.</w:t>
+      </w:r>
+    </w:p>
+    <w:p>
+      <w:pPr>
+        <w:keepNext/>
+        <w:pBdr>
+          <w:bottom w:val="single" w:color="8A6D2F" w:sz="6" w:space="2"/>
+        </w:pBdr>
+        <w:spacing w:after="70" w:before="190"/>
+      </w:pPr>
+      <w:r>
+        <w:rPr>
+          <w:rFonts w:ascii="Calibri" w:cs="Calibri" w:eastAsia="Calibri" w:hAnsi="Calibri"/>
+          <w:b/>
+          <w:bCs/>
+          <w:color w:val="161312"/>
+          <w:spacing w:val="30"/>
+          <w:sz w:val="21"/>
+          <w:szCs w:val="21"/>
+        </w:rPr>
+        <w:t xml:space="preserve">SELECTED INDEPENDENT PRODUCT BUILDS</w:t>
+      </w:r>
+    </w:p>
+    <w:p>
+      <w:pPr>
+        <w:keepNext/>
+        <w:tabs>
+          <w:tab w:val="right" w:pos="10282"/>
+        </w:tabs>
+        <w:spacing w:after="10" w:before="30"/>
+      </w:pPr>
+      <w:r>
+        <w:rPr>
+          <w:rFonts w:ascii="Calibri" w:cs="Calibri" w:eastAsia="Calibri" w:hAnsi="Calibri"/>
+          <w:b/>
+          <w:bCs/>
+          <w:color w:val="161312"/>
+          <w:sz w:val="20"/>
+          <w:szCs w:val="20"/>
+        </w:rPr>
+        <w:t xml:space="preserve">LifeCycle-OS, lifecycle marketing platform</w:t>
+      </w:r>
+      <w:r>
+        <w:rPr>
+          <w:rFonts w:ascii="Calibri" w:cs="Calibri" w:eastAsia="Calibri" w:hAnsi="Calibri"/>
+          <w:color w:val="5A554E"/>
+          <w:sz w:val="18"/>
+          <w:szCs w:val="18"/>
+        </w:rPr>
+        <w:t xml:space="preserve">	lifecycle-os.anchit-tandon.com</w:t>
+      </w:r>
+    </w:p>
+    <w:p>
+      <w:pPr>
+        <w:spacing w:after="20" w:before="0" w:line="259"/>
+        <w:ind w:left="0"/>
+      </w:pPr>
+      <w:r>
+        <w:rPr>
+          <w:rFonts w:ascii="Calibri" w:cs="Calibri" w:eastAsia="Calibri" w:hAnsi="Calibri"/>
+          <w:color w:val="161312"/>
+          <w:sz w:val="19"/>
+          <w:szCs w:val="19"/>
+        </w:rPr>
+        <w:t xml:space="preserve">Any brand in, a full lifecycle plan out in seconds, then on-brand mailers, ads and landing pages from real customer data. </w:t>
+      </w:r>
+      <w:r>
+        <w:rPr>
+          <w:rFonts w:ascii="Calibri" w:cs="Calibri" w:eastAsia="Calibri" w:hAnsi="Calibri"/>
+          <w:b/>
+          <w:bCs/>
+          <w:color w:val="161312"/>
+          <w:sz w:val="19"/>
+          <w:szCs w:val="19"/>
+        </w:rPr>
+        <w:t xml:space="preserve">Missing facts are marked “data required”, never invented</w:t>
+      </w:r>
+      <w:r>
+        <w:rPr>
+          <w:rFonts w:ascii="Calibri" w:cs="Calibri" w:eastAsia="Calibri" w:hAnsi="Calibri"/>
+          <w:color w:val="161312"/>
+          <w:sz w:val="19"/>
+          <w:szCs w:val="19"/>
+        </w:rPr>
+        <w:t xml:space="preserve">; brand isolation is tested on every change.</w:t>
+      </w:r>
+    </w:p>
+    <w:p>
+      <w:pPr>
+        <w:keepNext/>
+        <w:tabs>
+          <w:tab w:val="right" w:pos="10282"/>
+        </w:tabs>
+        <w:spacing w:after="10" w:before="70"/>
+      </w:pPr>
+      <w:r>
+        <w:rPr>
+          <w:rFonts w:ascii="Calibri" w:cs="Calibri" w:eastAsia="Calibri" w:hAnsi="Calibri"/>
+          <w:b/>
+          <w:bCs/>
+          <w:color w:val="161312"/>
+          <w:sz w:val="20"/>
+          <w:szCs w:val="20"/>
+        </w:rPr>
+        <w:t xml:space="preserve">The Third Eye, personal AI operating system</w:t>
+      </w:r>
+      <w:r>
+        <w:rPr>
+          <w:rFonts w:ascii="Calibri" w:cs="Calibri" w:eastAsia="Calibri" w:hAnsi="Calibri"/>
+          <w:color w:val="5A554E"/>
+          <w:sz w:val="18"/>
+          <w:szCs w:val="18"/>
+        </w:rPr>
+        <w:t xml:space="preserve">	the-third-eye.anchit-tandon.com</w:t>
+      </w:r>
+    </w:p>
+    <w:p>
+      <w:pPr>
+        <w:spacing w:after="20" w:before="0" w:line="259"/>
+        <w:ind w:left="0"/>
+      </w:pPr>
+      <w:r>
+        <w:rPr>
+          <w:rFonts w:ascii="Calibri" w:cs="Calibri" w:eastAsia="Calibri" w:hAnsi="Calibri"/>
+          <w:color w:val="161312"/>
+          <w:sz w:val="19"/>
+          <w:szCs w:val="19"/>
+        </w:rPr>
+        <w:t xml:space="preserve">One assistant across tasks, notes, goals, calendar and email, by voice and camera: </w:t>
+      </w:r>
+      <w:r>
+        <w:rPr>
+          <w:rFonts w:ascii="Calibri" w:cs="Calibri" w:eastAsia="Calibri" w:hAnsi="Calibri"/>
+          <w:b/>
+          <w:bCs/>
+          <w:color w:val="161312"/>
+          <w:sz w:val="19"/>
+          <w:szCs w:val="19"/>
+        </w:rPr>
+        <w:t xml:space="preserve">24 tools plus 76 linked apps</w:t>
+      </w:r>
+      <w:r>
+        <w:rPr>
+          <w:rFonts w:ascii="Calibri" w:cs="Calibri" w:eastAsia="Calibri" w:hAnsi="Calibri"/>
+          <w:color w:val="161312"/>
+          <w:sz w:val="19"/>
+          <w:szCs w:val="19"/>
+        </w:rPr>
+        <w:t xml:space="preserve">, four assistant modes and Razorpay credit packs, on web, Android and iPhone.</w:t>
+      </w:r>
+    </w:p>
+    <w:p>
+      <w:pPr>
+        <w:keepNext/>
+        <w:tabs>
+          <w:tab w:val="right" w:pos="10282"/>
+        </w:tabs>
+        <w:spacing w:after="10" w:before="70"/>
+      </w:pPr>
+      <w:r>
+        <w:rPr>
+          <w:rFonts w:ascii="Calibri" w:cs="Calibri" w:eastAsia="Calibri" w:hAnsi="Calibri"/>
+          <w:b/>
+          <w:bCs/>
+          <w:color w:val="161312"/>
+          <w:sz w:val="20"/>
+          <w:szCs w:val="20"/>
+        </w:rPr>
+        <w:t xml:space="preserve">Predict Natural Disasters, live global hazard map</w:t>
+      </w:r>
+      <w:r>
+        <w:rPr>
+          <w:rFonts w:ascii="Calibri" w:cs="Calibri" w:eastAsia="Calibri" w:hAnsi="Calibri"/>
+          <w:color w:val="5A554E"/>
+          <w:sz w:val="18"/>
+          <w:szCs w:val="18"/>
+        </w:rPr>
+        <w:t xml:space="preserve">	predict-natural-disasters.anchit-tandon.com</w:t>
+      </w:r>
+    </w:p>
+    <w:p>
+      <w:pPr>
+        <w:spacing w:after="20" w:before="0" w:line="259"/>
+        <w:ind w:left="0"/>
+      </w:pPr>
+      <w:r>
+        <w:rPr>
+          <w:rFonts w:ascii="Calibri" w:cs="Calibri" w:eastAsia="Calibri" w:hAnsi="Calibri"/>
+          <w:color w:val="161312"/>
+          <w:sz w:val="19"/>
+          <w:szCs w:val="19"/>
+        </w:rPr>
+        <w:t xml:space="preserve">One map across </w:t>
+      </w:r>
+      <w:r>
+        <w:rPr>
+          <w:rFonts w:ascii="Calibri" w:cs="Calibri" w:eastAsia="Calibri" w:hAnsi="Calibri"/>
+          <w:b/>
+          <w:bCs/>
+          <w:color w:val="161312"/>
+          <w:sz w:val="19"/>
+          <w:szCs w:val="19"/>
+        </w:rPr>
+        <w:t xml:space="preserve">8 official data sources</w:t>
+      </w:r>
+      <w:r>
+        <w:rPr>
+          <w:rFonts w:ascii="Calibri" w:cs="Calibri" w:eastAsia="Calibri" w:hAnsi="Calibri"/>
+          <w:color w:val="161312"/>
+          <w:sz w:val="19"/>
+          <w:szCs w:val="19"/>
+        </w:rPr>
+        <w:t xml:space="preserve"> (USGS, NASA, GDACS, NOAA and more). </w:t>
+      </w:r>
+      <w:r>
+        <w:rPr>
+          <w:rFonts w:ascii="Calibri" w:cs="Calibri" w:eastAsia="Calibri" w:hAnsi="Calibri"/>
+          <w:b/>
+          <w:bCs/>
+          <w:color w:val="161312"/>
+          <w:sz w:val="19"/>
+          <w:szCs w:val="19"/>
+        </w:rPr>
+        <w:t xml:space="preserve">Every forecast states its evidence and is graded afterwards</w:t>
+      </w:r>
+      <w:r>
+        <w:rPr>
+          <w:rFonts w:ascii="Calibri" w:cs="Calibri" w:eastAsia="Calibri" w:hAnsi="Calibri"/>
+          <w:color w:val="161312"/>
+          <w:sz w:val="19"/>
+          <w:szCs w:val="19"/>
+        </w:rPr>
+        <w:t xml:space="preserve">, and uncovered regions say “not covered”, never “all clear”.</w:t>
+      </w:r>
+    </w:p>
+    <w:p>
+      <w:pPr>
+        <w:keepNext/>
+        <w:tabs>
+          <w:tab w:val="right" w:pos="10282"/>
+        </w:tabs>
+        <w:spacing w:after="10" w:before="70"/>
+      </w:pPr>
+      <w:r>
+        <w:rPr>
+          <w:rFonts w:ascii="Calibri" w:cs="Calibri" w:eastAsia="Calibri" w:hAnsi="Calibri"/>
+          <w:b/>
+          <w:bCs/>
+          <w:color w:val="161312"/>
+          <w:sz w:val="20"/>
+          <w:szCs w:val="20"/>
+        </w:rPr>
+        <w:t xml:space="preserve">LoosenUp, stress relief for your worst 2 minutes</w:t>
+      </w:r>
+      <w:r>
+        <w:rPr>
+          <w:rFonts w:ascii="Calibri" w:cs="Calibri" w:eastAsia="Calibri" w:hAnsi="Calibri"/>
+          <w:color w:val="5A554E"/>
+          <w:sz w:val="18"/>
+          <w:szCs w:val="18"/>
+        </w:rPr>
+        <w:t xml:space="preserve">	loosenup.anchit-tandon.com</w:t>
+      </w:r>
+    </w:p>
+    <w:p>
+      <w:pPr>
+        <w:spacing w:after="20" w:before="0" w:line="259"/>
+        <w:ind w:left="0"/>
+      </w:pPr>
+      <w:r>
+        <w:rPr>
+          <w:rFonts w:ascii="Calibri" w:cs="Calibri" w:eastAsia="Calibri" w:hAnsi="Calibri"/>
+          <w:color w:val="161312"/>
+          <w:sz w:val="19"/>
+          <w:szCs w:val="19"/>
+        </w:rPr>
+        <w:t xml:space="preserve">A 2-minute guided break with a before-and-after </w:t>
+      </w:r>
+      <w:r>
+        <w:rPr>
+          <w:rFonts w:ascii="Calibri" w:cs="Calibri" w:eastAsia="Calibri" w:hAnsi="Calibri"/>
+          <w:b/>
+          <w:bCs/>
+          <w:color w:val="161312"/>
+          <w:sz w:val="19"/>
+          <w:szCs w:val="19"/>
+        </w:rPr>
+        <w:t xml:space="preserve">Calm gain</w:t>
+      </w:r>
+      <w:r>
+        <w:rPr>
+          <w:rFonts w:ascii="Calibri" w:cs="Calibri" w:eastAsia="Calibri" w:hAnsi="Calibri"/>
+          <w:color w:val="161312"/>
+          <w:sz w:val="19"/>
+          <w:szCs w:val="19"/>
+        </w:rPr>
+        <w:t xml:space="preserve">; an SOS on every screen (Tele-MANAS 14416, a trusted contact, 112); no account needed, and it works offline.</w:t>
+      </w:r>
+    </w:p>
+    <w:p>
+      <w:pPr>
+        <w:keepNext/>
+        <w:pBdr>
+          <w:bottom w:val="single" w:color="8A6D2F" w:sz="6" w:space="2"/>
+        </w:pBdr>
+        <w:spacing w:after="70" w:before="190"/>
+      </w:pPr>
+      <w:r>
+        <w:rPr>
+          <w:rFonts w:ascii="Calibri" w:cs="Calibri" w:eastAsia="Calibri" w:hAnsi="Calibri"/>
+          <w:b/>
+          <w:bCs/>
+          <w:color w:val="161312"/>
+          <w:spacing w:val="30"/>
+          <w:sz w:val="21"/>
+          <w:szCs w:val="21"/>
+        </w:rPr>
+        <w:t xml:space="preserve">ENGAGEMENT FOCUS</w:t>
       </w:r>
     </w:p>
     <w:p>
@@ -837,80 +1785,56 @@
           <w:ilvl w:val="0"/>
           <w:numId w:val="2"/>
         </w:numPr>
-        <w:spacing w:after="30" w:before="0" w:line="264"/>
-      </w:pPr>
-      <w:r>
-        <w:rPr>
-          <w:rFonts w:ascii="Calibri" w:cs="Calibri" w:eastAsia="Calibri" w:hAnsi="Calibri"/>
-          <w:color w:val="161312"/>
-          <w:sz w:val="20"/>
-          <w:szCs w:val="20"/>
-        </w:rPr>
-        <w:t xml:space="preserve">Owned an early live sports commentary product, connecting product decisions with technical delivery.</w:t>
-      </w:r>
-    </w:p>
-    <w:p>
-      <w:pPr>
-        <w:keepNext/>
-        <w:pBdr>
-          <w:bottom w:val="single" w:color="8A6D2F" w:sz="6" w:space="2"/>
-        </w:pBdr>
-        <w:spacing w:after="80" w:before="200"/>
-      </w:pPr>
-      <w:r>
-        <w:rPr>
-          <w:rFonts w:ascii="Calibri" w:cs="Calibri" w:eastAsia="Calibri" w:hAnsi="Calibri"/>
-          <w:b/>
-          <w:bCs/>
-          <w:color w:val="161312"/>
-          <w:spacing w:val="30"/>
-          <w:sz w:val="21"/>
-          <w:szCs w:val="21"/>
-        </w:rPr>
-        <w:t xml:space="preserve">SELECTED INDEPENDENT PRODUCT BUILDS</w:t>
-      </w:r>
-    </w:p>
-    <w:p>
-      <w:pPr>
-        <w:spacing w:after="20" w:before="0" w:line="264"/>
-      </w:pPr>
-      <w:r>
-        <w:rPr>
-          <w:rFonts w:ascii="Calibri" w:cs="Calibri" w:eastAsia="Calibri" w:hAnsi="Calibri"/>
-          <w:color w:val="5A554E"/>
-          <w:sz w:val="20"/>
-          <w:szCs w:val="20"/>
-        </w:rPr>
-        <w:t xml:space="preserve">AI-assisted development across personal products and prototypes, spanning product design, application workflows and integrations.</w:t>
-      </w:r>
-    </w:p>
-    <w:p>
-      <w:pPr>
-        <w:keepNext/>
-        <w:tabs>
-          <w:tab w:val="right" w:pos="10224"/>
-        </w:tabs>
-        <w:spacing w:after="20" w:before="40"/>
-      </w:pPr>
-      <w:r>
-        <w:rPr>
-          <w:rFonts w:ascii="Calibri" w:cs="Calibri" w:eastAsia="Calibri" w:hAnsi="Calibri"/>
-          <w:b/>
-          <w:bCs/>
-          <w:color w:val="161312"/>
-          <w:sz w:val="21"/>
-          <w:szCs w:val="21"/>
-        </w:rPr>
-        <w:t xml:space="preserve">The Third Eye, personal AI operating system</w:t>
-      </w:r>
-      <w:r>
-        <w:rPr>
-          <w:rFonts w:ascii="Calibri" w:cs="Calibri" w:eastAsia="Calibri" w:hAnsi="Calibri"/>
-          <w:color w:val="5A554E"/>
-          <w:sz w:val="19"/>
-          <w:szCs w:val="19"/>
-        </w:rPr>
-        <w:t xml:space="preserve">	the-third-eye.anchit-tandon.com</w:t>
+        <w:spacing w:after="40" w:before="0" w:line="259"/>
+      </w:pPr>
+      <w:r>
+        <w:rPr>
+          <w:rFonts w:ascii="Calibri" w:cs="Calibri" w:eastAsia="Calibri" w:hAnsi="Calibri"/>
+          <w:color w:val="161312"/>
+          <w:sz w:val="20"/>
+          <w:szCs w:val="20"/>
+        </w:rPr>
+        <w:t xml:space="preserve">AI workflows and internal tools: call review, knowledge assistants, reporting dashboards and scoped integrations with human review. </w:t>
+      </w:r>
+      <w:r>
+        <w:rPr>
+          <w:rFonts w:ascii="Calibri" w:cs="Calibri" w:eastAsia="Calibri" w:hAnsi="Calibri"/>
+          <w:b/>
+          <w:bCs/>
+          <w:color w:val="8A6D2F"/>
+          <w:sz w:val="20"/>
+          <w:szCs w:val="20"/>
+        </w:rPr>
+        <w:t xml:space="preserve">Proof: </w:t>
+      </w:r>
+      <w:r>
+        <w:rPr>
+          <w:rFonts w:ascii="Calibri" w:cs="Calibri" w:eastAsia="Calibri" w:hAnsi="Calibri"/>
+          <w:color w:val="161312"/>
+          <w:sz w:val="20"/>
+          <w:szCs w:val="20"/>
+        </w:rPr>
+        <w:t xml:space="preserve">AI TeleSuite helped scale assisted-sales revenue from </w:t>
+      </w:r>
+      <w:r>
+        <w:rPr>
+          <w:rFonts w:ascii="Calibri" w:cs="Calibri" w:eastAsia="Calibri" w:hAnsi="Calibri"/>
+          <w:b/>
+          <w:bCs/>
+          <w:color w:val="161312"/>
+          <w:sz w:val="20"/>
+          <w:szCs w:val="20"/>
+        </w:rPr>
+        <w:t xml:space="preserve">INR 15 lakh to INR 80 lakh a month</w:t>
+      </w:r>
+      <w:r>
+        <w:rPr>
+          <w:rFonts w:ascii="Calibri" w:cs="Calibri" w:eastAsia="Calibri" w:hAnsi="Calibri"/>
+          <w:color w:val="161312"/>
+          <w:sz w:val="20"/>
+          <w:szCs w:val="20"/>
+        </w:rPr>
+        <w:t xml:space="preserve">.</w:t>
       </w:r>
     </w:p>
     <w:p>
@@ -920,45 +1844,76 @@
           <w:ilvl w:val="0"/>
           <w:numId w:val="2"/>
         </w:numPr>
-        <w:spacing w:after="30" w:before="0" w:line="264"/>
-      </w:pPr>
-      <w:r>
-        <w:rPr>
-          <w:rFonts w:ascii="Calibri" w:cs="Calibri" w:eastAsia="Calibri" w:hAnsi="Calibri"/>
-          <w:color w:val="161312"/>
-          <w:sz w:val="20"/>
-          <w:szCs w:val="20"/>
-        </w:rPr>
-        <w:t xml:space="preserve">One assistant across tasks, notes, goals, calendar and email that acts by voice and camera and checks a personal knowledge base before answering: 24 tools built plus 76 linked apps, four assistant modes and Razorpay credit packs. Web and Android/iPhone apps.</w:t>
-      </w:r>
-    </w:p>
-    <w:p>
-      <w:pPr>
-        <w:keepNext/>
-        <w:tabs>
-          <w:tab w:val="right" w:pos="10224"/>
-        </w:tabs>
-        <w:spacing w:after="20" w:before="110"/>
-      </w:pPr>
-      <w:r>
-        <w:rPr>
-          <w:rFonts w:ascii="Calibri" w:cs="Calibri" w:eastAsia="Calibri" w:hAnsi="Calibri"/>
-          <w:b/>
-          <w:bCs/>
-          <w:color w:val="161312"/>
-          <w:sz w:val="21"/>
-          <w:szCs w:val="21"/>
-        </w:rPr>
-        <w:t xml:space="preserve">LifeCycle-OS, lifecycle marketing platform</w:t>
-      </w:r>
-      <w:r>
-        <w:rPr>
-          <w:rFonts w:ascii="Calibri" w:cs="Calibri" w:eastAsia="Calibri" w:hAnsi="Calibri"/>
-          <w:color w:val="5A554E"/>
-          <w:sz w:val="19"/>
-          <w:szCs w:val="19"/>
-        </w:rPr>
-        <w:t xml:space="preserve">	lifecycle-os.anchit-tandon.com</w:t>
+        <w:spacing w:after="40" w:before="0" w:line="259"/>
+      </w:pPr>
+      <w:r>
+        <w:rPr>
+          <w:rFonts w:ascii="Calibri" w:cs="Calibri" w:eastAsia="Calibri" w:hAnsi="Calibri"/>
+          <w:color w:val="161312"/>
+          <w:sz w:val="20"/>
+          <w:szCs w:val="20"/>
+        </w:rPr>
+        <w:t xml:space="preserve">Conversion-focused websites: clear offer positioning, enquiry or purchase journeys, CRM integrations and full-funnel measurement. </w:t>
+      </w:r>
+      <w:r>
+        <w:rPr>
+          <w:rFonts w:ascii="Calibri" w:cs="Calibri" w:eastAsia="Calibri" w:hAnsi="Calibri"/>
+          <w:b/>
+          <w:bCs/>
+          <w:color w:val="8A6D2F"/>
+          <w:sz w:val="20"/>
+          <w:szCs w:val="20"/>
+        </w:rPr>
+        <w:t xml:space="preserve">Proof: </w:t>
+      </w:r>
+      <w:r>
+        <w:rPr>
+          <w:rFonts w:ascii="Calibri" w:cs="Calibri" w:eastAsia="Calibri" w:hAnsi="Calibri"/>
+          <w:color w:val="161312"/>
+          <w:sz w:val="20"/>
+          <w:szCs w:val="20"/>
+        </w:rPr>
+        <w:t xml:space="preserve">The ET Markets web revamp lifted engagement </w:t>
+      </w:r>
+      <w:r>
+        <w:rPr>
+          <w:rFonts w:ascii="Calibri" w:cs="Calibri" w:eastAsia="Calibri" w:hAnsi="Calibri"/>
+          <w:b/>
+          <w:bCs/>
+          <w:color w:val="161312"/>
+          <w:sz w:val="20"/>
+          <w:szCs w:val="20"/>
+        </w:rPr>
+        <w:t xml:space="preserve">27%</w:t>
+      </w:r>
+      <w:r>
+        <w:rPr>
+          <w:rFonts w:ascii="Calibri" w:cs="Calibri" w:eastAsia="Calibri" w:hAnsi="Calibri"/>
+          <w:color w:val="161312"/>
+          <w:sz w:val="20"/>
+          <w:szCs w:val="20"/>
+        </w:rPr>
+        <w:t xml:space="preserve"> and unlocked </w:t>
+      </w:r>
+      <w:r>
+        <w:rPr>
+          <w:rFonts w:ascii="Calibri" w:cs="Calibri" w:eastAsia="Calibri" w:hAnsi="Calibri"/>
+          <w:b/>
+          <w:bCs/>
+          <w:color w:val="161312"/>
+          <w:sz w:val="20"/>
+          <w:szCs w:val="20"/>
+        </w:rPr>
+        <w:t xml:space="preserve">INR 3 crore+</w:t>
+      </w:r>
+      <w:r>
+        <w:rPr>
+          <w:rFonts w:ascii="Calibri" w:cs="Calibri" w:eastAsia="Calibri" w:hAnsi="Calibri"/>
+          <w:color w:val="161312"/>
+          <w:sz w:val="20"/>
+          <w:szCs w:val="20"/>
+        </w:rPr>
+        <w:t xml:space="preserve"> in incremental annual revenue.</w:t>
       </w:r>
     </w:p>
     <w:p>
@@ -968,45 +1923,67 @@
           <w:ilvl w:val="0"/>
           <w:numId w:val="2"/>
         </w:numPr>
-        <w:spacing w:after="30" w:before="0" w:line="264"/>
-      </w:pPr>
-      <w:r>
-        <w:rPr>
-          <w:rFonts w:ascii="Calibri" w:cs="Calibri" w:eastAsia="Calibri" w:hAnsi="Calibri"/>
-          <w:color w:val="161312"/>
-          <w:sz w:val="20"/>
-          <w:szCs w:val="20"/>
-        </w:rPr>
-        <w:t xml:space="preserve">Enter any brand and get a full lifecycle plan in seconds, then turn real customer data into on-brand mailers, ads and landing pages. Missing facts are marked “data required” instead of invented, and brand isolation is enforced in code and tested on every change.</w:t>
-      </w:r>
-    </w:p>
-    <w:p>
-      <w:pPr>
-        <w:keepNext/>
-        <w:tabs>
-          <w:tab w:val="right" w:pos="10224"/>
-        </w:tabs>
-        <w:spacing w:after="20" w:before="110"/>
-      </w:pPr>
-      <w:r>
-        <w:rPr>
-          <w:rFonts w:ascii="Calibri" w:cs="Calibri" w:eastAsia="Calibri" w:hAnsi="Calibri"/>
-          <w:b/>
-          <w:bCs/>
-          <w:color w:val="161312"/>
-          <w:sz w:val="21"/>
-          <w:szCs w:val="21"/>
-        </w:rPr>
-        <w:t xml:space="preserve">The Passion Table, home-style food service</w:t>
-      </w:r>
-      <w:r>
-        <w:rPr>
-          <w:rFonts w:ascii="Calibri" w:cs="Calibri" w:eastAsia="Calibri" w:hAnsi="Calibri"/>
-          <w:color w:val="5A554E"/>
-          <w:sz w:val="19"/>
-          <w:szCs w:val="19"/>
-        </w:rPr>
-        <w:t xml:space="preserve">	In development</w:t>
+        <w:spacing w:after="40" w:before="0" w:line="259"/>
+      </w:pPr>
+      <w:r>
+        <w:rPr>
+          <w:rFonts w:ascii="Calibri" w:cs="Calibri" w:eastAsia="Calibri" w:hAnsi="Calibri"/>
+          <w:color w:val="161312"/>
+          <w:sz w:val="20"/>
+          <w:szCs w:val="20"/>
+        </w:rPr>
+        <w:t xml:space="preserve">Fractional product and growth: roadmap prioritisation, zero-to-one launches, conversion experiments and subscription or ecommerce retention. </w:t>
+      </w:r>
+      <w:r>
+        <w:rPr>
+          <w:rFonts w:ascii="Calibri" w:cs="Calibri" w:eastAsia="Calibri" w:hAnsi="Calibri"/>
+          <w:b/>
+          <w:bCs/>
+          <w:color w:val="8A6D2F"/>
+          <w:sz w:val="20"/>
+          <w:szCs w:val="20"/>
+        </w:rPr>
+        <w:t xml:space="preserve">Proof: </w:t>
+      </w:r>
+      <w:r>
+        <w:rPr>
+          <w:rFonts w:ascii="Calibri" w:cs="Calibri" w:eastAsia="Calibri" w:hAnsi="Calibri"/>
+          <w:b/>
+          <w:bCs/>
+          <w:color w:val="161312"/>
+          <w:sz w:val="20"/>
+          <w:szCs w:val="20"/>
+        </w:rPr>
+        <w:t xml:space="preserve">400%+ ROI</w:t>
+      </w:r>
+      <w:r>
+        <w:rPr>
+          <w:rFonts w:ascii="Calibri" w:cs="Calibri" w:eastAsia="Calibri" w:hAnsi="Calibri"/>
+          <w:color w:val="161312"/>
+          <w:sz w:val="20"/>
+          <w:szCs w:val="20"/>
+        </w:rPr>
+        <w:t xml:space="preserve"> within six months on an assisted-conversion funnel; subscriber retention up </w:t>
+      </w:r>
+      <w:r>
+        <w:rPr>
+          <w:rFonts w:ascii="Calibri" w:cs="Calibri" w:eastAsia="Calibri" w:hAnsi="Calibri"/>
+          <w:b/>
+          <w:bCs/>
+          <w:color w:val="161312"/>
+          <w:sz w:val="20"/>
+          <w:szCs w:val="20"/>
+        </w:rPr>
+        <w:t xml:space="preserve">10%</w:t>
+      </w:r>
+      <w:r>
+        <w:rPr>
+          <w:rFonts w:ascii="Calibri" w:cs="Calibri" w:eastAsia="Calibri" w:hAnsi="Calibri"/>
+          <w:color w:val="161312"/>
+          <w:sz w:val="20"/>
+          <w:szCs w:val="20"/>
+        </w:rPr>
+        <w:t xml:space="preserve">.</w:t>
       </w:r>
     </w:p>
     <w:p>
@@ -1016,16 +1993,76 @@
           <w:ilvl w:val="0"/>
           <w:numId w:val="2"/>
         </w:numPr>
-        <w:spacing w:after="30" w:before="0" w:line="264"/>
-      </w:pPr>
-      <w:r>
-        <w:rPr>
-          <w:rFonts w:ascii="Calibri" w:cs="Calibri" w:eastAsia="Calibri" w:hAnsi="Calibri"/>
-          <w:color w:val="161312"/>
-          <w:sz w:val="20"/>
-          <w:szCs w:val="20"/>
-        </w:rPr>
-        <w:t xml:space="preserve">Daily home-style meals from neighbourhood kitchens, with three ways to eat from one kitchen: a meal subscription you can pause or change, on-demand ordering with live tracking, or a reserved table.</w:t>
+        <w:spacing w:after="40" w:before="0" w:line="259"/>
+      </w:pPr>
+      <w:r>
+        <w:rPr>
+          <w:rFonts w:ascii="Calibri" w:cs="Calibri" w:eastAsia="Calibri" w:hAnsi="Calibri"/>
+          <w:color w:val="161312"/>
+          <w:sz w:val="20"/>
+          <w:szCs w:val="20"/>
+        </w:rPr>
+        <w:t xml:space="preserve">Focused web MVPs and journeys: one core customer journey shipped end to end, with agreed acceptance criteria and a clean handover. </w:t>
+      </w:r>
+      <w:r>
+        <w:rPr>
+          <w:rFonts w:ascii="Calibri" w:cs="Calibri" w:eastAsia="Calibri" w:hAnsi="Calibri"/>
+          <w:b/>
+          <w:bCs/>
+          <w:color w:val="8A6D2F"/>
+          <w:sz w:val="20"/>
+          <w:szCs w:val="20"/>
+        </w:rPr>
+        <w:t xml:space="preserve">Proof: </w:t>
+      </w:r>
+      <w:r>
+        <w:rPr>
+          <w:rFonts w:ascii="Calibri" w:cs="Calibri" w:eastAsia="Calibri" w:hAnsi="Calibri"/>
+          <w:color w:val="161312"/>
+          <w:sz w:val="20"/>
+          <w:szCs w:val="20"/>
+        </w:rPr>
+        <w:t xml:space="preserve">Assisted Buying took qualified leads from </w:t>
+      </w:r>
+      <w:r>
+        <w:rPr>
+          <w:rFonts w:ascii="Calibri" w:cs="Calibri" w:eastAsia="Calibri" w:hAnsi="Calibri"/>
+          <w:b/>
+          <w:bCs/>
+          <w:color w:val="161312"/>
+          <w:sz w:val="20"/>
+          <w:szCs w:val="20"/>
+        </w:rPr>
+        <w:t xml:space="preserve">about 30 to 150+ a day</w:t>
+      </w:r>
+      <w:r>
+        <w:rPr>
+          <w:rFonts w:ascii="Calibri" w:cs="Calibri" w:eastAsia="Calibri" w:hAnsi="Calibri"/>
+          <w:color w:val="161312"/>
+          <w:sz w:val="20"/>
+          <w:szCs w:val="20"/>
+        </w:rPr>
+        <w:t xml:space="preserve">; the app revamp grew daily active users </w:t>
+      </w:r>
+      <w:r>
+        <w:rPr>
+          <w:rFonts w:ascii="Calibri" w:cs="Calibri" w:eastAsia="Calibri" w:hAnsi="Calibri"/>
+          <w:b/>
+          <w:bCs/>
+          <w:color w:val="161312"/>
+          <w:sz w:val="20"/>
+          <w:szCs w:val="20"/>
+        </w:rPr>
+        <w:t xml:space="preserve">25%</w:t>
+      </w:r>
+      <w:r>
+        <w:rPr>
+          <w:rFonts w:ascii="Calibri" w:cs="Calibri" w:eastAsia="Calibri" w:hAnsi="Calibri"/>
+          <w:color w:val="161312"/>
+          <w:sz w:val="20"/>
+          <w:szCs w:val="20"/>
+        </w:rPr>
+        <w:t xml:space="preserve">.</w:t>
       </w:r>
     </w:p>
     <w:p>
@@ -1034,7 +2071,7 @@
         <w:pBdr>
           <w:bottom w:val="single" w:color="8A6D2F" w:sz="6" w:space="2"/>
         </w:pBdr>
-        <w:spacing w:after="80" w:before="200"/>
+        <w:spacing w:after="70" w:before="190"/>
       </w:pPr>
       <w:r>
         <w:rPr>
@@ -1046,204 +2083,27 @@
           <w:sz w:val="21"/>
           <w:szCs w:val="21"/>
         </w:rPr>
-        <w:t xml:space="preserve">ENGAGEMENT FOCUS</w:t>
-      </w:r>
-    </w:p>
-    <w:p>
-      <w:pPr>
-        <w:pStyle w:val="ListParagraph"/>
-        <w:numPr>
-          <w:ilvl w:val="0"/>
-          <w:numId w:val="2"/>
-        </w:numPr>
-        <w:spacing w:after="40" w:before="0" w:line="264"/>
-      </w:pPr>
-      <w:r>
-        <w:rPr>
-          <w:rFonts w:ascii="Calibri" w:cs="Calibri" w:eastAsia="Calibri" w:hAnsi="Calibri"/>
-          <w:color w:val="161312"/>
-          <w:sz w:val="20"/>
-          <w:szCs w:val="20"/>
-        </w:rPr>
-        <w:t xml:space="preserve">AI workflows and internal tools: call review, knowledge assistants, reporting dashboards and scoped integrations with human review. </w:t>
-      </w:r>
-      <w:r>
-        <w:rPr>
-          <w:rFonts w:ascii="Calibri" w:cs="Calibri" w:eastAsia="Calibri" w:hAnsi="Calibri"/>
-          <w:b/>
-          <w:bCs/>
-          <w:color w:val="8A6D2F"/>
-          <w:sz w:val="20"/>
-          <w:szCs w:val="20"/>
-        </w:rPr>
-        <w:t xml:space="preserve">Proof: </w:t>
-      </w:r>
-      <w:r>
-        <w:rPr>
-          <w:rFonts w:ascii="Calibri" w:cs="Calibri" w:eastAsia="Calibri" w:hAnsi="Calibri"/>
-          <w:color w:val="161312"/>
-          <w:sz w:val="20"/>
-          <w:szCs w:val="20"/>
-        </w:rPr>
-        <w:t xml:space="preserve">AI TeleSuite helped scale assisted-sales revenue from INR 15 lakh to INR 80 lakh a month.</w:t>
-      </w:r>
-    </w:p>
-    <w:p>
-      <w:pPr>
-        <w:pStyle w:val="ListParagraph"/>
-        <w:numPr>
-          <w:ilvl w:val="0"/>
-          <w:numId w:val="2"/>
-        </w:numPr>
-        <w:spacing w:after="40" w:before="0" w:line="264"/>
-      </w:pPr>
-      <w:r>
-        <w:rPr>
-          <w:rFonts w:ascii="Calibri" w:cs="Calibri" w:eastAsia="Calibri" w:hAnsi="Calibri"/>
-          <w:color w:val="161312"/>
-          <w:sz w:val="20"/>
-          <w:szCs w:val="20"/>
-        </w:rPr>
-        <w:t xml:space="preserve">Conversion-focused websites: clear offer positioning, enquiry or purchase journeys, CRM integrations and full-funnel measurement. </w:t>
-      </w:r>
-      <w:r>
-        <w:rPr>
-          <w:rFonts w:ascii="Calibri" w:cs="Calibri" w:eastAsia="Calibri" w:hAnsi="Calibri"/>
-          <w:b/>
-          <w:bCs/>
-          <w:color w:val="8A6D2F"/>
-          <w:sz w:val="20"/>
-          <w:szCs w:val="20"/>
-        </w:rPr>
-        <w:t xml:space="preserve">Proof: </w:t>
-      </w:r>
-      <w:r>
-        <w:rPr>
-          <w:rFonts w:ascii="Calibri" w:cs="Calibri" w:eastAsia="Calibri" w:hAnsi="Calibri"/>
-          <w:color w:val="161312"/>
-          <w:sz w:val="20"/>
-          <w:szCs w:val="20"/>
-        </w:rPr>
-        <w:t xml:space="preserve">The ET Markets web revamp lifted engagement 27% and unlocked INR 3 crore+ in incremental annual revenue.</w:t>
-      </w:r>
-    </w:p>
-    <w:p>
-      <w:pPr>
-        <w:pStyle w:val="ListParagraph"/>
-        <w:numPr>
-          <w:ilvl w:val="0"/>
-          <w:numId w:val="2"/>
-        </w:numPr>
-        <w:spacing w:after="40" w:before="0" w:line="264"/>
-      </w:pPr>
-      <w:r>
-        <w:rPr>
-          <w:rFonts w:ascii="Calibri" w:cs="Calibri" w:eastAsia="Calibri" w:hAnsi="Calibri"/>
-          <w:color w:val="161312"/>
-          <w:sz w:val="20"/>
-          <w:szCs w:val="20"/>
-        </w:rPr>
-        <w:t xml:space="preserve">Fractional product and growth: roadmap prioritisation, zero-to-one launches, conversion experiments and subscription or ecommerce retention. </w:t>
-      </w:r>
-      <w:r>
-        <w:rPr>
-          <w:rFonts w:ascii="Calibri" w:cs="Calibri" w:eastAsia="Calibri" w:hAnsi="Calibri"/>
-          <w:b/>
-          <w:bCs/>
-          <w:color w:val="8A6D2F"/>
-          <w:sz w:val="20"/>
-          <w:szCs w:val="20"/>
-        </w:rPr>
-        <w:t xml:space="preserve">Proof: </w:t>
-      </w:r>
-      <w:r>
-        <w:rPr>
-          <w:rFonts w:ascii="Calibri" w:cs="Calibri" w:eastAsia="Calibri" w:hAnsi="Calibri"/>
-          <w:color w:val="161312"/>
-          <w:sz w:val="20"/>
-          <w:szCs w:val="20"/>
-        </w:rPr>
-        <w:t xml:space="preserve">400%+ ROI within six months on an assisted-conversion funnel; subscriber retention up 10%.</w:t>
-      </w:r>
-    </w:p>
-    <w:p>
-      <w:pPr>
-        <w:pStyle w:val="ListParagraph"/>
-        <w:numPr>
-          <w:ilvl w:val="0"/>
-          <w:numId w:val="2"/>
-        </w:numPr>
-        <w:spacing w:after="40" w:before="0" w:line="264"/>
-      </w:pPr>
-      <w:r>
-        <w:rPr>
-          <w:rFonts w:ascii="Calibri" w:cs="Calibri" w:eastAsia="Calibri" w:hAnsi="Calibri"/>
-          <w:color w:val="161312"/>
-          <w:sz w:val="20"/>
-          <w:szCs w:val="20"/>
-        </w:rPr>
-        <w:t xml:space="preserve">Focused web MVPs and journeys: one core customer journey shipped end to end, with agreed acceptance criteria and a clean handover. </w:t>
-      </w:r>
-      <w:r>
-        <w:rPr>
-          <w:rFonts w:ascii="Calibri" w:cs="Calibri" w:eastAsia="Calibri" w:hAnsi="Calibri"/>
-          <w:b/>
-          <w:bCs/>
-          <w:color w:val="8A6D2F"/>
-          <w:sz w:val="20"/>
-          <w:szCs w:val="20"/>
-        </w:rPr>
-        <w:t xml:space="preserve">Proof: </w:t>
-      </w:r>
-      <w:r>
-        <w:rPr>
-          <w:rFonts w:ascii="Calibri" w:cs="Calibri" w:eastAsia="Calibri" w:hAnsi="Calibri"/>
-          <w:color w:val="161312"/>
-          <w:sz w:val="20"/>
-          <w:szCs w:val="20"/>
-        </w:rPr>
-        <w:t xml:space="preserve">Assisted Buying took qualified leads from about 30 to 150+ a day; the app revamp grew daily active users 25%.</w:t>
+        <w:t xml:space="preserve">EDUCATION</w:t>
       </w:r>
     </w:p>
     <w:p>
       <w:pPr>
         <w:keepNext/>
-        <w:pBdr>
-          <w:bottom w:val="single" w:color="8A6D2F" w:sz="6" w:space="2"/>
-        </w:pBdr>
-        <w:spacing w:after="80" w:before="200"/>
-      </w:pPr>
-      <w:r>
-        <w:rPr>
-          <w:rFonts w:ascii="Calibri" w:cs="Calibri" w:eastAsia="Calibri" w:hAnsi="Calibri"/>
-          <w:b/>
-          <w:bCs/>
-          <w:color w:val="161312"/>
-          <w:spacing w:val="30"/>
+        <w:tabs>
+          <w:tab w:val="right" w:pos="10282"/>
+        </w:tabs>
+        <w:spacing w:after="20" w:before="40"/>
+      </w:pPr>
+      <w:r>
+        <w:rPr>
+          <w:rFonts w:ascii="Calibri" w:cs="Calibri" w:eastAsia="Calibri" w:hAnsi="Calibri"/>
+          <w:b/>
+          <w:bCs/>
+          <w:color w:val="161312"/>
           <w:sz w:val="21"/>
           <w:szCs w:val="21"/>
         </w:rPr>
-        <w:t xml:space="preserve">EDUCATION</w:t>
-      </w:r>
-    </w:p>
-    <w:p>
-      <w:pPr>
-        <w:keepNext/>
-        <w:tabs>
-          <w:tab w:val="right" w:pos="10224"/>
-        </w:tabs>
-        <w:spacing w:after="20" w:before="40"/>
-      </w:pPr>
-      <w:r>
-        <w:rPr>
-          <w:rFonts w:ascii="Calibri" w:cs="Calibri" w:eastAsia="Calibri" w:hAnsi="Calibri"/>
-          <w:b/>
-          <w:bCs/>
-          <w:color w:val="161312"/>
-          <w:sz w:val="21"/>
-          <w:szCs w:val="21"/>
-        </w:rPr>
-        <w:t xml:space="preserve">B.Tech, Computer Science and Engineering</w:t>
+        <w:t xml:space="preserve">B.Tech, Computer Science and Engineering, Vellore Institute of Technology</w:t>
       </w:r>
       <w:r>
         <w:rPr>
@@ -1253,28 +2113,12 @@
           <w:szCs w:val="19"/>
         </w:rPr>
         <w:t xml:space="preserve">	2016 to 2020</w:t>
-      </w:r>
-    </w:p>
-    <w:p>
-      <w:pPr>
-        <w:spacing w:after="40" w:before="0" w:line="264"/>
-      </w:pPr>
-      <w:r>
-        <w:rPr>
-          <w:rFonts w:ascii="Calibri" w:cs="Calibri" w:eastAsia="Calibri" w:hAnsi="Calibri"/>
-          <w:i/>
-          <w:iCs/>
-          <w:color w:val="161312"/>
-          <w:sz w:val="20"/>
-          <w:szCs w:val="20"/>
-        </w:rPr>
-        <w:t xml:space="preserve">Vellore Institute of Technology, Vellore</w:t>
       </w:r>
     </w:p>
     <w:sectPr>
       <w:footerReference w:type="default" r:id="rId7"/>
       <w:pgSz w:w="12240" w:h="15840" w:orient="portrait"/>
-      <w:pgMar w:top="864" w:right="1008" w:bottom="792" w:left="1008" w:header="708" w:footer="708" w:gutter="0"/>
+      <w:pgMar w:top="792" w:right="979" w:bottom="720" w:left="979" w:header="708" w:footer="708" w:gutter="0"/>
       <w:pgNumType/>
       <w:docGrid w:linePitch="360"/>
     </w:sectPr>
@@ -1336,7 +2180,7 @@
         <w:sz w:val="16"/>
         <w:szCs w:val="16"/>
       </w:rPr>
-      <w:t xml:space="preserve">Anchit Tandon  ·  page </w:t>
+      <w:t xml:space="preserve">Anchit Tandon  ·  anchit-tandon.com  ·  page </w:t>
     </w:r>
     <w:r>
       <w:rPr>

--- a/assets/anchit-tandon-freelance-resume.docx
+++ b/assets/anchit-tandon-freelance-resume.docx
@@ -56,7 +56,7 @@
         </w:rPr>
         <w:t xml:space="preserve">Delhi, India  |  +91 9873945238  |  </w:t>
       </w:r>
-      <w:hyperlink w:history="1" r:id="rIdtykdznyxpmyyzmnowmn1b">
+      <w:hyperlink w:history="1" r:id="rIdbqdze-oimkmytqmqolad0">
         <w:r>
           <w:rPr>
             <w:rFonts w:ascii="Calibri" w:cs="Calibri" w:eastAsia="Calibri" w:hAnsi="Calibri"/>
@@ -76,7 +76,7 @@
         </w:rPr>
         <w:t xml:space="preserve">  |  </w:t>
       </w:r>
-      <w:hyperlink w:history="1" r:id="rId7ggnrzdgyizxfdexmawc9">
+      <w:hyperlink w:history="1" r:id="rId5ujtu7i26wcdgqyuk6f7p">
         <w:r>
           <w:rPr>
             <w:rFonts w:ascii="Calibri" w:cs="Calibri" w:eastAsia="Calibri" w:hAnsi="Calibri"/>
@@ -96,7 +96,7 @@
         </w:rPr>
         <w:t xml:space="preserve">  |  </w:t>
       </w:r>
-      <w:hyperlink w:history="1" r:id="rIdgrtraxd2_xjyimis07hbj">
+      <w:hyperlink w:history="1" r:id="rIdylyzngttif6jbdisztp9q">
         <w:r>
           <w:rPr>
             <w:rFonts w:ascii="Calibri" w:cs="Calibri" w:eastAsia="Calibri" w:hAnsi="Calibri"/>
@@ -151,10 +151,10 @@
                 <w:b/>
                 <w:bCs/>
                 <w:color w:val="8A6D2F"/>
-                <w:sz w:val="27"/>
-                <w:szCs w:val="27"/>
+                <w:sz w:val="24"/>
+                <w:szCs w:val="24"/>
               </w:rPr>
-              <w:t xml:space="preserve">₹15L → ₹80L</w:t>
+              <w:t xml:space="preserve">5× revenue</w:t>
             </w:r>
           </w:p>
           <w:p>
@@ -169,7 +169,7 @@
                 <w:sz w:val="16"/>
                 <w:szCs w:val="16"/>
               </w:rPr>
-              <w:t xml:space="preserve">monthly assisted-sales revenue</w:t>
+              <w:t xml:space="preserve">₹15L → ₹80L a month</w:t>
             </w:r>
           </w:p>
         </w:tc>
@@ -196,10 +196,10 @@
                 <w:b/>
                 <w:bCs/>
                 <w:color w:val="8A6D2F"/>
-                <w:sz w:val="27"/>
-                <w:szCs w:val="27"/>
+                <w:sz w:val="24"/>
+                <w:szCs w:val="24"/>
               </w:rPr>
-              <w:t xml:space="preserve">400%+</w:t>
+              <w:t xml:space="preserve">400%+ ROI</w:t>
             </w:r>
           </w:p>
           <w:p>
@@ -214,7 +214,7 @@
                 <w:sz w:val="16"/>
                 <w:szCs w:val="16"/>
               </w:rPr>
-              <w:t xml:space="preserve">ROI within six months</w:t>
+              <w:t xml:space="preserve">ET Prime, in 6 months</w:t>
             </w:r>
           </w:p>
         </w:tc>
@@ -241,10 +241,10 @@
                 <w:b/>
                 <w:bCs/>
                 <w:color w:val="8A6D2F"/>
-                <w:sz w:val="27"/>
-                <w:szCs w:val="27"/>
+                <w:sz w:val="24"/>
+                <w:szCs w:val="24"/>
               </w:rPr>
-              <w:t xml:space="preserve">₹3Cr+</w:t>
+              <w:t xml:space="preserve">₹3Cr+ a year</w:t>
             </w:r>
           </w:p>
           <w:p>
@@ -259,7 +259,7 @@
                 <w:sz w:val="16"/>
                 <w:szCs w:val="16"/>
               </w:rPr>
-              <w:t xml:space="preserve">new annual revenue, ET Markets</w:t>
+              <w:t xml:space="preserve">ET Markets revamp</w:t>
             </w:r>
           </w:p>
         </w:tc>
@@ -286,10 +286,10 @@
                 <w:b/>
                 <w:bCs/>
                 <w:color w:val="8A6D2F"/>
-                <w:sz w:val="27"/>
-                <w:szCs w:val="27"/>
+                <w:sz w:val="24"/>
+                <w:szCs w:val="24"/>
               </w:rPr>
-              <w:t xml:space="preserve">18K+</w:t>
+              <w:t xml:space="preserve">18K+ runners</w:t>
             </w:r>
           </w:p>
           <w:p>
@@ -304,7 +304,7 @@
                 <w:sz w:val="16"/>
                 <w:szCs w:val="16"/>
               </w:rPr>
-              <w:t xml:space="preserve">runners, Delhi Half Marathon</w:t>
+              <w:t xml:space="preserve">Delhi Half Marathon</w:t>
             </w:r>
           </w:p>
         </w:tc>
@@ -331,10 +331,10 @@
                 <w:b/>
                 <w:bCs/>
                 <w:color w:val="8A6D2F"/>
-                <w:sz w:val="27"/>
-                <w:szCs w:val="27"/>
+                <w:sz w:val="24"/>
+                <w:szCs w:val="24"/>
               </w:rPr>
-              <w:t xml:space="preserve">20</w:t>
+              <w:t xml:space="preserve">20 AI products</w:t>
             </w:r>
           </w:p>
           <w:p>
@@ -349,7 +349,7 @@
                 <w:sz w:val="16"/>
                 <w:szCs w:val="16"/>
               </w:rPr>
-              <w:t xml:space="preserve">products built in 5‑6 months</w:t>
+              <w:t xml:space="preserve">built in 5‑6 months</w:t>
             </w:r>
           </w:p>
         </w:tc>

--- a/assets/anchit-tandon-freelance-resume.docx
+++ b/assets/anchit-tandon-freelance-resume.docx
@@ -56,7 +56,7 @@
         </w:rPr>
         <w:t xml:space="preserve">Delhi, India  |  +91 9873945238  |  </w:t>
       </w:r>
-      <w:hyperlink w:history="1" r:id="rIdbqdze-oimkmytqmqolad0">
+      <w:hyperlink w:history="1" r:id="rIdwplhivaynoyk5bpp-9kxm">
         <w:r>
           <w:rPr>
             <w:rFonts w:ascii="Calibri" w:cs="Calibri" w:eastAsia="Calibri" w:hAnsi="Calibri"/>
@@ -76,7 +76,7 @@
         </w:rPr>
         <w:t xml:space="preserve">  |  </w:t>
       </w:r>
-      <w:hyperlink w:history="1" r:id="rId5ujtu7i26wcdgqyuk6f7p">
+      <w:hyperlink w:history="1" r:id="rId9isl6eybjrmu2_soyqku3">
         <w:r>
           <w:rPr>
             <w:rFonts w:ascii="Calibri" w:cs="Calibri" w:eastAsia="Calibri" w:hAnsi="Calibri"/>
@@ -96,7 +96,7 @@
         </w:rPr>
         <w:t xml:space="preserve">  |  </w:t>
       </w:r>
-      <w:hyperlink w:history="1" r:id="rIdylyzngttif6jbdisztp9q">
+      <w:hyperlink w:history="1" r:id="rIddfkwdwhoob1zfkl6t52he">
         <w:r>
           <w:rPr>
             <w:rFonts w:ascii="Calibri" w:cs="Calibri" w:eastAsia="Calibri" w:hAnsi="Calibri"/>
@@ -110,7 +110,7 @@
     </w:p>
     <w:tbl>
       <w:tblPr>
-        <w:tblW w:type="dxa" w:w="10280"/>
+        <w:tblW w:type="dxa" w:w="10282"/>
         <w:tblBorders>
           <w:top w:val="none" w:color="FFFFFF" w:sz="0"/>
           <w:left w:val="none" w:color="FFFFFF" w:sz="0"/>
@@ -121,22 +121,22 @@
         </w:tblBorders>
       </w:tblPr>
       <w:tblGrid>
-        <w:gridCol w:w="2056"/>
-        <w:gridCol w:w="2056"/>
-        <w:gridCol w:w="2056"/>
-        <w:gridCol w:w="2056"/>
-        <w:gridCol w:w="2056"/>
+        <w:gridCol w:w="2100"/>
+        <w:gridCol w:w="1650"/>
+        <w:gridCol w:w="2450"/>
+        <w:gridCol w:w="1750"/>
+        <w:gridCol w:w="2332"/>
       </w:tblGrid>
       <w:tr>
         <w:tc>
           <w:tcPr>
-            <w:tcW w:type="dxa" w:w="2056"/>
+            <w:tcW w:type="dxa" w:w="2100"/>
             <w:shd w:fill="F6F1E7" w:color="auto" w:val="clear"/>
             <w:tcMar>
-              <w:top w:type="dxa" w:w="90"/>
-              <w:left w:type="dxa" w:w="80"/>
-              <w:bottom w:type="dxa" w:w="90"/>
-              <w:right w:type="dxa" w:w="80"/>
+              <w:top w:type="dxa" w:w="80"/>
+              <w:left w:type="dxa" w:w="40"/>
+              <w:bottom w:type="dxa" w:w="80"/>
+              <w:right w:type="dxa" w:w="40"/>
             </w:tcMar>
             <w:vAlign w:val="center"/>
           </w:tcPr>
@@ -151,8 +151,8 @@
                 <w:b/>
                 <w:bCs/>
                 <w:color w:val="8A6D2F"/>
-                <w:sz w:val="24"/>
-                <w:szCs w:val="24"/>
+                <w:sz w:val="23"/>
+                <w:szCs w:val="23"/>
               </w:rPr>
               <w:t xml:space="preserve">5× revenue</w:t>
             </w:r>
@@ -166,22 +166,22 @@
               <w:rPr>
                 <w:rFonts w:ascii="Calibri" w:cs="Calibri" w:eastAsia="Calibri" w:hAnsi="Calibri"/>
                 <w:color w:val="5A554E"/>
-                <w:sz w:val="16"/>
-                <w:szCs w:val="16"/>
+                <w:sz w:val="15"/>
+                <w:szCs w:val="15"/>
               </w:rPr>
-              <w:t xml:space="preserve">₹15L → ₹80L a month</w:t>
+              <w:t xml:space="preserve">₹15L → ₹80L/mo in 4 months</w:t>
             </w:r>
           </w:p>
         </w:tc>
         <w:tc>
           <w:tcPr>
-            <w:tcW w:type="dxa" w:w="2056"/>
+            <w:tcW w:type="dxa" w:w="1650"/>
             <w:shd w:fill="F6F1E7" w:color="auto" w:val="clear"/>
             <w:tcMar>
-              <w:top w:type="dxa" w:w="90"/>
-              <w:left w:type="dxa" w:w="80"/>
-              <w:bottom w:type="dxa" w:w="90"/>
-              <w:right w:type="dxa" w:w="80"/>
+              <w:top w:type="dxa" w:w="80"/>
+              <w:left w:type="dxa" w:w="40"/>
+              <w:bottom w:type="dxa" w:w="80"/>
+              <w:right w:type="dxa" w:w="40"/>
             </w:tcMar>
             <w:vAlign w:val="center"/>
           </w:tcPr>
@@ -196,8 +196,8 @@
                 <w:b/>
                 <w:bCs/>
                 <w:color w:val="8A6D2F"/>
-                <w:sz w:val="24"/>
-                <w:szCs w:val="24"/>
+                <w:sz w:val="23"/>
+                <w:szCs w:val="23"/>
               </w:rPr>
               <w:t xml:space="preserve">400%+ ROI</w:t>
             </w:r>
@@ -211,8 +211,8 @@
               <w:rPr>
                 <w:rFonts w:ascii="Calibri" w:cs="Calibri" w:eastAsia="Calibri" w:hAnsi="Calibri"/>
                 <w:color w:val="5A554E"/>
-                <w:sz w:val="16"/>
-                <w:szCs w:val="16"/>
+                <w:sz w:val="15"/>
+                <w:szCs w:val="15"/>
               </w:rPr>
               <w:t xml:space="preserve">ET Prime, in 6 months</w:t>
             </w:r>
@@ -220,13 +220,13 @@
         </w:tc>
         <w:tc>
           <w:tcPr>
-            <w:tcW w:type="dxa" w:w="2056"/>
+            <w:tcW w:type="dxa" w:w="2450"/>
             <w:shd w:fill="F6F1E7" w:color="auto" w:val="clear"/>
             <w:tcMar>
-              <w:top w:type="dxa" w:w="90"/>
-              <w:left w:type="dxa" w:w="80"/>
-              <w:bottom w:type="dxa" w:w="90"/>
-              <w:right w:type="dxa" w:w="80"/>
+              <w:top w:type="dxa" w:w="80"/>
+              <w:left w:type="dxa" w:w="40"/>
+              <w:bottom w:type="dxa" w:w="80"/>
+              <w:right w:type="dxa" w:w="40"/>
             </w:tcMar>
             <w:vAlign w:val="center"/>
           </w:tcPr>
@@ -241,10 +241,10 @@
                 <w:b/>
                 <w:bCs/>
                 <w:color w:val="8A6D2F"/>
-                <w:sz w:val="24"/>
-                <w:szCs w:val="24"/>
+                <w:sz w:val="23"/>
+                <w:szCs w:val="23"/>
               </w:rPr>
-              <w:t xml:space="preserve">₹3Cr+ a year</w:t>
+              <w:t xml:space="preserve">New revenue stream</w:t>
             </w:r>
           </w:p>
           <w:p>
@@ -256,22 +256,22 @@
               <w:rPr>
                 <w:rFonts w:ascii="Calibri" w:cs="Calibri" w:eastAsia="Calibri" w:hAnsi="Calibri"/>
                 <w:color w:val="5A554E"/>
-                <w:sz w:val="16"/>
-                <w:szCs w:val="16"/>
+                <w:sz w:val="15"/>
+                <w:szCs w:val="15"/>
               </w:rPr>
-              <w:t xml:space="preserve">ET Markets revamp</w:t>
+              <w:t xml:space="preserve">Half Marathon, 18K+ runners</w:t>
             </w:r>
           </w:p>
         </w:tc>
         <w:tc>
           <w:tcPr>
-            <w:tcW w:type="dxa" w:w="2056"/>
+            <w:tcW w:type="dxa" w:w="1750"/>
             <w:shd w:fill="F6F1E7" w:color="auto" w:val="clear"/>
             <w:tcMar>
-              <w:top w:type="dxa" w:w="90"/>
-              <w:left w:type="dxa" w:w="80"/>
-              <w:bottom w:type="dxa" w:w="90"/>
-              <w:right w:type="dxa" w:w="80"/>
+              <w:top w:type="dxa" w:w="80"/>
+              <w:left w:type="dxa" w:w="40"/>
+              <w:bottom w:type="dxa" w:w="80"/>
+              <w:right w:type="dxa" w:w="40"/>
             </w:tcMar>
             <w:vAlign w:val="center"/>
           </w:tcPr>
@@ -286,10 +286,10 @@
                 <w:b/>
                 <w:bCs/>
                 <w:color w:val="8A6D2F"/>
-                <w:sz w:val="24"/>
-                <w:szCs w:val="24"/>
+                <w:sz w:val="23"/>
+                <w:szCs w:val="23"/>
               </w:rPr>
-              <w:t xml:space="preserve">18K+ runners</w:t>
+              <w:t xml:space="preserve">20 products</w:t>
             </w:r>
           </w:p>
           <w:p>
@@ -301,22 +301,22 @@
               <w:rPr>
                 <w:rFonts w:ascii="Calibri" w:cs="Calibri" w:eastAsia="Calibri" w:hAnsi="Calibri"/>
                 <w:color w:val="5A554E"/>
-                <w:sz w:val="16"/>
-                <w:szCs w:val="16"/>
+                <w:sz w:val="15"/>
+                <w:szCs w:val="15"/>
               </w:rPr>
-              <w:t xml:space="preserve">Delhi Half Marathon</w:t>
+              <w:t xml:space="preserve">built in 5‑6 months</w:t>
             </w:r>
           </w:p>
         </w:tc>
         <w:tc>
           <w:tcPr>
-            <w:tcW w:type="dxa" w:w="2056"/>
+            <w:tcW w:type="dxa" w:w="2332"/>
             <w:shd w:fill="F6F1E7" w:color="auto" w:val="clear"/>
             <w:tcMar>
-              <w:top w:type="dxa" w:w="90"/>
-              <w:left w:type="dxa" w:w="80"/>
-              <w:bottom w:type="dxa" w:w="90"/>
-              <w:right w:type="dxa" w:w="80"/>
+              <w:top w:type="dxa" w:w="80"/>
+              <w:left w:type="dxa" w:w="40"/>
+              <w:bottom w:type="dxa" w:w="80"/>
+              <w:right w:type="dxa" w:w="40"/>
             </w:tcMar>
             <w:vAlign w:val="center"/>
           </w:tcPr>
@@ -331,10 +331,10 @@
                 <w:b/>
                 <w:bCs/>
                 <w:color w:val="8A6D2F"/>
-                <w:sz w:val="24"/>
-                <w:szCs w:val="24"/>
+                <w:sz w:val="23"/>
+                <w:szCs w:val="23"/>
               </w:rPr>
-              <w:t xml:space="preserve">20 AI products</w:t>
+              <w:t xml:space="preserve">Books + music</w:t>
             </w:r>
           </w:p>
           <w:p>
@@ -346,10 +346,10 @@
               <w:rPr>
                 <w:rFonts w:ascii="Calibri" w:cs="Calibri" w:eastAsia="Calibri" w:hAnsi="Calibri"/>
                 <w:color w:val="5A554E"/>
-                <w:sz w:val="16"/>
-                <w:szCs w:val="16"/>
+                <w:sz w:val="15"/>
+                <w:szCs w:val="15"/>
               </w:rPr>
-              <w:t xml:space="preserve">built in 5‑6 months</w:t>
+              <w:t xml:space="preserve">4 books, a new track daily</w:t>
             </w:r>
           </w:p>
         </w:tc>
@@ -999,7 +999,7 @@
           <w:sz w:val="20"/>
           <w:szCs w:val="20"/>
         </w:rPr>
-        <w:t xml:space="preserve">5×, from INR 15 lakh to INR 80 lakh</w:t>
+        <w:t xml:space="preserve">5× within 4 months, from INR 15 lakh to INR 80 lakh</w:t>
       </w:r>
       <w:r>
         <w:rPr>
@@ -1320,6 +1320,26 @@
           <w:sz w:val="20"/>
           <w:szCs w:val="20"/>
         </w:rPr>
+        <w:t xml:space="preserve">, setting up a </w:t>
+      </w:r>
+      <w:r>
+        <w:rPr>
+          <w:rFonts w:ascii="Calibri" w:cs="Calibri" w:eastAsia="Calibri" w:hAnsi="Calibri"/>
+          <w:b/>
+          <w:bCs/>
+          <w:color w:val="161312"/>
+          <w:sz w:val="20"/>
+          <w:szCs w:val="20"/>
+        </w:rPr>
+        <w:t xml:space="preserve">new revenue stream</w:t>
+      </w:r>
+      <w:r>
+        <w:rPr>
+          <w:rFonts w:ascii="Calibri" w:cs="Calibri" w:eastAsia="Calibri" w:hAnsi="Calibri"/>
+          <w:color w:val="161312"/>
+          <w:sz w:val="20"/>
+          <w:szCs w:val="20"/>
+        </w:rPr>
         <w:t xml:space="preserve">.</w:t>
       </w:r>
     </w:p>
@@ -1389,7 +1409,7 @@
           <w:sz w:val="20"/>
           <w:szCs w:val="20"/>
         </w:rPr>
-        <w:t xml:space="preserve">Built and scaled backend services for consumer-facing applications, and owned an early </w:t>
+        <w:t xml:space="preserve">Built backend services for consumer apps and owned an early </w:t>
       </w:r>
       <w:r>
         <w:rPr>
@@ -1409,7 +1429,7 @@
           <w:sz w:val="20"/>
           <w:szCs w:val="20"/>
         </w:rPr>
-        <w:t xml:space="preserve">, connecting product decisions with technical delivery.</w:t>
+        <w:t xml:space="preserve">.</w:t>
       </w:r>
     </w:p>
     <w:p>
@@ -1478,7 +1498,7 @@
           <w:sz w:val="21"/>
           <w:szCs w:val="21"/>
         </w:rPr>
-        <w:t xml:space="preserve">SELECTED INDEPENDENT PRODUCT BUILDS</w:t>
+        <w:t xml:space="preserve">EDUCATION</w:t>
       </w:r>
     </w:p>
     <w:p>
@@ -1487,62 +1507,48 @@
         <w:tabs>
           <w:tab w:val="right" w:pos="10282"/>
         </w:tabs>
-        <w:spacing w:after="10" w:before="30"/>
-      </w:pPr>
-      <w:r>
-        <w:rPr>
-          <w:rFonts w:ascii="Calibri" w:cs="Calibri" w:eastAsia="Calibri" w:hAnsi="Calibri"/>
-          <w:b/>
-          <w:bCs/>
-          <w:color w:val="161312"/>
-          <w:sz w:val="20"/>
-          <w:szCs w:val="20"/>
-        </w:rPr>
-        <w:t xml:space="preserve">LifeCycle-OS, lifecycle marketing platform</w:t>
+        <w:spacing w:after="20" w:before="40"/>
+      </w:pPr>
+      <w:r>
+        <w:rPr>
+          <w:rFonts w:ascii="Calibri" w:cs="Calibri" w:eastAsia="Calibri" w:hAnsi="Calibri"/>
+          <w:b/>
+          <w:bCs/>
+          <w:color w:val="161312"/>
+          <w:sz w:val="21"/>
+          <w:szCs w:val="21"/>
+        </w:rPr>
+        <w:t xml:space="preserve">B.Tech, Computer Science and Engineering, Vellore Institute of Technology</w:t>
       </w:r>
       <w:r>
         <w:rPr>
           <w:rFonts w:ascii="Calibri" w:cs="Calibri" w:eastAsia="Calibri" w:hAnsi="Calibri"/>
           <w:color w:val="5A554E"/>
-          <w:sz w:val="18"/>
-          <w:szCs w:val="18"/>
-        </w:rPr>
-        <w:t xml:space="preserve">	lifecycle-os.anchit-tandon.com</w:t>
-      </w:r>
-    </w:p>
-    <w:p>
-      <w:pPr>
-        <w:spacing w:after="20" w:before="0" w:line="259"/>
-        <w:ind w:left="0"/>
-      </w:pPr>
-      <w:r>
-        <w:rPr>
-          <w:rFonts w:ascii="Calibri" w:cs="Calibri" w:eastAsia="Calibri" w:hAnsi="Calibri"/>
-          <w:color w:val="161312"/>
-          <w:sz w:val="19"/>
-          <w:szCs w:val="19"/>
-        </w:rPr>
-        <w:t xml:space="preserve">Any brand in, a full lifecycle plan out in seconds, then on-brand mailers, ads and landing pages from real customer data. </w:t>
-      </w:r>
-      <w:r>
-        <w:rPr>
-          <w:rFonts w:ascii="Calibri" w:cs="Calibri" w:eastAsia="Calibri" w:hAnsi="Calibri"/>
-          <w:b/>
-          <w:bCs/>
-          <w:color w:val="161312"/>
-          <w:sz w:val="19"/>
-          <w:szCs w:val="19"/>
-        </w:rPr>
-        <w:t xml:space="preserve">Missing facts are marked “data required”, never invented</w:t>
-      </w:r>
-      <w:r>
-        <w:rPr>
-          <w:rFonts w:ascii="Calibri" w:cs="Calibri" w:eastAsia="Calibri" w:hAnsi="Calibri"/>
-          <w:color w:val="161312"/>
-          <w:sz w:val="19"/>
-          <w:szCs w:val="19"/>
-        </w:rPr>
-        <w:t xml:space="preserve">; brand isolation is tested on every change.</w:t>
+          <w:sz w:val="19"/>
+          <w:szCs w:val="19"/>
+        </w:rPr>
+        <w:t xml:space="preserve">	2016 to 2020</w:t>
+      </w:r>
+    </w:p>
+    <w:p>
+      <w:pPr>
+        <w:keepNext/>
+        <w:pBdr>
+          <w:bottom w:val="single" w:color="8A6D2F" w:sz="6" w:space="2"/>
+        </w:pBdr>
+        <w:spacing w:after="70" w:before="190"/>
+      </w:pPr>
+      <w:r>
+        <w:rPr>
+          <w:rFonts w:ascii="Calibri" w:cs="Calibri" w:eastAsia="Calibri" w:hAnsi="Calibri"/>
+          <w:b/>
+          <w:bCs/>
+          <w:color w:val="161312"/>
+          <w:spacing w:val="30"/>
+          <w:sz w:val="21"/>
+          <w:szCs w:val="21"/>
+        </w:rPr>
+        <w:t xml:space="preserve">SELECTED INDEPENDENT PRODUCT BUILDS</w:t>
       </w:r>
     </w:p>
     <w:p>
@@ -1551,18 +1557,18 @@
         <w:tabs>
           <w:tab w:val="right" w:pos="10282"/>
         </w:tabs>
-        <w:spacing w:after="10" w:before="70"/>
-      </w:pPr>
-      <w:r>
-        <w:rPr>
-          <w:rFonts w:ascii="Calibri" w:cs="Calibri" w:eastAsia="Calibri" w:hAnsi="Calibri"/>
-          <w:b/>
-          <w:bCs/>
-          <w:color w:val="161312"/>
-          <w:sz w:val="20"/>
-          <w:szCs w:val="20"/>
-        </w:rPr>
-        <w:t xml:space="preserve">The Third Eye, personal AI operating system</w:t>
+        <w:spacing w:after="0" w:before="30"/>
+      </w:pPr>
+      <w:r>
+        <w:rPr>
+          <w:rFonts w:ascii="Calibri" w:cs="Calibri" w:eastAsia="Calibri" w:hAnsi="Calibri"/>
+          <w:b/>
+          <w:bCs/>
+          <w:color w:val="161312"/>
+          <w:sz w:val="20"/>
+          <w:szCs w:val="20"/>
+        </w:rPr>
+        <w:t xml:space="preserve">LifeCycle-OS, lifecycle marketing platform</w:t>
       </w:r>
       <w:r>
         <w:rPr>
@@ -1571,7 +1577,7 @@
           <w:sz w:val="18"/>
           <w:szCs w:val="18"/>
         </w:rPr>
-        <w:t xml:space="preserve">	the-third-eye.anchit-tandon.com</w:t>
+        <w:t xml:space="preserve">	lifecycle-os.anchit-tandon.com</w:t>
       </w:r>
     </w:p>
     <w:p>
@@ -1586,27 +1592,27 @@
           <w:sz w:val="19"/>
           <w:szCs w:val="19"/>
         </w:rPr>
-        <w:t xml:space="preserve">One assistant across tasks, notes, goals, calendar and email, by voice and camera: </w:t>
-      </w:r>
-      <w:r>
-        <w:rPr>
-          <w:rFonts w:ascii="Calibri" w:cs="Calibri" w:eastAsia="Calibri" w:hAnsi="Calibri"/>
-          <w:b/>
-          <w:bCs/>
-          <w:color w:val="161312"/>
-          <w:sz w:val="19"/>
-          <w:szCs w:val="19"/>
-        </w:rPr>
-        <w:t xml:space="preserve">24 tools plus 76 linked apps</w:t>
-      </w:r>
-      <w:r>
-        <w:rPr>
-          <w:rFonts w:ascii="Calibri" w:cs="Calibri" w:eastAsia="Calibri" w:hAnsi="Calibri"/>
-          <w:color w:val="161312"/>
-          <w:sz w:val="19"/>
-          <w:szCs w:val="19"/>
-        </w:rPr>
-        <w:t xml:space="preserve">, four assistant modes and Razorpay credit packs, on web, Android and iPhone.</w:t>
+        <w:t xml:space="preserve">Any brand in, a full lifecycle plan out in seconds, then on-brand mailers, ads and landing pages from real customer data. </w:t>
+      </w:r>
+      <w:r>
+        <w:rPr>
+          <w:rFonts w:ascii="Calibri" w:cs="Calibri" w:eastAsia="Calibri" w:hAnsi="Calibri"/>
+          <w:b/>
+          <w:bCs/>
+          <w:color w:val="161312"/>
+          <w:sz w:val="19"/>
+          <w:szCs w:val="19"/>
+        </w:rPr>
+        <w:t xml:space="preserve">Missing facts are marked “data required”, never invented</w:t>
+      </w:r>
+      <w:r>
+        <w:rPr>
+          <w:rFonts w:ascii="Calibri" w:cs="Calibri" w:eastAsia="Calibri" w:hAnsi="Calibri"/>
+          <w:color w:val="161312"/>
+          <w:sz w:val="19"/>
+          <w:szCs w:val="19"/>
+        </w:rPr>
+        <w:t xml:space="preserve">; brand isolation is tested on every change.</w:t>
       </w:r>
     </w:p>
     <w:p>
@@ -1615,18 +1621,18 @@
         <w:tabs>
           <w:tab w:val="right" w:pos="10282"/>
         </w:tabs>
-        <w:spacing w:after="10" w:before="70"/>
-      </w:pPr>
-      <w:r>
-        <w:rPr>
-          <w:rFonts w:ascii="Calibri" w:cs="Calibri" w:eastAsia="Calibri" w:hAnsi="Calibri"/>
-          <w:b/>
-          <w:bCs/>
-          <w:color w:val="161312"/>
-          <w:sz w:val="20"/>
-          <w:szCs w:val="20"/>
-        </w:rPr>
-        <w:t xml:space="preserve">Predict Natural Disasters, live global hazard map</w:t>
+        <w:spacing w:after="0" w:before="50"/>
+      </w:pPr>
+      <w:r>
+        <w:rPr>
+          <w:rFonts w:ascii="Calibri" w:cs="Calibri" w:eastAsia="Calibri" w:hAnsi="Calibri"/>
+          <w:b/>
+          <w:bCs/>
+          <w:color w:val="161312"/>
+          <w:sz w:val="20"/>
+          <w:szCs w:val="20"/>
+        </w:rPr>
+        <w:t xml:space="preserve">The Third Eye, personal AI operating system</w:t>
       </w:r>
       <w:r>
         <w:rPr>
@@ -1635,7 +1641,7 @@
           <w:sz w:val="18"/>
           <w:szCs w:val="18"/>
         </w:rPr>
-        <w:t xml:space="preserve">	predict-natural-disasters.anchit-tandon.com</w:t>
+        <w:t xml:space="preserve">	the-third-eye.anchit-tandon.com</w:t>
       </w:r>
     </w:p>
     <w:p>
@@ -1650,47 +1656,27 @@
           <w:sz w:val="19"/>
           <w:szCs w:val="19"/>
         </w:rPr>
-        <w:t xml:space="preserve">One map across </w:t>
-      </w:r>
-      <w:r>
-        <w:rPr>
-          <w:rFonts w:ascii="Calibri" w:cs="Calibri" w:eastAsia="Calibri" w:hAnsi="Calibri"/>
-          <w:b/>
-          <w:bCs/>
-          <w:color w:val="161312"/>
-          <w:sz w:val="19"/>
-          <w:szCs w:val="19"/>
-        </w:rPr>
-        <w:t xml:space="preserve">8 official data sources</w:t>
-      </w:r>
-      <w:r>
-        <w:rPr>
-          <w:rFonts w:ascii="Calibri" w:cs="Calibri" w:eastAsia="Calibri" w:hAnsi="Calibri"/>
-          <w:color w:val="161312"/>
-          <w:sz w:val="19"/>
-          <w:szCs w:val="19"/>
-        </w:rPr>
-        <w:t xml:space="preserve"> (USGS, NASA, GDACS, NOAA and more). </w:t>
-      </w:r>
-      <w:r>
-        <w:rPr>
-          <w:rFonts w:ascii="Calibri" w:cs="Calibri" w:eastAsia="Calibri" w:hAnsi="Calibri"/>
-          <w:b/>
-          <w:bCs/>
-          <w:color w:val="161312"/>
-          <w:sz w:val="19"/>
-          <w:szCs w:val="19"/>
-        </w:rPr>
-        <w:t xml:space="preserve">Every forecast states its evidence and is graded afterwards</w:t>
-      </w:r>
-      <w:r>
-        <w:rPr>
-          <w:rFonts w:ascii="Calibri" w:cs="Calibri" w:eastAsia="Calibri" w:hAnsi="Calibri"/>
-          <w:color w:val="161312"/>
-          <w:sz w:val="19"/>
-          <w:szCs w:val="19"/>
-        </w:rPr>
-        <w:t xml:space="preserve">, and uncovered regions say “not covered”, never “all clear”.</w:t>
+        <w:t xml:space="preserve">One assistant across tasks, notes, goals, calendar and email, by voice and camera: </w:t>
+      </w:r>
+      <w:r>
+        <w:rPr>
+          <w:rFonts w:ascii="Calibri" w:cs="Calibri" w:eastAsia="Calibri" w:hAnsi="Calibri"/>
+          <w:b/>
+          <w:bCs/>
+          <w:color w:val="161312"/>
+          <w:sz w:val="19"/>
+          <w:szCs w:val="19"/>
+        </w:rPr>
+        <w:t xml:space="preserve">24 tools plus 76 linked apps</w:t>
+      </w:r>
+      <w:r>
+        <w:rPr>
+          <w:rFonts w:ascii="Calibri" w:cs="Calibri" w:eastAsia="Calibri" w:hAnsi="Calibri"/>
+          <w:color w:val="161312"/>
+          <w:sz w:val="19"/>
+          <w:szCs w:val="19"/>
+        </w:rPr>
+        <w:t xml:space="preserve">, four assistant modes and Razorpay credit packs, on web, Android and iPhone.</w:t>
       </w:r>
     </w:p>
     <w:p>
@@ -1699,7 +1685,91 @@
         <w:tabs>
           <w:tab w:val="right" w:pos="10282"/>
         </w:tabs>
-        <w:spacing w:after="10" w:before="70"/>
+        <w:spacing w:after="0" w:before="50"/>
+      </w:pPr>
+      <w:r>
+        <w:rPr>
+          <w:rFonts w:ascii="Calibri" w:cs="Calibri" w:eastAsia="Calibri" w:hAnsi="Calibri"/>
+          <w:b/>
+          <w:bCs/>
+          <w:color w:val="161312"/>
+          <w:sz w:val="20"/>
+          <w:szCs w:val="20"/>
+        </w:rPr>
+        <w:t xml:space="preserve">Predict Natural Disasters, live global hazard map</w:t>
+      </w:r>
+      <w:r>
+        <w:rPr>
+          <w:rFonts w:ascii="Calibri" w:cs="Calibri" w:eastAsia="Calibri" w:hAnsi="Calibri"/>
+          <w:color w:val="5A554E"/>
+          <w:sz w:val="18"/>
+          <w:szCs w:val="18"/>
+        </w:rPr>
+        <w:t xml:space="preserve">	predict-natural-disasters.anchit-tandon.com</w:t>
+      </w:r>
+    </w:p>
+    <w:p>
+      <w:pPr>
+        <w:spacing w:after="20" w:before="0" w:line="259"/>
+        <w:ind w:left="0"/>
+      </w:pPr>
+      <w:r>
+        <w:rPr>
+          <w:rFonts w:ascii="Calibri" w:cs="Calibri" w:eastAsia="Calibri" w:hAnsi="Calibri"/>
+          <w:color w:val="161312"/>
+          <w:sz w:val="19"/>
+          <w:szCs w:val="19"/>
+        </w:rPr>
+        <w:t xml:space="preserve">One map across </w:t>
+      </w:r>
+      <w:r>
+        <w:rPr>
+          <w:rFonts w:ascii="Calibri" w:cs="Calibri" w:eastAsia="Calibri" w:hAnsi="Calibri"/>
+          <w:b/>
+          <w:bCs/>
+          <w:color w:val="161312"/>
+          <w:sz w:val="19"/>
+          <w:szCs w:val="19"/>
+        </w:rPr>
+        <w:t xml:space="preserve">8 official data sources</w:t>
+      </w:r>
+      <w:r>
+        <w:rPr>
+          <w:rFonts w:ascii="Calibri" w:cs="Calibri" w:eastAsia="Calibri" w:hAnsi="Calibri"/>
+          <w:color w:val="161312"/>
+          <w:sz w:val="19"/>
+          <w:szCs w:val="19"/>
+        </w:rPr>
+        <w:t xml:space="preserve"> (USGS, NASA, GDACS, NOAA and more). </w:t>
+      </w:r>
+      <w:r>
+        <w:rPr>
+          <w:rFonts w:ascii="Calibri" w:cs="Calibri" w:eastAsia="Calibri" w:hAnsi="Calibri"/>
+          <w:b/>
+          <w:bCs/>
+          <w:color w:val="161312"/>
+          <w:sz w:val="19"/>
+          <w:szCs w:val="19"/>
+        </w:rPr>
+        <w:t xml:space="preserve">Every forecast states its evidence and is graded afterwards</w:t>
+      </w:r>
+      <w:r>
+        <w:rPr>
+          <w:rFonts w:ascii="Calibri" w:cs="Calibri" w:eastAsia="Calibri" w:hAnsi="Calibri"/>
+          <w:color w:val="161312"/>
+          <w:sz w:val="19"/>
+          <w:szCs w:val="19"/>
+        </w:rPr>
+        <w:t xml:space="preserve">, and uncovered regions say “not covered”, never “all clear”.</w:t>
+      </w:r>
+    </w:p>
+    <w:p>
+      <w:pPr>
+        <w:keepNext/>
+        <w:tabs>
+          <w:tab w:val="right" w:pos="10282"/>
+        </w:tabs>
+        <w:spacing w:after="0" w:before="50"/>
       </w:pPr>
       <w:r>
         <w:rPr>
@@ -2063,56 +2133,6 @@
           <w:szCs w:val="20"/>
         </w:rPr>
         <w:t xml:space="preserve">.</w:t>
-      </w:r>
-    </w:p>
-    <w:p>
-      <w:pPr>
-        <w:keepNext/>
-        <w:pBdr>
-          <w:bottom w:val="single" w:color="8A6D2F" w:sz="6" w:space="2"/>
-        </w:pBdr>
-        <w:spacing w:after="70" w:before="190"/>
-      </w:pPr>
-      <w:r>
-        <w:rPr>
-          <w:rFonts w:ascii="Calibri" w:cs="Calibri" w:eastAsia="Calibri" w:hAnsi="Calibri"/>
-          <w:b/>
-          <w:bCs/>
-          <w:color w:val="161312"/>
-          <w:spacing w:val="30"/>
-          <w:sz w:val="21"/>
-          <w:szCs w:val="21"/>
-        </w:rPr>
-        <w:t xml:space="preserve">EDUCATION</w:t>
-      </w:r>
-    </w:p>
-    <w:p>
-      <w:pPr>
-        <w:keepNext/>
-        <w:tabs>
-          <w:tab w:val="right" w:pos="10282"/>
-        </w:tabs>
-        <w:spacing w:after="20" w:before="40"/>
-      </w:pPr>
-      <w:r>
-        <w:rPr>
-          <w:rFonts w:ascii="Calibri" w:cs="Calibri" w:eastAsia="Calibri" w:hAnsi="Calibri"/>
-          <w:b/>
-          <w:bCs/>
-          <w:color w:val="161312"/>
-          <w:sz w:val="21"/>
-          <w:szCs w:val="21"/>
-        </w:rPr>
-        <w:t xml:space="preserve">B.Tech, Computer Science and Engineering, Vellore Institute of Technology</w:t>
-      </w:r>
-      <w:r>
-        <w:rPr>
-          <w:rFonts w:ascii="Calibri" w:cs="Calibri" w:eastAsia="Calibri" w:hAnsi="Calibri"/>
-          <w:color w:val="5A554E"/>
-          <w:sz w:val="19"/>
-          <w:szCs w:val="19"/>
-        </w:rPr>
-        <w:t xml:space="preserve">	2016 to 2020</w:t>
       </w:r>
     </w:p>
     <w:sectPr>

--- a/assets/anchit-tandon-freelance-resume.docx
+++ b/assets/anchit-tandon-freelance-resume.docx
@@ -56,7 +56,7 @@
         </w:rPr>
         <w:t xml:space="preserve">Delhi, India  |  +91 9873945238  |  </w:t>
       </w:r>
-      <w:hyperlink w:history="1" r:id="rIdwplhivaynoyk5bpp-9kxm">
+      <w:hyperlink w:history="1" r:id="rIdclgim-9g3znduo_pvj8ur">
         <w:r>
           <w:rPr>
             <w:rFonts w:ascii="Calibri" w:cs="Calibri" w:eastAsia="Calibri" w:hAnsi="Calibri"/>
@@ -76,7 +76,7 @@
         </w:rPr>
         <w:t xml:space="preserve">  |  </w:t>
       </w:r>
-      <w:hyperlink w:history="1" r:id="rId9isl6eybjrmu2_soyqku3">
+      <w:hyperlink w:history="1" r:id="rIdqwa1htjhsnxhpxt_2zatc">
         <w:r>
           <w:rPr>
             <w:rFonts w:ascii="Calibri" w:cs="Calibri" w:eastAsia="Calibri" w:hAnsi="Calibri"/>
@@ -96,7 +96,7 @@
         </w:rPr>
         <w:t xml:space="preserve">  |  </w:t>
       </w:r>
-      <w:hyperlink w:history="1" r:id="rIddfkwdwhoob1zfkl6t52he">
+      <w:hyperlink w:history="1" r:id="rIdabvquvlpblrb4f1hdb8en">
         <w:r>
           <w:rPr>
             <w:rFonts w:ascii="Calibri" w:cs="Calibri" w:eastAsia="Calibri" w:hAnsi="Calibri"/>
@@ -1381,7 +1381,7 @@
           <w:sz w:val="21"/>
           <w:szCs w:val="21"/>
         </w:rPr>
-        <w:t xml:space="preserve">Tuple Technologies, Software Engineer</w:t>
+        <w:t xml:space="preserve">Citymall, Software Engineer</w:t>
       </w:r>
       <w:r>
         <w:rPr>
@@ -1390,7 +1390,7 @@
           <w:sz w:val="19"/>
           <w:szCs w:val="19"/>
         </w:rPr>
-        <w:t xml:space="preserve">	Apr 2020 to Mar 2022</w:t>
+        <w:t xml:space="preserve">	Mar 2022 to Jun 2022</w:t>
       </w:r>
     </w:p>
     <w:p>
@@ -1409,27 +1409,7 @@
           <w:sz w:val="20"/>
           <w:szCs w:val="20"/>
         </w:rPr>
-        <w:t xml:space="preserve">Built backend services for consumer apps and owned an early </w:t>
-      </w:r>
-      <w:r>
-        <w:rPr>
-          <w:rFonts w:ascii="Calibri" w:cs="Calibri" w:eastAsia="Calibri" w:hAnsi="Calibri"/>
-          <w:b/>
-          <w:bCs/>
-          <w:color w:val="161312"/>
-          <w:sz w:val="20"/>
-          <w:szCs w:val="20"/>
-        </w:rPr>
-        <w:t xml:space="preserve">live sports commentary product</w:t>
-      </w:r>
-      <w:r>
-        <w:rPr>
-          <w:rFonts w:ascii="Calibri" w:cs="Calibri" w:eastAsia="Calibri" w:hAnsi="Calibri"/>
-          <w:color w:val="161312"/>
-          <w:sz w:val="20"/>
-          <w:szCs w:val="20"/>
-        </w:rPr>
-        <w:t xml:space="preserve">.</w:t>
+        <w:t xml:space="preserve">Supported data pipelines and backend systems for consumer commerce platforms.</w:t>
       </w:r>
     </w:p>
     <w:p>
@@ -1449,7 +1429,7 @@
           <w:sz w:val="21"/>
           <w:szCs w:val="21"/>
         </w:rPr>
-        <w:t xml:space="preserve">Citymall, Software Engineer</w:t>
+        <w:t xml:space="preserve">Tuple Technologies, Software Engineer</w:t>
       </w:r>
       <w:r>
         <w:rPr>
@@ -1458,7 +1438,7 @@
           <w:sz w:val="19"/>
           <w:szCs w:val="19"/>
         </w:rPr>
-        <w:t xml:space="preserve">	Mar 2022 to Jun 2022</w:t>
+        <w:t xml:space="preserve">	Apr 2020 to Mar 2022</w:t>
       </w:r>
     </w:p>
     <w:p>
@@ -1477,7 +1457,27 @@
           <w:sz w:val="20"/>
           <w:szCs w:val="20"/>
         </w:rPr>
-        <w:t xml:space="preserve">Supported data pipelines and backend systems for consumer commerce platforms.</w:t>
+        <w:t xml:space="preserve">Built backend services for consumer apps and owned an early </w:t>
+      </w:r>
+      <w:r>
+        <w:rPr>
+          <w:rFonts w:ascii="Calibri" w:cs="Calibri" w:eastAsia="Calibri" w:hAnsi="Calibri"/>
+          <w:b/>
+          <w:bCs/>
+          <w:color w:val="161312"/>
+          <w:sz w:val="20"/>
+          <w:szCs w:val="20"/>
+        </w:rPr>
+        <w:t xml:space="preserve">live sports commentary product</w:t>
+      </w:r>
+      <w:r>
+        <w:rPr>
+          <w:rFonts w:ascii="Calibri" w:cs="Calibri" w:eastAsia="Calibri" w:hAnsi="Calibri"/>
+          <w:color w:val="161312"/>
+          <w:sz w:val="20"/>
+          <w:szCs w:val="20"/>
+        </w:rPr>
+        <w:t xml:space="preserve">.</w:t>
       </w:r>
     </w:p>
     <w:p>
@@ -1588,31 +1588,62 @@
       <w:r>
         <w:rPr>
           <w:rFonts w:ascii="Calibri" w:cs="Calibri" w:eastAsia="Calibri" w:hAnsi="Calibri"/>
-          <w:color w:val="161312"/>
-          <w:sz w:val="19"/>
-          <w:szCs w:val="19"/>
-        </w:rPr>
-        <w:t xml:space="preserve">Any brand in, a full lifecycle plan out in seconds, then on-brand mailers, ads and landing pages from real customer data. </w:t>
-      </w:r>
-      <w:r>
-        <w:rPr>
-          <w:rFonts w:ascii="Calibri" w:cs="Calibri" w:eastAsia="Calibri" w:hAnsi="Calibri"/>
-          <w:b/>
-          <w:bCs/>
-          <w:color w:val="161312"/>
-          <w:sz w:val="19"/>
-          <w:szCs w:val="19"/>
-        </w:rPr>
-        <w:t xml:space="preserve">Missing facts are marked “data required”, never invented</w:t>
-      </w:r>
-      <w:r>
-        <w:rPr>
-          <w:rFonts w:ascii="Calibri" w:cs="Calibri" w:eastAsia="Calibri" w:hAnsi="Calibri"/>
-          <w:color w:val="161312"/>
-          <w:sz w:val="19"/>
-          <w:szCs w:val="19"/>
-        </w:rPr>
-        <w:t xml:space="preserve">; brand isolation is tested on every change.</w:t>
+          <w:b/>
+          <w:bCs/>
+          <w:color w:val="8A6D2F"/>
+          <w:sz w:val="19"/>
+          <w:szCs w:val="19"/>
+        </w:rPr>
+        <w:t xml:space="preserve">Need: </w:t>
+      </w:r>
+      <w:r>
+        <w:rPr>
+          <w:rFonts w:ascii="Calibri" w:cs="Calibri" w:eastAsia="Calibri" w:hAnsi="Calibri"/>
+          <w:color w:val="161312"/>
+          <w:sz w:val="19"/>
+          <w:szCs w:val="19"/>
+        </w:rPr>
+        <w:t xml:space="preserve">D2C growth teams must ship emails, ads and landing pages for every cohort, every week, and AI makes up facts. </w:t>
+      </w:r>
+      <w:r>
+        <w:rPr>
+          <w:rFonts w:ascii="Calibri" w:cs="Calibri" w:eastAsia="Calibri" w:hAnsi="Calibri"/>
+          <w:b/>
+          <w:bCs/>
+          <w:color w:val="8A6D2F"/>
+          <w:sz w:val="19"/>
+          <w:szCs w:val="19"/>
+        </w:rPr>
+        <w:t xml:space="preserve">How it helps: </w:t>
+      </w:r>
+      <w:r>
+        <w:rPr>
+          <w:rFonts w:ascii="Calibri" w:cs="Calibri" w:eastAsia="Calibri" w:hAnsi="Calibri"/>
+          <w:color w:val="161312"/>
+          <w:sz w:val="19"/>
+          <w:szCs w:val="19"/>
+        </w:rPr>
+        <w:t xml:space="preserve">any brand in, a full lifecycle plan and on-brand content out in seconds, with missing facts marked </w:t>
+      </w:r>
+      <w:r>
+        <w:rPr>
+          <w:rFonts w:ascii="Calibri" w:cs="Calibri" w:eastAsia="Calibri" w:hAnsi="Calibri"/>
+          <w:b/>
+          <w:bCs/>
+          <w:color w:val="161312"/>
+          <w:sz w:val="19"/>
+          <w:szCs w:val="19"/>
+        </w:rPr>
+        <w:t xml:space="preserve">“data required”, never invented</w:t>
+      </w:r>
+      <w:r>
+        <w:rPr>
+          <w:rFonts w:ascii="Calibri" w:cs="Calibri" w:eastAsia="Calibri" w:hAnsi="Calibri"/>
+          <w:color w:val="161312"/>
+          <w:sz w:val="19"/>
+          <w:szCs w:val="19"/>
+        </w:rPr>
+        <w:t xml:space="preserve">.</w:t>
       </w:r>
     </w:p>
     <w:p>
@@ -1652,31 +1683,62 @@
       <w:r>
         <w:rPr>
           <w:rFonts w:ascii="Calibri" w:cs="Calibri" w:eastAsia="Calibri" w:hAnsi="Calibri"/>
-          <w:color w:val="161312"/>
-          <w:sz w:val="19"/>
-          <w:szCs w:val="19"/>
-        </w:rPr>
-        <w:t xml:space="preserve">One assistant across tasks, notes, goals, calendar and email, by voice and camera: </w:t>
-      </w:r>
-      <w:r>
-        <w:rPr>
-          <w:rFonts w:ascii="Calibri" w:cs="Calibri" w:eastAsia="Calibri" w:hAnsi="Calibri"/>
-          <w:b/>
-          <w:bCs/>
-          <w:color w:val="161312"/>
-          <w:sz w:val="19"/>
-          <w:szCs w:val="19"/>
-        </w:rPr>
-        <w:t xml:space="preserve">24 tools plus 76 linked apps</w:t>
-      </w:r>
-      <w:r>
-        <w:rPr>
-          <w:rFonts w:ascii="Calibri" w:cs="Calibri" w:eastAsia="Calibri" w:hAnsi="Calibri"/>
-          <w:color w:val="161312"/>
-          <w:sz w:val="19"/>
-          <w:szCs w:val="19"/>
-        </w:rPr>
-        <w:t xml:space="preserve">, four assistant modes and Razorpay credit packs, on web, Android and iPhone.</w:t>
+          <w:b/>
+          <w:bCs/>
+          <w:color w:val="8A6D2F"/>
+          <w:sz w:val="19"/>
+          <w:szCs w:val="19"/>
+        </w:rPr>
+        <w:t xml:space="preserve">Need: </w:t>
+      </w:r>
+      <w:r>
+        <w:rPr>
+          <w:rFonts w:ascii="Calibri" w:cs="Calibri" w:eastAsia="Calibri" w:hAnsi="Calibri"/>
+          <w:color w:val="161312"/>
+          <w:sz w:val="19"/>
+          <w:szCs w:val="19"/>
+        </w:rPr>
+        <w:t xml:space="preserve">tasks, notes, email and calendar live in separate apps, and no assistant sees all of it. </w:t>
+      </w:r>
+      <w:r>
+        <w:rPr>
+          <w:rFonts w:ascii="Calibri" w:cs="Calibri" w:eastAsia="Calibri" w:hAnsi="Calibri"/>
+          <w:b/>
+          <w:bCs/>
+          <w:color w:val="8A6D2F"/>
+          <w:sz w:val="19"/>
+          <w:szCs w:val="19"/>
+        </w:rPr>
+        <w:t xml:space="preserve">How it helps: </w:t>
+      </w:r>
+      <w:r>
+        <w:rPr>
+          <w:rFonts w:ascii="Calibri" w:cs="Calibri" w:eastAsia="Calibri" w:hAnsi="Calibri"/>
+          <w:color w:val="161312"/>
+          <w:sz w:val="19"/>
+          <w:szCs w:val="19"/>
+        </w:rPr>
+        <w:t xml:space="preserve">one assistant, by voice and camera, plans, remembers and acts across them with </w:t>
+      </w:r>
+      <w:r>
+        <w:rPr>
+          <w:rFonts w:ascii="Calibri" w:cs="Calibri" w:eastAsia="Calibri" w:hAnsi="Calibri"/>
+          <w:b/>
+          <w:bCs/>
+          <w:color w:val="161312"/>
+          <w:sz w:val="19"/>
+          <w:szCs w:val="19"/>
+        </w:rPr>
+        <w:t xml:space="preserve">24 tools and 76 linked apps</w:t>
+      </w:r>
+      <w:r>
+        <w:rPr>
+          <w:rFonts w:ascii="Calibri" w:cs="Calibri" w:eastAsia="Calibri" w:hAnsi="Calibri"/>
+          <w:color w:val="161312"/>
+          <w:sz w:val="19"/>
+          <w:szCs w:val="19"/>
+        </w:rPr>
+        <w:t xml:space="preserve">, on web, Android and iPhone.</w:t>
       </w:r>
     </w:p>
     <w:p>
@@ -1716,51 +1778,82 @@
       <w:r>
         <w:rPr>
           <w:rFonts w:ascii="Calibri" w:cs="Calibri" w:eastAsia="Calibri" w:hAnsi="Calibri"/>
-          <w:color w:val="161312"/>
-          <w:sz w:val="19"/>
-          <w:szCs w:val="19"/>
-        </w:rPr>
-        <w:t xml:space="preserve">One map across </w:t>
-      </w:r>
-      <w:r>
-        <w:rPr>
-          <w:rFonts w:ascii="Calibri" w:cs="Calibri" w:eastAsia="Calibri" w:hAnsi="Calibri"/>
-          <w:b/>
-          <w:bCs/>
-          <w:color w:val="161312"/>
-          <w:sz w:val="19"/>
-          <w:szCs w:val="19"/>
-        </w:rPr>
-        <w:t xml:space="preserve">8 official data sources</w:t>
-      </w:r>
-      <w:r>
-        <w:rPr>
-          <w:rFonts w:ascii="Calibri" w:cs="Calibri" w:eastAsia="Calibri" w:hAnsi="Calibri"/>
-          <w:color w:val="161312"/>
-          <w:sz w:val="19"/>
-          <w:szCs w:val="19"/>
-        </w:rPr>
-        <w:t xml:space="preserve"> (USGS, NASA, GDACS, NOAA and more). </w:t>
-      </w:r>
-      <w:r>
-        <w:rPr>
-          <w:rFonts w:ascii="Calibri" w:cs="Calibri" w:eastAsia="Calibri" w:hAnsi="Calibri"/>
-          <w:b/>
-          <w:bCs/>
-          <w:color w:val="161312"/>
-          <w:sz w:val="19"/>
-          <w:szCs w:val="19"/>
-        </w:rPr>
-        <w:t xml:space="preserve">Every forecast states its evidence and is graded afterwards</w:t>
-      </w:r>
-      <w:r>
-        <w:rPr>
-          <w:rFonts w:ascii="Calibri" w:cs="Calibri" w:eastAsia="Calibri" w:hAnsi="Calibri"/>
-          <w:color w:val="161312"/>
-          <w:sz w:val="19"/>
-          <w:szCs w:val="19"/>
-        </w:rPr>
-        <w:t xml:space="preserve">, and uncovered regions say “not covered”, never “all clear”.</w:t>
+          <w:b/>
+          <w:bCs/>
+          <w:color w:val="8A6D2F"/>
+          <w:sz w:val="19"/>
+          <w:szCs w:val="19"/>
+        </w:rPr>
+        <w:t xml:space="preserve">Need: </w:t>
+      </w:r>
+      <w:r>
+        <w:rPr>
+          <w:rFonts w:ascii="Calibri" w:cs="Calibri" w:eastAsia="Calibri" w:hAnsi="Calibri"/>
+          <w:color w:val="161312"/>
+          <w:sz w:val="19"/>
+          <w:szCs w:val="19"/>
+        </w:rPr>
+        <w:t xml:space="preserve">newsrooms, NGOs and operations teams need one trustworthy view when disaster strikes. </w:t>
+      </w:r>
+      <w:r>
+        <w:rPr>
+          <w:rFonts w:ascii="Calibri" w:cs="Calibri" w:eastAsia="Calibri" w:hAnsi="Calibri"/>
+          <w:b/>
+          <w:bCs/>
+          <w:color w:val="8A6D2F"/>
+          <w:sz w:val="19"/>
+          <w:szCs w:val="19"/>
+        </w:rPr>
+        <w:t xml:space="preserve">How it helps: </w:t>
+      </w:r>
+      <w:r>
+        <w:rPr>
+          <w:rFonts w:ascii="Calibri" w:cs="Calibri" w:eastAsia="Calibri" w:hAnsi="Calibri"/>
+          <w:color w:val="161312"/>
+          <w:sz w:val="19"/>
+          <w:szCs w:val="19"/>
+        </w:rPr>
+        <w:t xml:space="preserve">one map across </w:t>
+      </w:r>
+      <w:r>
+        <w:rPr>
+          <w:rFonts w:ascii="Calibri" w:cs="Calibri" w:eastAsia="Calibri" w:hAnsi="Calibri"/>
+          <w:b/>
+          <w:bCs/>
+          <w:color w:val="161312"/>
+          <w:sz w:val="19"/>
+          <w:szCs w:val="19"/>
+        </w:rPr>
+        <w:t xml:space="preserve">8 official sources</w:t>
+      </w:r>
+      <w:r>
+        <w:rPr>
+          <w:rFonts w:ascii="Calibri" w:cs="Calibri" w:eastAsia="Calibri" w:hAnsi="Calibri"/>
+          <w:color w:val="161312"/>
+          <w:sz w:val="19"/>
+          <w:szCs w:val="19"/>
+        </w:rPr>
+        <w:t xml:space="preserve"> (USGS, NASA, GDACS, NOAA and more); every forecast shows its evidence and is </w:t>
+      </w:r>
+      <w:r>
+        <w:rPr>
+          <w:rFonts w:ascii="Calibri" w:cs="Calibri" w:eastAsia="Calibri" w:hAnsi="Calibri"/>
+          <w:b/>
+          <w:bCs/>
+          <w:color w:val="161312"/>
+          <w:sz w:val="19"/>
+          <w:szCs w:val="19"/>
+        </w:rPr>
+        <w:t xml:space="preserve">graded afterwards</w:t>
+      </w:r>
+      <w:r>
+        <w:rPr>
+          <w:rFonts w:ascii="Calibri" w:cs="Calibri" w:eastAsia="Calibri" w:hAnsi="Calibri"/>
+          <w:color w:val="161312"/>
+          <w:sz w:val="19"/>
+          <w:szCs w:val="19"/>
+        </w:rPr>
+        <w:t xml:space="preserve">.</w:t>
       </w:r>
     </w:p>
     <w:p>
@@ -1800,31 +1893,62 @@
       <w:r>
         <w:rPr>
           <w:rFonts w:ascii="Calibri" w:cs="Calibri" w:eastAsia="Calibri" w:hAnsi="Calibri"/>
-          <w:color w:val="161312"/>
-          <w:sz w:val="19"/>
-          <w:szCs w:val="19"/>
-        </w:rPr>
-        <w:t xml:space="preserve">A 2-minute guided break with a before-and-after </w:t>
-      </w:r>
-      <w:r>
-        <w:rPr>
-          <w:rFonts w:ascii="Calibri" w:cs="Calibri" w:eastAsia="Calibri" w:hAnsi="Calibri"/>
-          <w:b/>
-          <w:bCs/>
-          <w:color w:val="161312"/>
-          <w:sz w:val="19"/>
-          <w:szCs w:val="19"/>
-        </w:rPr>
-        <w:t xml:space="preserve">Calm gain</w:t>
-      </w:r>
-      <w:r>
-        <w:rPr>
-          <w:rFonts w:ascii="Calibri" w:cs="Calibri" w:eastAsia="Calibri" w:hAnsi="Calibri"/>
-          <w:color w:val="161312"/>
-          <w:sz w:val="19"/>
-          <w:szCs w:val="19"/>
-        </w:rPr>
-        <w:t xml:space="preserve">; an SOS on every screen (Tele-MANAS 14416, a trusted contact, 112); no account needed, and it works offline.</w:t>
+          <w:b/>
+          <w:bCs/>
+          <w:color w:val="8A6D2F"/>
+          <w:sz w:val="19"/>
+          <w:szCs w:val="19"/>
+        </w:rPr>
+        <w:t xml:space="preserve">Need: </w:t>
+      </w:r>
+      <w:r>
+        <w:rPr>
+          <w:rFonts w:ascii="Calibri" w:cs="Calibri" w:eastAsia="Calibri" w:hAnsi="Calibri"/>
+          <w:color w:val="161312"/>
+          <w:sz w:val="19"/>
+          <w:szCs w:val="19"/>
+        </w:rPr>
+        <w:t xml:space="preserve">relief in the tense moment, not a 20-minute programme with a sign-up. </w:t>
+      </w:r>
+      <w:r>
+        <w:rPr>
+          <w:rFonts w:ascii="Calibri" w:cs="Calibri" w:eastAsia="Calibri" w:hAnsi="Calibri"/>
+          <w:b/>
+          <w:bCs/>
+          <w:color w:val="8A6D2F"/>
+          <w:sz w:val="19"/>
+          <w:szCs w:val="19"/>
+        </w:rPr>
+        <w:t xml:space="preserve">How it helps: </w:t>
+      </w:r>
+      <w:r>
+        <w:rPr>
+          <w:rFonts w:ascii="Calibri" w:cs="Calibri" w:eastAsia="Calibri" w:hAnsi="Calibri"/>
+          <w:color w:val="161312"/>
+          <w:sz w:val="19"/>
+          <w:szCs w:val="19"/>
+        </w:rPr>
+        <w:t xml:space="preserve">a </w:t>
+      </w:r>
+      <w:r>
+        <w:rPr>
+          <w:rFonts w:ascii="Calibri" w:cs="Calibri" w:eastAsia="Calibri" w:hAnsi="Calibri"/>
+          <w:b/>
+          <w:bCs/>
+          <w:color w:val="161312"/>
+          <w:sz w:val="19"/>
+          <w:szCs w:val="19"/>
+        </w:rPr>
+        <w:t xml:space="preserve">2-minute</w:t>
+      </w:r>
+      <w:r>
+        <w:rPr>
+          <w:rFonts w:ascii="Calibri" w:cs="Calibri" w:eastAsia="Calibri" w:hAnsi="Calibri"/>
+          <w:color w:val="161312"/>
+          <w:sz w:val="19"/>
+          <w:szCs w:val="19"/>
+        </w:rPr>
+        <w:t xml:space="preserve"> guided break with a before-and-after Calm gain, no account, works offline, and an SOS on every screen (Tele-MANAS 14416, 112).</w:t>
       </w:r>
     </w:p>
     <w:p>

--- a/assets/anchit-tandon-freelance-resume.docx
+++ b/assets/anchit-tandon-freelance-resume.docx
@@ -56,7 +56,7 @@
         </w:rPr>
         <w:t xml:space="preserve">Delhi, India  |  +91 9873945238  |  </w:t>
       </w:r>
-      <w:hyperlink w:history="1" r:id="rIdbqdze-oimkmytqmqolad0">
+      <w:hyperlink w:history="1" r:id="rIdclgim-9g3znduo_pvj8ur">
         <w:r>
           <w:rPr>
             <w:rFonts w:ascii="Calibri" w:cs="Calibri" w:eastAsia="Calibri" w:hAnsi="Calibri"/>
@@ -76,7 +76,7 @@
         </w:rPr>
         <w:t xml:space="preserve">  |  </w:t>
       </w:r>
-      <w:hyperlink w:history="1" r:id="rId5ujtu7i26wcdgqyuk6f7p">
+      <w:hyperlink w:history="1" r:id="rIdqwa1htjhsnxhpxt_2zatc">
         <w:r>
           <w:rPr>
             <w:rFonts w:ascii="Calibri" w:cs="Calibri" w:eastAsia="Calibri" w:hAnsi="Calibri"/>
@@ -96,7 +96,7 @@
         </w:rPr>
         <w:t xml:space="preserve">  |  </w:t>
       </w:r>
-      <w:hyperlink w:history="1" r:id="rIdylyzngttif6jbdisztp9q">
+      <w:hyperlink w:history="1" r:id="rIdabvquvlpblrb4f1hdb8en">
         <w:r>
           <w:rPr>
             <w:rFonts w:ascii="Calibri" w:cs="Calibri" w:eastAsia="Calibri" w:hAnsi="Calibri"/>
@@ -110,7 +110,7 @@
     </w:p>
     <w:tbl>
       <w:tblPr>
-        <w:tblW w:type="dxa" w:w="10280"/>
+        <w:tblW w:type="dxa" w:w="10282"/>
         <w:tblBorders>
           <w:top w:val="none" w:color="FFFFFF" w:sz="0"/>
           <w:left w:val="none" w:color="FFFFFF" w:sz="0"/>
@@ -121,22 +121,22 @@
         </w:tblBorders>
       </w:tblPr>
       <w:tblGrid>
-        <w:gridCol w:w="2056"/>
-        <w:gridCol w:w="2056"/>
-        <w:gridCol w:w="2056"/>
-        <w:gridCol w:w="2056"/>
-        <w:gridCol w:w="2056"/>
+        <w:gridCol w:w="2100"/>
+        <w:gridCol w:w="1650"/>
+        <w:gridCol w:w="2450"/>
+        <w:gridCol w:w="1750"/>
+        <w:gridCol w:w="2332"/>
       </w:tblGrid>
       <w:tr>
         <w:tc>
           <w:tcPr>
-            <w:tcW w:type="dxa" w:w="2056"/>
+            <w:tcW w:type="dxa" w:w="2100"/>
             <w:shd w:fill="F6F1E7" w:color="auto" w:val="clear"/>
             <w:tcMar>
-              <w:top w:type="dxa" w:w="90"/>
-              <w:left w:type="dxa" w:w="80"/>
-              <w:bottom w:type="dxa" w:w="90"/>
-              <w:right w:type="dxa" w:w="80"/>
+              <w:top w:type="dxa" w:w="80"/>
+              <w:left w:type="dxa" w:w="40"/>
+              <w:bottom w:type="dxa" w:w="80"/>
+              <w:right w:type="dxa" w:w="40"/>
             </w:tcMar>
             <w:vAlign w:val="center"/>
           </w:tcPr>
@@ -151,8 +151,8 @@
                 <w:b/>
                 <w:bCs/>
                 <w:color w:val="8A6D2F"/>
-                <w:sz w:val="24"/>
-                <w:szCs w:val="24"/>
+                <w:sz w:val="23"/>
+                <w:szCs w:val="23"/>
               </w:rPr>
               <w:t xml:space="preserve">5× revenue</w:t>
             </w:r>
@@ -166,22 +166,22 @@
               <w:rPr>
                 <w:rFonts w:ascii="Calibri" w:cs="Calibri" w:eastAsia="Calibri" w:hAnsi="Calibri"/>
                 <w:color w:val="5A554E"/>
-                <w:sz w:val="16"/>
-                <w:szCs w:val="16"/>
+                <w:sz w:val="15"/>
+                <w:szCs w:val="15"/>
               </w:rPr>
-              <w:t xml:space="preserve">₹15L → ₹80L a month</w:t>
+              <w:t xml:space="preserve">₹15L → ₹80L/mo in 4 months</w:t>
             </w:r>
           </w:p>
         </w:tc>
         <w:tc>
           <w:tcPr>
-            <w:tcW w:type="dxa" w:w="2056"/>
+            <w:tcW w:type="dxa" w:w="1650"/>
             <w:shd w:fill="F6F1E7" w:color="auto" w:val="clear"/>
             <w:tcMar>
-              <w:top w:type="dxa" w:w="90"/>
-              <w:left w:type="dxa" w:w="80"/>
-              <w:bottom w:type="dxa" w:w="90"/>
-              <w:right w:type="dxa" w:w="80"/>
+              <w:top w:type="dxa" w:w="80"/>
+              <w:left w:type="dxa" w:w="40"/>
+              <w:bottom w:type="dxa" w:w="80"/>
+              <w:right w:type="dxa" w:w="40"/>
             </w:tcMar>
             <w:vAlign w:val="center"/>
           </w:tcPr>
@@ -196,8 +196,8 @@
                 <w:b/>
                 <w:bCs/>
                 <w:color w:val="8A6D2F"/>
-                <w:sz w:val="24"/>
-                <w:szCs w:val="24"/>
+                <w:sz w:val="23"/>
+                <w:szCs w:val="23"/>
               </w:rPr>
               <w:t xml:space="preserve">400%+ ROI</w:t>
             </w:r>
@@ -211,8 +211,8 @@
               <w:rPr>
                 <w:rFonts w:ascii="Calibri" w:cs="Calibri" w:eastAsia="Calibri" w:hAnsi="Calibri"/>
                 <w:color w:val="5A554E"/>
-                <w:sz w:val="16"/>
-                <w:szCs w:val="16"/>
+                <w:sz w:val="15"/>
+                <w:szCs w:val="15"/>
               </w:rPr>
               <w:t xml:space="preserve">ET Prime, in 6 months</w:t>
             </w:r>
@@ -220,13 +220,13 @@
         </w:tc>
         <w:tc>
           <w:tcPr>
-            <w:tcW w:type="dxa" w:w="2056"/>
+            <w:tcW w:type="dxa" w:w="2450"/>
             <w:shd w:fill="F6F1E7" w:color="auto" w:val="clear"/>
             <w:tcMar>
-              <w:top w:type="dxa" w:w="90"/>
-              <w:left w:type="dxa" w:w="80"/>
-              <w:bottom w:type="dxa" w:w="90"/>
-              <w:right w:type="dxa" w:w="80"/>
+              <w:top w:type="dxa" w:w="80"/>
+              <w:left w:type="dxa" w:w="40"/>
+              <w:bottom w:type="dxa" w:w="80"/>
+              <w:right w:type="dxa" w:w="40"/>
             </w:tcMar>
             <w:vAlign w:val="center"/>
           </w:tcPr>
@@ -241,10 +241,10 @@
                 <w:b/>
                 <w:bCs/>
                 <w:color w:val="8A6D2F"/>
-                <w:sz w:val="24"/>
-                <w:szCs w:val="24"/>
+                <w:sz w:val="23"/>
+                <w:szCs w:val="23"/>
               </w:rPr>
-              <w:t xml:space="preserve">₹3Cr+ a year</w:t>
+              <w:t xml:space="preserve">New revenue stream</w:t>
             </w:r>
           </w:p>
           <w:p>
@@ -256,22 +256,22 @@
               <w:rPr>
                 <w:rFonts w:ascii="Calibri" w:cs="Calibri" w:eastAsia="Calibri" w:hAnsi="Calibri"/>
                 <w:color w:val="5A554E"/>
-                <w:sz w:val="16"/>
-                <w:szCs w:val="16"/>
+                <w:sz w:val="15"/>
+                <w:szCs w:val="15"/>
               </w:rPr>
-              <w:t xml:space="preserve">ET Markets revamp</w:t>
+              <w:t xml:space="preserve">Half Marathon, 18K+ runners</w:t>
             </w:r>
           </w:p>
         </w:tc>
         <w:tc>
           <w:tcPr>
-            <w:tcW w:type="dxa" w:w="2056"/>
+            <w:tcW w:type="dxa" w:w="1750"/>
             <w:shd w:fill="F6F1E7" w:color="auto" w:val="clear"/>
             <w:tcMar>
-              <w:top w:type="dxa" w:w="90"/>
-              <w:left w:type="dxa" w:w="80"/>
-              <w:bottom w:type="dxa" w:w="90"/>
-              <w:right w:type="dxa" w:w="80"/>
+              <w:top w:type="dxa" w:w="80"/>
+              <w:left w:type="dxa" w:w="40"/>
+              <w:bottom w:type="dxa" w:w="80"/>
+              <w:right w:type="dxa" w:w="40"/>
             </w:tcMar>
             <w:vAlign w:val="center"/>
           </w:tcPr>
@@ -286,10 +286,10 @@
                 <w:b/>
                 <w:bCs/>
                 <w:color w:val="8A6D2F"/>
-                <w:sz w:val="24"/>
-                <w:szCs w:val="24"/>
+                <w:sz w:val="23"/>
+                <w:szCs w:val="23"/>
               </w:rPr>
-              <w:t xml:space="preserve">18K+ runners</w:t>
+              <w:t xml:space="preserve">20 products</w:t>
             </w:r>
           </w:p>
           <w:p>
@@ -301,22 +301,22 @@
               <w:rPr>
                 <w:rFonts w:ascii="Calibri" w:cs="Calibri" w:eastAsia="Calibri" w:hAnsi="Calibri"/>
                 <w:color w:val="5A554E"/>
-                <w:sz w:val="16"/>
-                <w:szCs w:val="16"/>
+                <w:sz w:val="15"/>
+                <w:szCs w:val="15"/>
               </w:rPr>
-              <w:t xml:space="preserve">Delhi Half Marathon</w:t>
+              <w:t xml:space="preserve">built in 5‑6 months</w:t>
             </w:r>
           </w:p>
         </w:tc>
         <w:tc>
           <w:tcPr>
-            <w:tcW w:type="dxa" w:w="2056"/>
+            <w:tcW w:type="dxa" w:w="2332"/>
             <w:shd w:fill="F6F1E7" w:color="auto" w:val="clear"/>
             <w:tcMar>
-              <w:top w:type="dxa" w:w="90"/>
-              <w:left w:type="dxa" w:w="80"/>
-              <w:bottom w:type="dxa" w:w="90"/>
-              <w:right w:type="dxa" w:w="80"/>
+              <w:top w:type="dxa" w:w="80"/>
+              <w:left w:type="dxa" w:w="40"/>
+              <w:bottom w:type="dxa" w:w="80"/>
+              <w:right w:type="dxa" w:w="40"/>
             </w:tcMar>
             <w:vAlign w:val="center"/>
           </w:tcPr>
@@ -331,10 +331,10 @@
                 <w:b/>
                 <w:bCs/>
                 <w:color w:val="8A6D2F"/>
-                <w:sz w:val="24"/>
-                <w:szCs w:val="24"/>
+                <w:sz w:val="23"/>
+                <w:szCs w:val="23"/>
               </w:rPr>
-              <w:t xml:space="preserve">20 AI products</w:t>
+              <w:t xml:space="preserve">Books + music</w:t>
             </w:r>
           </w:p>
           <w:p>
@@ -346,10 +346,10 @@
               <w:rPr>
                 <w:rFonts w:ascii="Calibri" w:cs="Calibri" w:eastAsia="Calibri" w:hAnsi="Calibri"/>
                 <w:color w:val="5A554E"/>
-                <w:sz w:val="16"/>
-                <w:szCs w:val="16"/>
+                <w:sz w:val="15"/>
+                <w:szCs w:val="15"/>
               </w:rPr>
-              <w:t xml:space="preserve">built in 5‑6 months</w:t>
+              <w:t xml:space="preserve">4 books, a new track daily</w:t>
             </w:r>
           </w:p>
         </w:tc>
@@ -999,7 +999,7 @@
           <w:sz w:val="20"/>
           <w:szCs w:val="20"/>
         </w:rPr>
-        <w:t xml:space="preserve">5×, from INR 15 lakh to INR 80 lakh</w:t>
+        <w:t xml:space="preserve">5× within 4 months, from INR 15 lakh to INR 80 lakh</w:t>
       </w:r>
       <w:r>
         <w:rPr>
@@ -1320,6 +1320,26 @@
           <w:sz w:val="20"/>
           <w:szCs w:val="20"/>
         </w:rPr>
+        <w:t xml:space="preserve">, setting up a </w:t>
+      </w:r>
+      <w:r>
+        <w:rPr>
+          <w:rFonts w:ascii="Calibri" w:cs="Calibri" w:eastAsia="Calibri" w:hAnsi="Calibri"/>
+          <w:b/>
+          <w:bCs/>
+          <w:color w:val="161312"/>
+          <w:sz w:val="20"/>
+          <w:szCs w:val="20"/>
+        </w:rPr>
+        <w:t xml:space="preserve">new revenue stream</w:t>
+      </w:r>
+      <w:r>
+        <w:rPr>
+          <w:rFonts w:ascii="Calibri" w:cs="Calibri" w:eastAsia="Calibri" w:hAnsi="Calibri"/>
+          <w:color w:val="161312"/>
+          <w:sz w:val="20"/>
+          <w:szCs w:val="20"/>
+        </w:rPr>
         <w:t xml:space="preserve">.</w:t>
       </w:r>
     </w:p>
@@ -1361,7 +1381,7 @@
           <w:sz w:val="21"/>
           <w:szCs w:val="21"/>
         </w:rPr>
-        <w:t xml:space="preserve">Tuple Technologies, Software Engineer</w:t>
+        <w:t xml:space="preserve">Citymall, Software Engineer</w:t>
       </w:r>
       <w:r>
         <w:rPr>
@@ -1370,7 +1390,7 @@
           <w:sz w:val="19"/>
           <w:szCs w:val="19"/>
         </w:rPr>
-        <w:t xml:space="preserve">	Apr 2020 to Mar 2022</w:t>
+        <w:t xml:space="preserve">	Mar 2022 to Jun 2022</w:t>
       </w:r>
     </w:p>
     <w:p>
@@ -1389,27 +1409,7 @@
           <w:sz w:val="20"/>
           <w:szCs w:val="20"/>
         </w:rPr>
-        <w:t xml:space="preserve">Built and scaled backend services for consumer-facing applications, and owned an early </w:t>
-      </w:r>
-      <w:r>
-        <w:rPr>
-          <w:rFonts w:ascii="Calibri" w:cs="Calibri" w:eastAsia="Calibri" w:hAnsi="Calibri"/>
-          <w:b/>
-          <w:bCs/>
-          <w:color w:val="161312"/>
-          <w:sz w:val="20"/>
-          <w:szCs w:val="20"/>
-        </w:rPr>
-        <w:t xml:space="preserve">live sports commentary product</w:t>
-      </w:r>
-      <w:r>
-        <w:rPr>
-          <w:rFonts w:ascii="Calibri" w:cs="Calibri" w:eastAsia="Calibri" w:hAnsi="Calibri"/>
-          <w:color w:val="161312"/>
-          <w:sz w:val="20"/>
-          <w:szCs w:val="20"/>
-        </w:rPr>
-        <w:t xml:space="preserve">, connecting product decisions with technical delivery.</w:t>
+        <w:t xml:space="preserve">Supported data pipelines and backend systems for consumer commerce platforms.</w:t>
       </w:r>
     </w:p>
     <w:p>
@@ -1429,7 +1429,7 @@
           <w:sz w:val="21"/>
           <w:szCs w:val="21"/>
         </w:rPr>
-        <w:t xml:space="preserve">Citymall, Software Engineer</w:t>
+        <w:t xml:space="preserve">Tuple Technologies, Software Engineer</w:t>
       </w:r>
       <w:r>
         <w:rPr>
@@ -1438,7 +1438,7 @@
           <w:sz w:val="19"/>
           <w:szCs w:val="19"/>
         </w:rPr>
-        <w:t xml:space="preserve">	Mar 2022 to Jun 2022</w:t>
+        <w:t xml:space="preserve">	Apr 2020 to Mar 2022</w:t>
       </w:r>
     </w:p>
     <w:p>
@@ -1457,7 +1457,27 @@
           <w:sz w:val="20"/>
           <w:szCs w:val="20"/>
         </w:rPr>
-        <w:t xml:space="preserve">Supported data pipelines and backend systems for consumer commerce platforms.</w:t>
+        <w:t xml:space="preserve">Built backend services for consumer apps and owned an early </w:t>
+      </w:r>
+      <w:r>
+        <w:rPr>
+          <w:rFonts w:ascii="Calibri" w:cs="Calibri" w:eastAsia="Calibri" w:hAnsi="Calibri"/>
+          <w:b/>
+          <w:bCs/>
+          <w:color w:val="161312"/>
+          <w:sz w:val="20"/>
+          <w:szCs w:val="20"/>
+        </w:rPr>
+        <w:t xml:space="preserve">live sports commentary product</w:t>
+      </w:r>
+      <w:r>
+        <w:rPr>
+          <w:rFonts w:ascii="Calibri" w:cs="Calibri" w:eastAsia="Calibri" w:hAnsi="Calibri"/>
+          <w:color w:val="161312"/>
+          <w:sz w:val="20"/>
+          <w:szCs w:val="20"/>
+        </w:rPr>
+        <w:t xml:space="preserve">.</w:t>
       </w:r>
     </w:p>
     <w:p>
@@ -1478,7 +1498,7 @@
           <w:sz w:val="21"/>
           <w:szCs w:val="21"/>
         </w:rPr>
-        <w:t xml:space="preserve">SELECTED INDEPENDENT PRODUCT BUILDS</w:t>
+        <w:t xml:space="preserve">EDUCATION</w:t>
       </w:r>
     </w:p>
     <w:p>
@@ -1487,62 +1507,48 @@
         <w:tabs>
           <w:tab w:val="right" w:pos="10282"/>
         </w:tabs>
-        <w:spacing w:after="10" w:before="30"/>
-      </w:pPr>
-      <w:r>
-        <w:rPr>
-          <w:rFonts w:ascii="Calibri" w:cs="Calibri" w:eastAsia="Calibri" w:hAnsi="Calibri"/>
-          <w:b/>
-          <w:bCs/>
-          <w:color w:val="161312"/>
-          <w:sz w:val="20"/>
-          <w:szCs w:val="20"/>
-        </w:rPr>
-        <w:t xml:space="preserve">LifeCycle-OS, lifecycle marketing platform</w:t>
+        <w:spacing w:after="20" w:before="40"/>
+      </w:pPr>
+      <w:r>
+        <w:rPr>
+          <w:rFonts w:ascii="Calibri" w:cs="Calibri" w:eastAsia="Calibri" w:hAnsi="Calibri"/>
+          <w:b/>
+          <w:bCs/>
+          <w:color w:val="161312"/>
+          <w:sz w:val="21"/>
+          <w:szCs w:val="21"/>
+        </w:rPr>
+        <w:t xml:space="preserve">B.Tech, Computer Science and Engineering, Vellore Institute of Technology</w:t>
       </w:r>
       <w:r>
         <w:rPr>
           <w:rFonts w:ascii="Calibri" w:cs="Calibri" w:eastAsia="Calibri" w:hAnsi="Calibri"/>
           <w:color w:val="5A554E"/>
-          <w:sz w:val="18"/>
-          <w:szCs w:val="18"/>
-        </w:rPr>
-        <w:t xml:space="preserve">	lifecycle-os.anchit-tandon.com</w:t>
-      </w:r>
-    </w:p>
-    <w:p>
-      <w:pPr>
-        <w:spacing w:after="20" w:before="0" w:line="259"/>
-        <w:ind w:left="0"/>
-      </w:pPr>
-      <w:r>
-        <w:rPr>
-          <w:rFonts w:ascii="Calibri" w:cs="Calibri" w:eastAsia="Calibri" w:hAnsi="Calibri"/>
-          <w:color w:val="161312"/>
-          <w:sz w:val="19"/>
-          <w:szCs w:val="19"/>
-        </w:rPr>
-        <w:t xml:space="preserve">Any brand in, a full lifecycle plan out in seconds, then on-brand mailers, ads and landing pages from real customer data. </w:t>
-      </w:r>
-      <w:r>
-        <w:rPr>
-          <w:rFonts w:ascii="Calibri" w:cs="Calibri" w:eastAsia="Calibri" w:hAnsi="Calibri"/>
-          <w:b/>
-          <w:bCs/>
-          <w:color w:val="161312"/>
-          <w:sz w:val="19"/>
-          <w:szCs w:val="19"/>
-        </w:rPr>
-        <w:t xml:space="preserve">Missing facts are marked “data required”, never invented</w:t>
-      </w:r>
-      <w:r>
-        <w:rPr>
-          <w:rFonts w:ascii="Calibri" w:cs="Calibri" w:eastAsia="Calibri" w:hAnsi="Calibri"/>
-          <w:color w:val="161312"/>
-          <w:sz w:val="19"/>
-          <w:szCs w:val="19"/>
-        </w:rPr>
-        <w:t xml:space="preserve">; brand isolation is tested on every change.</w:t>
+          <w:sz w:val="19"/>
+          <w:szCs w:val="19"/>
+        </w:rPr>
+        <w:t xml:space="preserve">	2016 to 2020</w:t>
+      </w:r>
+    </w:p>
+    <w:p>
+      <w:pPr>
+        <w:keepNext/>
+        <w:pBdr>
+          <w:bottom w:val="single" w:color="8A6D2F" w:sz="6" w:space="2"/>
+        </w:pBdr>
+        <w:spacing w:after="70" w:before="190"/>
+      </w:pPr>
+      <w:r>
+        <w:rPr>
+          <w:rFonts w:ascii="Calibri" w:cs="Calibri" w:eastAsia="Calibri" w:hAnsi="Calibri"/>
+          <w:b/>
+          <w:bCs/>
+          <w:color w:val="161312"/>
+          <w:spacing w:val="30"/>
+          <w:sz w:val="21"/>
+          <w:szCs w:val="21"/>
+        </w:rPr>
+        <w:t xml:space="preserve">SELECTED INDEPENDENT PRODUCT BUILDS</w:t>
       </w:r>
     </w:p>
     <w:p>
@@ -1551,18 +1557,18 @@
         <w:tabs>
           <w:tab w:val="right" w:pos="10282"/>
         </w:tabs>
-        <w:spacing w:after="10" w:before="70"/>
-      </w:pPr>
-      <w:r>
-        <w:rPr>
-          <w:rFonts w:ascii="Calibri" w:cs="Calibri" w:eastAsia="Calibri" w:hAnsi="Calibri"/>
-          <w:b/>
-          <w:bCs/>
-          <w:color w:val="161312"/>
-          <w:sz w:val="20"/>
-          <w:szCs w:val="20"/>
-        </w:rPr>
-        <w:t xml:space="preserve">The Third Eye, personal AI operating system</w:t>
+        <w:spacing w:after="0" w:before="30"/>
+      </w:pPr>
+      <w:r>
+        <w:rPr>
+          <w:rFonts w:ascii="Calibri" w:cs="Calibri" w:eastAsia="Calibri" w:hAnsi="Calibri"/>
+          <w:b/>
+          <w:bCs/>
+          <w:color w:val="161312"/>
+          <w:sz w:val="20"/>
+          <w:szCs w:val="20"/>
+        </w:rPr>
+        <w:t xml:space="preserve">LifeCycle-OS, lifecycle marketing platform</w:t>
       </w:r>
       <w:r>
         <w:rPr>
@@ -1571,7 +1577,7 @@
           <w:sz w:val="18"/>
           <w:szCs w:val="18"/>
         </w:rPr>
-        <w:t xml:space="preserve">	the-third-eye.anchit-tandon.com</w:t>
+        <w:t xml:space="preserve">	lifecycle-os.anchit-tandon.com</w:t>
       </w:r>
     </w:p>
     <w:p>
@@ -1582,31 +1588,62 @@
       <w:r>
         <w:rPr>
           <w:rFonts w:ascii="Calibri" w:cs="Calibri" w:eastAsia="Calibri" w:hAnsi="Calibri"/>
-          <w:color w:val="161312"/>
-          <w:sz w:val="19"/>
-          <w:szCs w:val="19"/>
-        </w:rPr>
-        <w:t xml:space="preserve">One assistant across tasks, notes, goals, calendar and email, by voice and camera: </w:t>
-      </w:r>
-      <w:r>
-        <w:rPr>
-          <w:rFonts w:ascii="Calibri" w:cs="Calibri" w:eastAsia="Calibri" w:hAnsi="Calibri"/>
-          <w:b/>
-          <w:bCs/>
-          <w:color w:val="161312"/>
-          <w:sz w:val="19"/>
-          <w:szCs w:val="19"/>
-        </w:rPr>
-        <w:t xml:space="preserve">24 tools plus 76 linked apps</w:t>
-      </w:r>
-      <w:r>
-        <w:rPr>
-          <w:rFonts w:ascii="Calibri" w:cs="Calibri" w:eastAsia="Calibri" w:hAnsi="Calibri"/>
-          <w:color w:val="161312"/>
-          <w:sz w:val="19"/>
-          <w:szCs w:val="19"/>
-        </w:rPr>
-        <w:t xml:space="preserve">, four assistant modes and Razorpay credit packs, on web, Android and iPhone.</w:t>
+          <w:b/>
+          <w:bCs/>
+          <w:color w:val="8A6D2F"/>
+          <w:sz w:val="19"/>
+          <w:szCs w:val="19"/>
+        </w:rPr>
+        <w:t xml:space="preserve">Need: </w:t>
+      </w:r>
+      <w:r>
+        <w:rPr>
+          <w:rFonts w:ascii="Calibri" w:cs="Calibri" w:eastAsia="Calibri" w:hAnsi="Calibri"/>
+          <w:color w:val="161312"/>
+          <w:sz w:val="19"/>
+          <w:szCs w:val="19"/>
+        </w:rPr>
+        <w:t xml:space="preserve">D2C growth teams must ship emails, ads and landing pages for every cohort, every week, and AI makes up facts. </w:t>
+      </w:r>
+      <w:r>
+        <w:rPr>
+          <w:rFonts w:ascii="Calibri" w:cs="Calibri" w:eastAsia="Calibri" w:hAnsi="Calibri"/>
+          <w:b/>
+          <w:bCs/>
+          <w:color w:val="8A6D2F"/>
+          <w:sz w:val="19"/>
+          <w:szCs w:val="19"/>
+        </w:rPr>
+        <w:t xml:space="preserve">How it helps: </w:t>
+      </w:r>
+      <w:r>
+        <w:rPr>
+          <w:rFonts w:ascii="Calibri" w:cs="Calibri" w:eastAsia="Calibri" w:hAnsi="Calibri"/>
+          <w:color w:val="161312"/>
+          <w:sz w:val="19"/>
+          <w:szCs w:val="19"/>
+        </w:rPr>
+        <w:t xml:space="preserve">any brand in, a full lifecycle plan and on-brand content out in seconds, with missing facts marked </w:t>
+      </w:r>
+      <w:r>
+        <w:rPr>
+          <w:rFonts w:ascii="Calibri" w:cs="Calibri" w:eastAsia="Calibri" w:hAnsi="Calibri"/>
+          <w:b/>
+          <w:bCs/>
+          <w:color w:val="161312"/>
+          <w:sz w:val="19"/>
+          <w:szCs w:val="19"/>
+        </w:rPr>
+        <w:t xml:space="preserve">“data required”, never invented</w:t>
+      </w:r>
+      <w:r>
+        <w:rPr>
+          <w:rFonts w:ascii="Calibri" w:cs="Calibri" w:eastAsia="Calibri" w:hAnsi="Calibri"/>
+          <w:color w:val="161312"/>
+          <w:sz w:val="19"/>
+          <w:szCs w:val="19"/>
+        </w:rPr>
+        <w:t xml:space="preserve">.</w:t>
       </w:r>
     </w:p>
     <w:p>
@@ -1615,18 +1652,18 @@
         <w:tabs>
           <w:tab w:val="right" w:pos="10282"/>
         </w:tabs>
-        <w:spacing w:after="10" w:before="70"/>
-      </w:pPr>
-      <w:r>
-        <w:rPr>
-          <w:rFonts w:ascii="Calibri" w:cs="Calibri" w:eastAsia="Calibri" w:hAnsi="Calibri"/>
-          <w:b/>
-          <w:bCs/>
-          <w:color w:val="161312"/>
-          <w:sz w:val="20"/>
-          <w:szCs w:val="20"/>
-        </w:rPr>
-        <w:t xml:space="preserve">Predict Natural Disasters, live global hazard map</w:t>
+        <w:spacing w:after="0" w:before="50"/>
+      </w:pPr>
+      <w:r>
+        <w:rPr>
+          <w:rFonts w:ascii="Calibri" w:cs="Calibri" w:eastAsia="Calibri" w:hAnsi="Calibri"/>
+          <w:b/>
+          <w:bCs/>
+          <w:color w:val="161312"/>
+          <w:sz w:val="20"/>
+          <w:szCs w:val="20"/>
+        </w:rPr>
+        <w:t xml:space="preserve">The Third Eye, personal AI operating system</w:t>
       </w:r>
       <w:r>
         <w:rPr>
@@ -1635,7 +1672,7 @@
           <w:sz w:val="18"/>
           <w:szCs w:val="18"/>
         </w:rPr>
-        <w:t xml:space="preserve">	predict-natural-disasters.anchit-tandon.com</w:t>
+        <w:t xml:space="preserve">	the-third-eye.anchit-tandon.com</w:t>
       </w:r>
     </w:p>
     <w:p>
@@ -1646,51 +1683,62 @@
       <w:r>
         <w:rPr>
           <w:rFonts w:ascii="Calibri" w:cs="Calibri" w:eastAsia="Calibri" w:hAnsi="Calibri"/>
-          <w:color w:val="161312"/>
-          <w:sz w:val="19"/>
-          <w:szCs w:val="19"/>
-        </w:rPr>
-        <w:t xml:space="preserve">One map across </w:t>
-      </w:r>
-      <w:r>
-        <w:rPr>
-          <w:rFonts w:ascii="Calibri" w:cs="Calibri" w:eastAsia="Calibri" w:hAnsi="Calibri"/>
-          <w:b/>
-          <w:bCs/>
-          <w:color w:val="161312"/>
-          <w:sz w:val="19"/>
-          <w:szCs w:val="19"/>
-        </w:rPr>
-        <w:t xml:space="preserve">8 official data sources</w:t>
-      </w:r>
-      <w:r>
-        <w:rPr>
-          <w:rFonts w:ascii="Calibri" w:cs="Calibri" w:eastAsia="Calibri" w:hAnsi="Calibri"/>
-          <w:color w:val="161312"/>
-          <w:sz w:val="19"/>
-          <w:szCs w:val="19"/>
-        </w:rPr>
-        <w:t xml:space="preserve"> (USGS, NASA, GDACS, NOAA and more). </w:t>
-      </w:r>
-      <w:r>
-        <w:rPr>
-          <w:rFonts w:ascii="Calibri" w:cs="Calibri" w:eastAsia="Calibri" w:hAnsi="Calibri"/>
-          <w:b/>
-          <w:bCs/>
-          <w:color w:val="161312"/>
-          <w:sz w:val="19"/>
-          <w:szCs w:val="19"/>
-        </w:rPr>
-        <w:t xml:space="preserve">Every forecast states its evidence and is graded afterwards</w:t>
-      </w:r>
-      <w:r>
-        <w:rPr>
-          <w:rFonts w:ascii="Calibri" w:cs="Calibri" w:eastAsia="Calibri" w:hAnsi="Calibri"/>
-          <w:color w:val="161312"/>
-          <w:sz w:val="19"/>
-          <w:szCs w:val="19"/>
-        </w:rPr>
-        <w:t xml:space="preserve">, and uncovered regions say “not covered”, never “all clear”.</w:t>
+          <w:b/>
+          <w:bCs/>
+          <w:color w:val="8A6D2F"/>
+          <w:sz w:val="19"/>
+          <w:szCs w:val="19"/>
+        </w:rPr>
+        <w:t xml:space="preserve">Need: </w:t>
+      </w:r>
+      <w:r>
+        <w:rPr>
+          <w:rFonts w:ascii="Calibri" w:cs="Calibri" w:eastAsia="Calibri" w:hAnsi="Calibri"/>
+          <w:color w:val="161312"/>
+          <w:sz w:val="19"/>
+          <w:szCs w:val="19"/>
+        </w:rPr>
+        <w:t xml:space="preserve">tasks, notes, email and calendar live in separate apps, and no assistant sees all of it. </w:t>
+      </w:r>
+      <w:r>
+        <w:rPr>
+          <w:rFonts w:ascii="Calibri" w:cs="Calibri" w:eastAsia="Calibri" w:hAnsi="Calibri"/>
+          <w:b/>
+          <w:bCs/>
+          <w:color w:val="8A6D2F"/>
+          <w:sz w:val="19"/>
+          <w:szCs w:val="19"/>
+        </w:rPr>
+        <w:t xml:space="preserve">How it helps: </w:t>
+      </w:r>
+      <w:r>
+        <w:rPr>
+          <w:rFonts w:ascii="Calibri" w:cs="Calibri" w:eastAsia="Calibri" w:hAnsi="Calibri"/>
+          <w:color w:val="161312"/>
+          <w:sz w:val="19"/>
+          <w:szCs w:val="19"/>
+        </w:rPr>
+        <w:t xml:space="preserve">one assistant, by voice and camera, plans, remembers and acts across them with </w:t>
+      </w:r>
+      <w:r>
+        <w:rPr>
+          <w:rFonts w:ascii="Calibri" w:cs="Calibri" w:eastAsia="Calibri" w:hAnsi="Calibri"/>
+          <w:b/>
+          <w:bCs/>
+          <w:color w:val="161312"/>
+          <w:sz w:val="19"/>
+          <w:szCs w:val="19"/>
+        </w:rPr>
+        <w:t xml:space="preserve">24 tools and 76 linked apps</w:t>
+      </w:r>
+      <w:r>
+        <w:rPr>
+          <w:rFonts w:ascii="Calibri" w:cs="Calibri" w:eastAsia="Calibri" w:hAnsi="Calibri"/>
+          <w:color w:val="161312"/>
+          <w:sz w:val="19"/>
+          <w:szCs w:val="19"/>
+        </w:rPr>
+        <w:t xml:space="preserve">, on web, Android and iPhone.</w:t>
       </w:r>
     </w:p>
     <w:p>
@@ -1699,18 +1747,18 @@
         <w:tabs>
           <w:tab w:val="right" w:pos="10282"/>
         </w:tabs>
-        <w:spacing w:after="10" w:before="70"/>
-      </w:pPr>
-      <w:r>
-        <w:rPr>
-          <w:rFonts w:ascii="Calibri" w:cs="Calibri" w:eastAsia="Calibri" w:hAnsi="Calibri"/>
-          <w:b/>
-          <w:bCs/>
-          <w:color w:val="161312"/>
-          <w:sz w:val="20"/>
-          <w:szCs w:val="20"/>
-        </w:rPr>
-        <w:t xml:space="preserve">LoosenUp, stress relief for your worst 2 minutes</w:t>
+        <w:spacing w:after="0" w:before="50"/>
+      </w:pPr>
+      <w:r>
+        <w:rPr>
+          <w:rFonts w:ascii="Calibri" w:cs="Calibri" w:eastAsia="Calibri" w:hAnsi="Calibri"/>
+          <w:b/>
+          <w:bCs/>
+          <w:color w:val="161312"/>
+          <w:sz w:val="20"/>
+          <w:szCs w:val="20"/>
+        </w:rPr>
+        <w:t xml:space="preserve">Predict Natural Disasters, live global hazard map</w:t>
       </w:r>
       <w:r>
         <w:rPr>
@@ -1719,7 +1767,7 @@
           <w:sz w:val="18"/>
           <w:szCs w:val="18"/>
         </w:rPr>
-        <w:t xml:space="preserve">	loosenup.anchit-tandon.com</w:t>
+        <w:t xml:space="preserve">	predict-natural-disasters.anchit-tandon.com</w:t>
       </w:r>
     </w:p>
     <w:p>
@@ -1730,31 +1778,177 @@
       <w:r>
         <w:rPr>
           <w:rFonts w:ascii="Calibri" w:cs="Calibri" w:eastAsia="Calibri" w:hAnsi="Calibri"/>
-          <w:color w:val="161312"/>
-          <w:sz w:val="19"/>
-          <w:szCs w:val="19"/>
-        </w:rPr>
-        <w:t xml:space="preserve">A 2-minute guided break with a before-and-after </w:t>
-      </w:r>
-      <w:r>
-        <w:rPr>
-          <w:rFonts w:ascii="Calibri" w:cs="Calibri" w:eastAsia="Calibri" w:hAnsi="Calibri"/>
-          <w:b/>
-          <w:bCs/>
-          <w:color w:val="161312"/>
-          <w:sz w:val="19"/>
-          <w:szCs w:val="19"/>
-        </w:rPr>
-        <w:t xml:space="preserve">Calm gain</w:t>
-      </w:r>
-      <w:r>
-        <w:rPr>
-          <w:rFonts w:ascii="Calibri" w:cs="Calibri" w:eastAsia="Calibri" w:hAnsi="Calibri"/>
-          <w:color w:val="161312"/>
-          <w:sz w:val="19"/>
-          <w:szCs w:val="19"/>
-        </w:rPr>
-        <w:t xml:space="preserve">; an SOS on every screen (Tele-MANAS 14416, a trusted contact, 112); no account needed, and it works offline.</w:t>
+          <w:b/>
+          <w:bCs/>
+          <w:color w:val="8A6D2F"/>
+          <w:sz w:val="19"/>
+          <w:szCs w:val="19"/>
+        </w:rPr>
+        <w:t xml:space="preserve">Need: </w:t>
+      </w:r>
+      <w:r>
+        <w:rPr>
+          <w:rFonts w:ascii="Calibri" w:cs="Calibri" w:eastAsia="Calibri" w:hAnsi="Calibri"/>
+          <w:color w:val="161312"/>
+          <w:sz w:val="19"/>
+          <w:szCs w:val="19"/>
+        </w:rPr>
+        <w:t xml:space="preserve">newsrooms, NGOs and operations teams need one trustworthy view when disaster strikes. </w:t>
+      </w:r>
+      <w:r>
+        <w:rPr>
+          <w:rFonts w:ascii="Calibri" w:cs="Calibri" w:eastAsia="Calibri" w:hAnsi="Calibri"/>
+          <w:b/>
+          <w:bCs/>
+          <w:color w:val="8A6D2F"/>
+          <w:sz w:val="19"/>
+          <w:szCs w:val="19"/>
+        </w:rPr>
+        <w:t xml:space="preserve">How it helps: </w:t>
+      </w:r>
+      <w:r>
+        <w:rPr>
+          <w:rFonts w:ascii="Calibri" w:cs="Calibri" w:eastAsia="Calibri" w:hAnsi="Calibri"/>
+          <w:color w:val="161312"/>
+          <w:sz w:val="19"/>
+          <w:szCs w:val="19"/>
+        </w:rPr>
+        <w:t xml:space="preserve">one map across </w:t>
+      </w:r>
+      <w:r>
+        <w:rPr>
+          <w:rFonts w:ascii="Calibri" w:cs="Calibri" w:eastAsia="Calibri" w:hAnsi="Calibri"/>
+          <w:b/>
+          <w:bCs/>
+          <w:color w:val="161312"/>
+          <w:sz w:val="19"/>
+          <w:szCs w:val="19"/>
+        </w:rPr>
+        <w:t xml:space="preserve">8 official sources</w:t>
+      </w:r>
+      <w:r>
+        <w:rPr>
+          <w:rFonts w:ascii="Calibri" w:cs="Calibri" w:eastAsia="Calibri" w:hAnsi="Calibri"/>
+          <w:color w:val="161312"/>
+          <w:sz w:val="19"/>
+          <w:szCs w:val="19"/>
+        </w:rPr>
+        <w:t xml:space="preserve"> (USGS, NASA, GDACS, NOAA and more); every forecast shows its evidence and is </w:t>
+      </w:r>
+      <w:r>
+        <w:rPr>
+          <w:rFonts w:ascii="Calibri" w:cs="Calibri" w:eastAsia="Calibri" w:hAnsi="Calibri"/>
+          <w:b/>
+          <w:bCs/>
+          <w:color w:val="161312"/>
+          <w:sz w:val="19"/>
+          <w:szCs w:val="19"/>
+        </w:rPr>
+        <w:t xml:space="preserve">graded afterwards</w:t>
+      </w:r>
+      <w:r>
+        <w:rPr>
+          <w:rFonts w:ascii="Calibri" w:cs="Calibri" w:eastAsia="Calibri" w:hAnsi="Calibri"/>
+          <w:color w:val="161312"/>
+          <w:sz w:val="19"/>
+          <w:szCs w:val="19"/>
+        </w:rPr>
+        <w:t xml:space="preserve">.</w:t>
+      </w:r>
+    </w:p>
+    <w:p>
+      <w:pPr>
+        <w:keepNext/>
+        <w:tabs>
+          <w:tab w:val="right" w:pos="10282"/>
+        </w:tabs>
+        <w:spacing w:after="0" w:before="50"/>
+      </w:pPr>
+      <w:r>
+        <w:rPr>
+          <w:rFonts w:ascii="Calibri" w:cs="Calibri" w:eastAsia="Calibri" w:hAnsi="Calibri"/>
+          <w:b/>
+          <w:bCs/>
+          <w:color w:val="161312"/>
+          <w:sz w:val="20"/>
+          <w:szCs w:val="20"/>
+        </w:rPr>
+        <w:t xml:space="preserve">LoosenUp, stress relief for your worst 2 minutes</w:t>
+      </w:r>
+      <w:r>
+        <w:rPr>
+          <w:rFonts w:ascii="Calibri" w:cs="Calibri" w:eastAsia="Calibri" w:hAnsi="Calibri"/>
+          <w:color w:val="5A554E"/>
+          <w:sz w:val="18"/>
+          <w:szCs w:val="18"/>
+        </w:rPr>
+        <w:t xml:space="preserve">	loosenup.anchit-tandon.com</w:t>
+      </w:r>
+    </w:p>
+    <w:p>
+      <w:pPr>
+        <w:spacing w:after="20" w:before="0" w:line="259"/>
+        <w:ind w:left="0"/>
+      </w:pPr>
+      <w:r>
+        <w:rPr>
+          <w:rFonts w:ascii="Calibri" w:cs="Calibri" w:eastAsia="Calibri" w:hAnsi="Calibri"/>
+          <w:b/>
+          <w:bCs/>
+          <w:color w:val="8A6D2F"/>
+          <w:sz w:val="19"/>
+          <w:szCs w:val="19"/>
+        </w:rPr>
+        <w:t xml:space="preserve">Need: </w:t>
+      </w:r>
+      <w:r>
+        <w:rPr>
+          <w:rFonts w:ascii="Calibri" w:cs="Calibri" w:eastAsia="Calibri" w:hAnsi="Calibri"/>
+          <w:color w:val="161312"/>
+          <w:sz w:val="19"/>
+          <w:szCs w:val="19"/>
+        </w:rPr>
+        <w:t xml:space="preserve">relief in the tense moment, not a 20-minute programme with a sign-up. </w:t>
+      </w:r>
+      <w:r>
+        <w:rPr>
+          <w:rFonts w:ascii="Calibri" w:cs="Calibri" w:eastAsia="Calibri" w:hAnsi="Calibri"/>
+          <w:b/>
+          <w:bCs/>
+          <w:color w:val="8A6D2F"/>
+          <w:sz w:val="19"/>
+          <w:szCs w:val="19"/>
+        </w:rPr>
+        <w:t xml:space="preserve">How it helps: </w:t>
+      </w:r>
+      <w:r>
+        <w:rPr>
+          <w:rFonts w:ascii="Calibri" w:cs="Calibri" w:eastAsia="Calibri" w:hAnsi="Calibri"/>
+          <w:color w:val="161312"/>
+          <w:sz w:val="19"/>
+          <w:szCs w:val="19"/>
+        </w:rPr>
+        <w:t xml:space="preserve">a </w:t>
+      </w:r>
+      <w:r>
+        <w:rPr>
+          <w:rFonts w:ascii="Calibri" w:cs="Calibri" w:eastAsia="Calibri" w:hAnsi="Calibri"/>
+          <w:b/>
+          <w:bCs/>
+          <w:color w:val="161312"/>
+          <w:sz w:val="19"/>
+          <w:szCs w:val="19"/>
+        </w:rPr>
+        <w:t xml:space="preserve">2-minute</w:t>
+      </w:r>
+      <w:r>
+        <w:rPr>
+          <w:rFonts w:ascii="Calibri" w:cs="Calibri" w:eastAsia="Calibri" w:hAnsi="Calibri"/>
+          <w:color w:val="161312"/>
+          <w:sz w:val="19"/>
+          <w:szCs w:val="19"/>
+        </w:rPr>
+        <w:t xml:space="preserve"> guided break with a before-and-after Calm gain, no account, works offline, and an SOS on every screen (Tele-MANAS 14416, 112).</w:t>
       </w:r>
     </w:p>
     <w:p>
@@ -2063,56 +2257,6 @@
           <w:szCs w:val="20"/>
         </w:rPr>
         <w:t xml:space="preserve">.</w:t>
-      </w:r>
-    </w:p>
-    <w:p>
-      <w:pPr>
-        <w:keepNext/>
-        <w:pBdr>
-          <w:bottom w:val="single" w:color="8A6D2F" w:sz="6" w:space="2"/>
-        </w:pBdr>
-        <w:spacing w:after="70" w:before="190"/>
-      </w:pPr>
-      <w:r>
-        <w:rPr>
-          <w:rFonts w:ascii="Calibri" w:cs="Calibri" w:eastAsia="Calibri" w:hAnsi="Calibri"/>
-          <w:b/>
-          <w:bCs/>
-          <w:color w:val="161312"/>
-          <w:spacing w:val="30"/>
-          <w:sz w:val="21"/>
-          <w:szCs w:val="21"/>
-        </w:rPr>
-        <w:t xml:space="preserve">EDUCATION</w:t>
-      </w:r>
-    </w:p>
-    <w:p>
-      <w:pPr>
-        <w:keepNext/>
-        <w:tabs>
-          <w:tab w:val="right" w:pos="10282"/>
-        </w:tabs>
-        <w:spacing w:after="20" w:before="40"/>
-      </w:pPr>
-      <w:r>
-        <w:rPr>
-          <w:rFonts w:ascii="Calibri" w:cs="Calibri" w:eastAsia="Calibri" w:hAnsi="Calibri"/>
-          <w:b/>
-          <w:bCs/>
-          <w:color w:val="161312"/>
-          <w:sz w:val="21"/>
-          <w:szCs w:val="21"/>
-        </w:rPr>
-        <w:t xml:space="preserve">B.Tech, Computer Science and Engineering, Vellore Institute of Technology</w:t>
-      </w:r>
-      <w:r>
-        <w:rPr>
-          <w:rFonts w:ascii="Calibri" w:cs="Calibri" w:eastAsia="Calibri" w:hAnsi="Calibri"/>
-          <w:color w:val="5A554E"/>
-          <w:sz w:val="19"/>
-          <w:szCs w:val="19"/>
-        </w:rPr>
-        <w:t xml:space="preserve">	2016 to 2020</w:t>
       </w:r>
     </w:p>
     <w:sectPr>

--- a/assets/anchit-tandon-freelance-resume.docx
+++ b/assets/anchit-tandon-freelance-resume.docx
@@ -56,7 +56,7 @@
         </w:rPr>
         <w:t xml:space="preserve">Delhi, India  |  +91 9873945238  |  </w:t>
       </w:r>
-      <w:hyperlink w:history="1" r:id="rIdclgim-9g3znduo_pvj8ur">
+      <w:hyperlink w:history="1" r:id="rIdghegijwt7jsdwelf0on55">
         <w:r>
           <w:rPr>
             <w:rFonts w:ascii="Calibri" w:cs="Calibri" w:eastAsia="Calibri" w:hAnsi="Calibri"/>
@@ -76,7 +76,7 @@
         </w:rPr>
         <w:t xml:space="preserve">  |  </w:t>
       </w:r>
-      <w:hyperlink w:history="1" r:id="rIdqwa1htjhsnxhpxt_2zatc">
+      <w:hyperlink w:history="1" r:id="rId7d9wrmjscklxgifkatxmq">
         <w:r>
           <w:rPr>
             <w:rFonts w:ascii="Calibri" w:cs="Calibri" w:eastAsia="Calibri" w:hAnsi="Calibri"/>
@@ -96,7 +96,7 @@
         </w:rPr>
         <w:t xml:space="preserve">  |  </w:t>
       </w:r>
-      <w:hyperlink w:history="1" r:id="rIdabvquvlpblrb4f1hdb8en">
+      <w:hyperlink w:history="1" r:id="rIdkagnbstzx76xam_kewb1a">
         <w:r>
           <w:rPr>
             <w:rFonts w:ascii="Calibri" w:cs="Calibri" w:eastAsia="Calibri" w:hAnsi="Calibri"/>
@@ -334,7 +334,7 @@
                 <w:sz w:val="23"/>
                 <w:szCs w:val="23"/>
               </w:rPr>
-              <w:t xml:space="preserve">Books + music</w:t>
+              <w:t xml:space="preserve">9 books, 62 tracks</w:t>
             </w:r>
           </w:p>
           <w:p>
@@ -349,7 +349,7 @@
                 <w:sz w:val="15"/>
                 <w:szCs w:val="15"/>
               </w:rPr>
-              <w:t xml:space="preserve">4 books, a new track daily</w:t>
+              <w:t xml:space="preserve">7.7K+ YouTube views</w:t>
             </w:r>
           </w:p>
         </w:tc>

--- a/assets/anchit-tandon-freelance-resume.docx
+++ b/assets/anchit-tandon-freelance-resume.docx
@@ -56,7 +56,7 @@
         </w:rPr>
         <w:t xml:space="preserve">Delhi, India  |  +91 9873945238  |  </w:t>
       </w:r>
-      <w:hyperlink w:history="1" r:id="rIdghegijwt7jsdwelf0on55">
+      <w:hyperlink w:history="1" r:id="rIdx42sjtgh_pjbenv9obbsc">
         <w:r>
           <w:rPr>
             <w:rFonts w:ascii="Calibri" w:cs="Calibri" w:eastAsia="Calibri" w:hAnsi="Calibri"/>
@@ -76,7 +76,7 @@
         </w:rPr>
         <w:t xml:space="preserve">  |  </w:t>
       </w:r>
-      <w:hyperlink w:history="1" r:id="rId7d9wrmjscklxgifkatxmq">
+      <w:hyperlink w:history="1" r:id="rIdscd-zllk1bkfc_txeb65q">
         <w:r>
           <w:rPr>
             <w:rFonts w:ascii="Calibri" w:cs="Calibri" w:eastAsia="Calibri" w:hAnsi="Calibri"/>
@@ -96,7 +96,7 @@
         </w:rPr>
         <w:t xml:space="preserve">  |  </w:t>
       </w:r>
-      <w:hyperlink w:history="1" r:id="rIdkagnbstzx76xam_kewb1a">
+      <w:hyperlink w:history="1" r:id="rIdpe6hfa4fg_miobtmlxeds">
         <w:r>
           <w:rPr>
             <w:rFonts w:ascii="Calibri" w:cs="Calibri" w:eastAsia="Calibri" w:hAnsi="Calibri"/>
@@ -1588,42 +1588,11 @@
       <w:r>
         <w:rPr>
           <w:rFonts w:ascii="Calibri" w:cs="Calibri" w:eastAsia="Calibri" w:hAnsi="Calibri"/>
-          <w:b/>
-          <w:bCs/>
-          <w:color w:val="8A6D2F"/>
-          <w:sz w:val="19"/>
-          <w:szCs w:val="19"/>
-        </w:rPr>
-        <w:t xml:space="preserve">Need: </w:t>
-      </w:r>
-      <w:r>
-        <w:rPr>
-          <w:rFonts w:ascii="Calibri" w:cs="Calibri" w:eastAsia="Calibri" w:hAnsi="Calibri"/>
-          <w:color w:val="161312"/>
-          <w:sz w:val="19"/>
-          <w:szCs w:val="19"/>
-        </w:rPr>
-        <w:t xml:space="preserve">D2C growth teams must ship emails, ads and landing pages for every cohort, every week, and AI makes up facts. </w:t>
-      </w:r>
-      <w:r>
-        <w:rPr>
-          <w:rFonts w:ascii="Calibri" w:cs="Calibri" w:eastAsia="Calibri" w:hAnsi="Calibri"/>
-          <w:b/>
-          <w:bCs/>
-          <w:color w:val="8A6D2F"/>
-          <w:sz w:val="19"/>
-          <w:szCs w:val="19"/>
-        </w:rPr>
-        <w:t xml:space="preserve">How it helps: </w:t>
-      </w:r>
-      <w:r>
-        <w:rPr>
-          <w:rFonts w:ascii="Calibri" w:cs="Calibri" w:eastAsia="Calibri" w:hAnsi="Calibri"/>
-          <w:color w:val="161312"/>
-          <w:sz w:val="19"/>
-          <w:szCs w:val="19"/>
-        </w:rPr>
-        <w:t xml:space="preserve">any brand in, a full lifecycle plan and on-brand content out in seconds, with missing facts marked </w:t>
+          <w:color w:val="161312"/>
+          <w:sz w:val="19"/>
+          <w:szCs w:val="19"/>
+        </w:rPr>
+        <w:t xml:space="preserve">For D2C growth teams shipping emails, ads and landing pages for every cohort, every week: any brand in, a full lifecycle plan and on-brand content out in seconds, with missing facts marked </w:t>
       </w:r>
       <w:r>
         <w:rPr>
@@ -1683,42 +1652,11 @@
       <w:r>
         <w:rPr>
           <w:rFonts w:ascii="Calibri" w:cs="Calibri" w:eastAsia="Calibri" w:hAnsi="Calibri"/>
-          <w:b/>
-          <w:bCs/>
-          <w:color w:val="8A6D2F"/>
-          <w:sz w:val="19"/>
-          <w:szCs w:val="19"/>
-        </w:rPr>
-        <w:t xml:space="preserve">Need: </w:t>
-      </w:r>
-      <w:r>
-        <w:rPr>
-          <w:rFonts w:ascii="Calibri" w:cs="Calibri" w:eastAsia="Calibri" w:hAnsi="Calibri"/>
-          <w:color w:val="161312"/>
-          <w:sz w:val="19"/>
-          <w:szCs w:val="19"/>
-        </w:rPr>
-        <w:t xml:space="preserve">tasks, notes, email and calendar live in separate apps, and no assistant sees all of it. </w:t>
-      </w:r>
-      <w:r>
-        <w:rPr>
-          <w:rFonts w:ascii="Calibri" w:cs="Calibri" w:eastAsia="Calibri" w:hAnsi="Calibri"/>
-          <w:b/>
-          <w:bCs/>
-          <w:color w:val="8A6D2F"/>
-          <w:sz w:val="19"/>
-          <w:szCs w:val="19"/>
-        </w:rPr>
-        <w:t xml:space="preserve">How it helps: </w:t>
-      </w:r>
-      <w:r>
-        <w:rPr>
-          <w:rFonts w:ascii="Calibri" w:cs="Calibri" w:eastAsia="Calibri" w:hAnsi="Calibri"/>
-          <w:color w:val="161312"/>
-          <w:sz w:val="19"/>
-          <w:szCs w:val="19"/>
-        </w:rPr>
-        <w:t xml:space="preserve">one assistant, by voice and camera, plans, remembers and acts across them with </w:t>
+          <w:color w:val="161312"/>
+          <w:sz w:val="19"/>
+          <w:szCs w:val="19"/>
+        </w:rPr>
+        <w:t xml:space="preserve">For people whose tasks, notes, email and calendar live in separate apps: one assistant, by voice and camera, that plans, remembers and acts across them with </w:t>
       </w:r>
       <w:r>
         <w:rPr>
@@ -1738,7 +1676,7 @@
           <w:sz w:val="19"/>
           <w:szCs w:val="19"/>
         </w:rPr>
-        <w:t xml:space="preserve">, on web, Android and iPhone.</w:t>
+        <w:t xml:space="preserve">.</w:t>
       </w:r>
     </w:p>
     <w:p>
@@ -1778,42 +1716,11 @@
       <w:r>
         <w:rPr>
           <w:rFonts w:ascii="Calibri" w:cs="Calibri" w:eastAsia="Calibri" w:hAnsi="Calibri"/>
-          <w:b/>
-          <w:bCs/>
-          <w:color w:val="8A6D2F"/>
-          <w:sz w:val="19"/>
-          <w:szCs w:val="19"/>
-        </w:rPr>
-        <w:t xml:space="preserve">Need: </w:t>
-      </w:r>
-      <w:r>
-        <w:rPr>
-          <w:rFonts w:ascii="Calibri" w:cs="Calibri" w:eastAsia="Calibri" w:hAnsi="Calibri"/>
-          <w:color w:val="161312"/>
-          <w:sz w:val="19"/>
-          <w:szCs w:val="19"/>
-        </w:rPr>
-        <w:t xml:space="preserve">newsrooms, NGOs and operations teams need one trustworthy view when disaster strikes. </w:t>
-      </w:r>
-      <w:r>
-        <w:rPr>
-          <w:rFonts w:ascii="Calibri" w:cs="Calibri" w:eastAsia="Calibri" w:hAnsi="Calibri"/>
-          <w:b/>
-          <w:bCs/>
-          <w:color w:val="8A6D2F"/>
-          <w:sz w:val="19"/>
-          <w:szCs w:val="19"/>
-        </w:rPr>
-        <w:t xml:space="preserve">How it helps: </w:t>
-      </w:r>
-      <w:r>
-        <w:rPr>
-          <w:rFonts w:ascii="Calibri" w:cs="Calibri" w:eastAsia="Calibri" w:hAnsi="Calibri"/>
-          <w:color w:val="161312"/>
-          <w:sz w:val="19"/>
-          <w:szCs w:val="19"/>
-        </w:rPr>
-        <w:t xml:space="preserve">one map across </w:t>
+          <w:color w:val="161312"/>
+          <w:sz w:val="19"/>
+          <w:szCs w:val="19"/>
+        </w:rPr>
+        <w:t xml:space="preserve">For newsrooms, NGOs and operations teams who need one trustworthy view in a disaster: one map across </w:t>
       </w:r>
       <w:r>
         <w:rPr>
@@ -1833,7 +1740,7 @@
           <w:sz w:val="19"/>
           <w:szCs w:val="19"/>
         </w:rPr>
-        <w:t xml:space="preserve"> (USGS, NASA, GDACS, NOAA and more); every forecast shows its evidence and is </w:t>
+        <w:t xml:space="preserve">, where every forecast shows its evidence and is </w:t>
       </w:r>
       <w:r>
         <w:rPr>
@@ -1893,42 +1800,11 @@
       <w:r>
         <w:rPr>
           <w:rFonts w:ascii="Calibri" w:cs="Calibri" w:eastAsia="Calibri" w:hAnsi="Calibri"/>
-          <w:b/>
-          <w:bCs/>
-          <w:color w:val="8A6D2F"/>
-          <w:sz w:val="19"/>
-          <w:szCs w:val="19"/>
-        </w:rPr>
-        <w:t xml:space="preserve">Need: </w:t>
-      </w:r>
-      <w:r>
-        <w:rPr>
-          <w:rFonts w:ascii="Calibri" w:cs="Calibri" w:eastAsia="Calibri" w:hAnsi="Calibri"/>
-          <w:color w:val="161312"/>
-          <w:sz w:val="19"/>
-          <w:szCs w:val="19"/>
-        </w:rPr>
-        <w:t xml:space="preserve">relief in the tense moment, not a 20-minute programme with a sign-up. </w:t>
-      </w:r>
-      <w:r>
-        <w:rPr>
-          <w:rFonts w:ascii="Calibri" w:cs="Calibri" w:eastAsia="Calibri" w:hAnsi="Calibri"/>
-          <w:b/>
-          <w:bCs/>
-          <w:color w:val="8A6D2F"/>
-          <w:sz w:val="19"/>
-          <w:szCs w:val="19"/>
-        </w:rPr>
-        <w:t xml:space="preserve">How it helps: </w:t>
-      </w:r>
-      <w:r>
-        <w:rPr>
-          <w:rFonts w:ascii="Calibri" w:cs="Calibri" w:eastAsia="Calibri" w:hAnsi="Calibri"/>
-          <w:color w:val="161312"/>
-          <w:sz w:val="19"/>
-          <w:szCs w:val="19"/>
-        </w:rPr>
-        <w:t xml:space="preserve">a </w:t>
+          <w:color w:val="161312"/>
+          <w:sz w:val="19"/>
+          <w:szCs w:val="19"/>
+        </w:rPr>
+        <w:t xml:space="preserve">For the tense moment, not a 20-minute programme: a </w:t>
       </w:r>
       <w:r>
         <w:rPr>
@@ -1948,7 +1824,7 @@
           <w:sz w:val="19"/>
           <w:szCs w:val="19"/>
         </w:rPr>
-        <w:t xml:space="preserve"> guided break with a before-and-after Calm gain, no account, works offline, and an SOS on every screen (Tele-MANAS 14416, 112).</w:t>
+        <w:t xml:space="preserve"> guided break with a before-and-after Calm gain, no account, works offline, and an SOS on every screen.</w:t>
       </w:r>
     </w:p>
     <w:p>

--- a/assets/anchit-tandon-freelance-resume.docx
+++ b/assets/anchit-tandon-freelance-resume.docx
@@ -56,7 +56,7 @@
         </w:rPr>
         <w:t xml:space="preserve">Delhi, India  |  +91 9873945238  |  </w:t>
       </w:r>
-      <w:hyperlink w:history="1" r:id="rIdx42sjtgh_pjbenv9obbsc">
+      <w:hyperlink w:history="1" r:id="rIdr1srp0m7fk9ygvhhdrbbd">
         <w:r>
           <w:rPr>
             <w:rFonts w:ascii="Calibri" w:cs="Calibri" w:eastAsia="Calibri" w:hAnsi="Calibri"/>
@@ -76,7 +76,7 @@
         </w:rPr>
         <w:t xml:space="preserve">  |  </w:t>
       </w:r>
-      <w:hyperlink w:history="1" r:id="rIdscd-zllk1bkfc_txeb65q">
+      <w:hyperlink w:history="1" r:id="rId7eo6awivy8mbm-qelesdx">
         <w:r>
           <w:rPr>
             <w:rFonts w:ascii="Calibri" w:cs="Calibri" w:eastAsia="Calibri" w:hAnsi="Calibri"/>
@@ -96,7 +96,7 @@
         </w:rPr>
         <w:t xml:space="preserve">  |  </w:t>
       </w:r>
-      <w:hyperlink w:history="1" r:id="rIdpe6hfa4fg_miobtmlxeds">
+      <w:hyperlink w:history="1" r:id="rIdvih32emhvpus47t8ui4x5">
         <w:r>
           <w:rPr>
             <w:rFonts w:ascii="Calibri" w:cs="Calibri" w:eastAsia="Calibri" w:hAnsi="Calibri"/>
@@ -478,7 +478,7 @@
           <w:sz w:val="20"/>
           <w:szCs w:val="20"/>
         </w:rPr>
-        <w:t xml:space="preserve">Lifecycle and retention  ·  CRM (Klaviyo, WebEngage)  ·  D2C across US, UK and global markets  ·  Analytics</w:t>
+        <w:t xml:space="preserve">Lifecycle and retention  ·  CRM (Klaviyo, WebEngage)  ·  D2C growth  ·  Analytics</w:t>
       </w:r>
     </w:p>
     <w:p>
@@ -699,7 +699,7 @@
           <w:sz w:val="19"/>
           <w:szCs w:val="19"/>
         </w:rPr>
-        <w:t xml:space="preserve">	US, UK and global markets</w:t>
+        <w:t xml:space="preserve">	</w:t>
       </w:r>
     </w:p>
     <w:p>
@@ -999,7 +999,7 @@
           <w:sz w:val="20"/>
           <w:szCs w:val="20"/>
         </w:rPr>
-        <w:t xml:space="preserve">5× within 4 months, from INR 15 lakh to INR 80 lakh</w:t>
+        <w:t xml:space="preserve">5× within 4 months, from ₹15L to ₹80L</w:t>
       </w:r>
       <w:r>
         <w:rPr>
@@ -1193,7 +1193,7 @@
           <w:sz w:val="20"/>
           <w:szCs w:val="20"/>
         </w:rPr>
-        <w:t xml:space="preserve">INR 3 crore+</w:t>
+        <w:t xml:space="preserve">₹3Cr+</w:t>
       </w:r>
       <w:r>
         <w:rPr>
@@ -1656,18 +1656,18 @@
           <w:sz w:val="19"/>
           <w:szCs w:val="19"/>
         </w:rPr>
-        <w:t xml:space="preserve">For people whose tasks, notes, email and calendar live in separate apps: one assistant, by voice and camera, that plans, remembers and acts across them with </w:t>
-      </w:r>
-      <w:r>
-        <w:rPr>
-          <w:rFonts w:ascii="Calibri" w:cs="Calibri" w:eastAsia="Calibri" w:hAnsi="Calibri"/>
-          <w:b/>
-          <w:bCs/>
-          <w:color w:val="161312"/>
-          <w:sz w:val="19"/>
-          <w:szCs w:val="19"/>
-        </w:rPr>
-        <w:t xml:space="preserve">24 tools and 76 linked apps</w:t>
+        <w:t xml:space="preserve">For people whose tasks, notes and goals live in separate apps: one assistant, by voice and camera, that plans, remembers and acts across their email, calendar and </w:t>
+      </w:r>
+      <w:r>
+        <w:rPr>
+          <w:rFonts w:ascii="Calibri" w:cs="Calibri" w:eastAsia="Calibri" w:hAnsi="Calibri"/>
+          <w:b/>
+          <w:bCs/>
+          <w:color w:val="161312"/>
+          <w:sz w:val="19"/>
+          <w:szCs w:val="19"/>
+        </w:rPr>
+        <w:t xml:space="preserve">76 linked apps</w:t>
       </w:r>
       <w:r>
         <w:rPr>
@@ -1895,7 +1895,7 @@
           <w:sz w:val="20"/>
           <w:szCs w:val="20"/>
         </w:rPr>
-        <w:t xml:space="preserve">INR 15 lakh to INR 80 lakh a month</w:t>
+        <w:t xml:space="preserve">₹15L to ₹80L a month</w:t>
       </w:r>
       <w:r>
         <w:rPr>
@@ -1974,7 +1974,7 @@
           <w:sz w:val="20"/>
           <w:szCs w:val="20"/>
         </w:rPr>
-        <w:t xml:space="preserve">INR 3 crore+</w:t>
+        <w:t xml:space="preserve">₹3Cr+</w:t>
       </w:r>
       <w:r>
         <w:rPr>

--- a/assets/anchit-tandon-freelance-resume.docx
+++ b/assets/anchit-tandon-freelance-resume.docx
@@ -54,9 +54,9 @@
           <w:sz w:val="19"/>
           <w:szCs w:val="19"/>
         </w:rPr>
-        <w:t xml:space="preserve">Delhi, India  |  +91 9873945238  |  </w:t>
-      </w:r>
-      <w:hyperlink w:history="1" r:id="rIdr1srp0m7fk9ygvhhdrbbd">
+        <w:t xml:space="preserve">Delhi, India · +91 98739 45238 · </w:t>
+      </w:r>
+      <w:hyperlink w:history="1" r:id="rIdcwbz2qjsbd7x-wvb3hkdo">
         <w:r>
           <w:rPr>
             <w:rFonts w:ascii="Calibri" w:cs="Calibri" w:eastAsia="Calibri" w:hAnsi="Calibri"/>
@@ -74,9 +74,9 @@
           <w:sz w:val="19"/>
           <w:szCs w:val="19"/>
         </w:rPr>
-        <w:t xml:space="preserve">  |  </w:t>
-      </w:r>
-      <w:hyperlink w:history="1" r:id="rId7eo6awivy8mbm-qelesdx">
+        <w:t xml:space="preserve"> · </w:t>
+      </w:r>
+      <w:hyperlink w:history="1" r:id="rIdms5n66my9wriq9tr3boit">
         <w:r>
           <w:rPr>
             <w:rFonts w:ascii="Calibri" w:cs="Calibri" w:eastAsia="Calibri" w:hAnsi="Calibri"/>
@@ -94,9 +94,9 @@
           <w:sz w:val="19"/>
           <w:szCs w:val="19"/>
         </w:rPr>
-        <w:t xml:space="preserve">  |  </w:t>
-      </w:r>
-      <w:hyperlink w:history="1" r:id="rIdvih32emhvpus47t8ui4x5">
+        <w:t xml:space="preserve"> · </w:t>
+      </w:r>
+      <w:hyperlink w:history="1" r:id="rIdeaxvhqarqigbzcfcqzyr-">
         <w:r>
           <w:rPr>
             <w:rFonts w:ascii="Calibri" w:cs="Calibri" w:eastAsia="Calibri" w:hAnsi="Calibri"/>
@@ -107,6 +107,15 @@
           <w:t xml:space="preserve">linkedin.com/in/anchit-tandon</w:t>
         </w:r>
       </w:hyperlink>
+      <w:r>
+        <w:rPr>
+          <w:rFonts w:ascii="Calibri" w:cs="Calibri" w:eastAsia="Calibri" w:hAnsi="Calibri"/>
+          <w:color w:val="5A554E"/>
+          <w:sz w:val="19"/>
+          <w:szCs w:val="19"/>
+        </w:rPr>
+        <w:t xml:space="preserve"/>
+      </w:r>
     </w:p>
     <w:tbl>
       <w:tblPr>
@@ -453,7 +462,7 @@
           <w:sz w:val="20"/>
           <w:szCs w:val="20"/>
         </w:rPr>
-        <w:t xml:space="preserve">Discovery and prioritisation  ·  Roadmaps  ·  Experimentation  ·  Subscription monetisation  ·  Conversion funnels</w:t>
+        <w:t xml:space="preserve">Discovery  ·  Roadmaps  ·  Experimentation and A/B testing  ·  Subscription monetisation  ·  Conversion funnels</w:t>
       </w:r>
     </w:p>
     <w:p>
@@ -544,7 +553,7 @@
           <w:sz w:val="21"/>
           <w:szCs w:val="21"/>
         </w:rPr>
-        <w:t xml:space="preserve">Parwah, family-care app for India</w:t>
+        <w:t xml:space="preserve">Parwah · Founder, family-care app for India</w:t>
       </w:r>
       <w:r>
         <w:rPr>
@@ -969,7 +978,7 @@
           <w:sz w:val="19"/>
           <w:szCs w:val="19"/>
         </w:rPr>
-        <w:t xml:space="preserve">Assisted conversion and subscriptions</w:t>
+        <w:t xml:space="preserve">Assisted Sales, conversion and subscriptions (Economic Times, ET Prime)</w:t>
       </w:r>
     </w:p>
     <w:p>
@@ -1028,7 +1037,27 @@
           <w:sz w:val="20"/>
           <w:szCs w:val="20"/>
         </w:rPr>
-        <w:t xml:space="preserve"> on ET Prime’s structured assisted-conversion funnel.</w:t>
+        <w:t xml:space="preserve"> on ET Prime’s structured assisted-conversion funnel, winning the </w:t>
+      </w:r>
+      <w:r>
+        <w:rPr>
+          <w:rFonts w:ascii="Calibri" w:cs="Calibri" w:eastAsia="Calibri" w:hAnsi="Calibri"/>
+          <w:b/>
+          <w:bCs/>
+          <w:color w:val="161312"/>
+          <w:sz w:val="20"/>
+          <w:szCs w:val="20"/>
+        </w:rPr>
+        <w:t xml:space="preserve">Times Internet Team Award ’25</w:t>
+      </w:r>
+      <w:r>
+        <w:rPr>
+          <w:rFonts w:ascii="Calibri" w:cs="Calibri" w:eastAsia="Calibri" w:hAnsi="Calibri"/>
+          <w:color w:val="161312"/>
+          <w:sz w:val="20"/>
+          <w:szCs w:val="20"/>
+        </w:rPr>
+        <w:t xml:space="preserve">.</w:t>
       </w:r>
     </w:p>
     <w:p>
@@ -1202,7 +1231,7 @@
           <w:sz w:val="20"/>
           <w:szCs w:val="20"/>
         </w:rPr>
-        <w:t xml:space="preserve"> in incremental annual revenue.</w:t>
+        <w:t xml:space="preserve"> in new annual revenue.</w:t>
       </w:r>
     </w:p>
     <w:p>

--- a/assets/anchit-tandon-freelance-resume.docx
+++ b/assets/anchit-tandon-freelance-resume.docx
@@ -171,7 +171,67 @@
         <w:pStyle w:val="FirstParagraph"/>
       </w:pPr>
       <w:r>
-        <w:t xml:space="preserve">Founder and Product Lead</w:t>
+        <w:t xml:space="preserve">Parwah</w:t>
+      </w:r>
+    </w:p>
+    <w:p>
+      <w:pPr>
+        <w:pStyle w:val="BodyText"/>
+      </w:pPr>
+      <w:r>
+        <w:t xml:space="preserve">Sep 2026 – Present</w:t>
+      </w:r>
+    </w:p>
+    <w:p>
+      <w:pPr>
+        <w:pStyle w:val="BodyText"/>
+      </w:pPr>
+      <w:r>
+        <w:t xml:space="preserve">Family care for India · solo build · live at parwah-hq.anchit-tandon.com</w:t>
+      </w:r>
+    </w:p>
+    <w:p>
+      <w:pPr>
+        <w:numPr>
+          <w:ilvl w:val="0"/>
+          <w:numId w:val="1001"/>
+        </w:numPr>
+        <w:pStyle w:val="Compact"/>
+      </w:pPr>
+      <w:r>
+        <w:t xml:space="preserve">Building one app for family care with parents at the centre, owning product, design, the build and the consent model that decides what the product will and will not do.</w:t>
+      </w:r>
+    </w:p>
+    <w:p>
+      <w:pPr>
+        <w:numPr>
+          <w:ilvl w:val="0"/>
+          <w:numId w:val="1001"/>
+        </w:numPr>
+        <w:pStyle w:val="Compact"/>
+      </w:pPr>
+      <w:r>
+        <w:t xml:space="preserve">Parents choose what they share. They can see everything that is shared and switch any of it off in one tap. Built for older users first: large type, voice input, three actions per screen.</w:t>
+      </w:r>
+    </w:p>
+    <w:p>
+      <w:pPr>
+        <w:numPr>
+          <w:ilvl w:val="0"/>
+          <w:numId w:val="1001"/>
+        </w:numPr>
+        <w:pStyle w:val="Compact"/>
+      </w:pPr>
+      <w:r>
+        <w:t xml:space="preserve">Live as a website for families and improving against real use. Taking freelance and consulting work alongside it.</w:t>
+      </w:r>
+    </w:p>
+    <w:p>
+      <w:pPr>
+        <w:pStyle w:val="FirstParagraph"/>
+      </w:pPr>
+      <w:r>
+        <w:t xml:space="preserve">AGM, Product Management and D2C Growth</w:t>
       </w:r>
       <w:r>
         <w:t xml:space="preserve">,</w:t>
@@ -180,7 +240,7 @@
         <w:t xml:space="preserve"> </w:t>
       </w:r>
       <w:r>
-        <w:t xml:space="preserve">Parwah</w:t>
+        <w:t xml:space="preserve">Vahdam India</w:t>
       </w:r>
     </w:p>
     <w:p>
@@ -188,7 +248,7 @@
         <w:pStyle w:val="BodyText"/>
       </w:pPr>
       <w:r>
-        <w:t xml:space="preserve">Sep 2026 – Present</w:t>
+        <w:t xml:space="preserve">Apr 2026 – Sep 2026</w:t>
       </w:r>
     </w:p>
     <w:p>
@@ -196,43 +256,43 @@
         <w:pStyle w:val="BodyText"/>
       </w:pPr>
       <w:r>
-        <w:t xml:space="preserve">Family care for India · solo build · live at parwah-hq.anchit-tandon.com</w:t>
-      </w:r>
-    </w:p>
-    <w:p>
-      <w:pPr>
-        <w:numPr>
-          <w:ilvl w:val="0"/>
-          <w:numId w:val="1001"/>
-        </w:numPr>
-        <w:pStyle w:val="Compact"/>
-      </w:pPr>
-      <w:r>
-        <w:t xml:space="preserve">Building one app for family care with parents at the centre, owning product, design, the build and the consent model that decides what the product will and will not do.</w:t>
-      </w:r>
-    </w:p>
-    <w:p>
-      <w:pPr>
-        <w:numPr>
-          <w:ilvl w:val="0"/>
-          <w:numId w:val="1001"/>
-        </w:numPr>
-        <w:pStyle w:val="Compact"/>
-      </w:pPr>
-      <w:r>
-        <w:t xml:space="preserve">Consent is the product: every share is chosen by the parent, visible to them and revocable in one tap. Built senior-first, with large type, voice-first interaction and three actions per screen.</w:t>
-      </w:r>
-    </w:p>
-    <w:p>
-      <w:pPr>
-        <w:numPr>
-          <w:ilvl w:val="0"/>
-          <w:numId w:val="1001"/>
-        </w:numPr>
-        <w:pStyle w:val="Compact"/>
-      </w:pPr>
-      <w:r>
-        <w:t xml:space="preserve">Live as a website for families and improving against real use. Taking freelance and consulting work alongside it.</w:t>
+        <w:t xml:space="preserve">US, UK and global markets · premium D2C tea, shipping to 100+ countries</w:t>
+      </w:r>
+    </w:p>
+    <w:p>
+      <w:pPr>
+        <w:numPr>
+          <w:ilvl w:val="0"/>
+          <w:numId w:val="1002"/>
+        </w:numPr>
+        <w:pStyle w:val="Compact"/>
+      </w:pPr>
+      <w:r>
+        <w:t xml:space="preserve">Owned D2C growth across the US, UK and global markets, covering customer experience, product performance and revenue.</w:t>
+      </w:r>
+    </w:p>
+    <w:p>
+      <w:pPr>
+        <w:numPr>
+          <w:ilvl w:val="0"/>
+          <w:numId w:val="1002"/>
+        </w:numPr>
+        <w:pStyle w:val="Compact"/>
+      </w:pPr>
+      <w:r>
+        <w:t xml:space="preserve">Helped build a customer lifecycle and retention OS threading analytics, planning, segmentation and mailer generation into a single loop.</w:t>
+      </w:r>
+    </w:p>
+    <w:p>
+      <w:pPr>
+        <w:numPr>
+          <w:ilvl w:val="0"/>
+          <w:numId w:val="1002"/>
+        </w:numPr>
+        <w:pStyle w:val="Compact"/>
+      </w:pPr>
+      <w:r>
+        <w:t xml:space="preserve">Ran product and CRM experimentation through Klaviyo and WebEngage; lifted UK marketing revenue within the first two months.</w:t>
       </w:r>
     </w:p>
     <w:p>
@@ -240,7 +300,7 @@
         <w:pStyle w:val="FirstParagraph"/>
       </w:pPr>
       <w:r>
-        <w:t xml:space="preserve">AGM, Product Management and D2C Growth</w:t>
+        <w:t xml:space="preserve">APM → PM → Senior Product Manager</w:t>
       </w:r>
       <w:r>
         <w:t xml:space="preserve">,</w:t>
@@ -249,7 +309,7 @@
         <w:t xml:space="preserve"> </w:t>
       </w:r>
       <w:r>
-        <w:t xml:space="preserve">Vahdam India</w:t>
+        <w:t xml:space="preserve">Times Internet</w:t>
       </w:r>
     </w:p>
     <w:p>
@@ -257,7 +317,7 @@
         <w:pStyle w:val="BodyText"/>
       </w:pPr>
       <w:r>
-        <w:t xml:space="preserve">Apr 2026 – Sep 2026</w:t>
+        <w:t xml:space="preserve">Jun 2022 – Apr 2026</w:t>
       </w:r>
     </w:p>
     <w:p>
@@ -265,43 +325,49 @@
         <w:pStyle w:val="BodyText"/>
       </w:pPr>
       <w:r>
-        <w:t xml:space="preserve">US, UK and global markets · premium D2C tea, shipping to 100+ countries</w:t>
-      </w:r>
-    </w:p>
-    <w:p>
-      <w:pPr>
-        <w:numPr>
-          <w:ilvl w:val="0"/>
-          <w:numId w:val="1002"/>
-        </w:numPr>
-        <w:pStyle w:val="Compact"/>
-      </w:pPr>
-      <w:r>
-        <w:t xml:space="preserve">Owned D2C growth across the US, UK and global markets, covering customer experience, product performance and revenue.</w:t>
-      </w:r>
-    </w:p>
-    <w:p>
-      <w:pPr>
-        <w:numPr>
-          <w:ilvl w:val="0"/>
-          <w:numId w:val="1002"/>
-        </w:numPr>
-        <w:pStyle w:val="Compact"/>
-      </w:pPr>
-      <w:r>
-        <w:t xml:space="preserve">Helped build a customer lifecycle and retention OS threading analytics, planning, segmentation and mailer generation into a single loop.</w:t>
-      </w:r>
-    </w:p>
-    <w:p>
-      <w:pPr>
-        <w:numPr>
-          <w:ilvl w:val="0"/>
-          <w:numId w:val="1002"/>
-        </w:numPr>
-        <w:pStyle w:val="Compact"/>
-      </w:pPr>
-      <w:r>
-        <w:t xml:space="preserve">Ran product and CRM experimentation through Klaviyo and WebEngage; lifted UK marketing revenue within the first two months.</w:t>
+        <w:t xml:space="preserve">Times Internet Delhi Half Marathon</w:t>
+      </w:r>
+      <w:r>
+        <w:t xml:space="preserve"> </w:t>
+      </w:r>
+      <w:r>
+        <w:t xml:space="preserve">· Senior PM, Apr 2025 – Apr 2026</w:t>
+      </w:r>
+    </w:p>
+    <w:p>
+      <w:pPr>
+        <w:numPr>
+          <w:ilvl w:val="0"/>
+          <w:numId w:val="1003"/>
+        </w:numPr>
+        <w:pStyle w:val="Compact"/>
+      </w:pPr>
+      <w:r>
+        <w:t xml:space="preserve">Launched a first-time consumer IP from</w:t>
+      </w:r>
+      <w:r>
+        <w:t xml:space="preserve"> </w:t>
+      </w:r>
+      <w:r>
+        <w:t xml:space="preserve">0→1</w:t>
+      </w:r>
+      <w:r>
+        <w:t xml:space="preserve"> </w:t>
+      </w:r>
+      <w:r>
+        <w:t xml:space="preserve">for</w:t>
+      </w:r>
+      <w:r>
+        <w:t xml:space="preserve"> </w:t>
+      </w:r>
+      <w:r>
+        <w:t xml:space="preserve">15,000+ participants</w:t>
+      </w:r>
+      <w:r>
+        <w:t xml:space="preserve"> </w:t>
+      </w:r>
+      <w:r>
+        <w:t xml:space="preserve">at Dhyan Chand National Stadium, owning discovery, registration and acquisition funnels end to end across tech, marketing and on-ground.</w:t>
       </w:r>
     </w:p>
     <w:p>
@@ -309,7 +375,146 @@
         <w:pStyle w:val="FirstParagraph"/>
       </w:pPr>
       <w:r>
-        <w:t xml:space="preserve">APM → PM → Senior Product Manager</w:t>
+        <w:t xml:space="preserve">Assisted Sales, ET Prime</w:t>
+      </w:r>
+      <w:r>
+        <w:t xml:space="preserve"> </w:t>
+      </w:r>
+      <w:r>
+        <w:t xml:space="preserve">· PM → Senior PM, 2024 – Apr 2026</w:t>
+      </w:r>
+    </w:p>
+    <w:p>
+      <w:pPr>
+        <w:numPr>
+          <w:ilvl w:val="0"/>
+          <w:numId w:val="1004"/>
+        </w:numPr>
+        <w:pStyle w:val="Compact"/>
+      </w:pPr>
+      <w:r>
+        <w:t xml:space="preserve">Scaled assisted-sales monthly revenue</w:t>
+      </w:r>
+      <w:r>
+        <w:t xml:space="preserve"> </w:t>
+      </w:r>
+      <w:r>
+        <w:t xml:space="preserve">5×, from ₹15L to ₹80L MRR</w:t>
+      </w:r>
+      <w:r>
+        <w:t xml:space="preserve">, through funnel redesign and continuous A/B experimentation;</w:t>
+      </w:r>
+      <w:r>
+        <w:t xml:space="preserve"> </w:t>
+      </w:r>
+      <w:r>
+        <w:t xml:space="preserve">400%+ ROI within six months</w:t>
+      </w:r>
+      <w:r>
+        <w:t xml:space="preserve">. Times Internet Team Award, 2025.</w:t>
+      </w:r>
+    </w:p>
+    <w:p>
+      <w:pPr>
+        <w:numPr>
+          <w:ilvl w:val="0"/>
+          <w:numId w:val="1004"/>
+        </w:numPr>
+        <w:pStyle w:val="Compact"/>
+      </w:pPr>
+      <w:r>
+        <w:t xml:space="preserve">Built AI TeleSuite for live call transcription, quality scoring and pitch assistance, making conversion consistent across high-intent traffic.</w:t>
+      </w:r>
+    </w:p>
+    <w:p>
+      <w:pPr>
+        <w:pStyle w:val="FirstParagraph"/>
+      </w:pPr>
+      <w:r>
+        <w:t xml:space="preserve">Times Health+ subscriptions</w:t>
+      </w:r>
+      <w:r>
+        <w:t xml:space="preserve"> </w:t>
+      </w:r>
+      <w:r>
+        <w:t xml:space="preserve">· PM, 2024 – 2025</w:t>
+      </w:r>
+    </w:p>
+    <w:p>
+      <w:pPr>
+        <w:numPr>
+          <w:ilvl w:val="0"/>
+          <w:numId w:val="1005"/>
+        </w:numPr>
+        <w:pStyle w:val="Compact"/>
+      </w:pPr>
+      <w:r>
+        <w:t xml:space="preserve">Launched paid wellness subscriptions from scratch: freemium-to-paid journeys, pricing experiments and retention-led monetisation, opening a new revenue line.</w:t>
+      </w:r>
+    </w:p>
+    <w:p>
+      <w:pPr>
+        <w:pStyle w:val="FirstParagraph"/>
+      </w:pPr>
+      <w:r>
+        <w:t xml:space="preserve">ET Markets rebuild</w:t>
+      </w:r>
+      <w:r>
+        <w:t xml:space="preserve"> </w:t>
+      </w:r>
+      <w:r>
+        <w:t xml:space="preserve">· APM → PM, 2022 – 2024</w:t>
+      </w:r>
+    </w:p>
+    <w:p>
+      <w:pPr>
+        <w:numPr>
+          <w:ilvl w:val="0"/>
+          <w:numId w:val="1006"/>
+        </w:numPr>
+        <w:pStyle w:val="Compact"/>
+      </w:pPr>
+      <w:r>
+        <w:t xml:space="preserve">Led the ET Markets web and mWeb revamp:</w:t>
+      </w:r>
+      <w:r>
+        <w:t xml:space="preserve"> </w:t>
+      </w:r>
+      <w:r>
+        <w:t xml:space="preserve">+27% engagement</w:t>
+      </w:r>
+      <w:r>
+        <w:t xml:space="preserve"> </w:t>
+      </w:r>
+      <w:r>
+        <w:t xml:space="preserve">and</w:t>
+      </w:r>
+      <w:r>
+        <w:t xml:space="preserve"> </w:t>
+      </w:r>
+      <w:r>
+        <w:t xml:space="preserve">₹3Cr+ incremental annual revenue</w:t>
+      </w:r>
+      <w:r>
+        <w:t xml:space="preserve">.</w:t>
+      </w:r>
+    </w:p>
+    <w:p>
+      <w:pPr>
+        <w:numPr>
+          <w:ilvl w:val="0"/>
+          <w:numId w:val="1006"/>
+        </w:numPr>
+        <w:pStyle w:val="Compact"/>
+      </w:pPr>
+      <w:r>
+        <w:t xml:space="preserve">Revamped the Android and iOS apps:</w:t>
+      </w:r>
+      <w:r>
+        <w:t xml:space="preserve"> </w:t>
+      </w:r>
+      <w:r>
+        <w:t xml:space="preserve">+25% DAU</w:t>
       </w:r>
       <w:r>
         <w:t xml:space="preserve">,</w:t>
@@ -318,7 +523,83 @@
         <w:t xml:space="preserve"> </w:t>
       </w:r>
       <w:r>
-        <w:t xml:space="preserve">Times Internet</w:t>
+        <w:t xml:space="preserve">+15% average session duration</w:t>
+      </w:r>
+      <w:r>
+        <w:t xml:space="preserve">, and</w:t>
+      </w:r>
+      <w:r>
+        <w:t xml:space="preserve"> </w:t>
+      </w:r>
+      <w:r>
+        <w:t xml:space="preserve">+19% screen views</w:t>
+      </w:r>
+      <w:r>
+        <w:t xml:space="preserve"> </w:t>
+      </w:r>
+      <w:r>
+        <w:t xml:space="preserve">from new discovery and decision-support features.</w:t>
+      </w:r>
+    </w:p>
+    <w:p>
+      <w:pPr>
+        <w:pStyle w:val="FirstParagraph"/>
+      </w:pPr>
+      <w:r>
+        <w:t xml:space="preserve">Assisted Buying, Economic Times</w:t>
+      </w:r>
+      <w:r>
+        <w:t xml:space="preserve"> </w:t>
+      </w:r>
+      <w:r>
+        <w:t xml:space="preserve">· APM, 2022 – 2023</w:t>
+      </w:r>
+    </w:p>
+    <w:p>
+      <w:pPr>
+        <w:numPr>
+          <w:ilvl w:val="0"/>
+          <w:numId w:val="1007"/>
+        </w:numPr>
+        <w:pStyle w:val="Compact"/>
+      </w:pPr>
+      <w:r>
+        <w:t xml:space="preserve">Introduced assisted-buying surfaces for high-intent users, lifting qualified leads from</w:t>
+      </w:r>
+      <w:r>
+        <w:t xml:space="preserve"> </w:t>
+      </w:r>
+      <w:r>
+        <w:t xml:space="preserve">~30 to 150+ per day</w:t>
+      </w:r>
+      <w:r>
+        <w:t xml:space="preserve">; A/B experimentation across onboarding and engagement improved subscriber retention by</w:t>
+      </w:r>
+      <w:r>
+        <w:t xml:space="preserve"> </w:t>
+      </w:r>
+      <w:r>
+        <w:t xml:space="preserve">10%</w:t>
+      </w:r>
+      <w:r>
+        <w:t xml:space="preserve">.</w:t>
+      </w:r>
+    </w:p>
+    <w:p>
+      <w:pPr>
+        <w:pStyle w:val="FirstParagraph"/>
+      </w:pPr>
+      <w:r>
+        <w:t xml:space="preserve">Software Engineer</w:t>
+      </w:r>
+      <w:r>
+        <w:t xml:space="preserve">,</w:t>
+      </w:r>
+      <w:r>
+        <w:t xml:space="preserve"> </w:t>
+      </w:r>
+      <w:r>
+        <w:t xml:space="preserve">Citymall</w:t>
       </w:r>
     </w:p>
     <w:p>
@@ -326,7 +607,36 @@
         <w:pStyle w:val="BodyText"/>
       </w:pPr>
       <w:r>
-        <w:t xml:space="preserve">Jun 2022 – Apr 2026</w:t>
+        <w:t xml:space="preserve">Mar 2022 – Jun 2022</w:t>
+      </w:r>
+    </w:p>
+    <w:p>
+      <w:pPr>
+        <w:numPr>
+          <w:ilvl w:val="0"/>
+          <w:numId w:val="1008"/>
+        </w:numPr>
+        <w:pStyle w:val="Compact"/>
+      </w:pPr>
+      <w:r>
+        <w:t xml:space="preserve">Backend systems and data pipelines for consumer commerce platforms.</w:t>
+      </w:r>
+    </w:p>
+    <w:p>
+      <w:pPr>
+        <w:pStyle w:val="FirstParagraph"/>
+      </w:pPr>
+      <w:r>
+        <w:t xml:space="preserve">Software Engineer and Product Owner</w:t>
+      </w:r>
+      <w:r>
+        <w:t xml:space="preserve">,</w:t>
+      </w:r>
+      <w:r>
+        <w:t xml:space="preserve"> </w:t>
+      </w:r>
+      <w:r>
+        <w:t xml:space="preserve">Tuple Technologies</w:t>
       </w:r>
     </w:p>
     <w:p>
@@ -334,49 +644,29 @@
         <w:pStyle w:val="BodyText"/>
       </w:pPr>
       <w:r>
-        <w:t xml:space="preserve">Times Internet Delhi Half Marathon</w:t>
-      </w:r>
-      <w:r>
-        <w:t xml:space="preserve"> </w:t>
-      </w:r>
-      <w:r>
-        <w:t xml:space="preserve">· Senior PM, Apr 2025 – Apr 2026</w:t>
-      </w:r>
-    </w:p>
-    <w:p>
-      <w:pPr>
-        <w:numPr>
-          <w:ilvl w:val="0"/>
-          <w:numId w:val="1003"/>
-        </w:numPr>
-        <w:pStyle w:val="Compact"/>
-      </w:pPr>
-      <w:r>
-        <w:t xml:space="preserve">Launched a first-time consumer IP from</w:t>
-      </w:r>
-      <w:r>
-        <w:t xml:space="preserve"> </w:t>
-      </w:r>
-      <w:r>
-        <w:t xml:space="preserve">0→1</w:t>
-      </w:r>
-      <w:r>
-        <w:t xml:space="preserve"> </w:t>
-      </w:r>
-      <w:r>
-        <w:t xml:space="preserve">for</w:t>
-      </w:r>
-      <w:r>
-        <w:t xml:space="preserve"> </w:t>
-      </w:r>
-      <w:r>
-        <w:t xml:space="preserve">15,000+ participants</w:t>
-      </w:r>
-      <w:r>
-        <w:t xml:space="preserve"> </w:t>
-      </w:r>
-      <w:r>
-        <w:t xml:space="preserve">at Dhyan Chand National Stadium, owning discovery, registration and acquisition funnels end to end across tech, marketing and on-ground.</w:t>
+        <w:t xml:space="preserve">Apr 2020 – Mar 2022</w:t>
+      </w:r>
+    </w:p>
+    <w:p>
+      <w:pPr>
+        <w:numPr>
+          <w:ilvl w:val="0"/>
+          <w:numId w:val="1009"/>
+        </w:numPr>
+        <w:pStyle w:val="Compact"/>
+      </w:pPr>
+      <w:r>
+        <w:t xml:space="preserve">Built and scaled backend services for consumer-facing applications; owned an early live sports commentary product as Product Owner, connecting product decisions to technical delivery.</w:t>
+      </w:r>
+    </w:p>
+    <w:bookmarkEnd w:id="23"/>
+    <w:bookmarkStart w:id="24" w:name="X333a8b9bb446d3fedea5029569451fb80c4ad7a"/>
+    <w:p>
+      <w:pPr>
+        <w:pStyle w:val="Heading2"/>
+      </w:pPr>
+      <w:r>
+        <w:t xml:space="preserve">Problems I went after, and built end to end</w:t>
       </w:r>
     </w:p>
     <w:p>
@@ -384,55 +674,199 @@
         <w:pStyle w:val="FirstParagraph"/>
       </w:pPr>
       <w:r>
-        <w:t xml:space="preserve">Assisted Sales, ET Prime</w:t>
-      </w:r>
-      <w:r>
-        <w:t xml:space="preserve"> </w:t>
-      </w:r>
-      <w:r>
-        <w:t xml:space="preserve">· PM → Senior PM, 2024 – Apr 2026</w:t>
-      </w:r>
-    </w:p>
-    <w:p>
-      <w:pPr>
-        <w:numPr>
-          <w:ilvl w:val="0"/>
-          <w:numId w:val="1004"/>
-        </w:numPr>
-        <w:pStyle w:val="Compact"/>
-      </w:pPr>
-      <w:r>
-        <w:t xml:space="preserve">Scaled assisted-sales monthly revenue</w:t>
-      </w:r>
-      <w:r>
-        <w:t xml:space="preserve"> </w:t>
-      </w:r>
-      <w:r>
-        <w:t xml:space="preserve">5×, from ₹15L to ₹80L MRR</w:t>
-      </w:r>
-      <w:r>
-        <w:t xml:space="preserve">, through funnel redesign and continuous A/B experimentation;</w:t>
-      </w:r>
-      <w:r>
-        <w:t xml:space="preserve"> </w:t>
-      </w:r>
-      <w:r>
-        <w:t xml:space="preserve">400%+ ROI within six months</w:t>
-      </w:r>
-      <w:r>
-        <w:t xml:space="preserve">. Times Internet Team Award, 2025.</w:t>
-      </w:r>
-    </w:p>
-    <w:p>
-      <w:pPr>
-        <w:numPr>
-          <w:ilvl w:val="0"/>
-          <w:numId w:val="1004"/>
-        </w:numPr>
-        <w:pStyle w:val="Compact"/>
-      </w:pPr>
-      <w:r>
-        <w:t xml:space="preserve">Built AI TeleSuite for live call transcription, quality scoring and pitch assistance, making conversion consistent across high-intent traffic.</w:t>
+        <w:t xml:space="preserve">Built for a business problem</w:t>
+      </w:r>
+    </w:p>
+    <w:p>
+      <w:pPr>
+        <w:numPr>
+          <w:ilvl w:val="0"/>
+          <w:numId w:val="1010"/>
+        </w:numPr>
+        <w:pStyle w:val="Compact"/>
+      </w:pPr>
+      <w:r>
+        <w:t xml:space="preserve">LifeCycle-OS</w:t>
+      </w:r>
+      <w:r>
+        <w:t xml:space="preserve"> </w:t>
+      </w:r>
+      <w:r>
+        <w:t xml:space="preserve">·</w:t>
+      </w:r>
+      <w:r>
+        <w:t xml:space="preserve"> </w:t>
+      </w:r>
+      <w:r>
+        <w:t xml:space="preserve">benchmarks any brand's category and generates a complete, ready-to-run lifecycle marketing plan.</w:t>
+      </w:r>
+    </w:p>
+    <w:p>
+      <w:pPr>
+        <w:numPr>
+          <w:ilvl w:val="0"/>
+          <w:numId w:val="1010"/>
+        </w:numPr>
+        <w:pStyle w:val="Compact"/>
+      </w:pPr>
+      <w:r>
+        <w:t xml:space="preserve">The Third Eye</w:t>
+      </w:r>
+      <w:r>
+        <w:t xml:space="preserve"> </w:t>
+      </w:r>
+      <w:r>
+        <w:t xml:space="preserve">·</w:t>
+      </w:r>
+      <w:r>
+        <w:t xml:space="preserve"> </w:t>
+      </w:r>
+      <w:r>
+        <w:t xml:space="preserve">a personal AI OS with memory, tools and voice across tasks, notes, calendar and email.</w:t>
+      </w:r>
+    </w:p>
+    <w:p>
+      <w:pPr>
+        <w:numPr>
+          <w:ilvl w:val="0"/>
+          <w:numId w:val="1010"/>
+        </w:numPr>
+        <w:pStyle w:val="Compact"/>
+      </w:pPr>
+      <w:r>
+        <w:t xml:space="preserve">AI TeleSuite</w:t>
+      </w:r>
+      <w:r>
+        <w:t xml:space="preserve"> </w:t>
+      </w:r>
+      <w:r>
+        <w:t xml:space="preserve">·</w:t>
+      </w:r>
+      <w:r>
+        <w:t xml:space="preserve"> </w:t>
+      </w:r>
+      <w:r>
+        <w:t xml:space="preserve">call transcription, AI pitch scoring and coaching for sales teams.</w:t>
+      </w:r>
+    </w:p>
+    <w:p>
+      <w:pPr>
+        <w:numPr>
+          <w:ilvl w:val="0"/>
+          <w:numId w:val="1010"/>
+        </w:numPr>
+        <w:pStyle w:val="Compact"/>
+      </w:pPr>
+      <w:r>
+        <w:t xml:space="preserve">Edu AI</w:t>
+      </w:r>
+      <w:r>
+        <w:t xml:space="preserve"> </w:t>
+      </w:r>
+      <w:r>
+        <w:t xml:space="preserve">·</w:t>
+      </w:r>
+      <w:r>
+        <w:t xml:space="preserve"> </w:t>
+      </w:r>
+      <w:r>
+        <w:t xml:space="preserve">an AI-first learning planner from birth to Class 12, with JEE, NEET and study-abroad tracks.</w:t>
+      </w:r>
+    </w:p>
+    <w:p>
+      <w:pPr>
+        <w:numPr>
+          <w:ilvl w:val="0"/>
+          <w:numId w:val="1010"/>
+        </w:numPr>
+        <w:pStyle w:val="Compact"/>
+      </w:pPr>
+      <w:r>
+        <w:t xml:space="preserve">Markets Pro</w:t>
+      </w:r>
+      <w:r>
+        <w:t xml:space="preserve"> </w:t>
+      </w:r>
+      <w:r>
+        <w:t xml:space="preserve">·</w:t>
+      </w:r>
+      <w:r>
+        <w:t xml:space="preserve"> </w:t>
+      </w:r>
+      <w:r>
+        <w:t xml:space="preserve">a trading research engine for 4 markets with real costs built in, paper trading only.</w:t>
+      </w:r>
+    </w:p>
+    <w:p>
+      <w:pPr>
+        <w:numPr>
+          <w:ilvl w:val="0"/>
+          <w:numId w:val="1010"/>
+        </w:numPr>
+        <w:pStyle w:val="Compact"/>
+      </w:pPr>
+      <w:r>
+        <w:t xml:space="preserve">JobHunt</w:t>
+      </w:r>
+      <w:r>
+        <w:t xml:space="preserve"> </w:t>
+      </w:r>
+      <w:r>
+        <w:t xml:space="preserve">·</w:t>
+      </w:r>
+      <w:r>
+        <w:t xml:space="preserve"> </w:t>
+      </w:r>
+      <w:r>
+        <w:t xml:space="preserve">an AI agent that runs the job search for you.</w:t>
+      </w:r>
+    </w:p>
+    <w:p>
+      <w:pPr>
+        <w:numPr>
+          <w:ilvl w:val="0"/>
+          <w:numId w:val="1010"/>
+        </w:numPr>
+        <w:pStyle w:val="Compact"/>
+      </w:pPr>
+      <w:r>
+        <w:t xml:space="preserve">Kolab</w:t>
+      </w:r>
+      <w:r>
+        <w:t xml:space="preserve"> </w:t>
+      </w:r>
+      <w:r>
+        <w:t xml:space="preserve">·</w:t>
+      </w:r>
+      <w:r>
+        <w:t xml:space="preserve"> </w:t>
+      </w:r>
+      <w:r>
+        <w:t xml:space="preserve">a creator and brand platform with social login and an analytics dashboard.</w:t>
+      </w:r>
+    </w:p>
+    <w:p>
+      <w:pPr>
+        <w:numPr>
+          <w:ilvl w:val="0"/>
+          <w:numId w:val="1010"/>
+        </w:numPr>
+        <w:pStyle w:val="Compact"/>
+      </w:pPr>
+      <w:r>
+        <w:t xml:space="preserve">Shoutout</w:t>
+      </w:r>
+      <w:r>
+        <w:t xml:space="preserve"> </w:t>
+      </w:r>
+      <w:r>
+        <w:t xml:space="preserve">·</w:t>
+      </w:r>
+      <w:r>
+        <w:t xml:space="preserve"> </w:t>
+      </w:r>
+      <w:r>
+        <w:t xml:space="preserve">one platform where indie musicians find gigs, collaborators and auditions.</w:t>
       </w:r>
     </w:p>
     <w:p>
@@ -440,254 +874,19 @@
         <w:pStyle w:val="FirstParagraph"/>
       </w:pPr>
       <w:r>
-        <w:t xml:space="preserve">Times Health+ subscriptions</w:t>
-      </w:r>
-      <w:r>
-        <w:t xml:space="preserve"> </w:t>
-      </w:r>
-      <w:r>
-        <w:t xml:space="preserve">· PM, 2024 – 2025</w:t>
-      </w:r>
-    </w:p>
-    <w:p>
-      <w:pPr>
-        <w:numPr>
-          <w:ilvl w:val="0"/>
-          <w:numId w:val="1005"/>
-        </w:numPr>
-        <w:pStyle w:val="Compact"/>
-      </w:pPr>
-      <w:r>
-        <w:t xml:space="preserve">Launched paid wellness subscriptions from scratch: freemium-to-paid journeys, pricing experiments and retention-led monetisation, opening a new revenue line.</w:t>
-      </w:r>
-    </w:p>
-    <w:p>
-      <w:pPr>
-        <w:pStyle w:val="FirstParagraph"/>
-      </w:pPr>
-      <w:r>
-        <w:t xml:space="preserve">ET Markets rebuild</w:t>
-      </w:r>
-      <w:r>
-        <w:t xml:space="preserve"> </w:t>
-      </w:r>
-      <w:r>
-        <w:t xml:space="preserve">· APM → PM, 2022 – 2024</w:t>
-      </w:r>
-    </w:p>
-    <w:p>
-      <w:pPr>
-        <w:numPr>
-          <w:ilvl w:val="0"/>
-          <w:numId w:val="1006"/>
-        </w:numPr>
-        <w:pStyle w:val="Compact"/>
-      </w:pPr>
-      <w:r>
-        <w:t xml:space="preserve">Led the ET Markets web and mWeb revamp:</w:t>
-      </w:r>
-      <w:r>
-        <w:t xml:space="preserve"> </w:t>
-      </w:r>
-      <w:r>
-        <w:t xml:space="preserve">+27% engagement</w:t>
-      </w:r>
-      <w:r>
-        <w:t xml:space="preserve"> </w:t>
-      </w:r>
-      <w:r>
-        <w:t xml:space="preserve">and</w:t>
-      </w:r>
-      <w:r>
-        <w:t xml:space="preserve"> </w:t>
-      </w:r>
-      <w:r>
-        <w:t xml:space="preserve">₹3Cr+ incremental annual revenue</w:t>
-      </w:r>
-      <w:r>
-        <w:t xml:space="preserve">.</w:t>
-      </w:r>
-    </w:p>
-    <w:p>
-      <w:pPr>
-        <w:numPr>
-          <w:ilvl w:val="0"/>
-          <w:numId w:val="1006"/>
-        </w:numPr>
-        <w:pStyle w:val="Compact"/>
-      </w:pPr>
-      <w:r>
-        <w:t xml:space="preserve">Revamped the Android and iOS apps:</w:t>
-      </w:r>
-      <w:r>
-        <w:t xml:space="preserve"> </w:t>
-      </w:r>
-      <w:r>
-        <w:t xml:space="preserve">+25% DAU</w:t>
-      </w:r>
-      <w:r>
-        <w:t xml:space="preserve">,</w:t>
-      </w:r>
-      <w:r>
-        <w:t xml:space="preserve"> </w:t>
-      </w:r>
-      <w:r>
-        <w:t xml:space="preserve">+15% average session duration</w:t>
-      </w:r>
-      <w:r>
-        <w:t xml:space="preserve">, and</w:t>
-      </w:r>
-      <w:r>
-        <w:t xml:space="preserve"> </w:t>
-      </w:r>
-      <w:r>
-        <w:t xml:space="preserve">+19% screen views</w:t>
-      </w:r>
-      <w:r>
-        <w:t xml:space="preserve"> </w:t>
-      </w:r>
-      <w:r>
-        <w:t xml:space="preserve">from new discovery and decision-support features.</w:t>
-      </w:r>
-    </w:p>
-    <w:p>
-      <w:pPr>
-        <w:pStyle w:val="FirstParagraph"/>
-      </w:pPr>
-      <w:r>
-        <w:t xml:space="preserve">Assisted Buying, Economic Times</w:t>
-      </w:r>
-      <w:r>
-        <w:t xml:space="preserve"> </w:t>
-      </w:r>
-      <w:r>
-        <w:t xml:space="preserve">· APM, 2022 – 2023</w:t>
-      </w:r>
-    </w:p>
-    <w:p>
-      <w:pPr>
-        <w:numPr>
-          <w:ilvl w:val="0"/>
-          <w:numId w:val="1007"/>
-        </w:numPr>
-        <w:pStyle w:val="Compact"/>
-      </w:pPr>
-      <w:r>
-        <w:t xml:space="preserve">Introduced assisted-buying surfaces for high-intent users, lifting qualified leads from</w:t>
-      </w:r>
-      <w:r>
-        <w:t xml:space="preserve"> </w:t>
-      </w:r>
-      <w:r>
-        <w:t xml:space="preserve">~30 to 150+ per day</w:t>
-      </w:r>
-      <w:r>
-        <w:t xml:space="preserve">; A/B experimentation across onboarding and engagement improved subscriber retention by</w:t>
-      </w:r>
-      <w:r>
-        <w:t xml:space="preserve"> </w:t>
-      </w:r>
-      <w:r>
-        <w:t xml:space="preserve">10%</w:t>
-      </w:r>
-      <w:r>
-        <w:t xml:space="preserve">.</w:t>
-      </w:r>
-    </w:p>
-    <w:p>
-      <w:pPr>
-        <w:pStyle w:val="FirstParagraph"/>
-      </w:pPr>
-      <w:r>
-        <w:t xml:space="preserve">Software Engineer</w:t>
-      </w:r>
-      <w:r>
-        <w:t xml:space="preserve">,</w:t>
-      </w:r>
-      <w:r>
-        <w:t xml:space="preserve"> </w:t>
-      </w:r>
-      <w:r>
-        <w:t xml:space="preserve">Citymall</w:t>
-      </w:r>
-    </w:p>
-    <w:p>
-      <w:pPr>
-        <w:pStyle w:val="BodyText"/>
-      </w:pPr>
-      <w:r>
-        <w:t xml:space="preserve">Mar 2022 – Jun 2022</w:t>
-      </w:r>
-    </w:p>
-    <w:p>
-      <w:pPr>
-        <w:numPr>
-          <w:ilvl w:val="0"/>
-          <w:numId w:val="1008"/>
-        </w:numPr>
-        <w:pStyle w:val="Compact"/>
-      </w:pPr>
-      <w:r>
-        <w:t xml:space="preserve">Backend systems and data pipelines for consumer commerce platforms.</w:t>
-      </w:r>
-    </w:p>
-    <w:p>
-      <w:pPr>
-        <w:pStyle w:val="FirstParagraph"/>
-      </w:pPr>
-      <w:r>
-        <w:t xml:space="preserve">Software Engineer and Product Owner</w:t>
-      </w:r>
-      <w:r>
-        <w:t xml:space="preserve">,</w:t>
-      </w:r>
-      <w:r>
-        <w:t xml:space="preserve"> </w:t>
-      </w:r>
-      <w:r>
-        <w:t xml:space="preserve">Tuple Technologies</w:t>
-      </w:r>
-    </w:p>
-    <w:p>
-      <w:pPr>
-        <w:pStyle w:val="BodyText"/>
-      </w:pPr>
-      <w:r>
-        <w:t xml:space="preserve">Apr 2020 – Mar 2022</w:t>
-      </w:r>
-    </w:p>
-    <w:p>
-      <w:pPr>
-        <w:numPr>
-          <w:ilvl w:val="0"/>
-          <w:numId w:val="1009"/>
-        </w:numPr>
-        <w:pStyle w:val="Compact"/>
-      </w:pPr>
-      <w:r>
-        <w:t xml:space="preserve">Built and scaled backend services for consumer-facing applications; owned an early live sports commentary product as Product Owner, connecting product decisions to technical delivery.</w:t>
-      </w:r>
-    </w:p>
-    <w:bookmarkEnd w:id="23"/>
-    <w:bookmarkStart w:id="24" w:name="independent-product-builds-live"/>
-    <w:p>
-      <w:pPr>
-        <w:pStyle w:val="Heading2"/>
-      </w:pPr>
-      <w:r>
-        <w:t xml:space="preserve">Independent product builds · live</w:t>
-      </w:r>
-    </w:p>
-    <w:p>
-      <w:pPr>
-        <w:numPr>
-          <w:ilvl w:val="0"/>
-          <w:numId w:val="1010"/>
-        </w:numPr>
-        <w:pStyle w:val="Compact"/>
-      </w:pPr>
-      <w:r>
-        <w:t xml:space="preserve">LifeCycle-OS</w:t>
+        <w:t xml:space="preserve">Built out of curiosity</w:t>
+      </w:r>
+    </w:p>
+    <w:p>
+      <w:pPr>
+        <w:numPr>
+          <w:ilvl w:val="0"/>
+          <w:numId w:val="1011"/>
+        </w:numPr>
+        <w:pStyle w:val="Compact"/>
+      </w:pPr>
+      <w:r>
+        <w:t xml:space="preserve">Predict Natural Disasters</w:t>
       </w:r>
       <w:r>
         <w:t xml:space="preserve"> </w:t>
@@ -699,19 +898,19 @@
         <w:t xml:space="preserve"> </w:t>
       </w:r>
       <w:r>
-        <w:t xml:space="preserve">benchmarks any brand's category and generates a complete, ready-to-run lifecycle marketing plan.</w:t>
-      </w:r>
-    </w:p>
-    <w:p>
-      <w:pPr>
-        <w:numPr>
-          <w:ilvl w:val="0"/>
-          <w:numId w:val="1010"/>
-        </w:numPr>
-        <w:pStyle w:val="Compact"/>
-      </w:pPr>
-      <w:r>
-        <w:t xml:space="preserve">The Third Eye</w:t>
+        <w:t xml:space="preserve">a live global hazard map on 8 official sources that grades its own forecasts against what happened.</w:t>
+      </w:r>
+    </w:p>
+    <w:p>
+      <w:pPr>
+        <w:numPr>
+          <w:ilvl w:val="0"/>
+          <w:numId w:val="1011"/>
+        </w:numPr>
+        <w:pStyle w:val="Compact"/>
+      </w:pPr>
+      <w:r>
+        <w:t xml:space="preserve">LoosenUp</w:t>
       </w:r>
       <w:r>
         <w:t xml:space="preserve"> </w:t>
@@ -723,19 +922,19 @@
         <w:t xml:space="preserve"> </w:t>
       </w:r>
       <w:r>
-        <w:t xml:space="preserve">a personal AI OS with memory, tools and voice across tasks, notes, calendar and email.</w:t>
-      </w:r>
-    </w:p>
-    <w:p>
-      <w:pPr>
-        <w:numPr>
-          <w:ilvl w:val="0"/>
-          <w:numId w:val="1010"/>
-        </w:numPr>
-        <w:pStyle w:val="Compact"/>
-      </w:pPr>
-      <w:r>
-        <w:t xml:space="preserve">Parwah</w:t>
+        <w:t xml:space="preserve">two-minute stress relief showing a before and after calm score, with SOS on every screen.</w:t>
+      </w:r>
+    </w:p>
+    <w:p>
+      <w:pPr>
+        <w:numPr>
+          <w:ilvl w:val="0"/>
+          <w:numId w:val="1011"/>
+        </w:numPr>
+        <w:pStyle w:val="Compact"/>
+      </w:pPr>
+      <w:r>
+        <w:t xml:space="preserve">Hey Yaara</w:t>
       </w:r>
       <w:r>
         <w:t xml:space="preserve"> </w:t>
@@ -747,19 +946,19 @@
         <w:t xml:space="preserve"> </w:t>
       </w:r>
       <w:r>
-        <w:t xml:space="preserve">replaces chaotic family WhatsApp threads with clear ownership of every parent-care task.</w:t>
-      </w:r>
-    </w:p>
-    <w:p>
-      <w:pPr>
-        <w:numPr>
-          <w:ilvl w:val="0"/>
-          <w:numId w:val="1010"/>
-        </w:numPr>
-        <w:pStyle w:val="Compact"/>
-      </w:pPr>
-      <w:r>
-        <w:t xml:space="preserve">LoosenUp</w:t>
+        <w:t xml:space="preserve">a Hinglish AI voice companion you can call and talk to.</w:t>
+      </w:r>
+    </w:p>
+    <w:p>
+      <w:pPr>
+        <w:numPr>
+          <w:ilvl w:val="0"/>
+          <w:numId w:val="1011"/>
+        </w:numPr>
+        <w:pStyle w:val="Compact"/>
+      </w:pPr>
+      <w:r>
+        <w:t xml:space="preserve">Animind</w:t>
       </w:r>
       <w:r>
         <w:t xml:space="preserve"> </w:t>
@@ -771,19 +970,19 @@
         <w:t xml:space="preserve"> </w:t>
       </w:r>
       <w:r>
-        <w:t xml:space="preserve">two-minute stress relief showing a before and after calm score, with SOS on every screen.</w:t>
-      </w:r>
-    </w:p>
-    <w:p>
-      <w:pPr>
-        <w:numPr>
-          <w:ilvl w:val="0"/>
-          <w:numId w:val="1010"/>
-        </w:numPr>
-        <w:pStyle w:val="Compact"/>
-      </w:pPr>
-      <w:r>
-        <w:t xml:space="preserve">Predict Natural Disasters</w:t>
+        <w:t xml:space="preserve">reads animal behaviour from short audio and video clips.</w:t>
+      </w:r>
+    </w:p>
+    <w:p>
+      <w:pPr>
+        <w:numPr>
+          <w:ilvl w:val="0"/>
+          <w:numId w:val="1011"/>
+        </w:numPr>
+        <w:pStyle w:val="Compact"/>
+      </w:pPr>
+      <w:r>
+        <w:t xml:space="preserve">Airpane</w:t>
       </w:r>
       <w:r>
         <w:t xml:space="preserve"> </w:t>
@@ -795,19 +994,19 @@
         <w:t xml:space="preserve"> </w:t>
       </w:r>
       <w:r>
-        <w:t xml:space="preserve">a live global hazard map on 8 official sources that grades its own forecasts against what happened.</w:t>
-      </w:r>
-    </w:p>
-    <w:p>
-      <w:pPr>
-        <w:numPr>
-          <w:ilvl w:val="0"/>
-          <w:numId w:val="1010"/>
-        </w:numPr>
-        <w:pStyle w:val="Compact"/>
-      </w:pPr>
-      <w:r>
-        <w:t xml:space="preserve">Edu AI</w:t>
+        <w:t xml:space="preserve">an AR browser that floats any website in your room, no headset needed.</w:t>
+      </w:r>
+    </w:p>
+    <w:p>
+      <w:pPr>
+        <w:numPr>
+          <w:ilvl w:val="0"/>
+          <w:numId w:val="1011"/>
+        </w:numPr>
+        <w:pStyle w:val="Compact"/>
+      </w:pPr>
+      <w:r>
+        <w:t xml:space="preserve">TH+ LifeEngine</w:t>
       </w:r>
       <w:r>
         <w:t xml:space="preserve"> </w:t>
@@ -819,19 +1018,19 @@
         <w:t xml:space="preserve"> </w:t>
       </w:r>
       <w:r>
-        <w:t xml:space="preserve">an AI-first learning planner from birth to Class 12, with JEE, NEET and study-abroad tracks.</w:t>
-      </w:r>
-    </w:p>
-    <w:p>
-      <w:pPr>
-        <w:numPr>
-          <w:ilvl w:val="0"/>
-          <w:numId w:val="1010"/>
-        </w:numPr>
-        <w:pStyle w:val="Compact"/>
-      </w:pPr>
-      <w:r>
-        <w:t xml:space="preserve">AI TeleSuite</w:t>
+        <w:t xml:space="preserve">personalised yoga and food plans drafted by one AI and checked by another.</w:t>
+      </w:r>
+    </w:p>
+    <w:p>
+      <w:pPr>
+        <w:numPr>
+          <w:ilvl w:val="0"/>
+          <w:numId w:val="1011"/>
+        </w:numPr>
+        <w:pStyle w:val="Compact"/>
+      </w:pPr>
+      <w:r>
+        <w:t xml:space="preserve">MusicGenAI</w:t>
       </w:r>
       <w:r>
         <w:t xml:space="preserve"> </w:t>
@@ -843,19 +1042,19 @@
         <w:t xml:space="preserve"> </w:t>
       </w:r>
       <w:r>
-        <w:t xml:space="preserve">call transcription, AI pitch scoring and coaching for sales teams.</w:t>
-      </w:r>
-    </w:p>
-    <w:p>
-      <w:pPr>
-        <w:numPr>
-          <w:ilvl w:val="0"/>
-          <w:numId w:val="1010"/>
-        </w:numPr>
-        <w:pStyle w:val="Compact"/>
-      </w:pPr>
-      <w:r>
-        <w:t xml:space="preserve">Hey Yaara</w:t>
+        <w:t xml:space="preserve">type a prompt, get a full song with vocals.</w:t>
+      </w:r>
+    </w:p>
+    <w:p>
+      <w:pPr>
+        <w:numPr>
+          <w:ilvl w:val="0"/>
+          <w:numId w:val="1011"/>
+        </w:numPr>
+        <w:pStyle w:val="Compact"/>
+      </w:pPr>
+      <w:r>
+        <w:t xml:space="preserve">ANCHOR</w:t>
       </w:r>
       <w:r>
         <w:t xml:space="preserve"> </w:t>
@@ -867,223 +1066,7 @@
         <w:t xml:space="preserve"> </w:t>
       </w:r>
       <w:r>
-        <w:t xml:space="preserve">a Hinglish AI voice companion you can call and talk to.</w:t>
-      </w:r>
-    </w:p>
-    <w:p>
-      <w:pPr>
-        <w:numPr>
-          <w:ilvl w:val="0"/>
-          <w:numId w:val="1010"/>
-        </w:numPr>
-        <w:pStyle w:val="Compact"/>
-      </w:pPr>
-      <w:r>
-        <w:t xml:space="preserve">Animind</w:t>
-      </w:r>
-      <w:r>
-        <w:t xml:space="preserve"> </w:t>
-      </w:r>
-      <w:r>
-        <w:t xml:space="preserve">·</w:t>
-      </w:r>
-      <w:r>
-        <w:t xml:space="preserve"> </w:t>
-      </w:r>
-      <w:r>
-        <w:t xml:space="preserve">reads animal behaviour from short audio and video clips.</w:t>
-      </w:r>
-    </w:p>
-    <w:p>
-      <w:pPr>
-        <w:numPr>
-          <w:ilvl w:val="0"/>
-          <w:numId w:val="1010"/>
-        </w:numPr>
-        <w:pStyle w:val="Compact"/>
-      </w:pPr>
-      <w:r>
-        <w:t xml:space="preserve">Airpane</w:t>
-      </w:r>
-      <w:r>
-        <w:t xml:space="preserve"> </w:t>
-      </w:r>
-      <w:r>
-        <w:t xml:space="preserve">·</w:t>
-      </w:r>
-      <w:r>
-        <w:t xml:space="preserve"> </w:t>
-      </w:r>
-      <w:r>
-        <w:t xml:space="preserve">an AR browser that floats any website in your room, no headset needed.</w:t>
-      </w:r>
-    </w:p>
-    <w:p>
-      <w:pPr>
-        <w:numPr>
-          <w:ilvl w:val="0"/>
-          <w:numId w:val="1010"/>
-        </w:numPr>
-        <w:pStyle w:val="Compact"/>
-      </w:pPr>
-      <w:r>
-        <w:t xml:space="preserve">TH+ LifeEngine</w:t>
-      </w:r>
-      <w:r>
-        <w:t xml:space="preserve"> </w:t>
-      </w:r>
-      <w:r>
-        <w:t xml:space="preserve">·</w:t>
-      </w:r>
-      <w:r>
-        <w:t xml:space="preserve"> </w:t>
-      </w:r>
-      <w:r>
-        <w:t xml:space="preserve">personalised yoga and food plans drafted by one AI and checked by another.</w:t>
-      </w:r>
-    </w:p>
-    <w:p>
-      <w:pPr>
-        <w:numPr>
-          <w:ilvl w:val="0"/>
-          <w:numId w:val="1010"/>
-        </w:numPr>
-        <w:pStyle w:val="Compact"/>
-      </w:pPr>
-      <w:r>
-        <w:t xml:space="preserve">Markets Pro</w:t>
-      </w:r>
-      <w:r>
-        <w:t xml:space="preserve"> </w:t>
-      </w:r>
-      <w:r>
-        <w:t xml:space="preserve">·</w:t>
-      </w:r>
-      <w:r>
-        <w:t xml:space="preserve"> </w:t>
-      </w:r>
-      <w:r>
-        <w:t xml:space="preserve">a trading research engine for 4 markets with real costs built in, paper trading only.</w:t>
-      </w:r>
-    </w:p>
-    <w:p>
-      <w:pPr>
-        <w:numPr>
-          <w:ilvl w:val="0"/>
-          <w:numId w:val="1010"/>
-        </w:numPr>
-        <w:pStyle w:val="Compact"/>
-      </w:pPr>
-      <w:r>
-        <w:t xml:space="preserve">MusicGenAI</w:t>
-      </w:r>
-      <w:r>
-        <w:t xml:space="preserve"> </w:t>
-      </w:r>
-      <w:r>
-        <w:t xml:space="preserve">·</w:t>
-      </w:r>
-      <w:r>
-        <w:t xml:space="preserve"> </w:t>
-      </w:r>
-      <w:r>
-        <w:t xml:space="preserve">type a prompt, get a full song with vocals.</w:t>
-      </w:r>
-    </w:p>
-    <w:p>
-      <w:pPr>
-        <w:numPr>
-          <w:ilvl w:val="0"/>
-          <w:numId w:val="1010"/>
-        </w:numPr>
-        <w:pStyle w:val="Compact"/>
-      </w:pPr>
-      <w:r>
-        <w:t xml:space="preserve">Kolab</w:t>
-      </w:r>
-      <w:r>
-        <w:t xml:space="preserve"> </w:t>
-      </w:r>
-      <w:r>
-        <w:t xml:space="preserve">·</w:t>
-      </w:r>
-      <w:r>
-        <w:t xml:space="preserve"> </w:t>
-      </w:r>
-      <w:r>
-        <w:t xml:space="preserve">a creator and brand platform with social login and an analytics dashboard.</w:t>
-      </w:r>
-    </w:p>
-    <w:p>
-      <w:pPr>
-        <w:numPr>
-          <w:ilvl w:val="0"/>
-          <w:numId w:val="1010"/>
-        </w:numPr>
-        <w:pStyle w:val="Compact"/>
-      </w:pPr>
-      <w:r>
-        <w:t xml:space="preserve">Shoutout</w:t>
-      </w:r>
-      <w:r>
-        <w:t xml:space="preserve"> </w:t>
-      </w:r>
-      <w:r>
-        <w:t xml:space="preserve">·</w:t>
-      </w:r>
-      <w:r>
-        <w:t xml:space="preserve"> </w:t>
-      </w:r>
-      <w:r>
-        <w:t xml:space="preserve">one platform where indie musicians find gigs, collaborators and auditions.</w:t>
-      </w:r>
-    </w:p>
-    <w:p>
-      <w:pPr>
-        <w:numPr>
-          <w:ilvl w:val="0"/>
-          <w:numId w:val="1010"/>
-        </w:numPr>
-        <w:pStyle w:val="Compact"/>
-      </w:pPr>
-      <w:r>
-        <w:t xml:space="preserve">ANCHOR</w:t>
-      </w:r>
-      <w:r>
-        <w:t xml:space="preserve"> </w:t>
-      </w:r>
-      <w:r>
-        <w:t xml:space="preserve">·</w:t>
-      </w:r>
-      <w:r>
-        <w:t xml:space="preserve"> </w:t>
-      </w:r>
-      <w:r>
-        <w:t xml:space="preserve">a robot that releases a new techno track on YouTube every day, at zero cost.</w:t>
-      </w:r>
-    </w:p>
-    <w:p>
-      <w:pPr>
-        <w:numPr>
-          <w:ilvl w:val="0"/>
-          <w:numId w:val="1010"/>
-        </w:numPr>
-        <w:pStyle w:val="Compact"/>
-      </w:pPr>
-      <w:r>
-        <w:t xml:space="preserve">JobHunt</w:t>
-      </w:r>
-      <w:r>
-        <w:t xml:space="preserve"> </w:t>
-      </w:r>
-      <w:r>
-        <w:t xml:space="preserve">·</w:t>
-      </w:r>
-      <w:r>
-        <w:t xml:space="preserve"> </w:t>
-      </w:r>
-      <w:r>
-        <w:t xml:space="preserve">an AI agent that runs the job search for you.</w:t>
+        <w:t xml:space="preserve">a robot that releases a new techno track every day, at zero cost.</w:t>
       </w:r>
     </w:p>
     <w:bookmarkEnd w:id="24"/>
@@ -1346,6 +1329,9 @@
     <w:abstractNumId w:val="991"/>
   </w:num>
   <w:num w:numId="1010">
+    <w:abstractNumId w:val="991"/>
+  </w:num>
+  <w:num w:numId="1011">
     <w:abstractNumId w:val="991"/>
   </w:num>
 </w:numbering>
